--- a/reports/thesis.docx
+++ b/reports/thesis.docx
@@ -317,11 +317,22 @@
       <w:pPr>
         <w:spacing w:line="240" w:lineRule="auto"/>
         <w:ind w:firstLine="0"/>
+        <w:jc w:val="center"/>
         <w:rPr>
           <w:u w:val="single"/>
           <w:lang w:val="en-US"/>
         </w:rPr>
       </w:pPr>
+      <w:r>
+        <w:rPr>
+          <w:rFonts w:ascii="Times New Roman" w:hAnsi="Times New Roman"/>
+          <w:b/>
+          <w:sz w:val="28"/>
+        </w:rPr>
+        <w:t>«Прогнозирование конечных свойств новых материалов</w:t>
+        <w:br/>
+        <w:t>(композиционных материалов)»</w:t>
+      </w:r>
     </w:p>
     <w:p>
       <w:pPr>
@@ -1246,7 +1257,7 @@
         <w:pageBreakBefore/>
       </w:pPr>
       <w:r>
-        <w:t>1.2 Описание используемых методов: базовый уровень и Ridge</w:t>
+        <w:t>1.2.1 Базовый уровень и Ridge</w:t>
       </w:r>
     </w:p>
     <w:p>
@@ -1262,7 +1273,7 @@
         <w:jc w:val="both"/>
       </w:pPr>
       <w:r>
-        <w:t>Константный baseline прогнозирует среднее train и задаёт минимально необходимую точку сравнения. Сложная модель обоснована только при устойчивом снижении ошибки на неизменном test. Ridge минимизирует квадратичную ошибку с L2-штрафом, уменьшая дисперсию коэффициентов при коррелирующих признаках ценой контролируемого смещения [15]. Он быстр и прозрачен, но без конструирования признаков ограничен почти линейной зависимостью.</w:t>
+        <w:t>Константная модель прогнозирует среднее обучающей цели и задаёт точку сравнения. Конфигурации выбираются по средней ошибке кросс-валидации, после чего зафиксированный выбор один раз оценивается на отложенной части. Ridge минимизирует квадратичную ошибку с L2-штрафом, уменьшая дисперсию коэффициентов при коррелирующих признаках ценой контролируемого смещения [15]. Он быстр и прозрачен, но без конструирования признаков ограничен линейной зависимостью по переданным признакам.</w:t>
       </w:r>
     </w:p>
     <w:p>
@@ -1279,7 +1290,7 @@
         <w:pageBreakBefore/>
       </w:pPr>
       <w:r>
-        <w:t>1.2 Описание используемых методов: ансамбли деревьев</w:t>
+        <w:t>1.2.2 Ансамбли деревьев</w:t>
       </w:r>
     </w:p>
     <w:p>
@@ -1599,7 +1610,7 @@
         <w:pageBreakBefore/>
       </w:pPr>
       <w:r>
-        <w:t>1.2 Описание используемых методов: SVR и MLP</w:t>
+        <w:t>1.2.3 SVR и MLP</w:t>
       </w:r>
     </w:p>
     <w:p>
@@ -1615,7 +1626,7 @@
         <w:jc w:val="both"/>
       </w:pPr>
       <w:r>
-        <w:t>MLP чередует линейные преобразования и нелинейные активации, а обратное распространение вычисляет изменение весов для уменьшения потерь [22]. На небольшой табличной выборке сеть гибка, но вариативна и склонна к переобучению. Регуляризация ограничивает сложность; dropout является одним из известных подходов [23], а используемый MLPRegressor применяет L2-штраф, компактную архитектуру и раннюю остановку.</w:t>
+        <w:t>MLP чередует линейные преобразования и нелинейные активации. Обратное распространение вычисляет градиенты функции потерь, а оптимизатор обновляет веса [22]. На небольшой табличной выборке сеть гибка, но вариативна и склонна к переобучению. Регуляризация ограничивает сложность; dropout является одним из известных подходов [23], а используемый MLPRegressor применяет L2-штраф, компактную архитектуру и раннюю остановку.</w:t>
       </w:r>
     </w:p>
     <w:p>
@@ -1623,7 +1634,7 @@
         <w:jc w:val="both"/>
       </w:pPr>
       <w:r>
-        <w:t>Ни одно семейство нельзя заранее объявить лучшим. Ridge проверяет линейный сигнал, лес усредняет деревья, бустинг последовательно исправляет ошибки, а SVR и MLP требуют особенно аккуратного масштаба. Сравнение учитывает среднее и разброс ошибок по фолдам, разрыв train/test и устойчивость. Нейросеть оценивает наблюдаемое отношение, но не решает обратную задачу и не оптимизирует физический состав.</w:t>
+        <w:t>Ни одно семейство нельзя заранее объявить лучшим. Нейросеть выполняет обратную регрессию отношения по заданному полному профилю, включая механические свойства. Это принятая математическая трактовка рекомендации, но не физическая оптимизация состава: управляемые переменные, ограничения, причинность и экспериментальная проверка отсутствуют.</w:t>
       </w:r>
     </w:p>
     <w:p>
@@ -1632,7 +1643,7 @@
         <w:pageBreakBefore/>
       </w:pPr>
       <w:r>
-        <w:t>1.2 Оценка качества, утечки и интерпретация</w:t>
+        <w:t>1.2.4 Оценка качества, утечки и интерпретация</w:t>
       </w:r>
     </w:p>
     <w:p>
@@ -1640,7 +1651,7 @@
         <w:jc w:val="both"/>
       </w:pPr>
       <w:r>
-        <w:t>Отложенные 30% используются один раз после выбора, а десятифолдовая CV выполняется только на train. Число фолдов связано с компромиссом смещения и дисперсии оценки [17]. GridSearchCV перебирает фиксированную сетку [26], а обучаемые преобразования помещаются в pipeline: обработка до разделения переносит информацию из проверки и завышает качество [25]. CV, использованная для выбора, не является независимой итоговой оценкой [24], [9].</w:t>
+        <w:t>Отложенные 30% используются один раз после выбора, а десятифолдовая CV выполняется только на обучающей части [17]. GridSearchCV перебирает фиксированную сетку [26]; преобразования помещаются в pipeline, поскольку обработка до разделения переносит информацию из проверки [25]. CV для выбора не является независимой итоговой оценкой [24], [9].</w:t>
       </w:r>
     </w:p>
     <w:p>
@@ -1648,15 +1659,54 @@
         <w:jc w:val="both"/>
       </w:pPr>
       <w:r>
-        <w:t>MAE — среднее абсолютное отклонение [27]; RMSE сильнее реагирует на крупные промахи [30]; R² сравнивает модель с прогнозом среднего и может быть отрицательным [29]. R² информативен [10], но не заменяет ошибки в ГПа или МПа. Поэтому все три метрики приводятся отдельно для train/test без универсального порога приемлемости.</w:t>
-      </w:r>
+        <w:t>MAE — среднее абсолютное отклонение [27], RMSE сильнее реагирует на крупные промахи [30], R² сравнивает ошибки с отклонениями от среднего и может быть отрицательным [29], [10]. Метрики приводятся раздельно без универсального порога приемлемости. Пермутационная важность описывает поведение модели, а не причинный механизм [28].</w:t>
+      </w:r>
+    </w:p>
+    <w:p>
+      <w:pPr>
+        <w:ind w:firstLine="0"/>
+        <w:jc w:val="center"/>
+      </w:pPr>
+      <m:oMathPara>
+        <m:oMath>
+          <m:r>
+            <m:t>RMSE = √[(1/n)∑ᵢ₌₁ⁿ(yᵢ − ŷᵢ)²].                                    (1)</m:t>
+          </m:r>
+        </m:oMath>
+      </m:oMathPara>
+    </w:p>
+    <w:p>
+      <w:pPr>
+        <w:ind w:firstLine="0"/>
+        <w:jc w:val="center"/>
+      </w:pPr>
+      <m:oMathPara>
+        <m:oMath>
+          <m:r>
+            <m:t>MAE = (1/n)∑ᵢ₌₁ⁿ|yᵢ − ŷᵢ|.                                           (2)</m:t>
+          </m:r>
+        </m:oMath>
+      </m:oMathPara>
+    </w:p>
+    <w:p>
+      <w:pPr>
+        <w:ind w:firstLine="0"/>
+        <w:jc w:val="center"/>
+      </w:pPr>
+      <m:oMathPara>
+        <m:oMath>
+          <m:r>
+            <m:t>R² = 1 − ∑ᵢ₌₁ⁿ(yᵢ − ŷᵢ)² / ∑ᵢ₌₁ⁿ(yᵢ − ȳ)².                     (3)</m:t>
+          </m:r>
+        </m:oMath>
+      </m:oMathPara>
     </w:p>
     <w:p>
       <w:pPr>
         <w:jc w:val="both"/>
       </w:pPr>
       <w:r>
-        <w:t>SHAP формирует аддитивные локальные вклады [18], а permutation importance измеряет ухудшение качества после перестановки столбца [28]. Оба метода описывают поведение модели, а не причинный механизм. Коррелирующие признаки могут делить информацию, а отрицательная пермутационная оценка возможна из-за вариативности ограниченного test.</w:t>
+        <w:t>Здесь n — число наблюдений оцениваемой выборки, yᵢ и ŷᵢ — фактическое и прогнозное значения, а ȳ — среднее y именно этой выборки. Поэтому константная модель, обученная на среднем обучающей части, может иметь отрицательный R² на отложенной части.</w:t>
       </w:r>
     </w:p>
     <w:p>
@@ -1934,7 +1984,7 @@
         <w:jc w:val="both"/>
       </w:pPr>
       <w:r>
-        <w:t>Максимум |Pearson| равен 0,1190618657 для угла и плотности нашивки. Низкие парные коэффициенты не исключают нелинейную или совместную информацию; вывод о моделируемости делается по оценке моделей.</w:t>
+        <w:t>Максимум |Pearson| равен 0,119 для угла и плотности нашивки. Низкие парные коэффициенты не исключают нелинейную или совместную информацию; вывод о качестве ограничен испытанными моделями и сетками.</w:t>
       </w:r>
     </w:p>
     <w:p>
@@ -2450,7 +2500,7 @@
         <w:pStyle w:val="Heading2"/>
       </w:pPr>
       <w:r>
-        <w:t>2.1 Статистики, выбросы и корреляции</w:t>
+        <w:t>2.1.1 Статистики, выбросы и корреляции</w:t>
       </w:r>
     </w:p>
     <w:p>
@@ -2491,7 +2541,7 @@
         <w:pageBreakBefore/>
       </w:pPr>
       <w:r>
-        <w:t>2.1 Распределения до и после нормализации</w:t>
+        <w:t>2.1.2 Распределения до и после нормализации</w:t>
       </w:r>
     </w:p>
     <w:p>
@@ -2499,7 +2549,15 @@
         <w:jc w:val="both"/>
       </w:pPr>
       <w:r>
-        <w:t>На рисунке 2 показаны реальные распределения train. MinMaxScaler обучен на train только для иллюстрации 13 полей. Ни одна модель не обучается на этих MinMax-преобразованных данных: StandardScaler для X и, где предусмотрено, для y находится внутри CV-pipeline Ridge, SVR и MLP; деревья получают исходный масштаб.</w:t>
+        <w:t>MinMaxScaler обучен на 716 обучающих строках только для иллюстрации 13 полей. Модели не используют эти преобразованные данные: StandardScaler для X и, где предусмотрено, для y оценивается внутри каждого фолда Ridge, SVR и MLP; деревья получают исходный масштаб.</w:t>
+      </w:r>
+    </w:p>
+    <w:p>
+      <w:pPr>
+        <w:jc w:val="both"/>
+      </w:pPr>
+      <w:r>
+        <w:t>На рисунке 2 сопоставлены отношение компонентов, плотность и модуль упругости. После линейного преобразования в диапазон [0; 1] сохраняются форма распределения, асимметрия и взаимный порядок наблюдений; различие физических единиц устраняется только для сопоставления графиков.</w:t>
       </w:r>
     </w:p>
     <w:p>
@@ -2557,7 +2615,7 @@
         <w:pageBreakBefore/>
       </w:pPr>
       <w:r>
-        <w:t>2.1 Распределения до и после нормализации</w:t>
+        <w:t>2.1.2 Распределения до и после нормализации (продолжение)</w:t>
       </w:r>
     </w:p>
     <w:p>
@@ -2565,7 +2623,7 @@
         <w:jc w:val="both"/>
       </w:pPr>
       <w:r>
-        <w:t>На рисунке 3 показаны реальные распределения train. MinMaxScaler обучен на train только для иллюстрации 13 полей. Ни одна модель не обучается на этих MinMax-преобразованных данных: StandardScaler для X и, где предусмотрено, для y находится внутри CV-pipeline Ridge, SVR и MLP; деревья получают исходный масштаб.</w:t>
+        <w:t>На рисунке 3 представлены количество отвердителя, содержание эпоксидных групп и температура вспышки. Масштабирование не устраняет длинные хвосты и не меняет неопределённую семантику исходных единиц; значения не получают новой физической трактовки.</w:t>
       </w:r>
     </w:p>
     <w:p>
@@ -2623,7 +2681,7 @@
         <w:pageBreakBefore/>
       </w:pPr>
       <w:r>
-        <w:t>2.1 Распределения до и после нормализации</w:t>
+        <w:t>2.1.2 Распределения до и после нормализации (продолжение)</w:t>
       </w:r>
     </w:p>
     <w:p>
@@ -2631,7 +2689,7 @@
         <w:jc w:val="both"/>
       </w:pPr>
       <w:r>
-        <w:t>На рисунке 4 показаны реальные распределения train. MinMaxScaler обучен на train только для иллюстрации 13 полей. Ни одна модель не обучается на этих MinMax-преобразованных данных: StandardScaler для X и, где предусмотрено, для y находится внутри CV-pipeline Ridge, SVR и MLP; деревья получают исходный масштаб.</w:t>
+        <w:t>На рисунке 4 показаны поверхностная плотность и две целевые механические характеристики. Их диапазоны различаются, а преобразование лишь переводит каждую переменную в общую числовую шкалу; цели не смешиваются и оцениваются раздельно.</w:t>
       </w:r>
     </w:p>
     <w:p>
@@ -2689,7 +2747,7 @@
         <w:pageBreakBefore/>
       </w:pPr>
       <w:r>
-        <w:t>2.1 Распределения до и после нормализации</w:t>
+        <w:t>2.1.2 Распределения до и после нормализации (продолжение)</w:t>
       </w:r>
     </w:p>
     <w:p>
@@ -2697,7 +2755,7 @@
         <w:jc w:val="both"/>
       </w:pPr>
       <w:r>
-        <w:t>На рисунке 5 показаны реальные распределения train. MinMaxScaler обучен на train только для иллюстрации 13 полей. Ни одна модель не обучается на этих MinMax-преобразованных данных: StandardScaler для X и, где предусмотрено, для y находится внутри CV-pipeline Ridge, SVR и MLP; деревья получают исходный масштаб.</w:t>
+        <w:t>На рисунке 5 сопоставлены потребление смолы и бинарный угол нашивки. Угол сохраняет два уровня, соответствующие 0° и 90°; непрерывная интерпретация промежуточных углов из этих данных невозможна.</w:t>
       </w:r>
     </w:p>
     <w:p>
@@ -2755,7 +2813,7 @@
         <w:pageBreakBefore/>
       </w:pPr>
       <w:r>
-        <w:t>2.1 Распределения до и после нормализации</w:t>
+        <w:t>2.1.2 Распределения до и после нормализации (продолжение)</w:t>
       </w:r>
     </w:p>
     <w:p>
@@ -2763,7 +2821,7 @@
         <w:jc w:val="both"/>
       </w:pPr>
       <w:r>
-        <w:t>На рисунке 6 показаны реальные распределения train. MinMaxScaler обучен на train только для иллюстрации 13 полей. Ни одна модель не обучается на этих MinMax-преобразованных данных: StandardScaler для X и, где предусмотрено, для y находится внутри CV-pipeline Ridge, SVR и MLP; деревья получают исходный масштаб.</w:t>
+        <w:t>На рисунке 6 показаны шаг и плотность нашивки. Неизвестные единицы ограничивают физическое толкование, однако линейное масштабирование сохраняет наблюдавшиеся относительные различия. Эти иллюстрационные преобразования не используются при обучении моделей.</w:t>
       </w:r>
     </w:p>
     <w:p>
@@ -2821,7 +2879,7 @@
         <w:pageBreakBefore/>
       </w:pPr>
       <w:r>
-        <w:t>2.1 Решения по предобработке</w:t>
+        <w:t>2.1.3 Решения по предобработке</w:t>
       </w:r>
     </w:p>
     <w:p>
@@ -2837,7 +2895,7 @@
         <w:jc w:val="both"/>
       </w:pPr>
       <w:r>
-        <w:t>Границы IQR не применяются к тестовой части и не используются как автоматическое доказательство ошибки. Если в модельном эксперименте сравниваются raw и filtered варианты, правило фильтрации обучается только внутри тренировочных фолдов. Итоговый выбор должен опираться на CV, а тест открывается после фиксации конфигурации.</w:t>
+        <w:t>Выполнено сравнение вариантов без удаления и с IQR-фильтрацией. На полном обучающем наборе фильтр по 11 входам исключал 53 из 716 строк для обеих прямых задач (оставалось 663), а по 12 входам обратной регрессии отношения — 61 строку (оставалось 655); для MLP CV RMSE изменилась с 0,935319 до 0,937889. Границы в каждом фолде оценивались только на его обучающей части, X и y фильтровались синхронно, а validation и test не удалялись. По средней CV RMSE для выбранных моделей сохранён вариант без удаления.</w:t>
       </w:r>
     </w:p>
     <w:p>
@@ -2862,7 +2920,7 @@
         <w:jc w:val="both"/>
       </w:pPr>
       <w:r>
-        <w:t>Для прямых целей сравниваются baseline, Ridge, Random Forest, Gradient Boosting и SVR; для отношения — baseline и MLPRegressor. GridSearchCV с десятью фолдами работает только на 716 строках train. Обучаемые преобразования находятся внутри pipeline, основной критерий — RMSE, дополнительно сохраняются MAE и R²; random_state=42.</w:t>
+        <w:t>Для прямых целей сравниваются константная модель, Ridge, Random Forest, Gradient Boosting и SVR; для отношения — константная модель и MLPRegressor. GridSearchCV с десятью фолдами работает только на 716 обучающих строках. Обучаемые преобразования находятся внутри pipeline, основной критерий — средняя RMSE, дополнительно сохраняются MAE и R²; random_state=42.</w:t>
       </w:r>
     </w:p>
     <w:p>
@@ -2870,7 +2928,7 @@
         <w:jc w:val="both"/>
       </w:pPr>
       <w:r>
-        <w:t>Выбор зафиксирован до открытия test: для модуля — baseline, для прочности — Gradient Boosting. Его преимущество по CV RMSE над baseline лишь 0,291 МПа при стандартном отклонении 23,852 МПа.</w:t>
+        <w:t>Выбор зафиксирован до оценки на отложенной части: для модуля — константная модель, для прочности — Gradient Boosting. Последний лучше константной модели в 4 из 10 фолдов, а константная модель — в 6; средняя парная разность RMSE равна +0,291 МПа при стандартном отклонении 8,345 МПа. Формальная значимость превосходства не установлена.</w:t>
       </w:r>
     </w:p>
     <w:p>
@@ -2889,7 +2947,7 @@
       <w:r>
         <w:drawing>
           <wp:inline xmlns:a="http://schemas.openxmlformats.org/drawingml/2006/main" xmlns:pic="http://schemas.openxmlformats.org/drawingml/2006/picture">
-            <wp:extent cx="2592000" cy="1497600"/>
+            <wp:extent cx="4320000" cy="2496000"/>
             <wp:docPr id="7" name="Picture 7"/>
             <wp:cNvGraphicFramePr>
               <a:graphicFrameLocks noChangeAspect="1"/>
@@ -2910,7 +2968,7 @@
                   <pic:spPr>
                     <a:xfrm>
                       <a:off x="0" y="0"/>
-                      <a:ext cx="2592000" cy="1497600"/>
+                      <a:ext cx="4320000" cy="2496000"/>
                     </a:xfrm>
                     <a:prstGeom prst="rect"/>
                   </pic:spPr>
@@ -2935,7 +2993,7 @@
         <w:jc w:val="both"/>
       </w:pPr>
       <w:r>
-        <w:t>Сетки: Ridge alpha 0,01–100; Random Forest — четыре сочетания; Gradient Boosting — learning_rate 0,03/0,1, max_depth 2/3 и 150 деревьев; SVR — C 0,3/1/3 и epsilon 0,05/0,1. Проверены raw и iqr_filtered варианты.</w:t>
+        <w:t>Сетки: Ridge alpha ∈ {0,01; 0,1; 1; 10; 100}; Random Forest — (n_estimators, max_depth, min_samples_leaf) ∈ {(200, None, 1), (150, None, 3), (200, 10, 1), (150, 10, 3)}; Gradient Boosting — learning_rate ∈ {0,03; 0,1}, max_depth ∈ {2; 3}, n_estimators=150; SVR — C ∈ {0,3; 1; 3}, epsilon ∈ {0,05; 0,1}, gamma=scale. Проверены варианты без удаления и с IQR-фильтрацией.</w:t>
       </w:r>
     </w:p>
     <w:p>
@@ -3410,7 +3468,7 @@
         <w:pStyle w:val="Heading2"/>
       </w:pPr>
       <w:r>
-        <w:t>2.2 Результаты перекрёстной проверки</w:t>
+        <w:t>2.2.1 Результаты перекрёстной проверки</w:t>
       </w:r>
     </w:p>
     <w:p>
@@ -3418,7 +3476,7 @@
         <w:jc w:val="both"/>
       </w:pPr>
       <w:r>
-        <w:t>Таблица 6 отражает train-only выбор. Значения test не участвовали в ранжировании. RMSE и MAE выражены в единицах соответствующей строки (ГПа, МПа либо исходная единица отношения с неуказанной базой), R² безразмерен. Для модуля выбран baseline; для прочности преимущество Gradient Boosting над baseline по CV RMSE равно 0,291 МПа и мало относительно межфолдового стандартного отклонения 23,852 МПа. MLP уступает baseline.</w:t>
+        <w:t>Таблица 6 отражает выбор по обучающей части; отложенные значения не участвовали в ранжировании. Для модуля выбрана константная модель. Для прочности Gradient Boosting лучше в 4 из 10 фолдов, константная модель — в 6; средняя парная разность RMSE равна +0,291 МПа при SD 8,345 МПа. Формальная значимость не установлена. MLP уступает константной модели.</w:t>
       </w:r>
     </w:p>
     <w:p>
@@ -4566,7 +4624,7 @@
                 <w:color w:val="000000"/>
                 <w:sz w:val="24"/>
               </w:rPr>
-              <w:t>3.095</w:t>
+              <w:t>3,095</w:t>
             </w:r>
           </w:p>
         </w:tc>
@@ -4587,7 +4645,7 @@
                 <w:color w:val="000000"/>
                 <w:sz w:val="24"/>
               </w:rPr>
-              <w:t>3.178</w:t>
+              <w:t>3,178</w:t>
             </w:r>
           </w:p>
         </w:tc>
@@ -4608,7 +4666,7 @@
                 <w:color w:val="000000"/>
                 <w:sz w:val="24"/>
               </w:rPr>
-              <w:t>2.556</w:t>
+              <w:t>2,556</w:t>
             </w:r>
           </w:p>
         </w:tc>
@@ -4629,7 +4687,7 @@
                 <w:color w:val="000000"/>
                 <w:sz w:val="24"/>
               </w:rPr>
-              <w:t>-0.016</w:t>
+              <w:t>-0,016</w:t>
             </w:r>
           </w:p>
         </w:tc>
@@ -4694,7 +4752,7 @@
                 <w:color w:val="000000"/>
                 <w:sz w:val="24"/>
               </w:rPr>
-              <w:t>3.066</w:t>
+              <w:t>3,066</w:t>
             </w:r>
           </w:p>
         </w:tc>
@@ -4715,7 +4773,7 @@
                 <w:color w:val="000000"/>
                 <w:sz w:val="24"/>
               </w:rPr>
-              <w:t>3.190</w:t>
+              <w:t>3,190</w:t>
             </w:r>
           </w:p>
         </w:tc>
@@ -4736,7 +4794,7 @@
                 <w:color w:val="000000"/>
                 <w:sz w:val="24"/>
               </w:rPr>
-              <w:t>2.567</w:t>
+              <w:t>2,567</w:t>
             </w:r>
           </w:p>
         </w:tc>
@@ -4757,7 +4815,7 @@
                 <w:color w:val="000000"/>
                 <w:sz w:val="24"/>
               </w:rPr>
-              <w:t>-0.024</w:t>
+              <w:t>-0,024</w:t>
             </w:r>
           </w:p>
         </w:tc>
@@ -4822,7 +4880,7 @@
                 <w:color w:val="000000"/>
                 <w:sz w:val="24"/>
               </w:rPr>
-              <w:t>2.867</w:t>
+              <w:t>2,867</w:t>
             </w:r>
           </w:p>
         </w:tc>
@@ -4843,7 +4901,7 @@
                 <w:color w:val="000000"/>
                 <w:sz w:val="24"/>
               </w:rPr>
-              <w:t>3.221</w:t>
+              <w:t>3,221</w:t>
             </w:r>
           </w:p>
         </w:tc>
@@ -4864,7 +4922,7 @@
                 <w:color w:val="000000"/>
                 <w:sz w:val="24"/>
               </w:rPr>
-              <w:t>2.587</w:t>
+              <w:t>2,587</w:t>
             </w:r>
           </w:p>
         </w:tc>
@@ -4885,7 +4943,7 @@
                 <w:color w:val="000000"/>
                 <w:sz w:val="24"/>
               </w:rPr>
-              <w:t>-0.044</w:t>
+              <w:t>-0,044</w:t>
             </w:r>
           </w:p>
         </w:tc>
@@ -4950,7 +5008,7 @@
                 <w:color w:val="000000"/>
                 <w:sz w:val="24"/>
               </w:rPr>
-              <w:t>1.817</w:t>
+              <w:t>1,817</w:t>
             </w:r>
           </w:p>
         </w:tc>
@@ -4971,7 +5029,7 @@
                 <w:color w:val="000000"/>
                 <w:sz w:val="24"/>
               </w:rPr>
-              <w:t>3.311</w:t>
+              <w:t>3,311</w:t>
             </w:r>
           </w:p>
         </w:tc>
@@ -4992,7 +5050,7 @@
                 <w:color w:val="000000"/>
                 <w:sz w:val="24"/>
               </w:rPr>
-              <w:t>2.643</w:t>
+              <w:t>2,643</w:t>
             </w:r>
           </w:p>
         </w:tc>
@@ -5013,7 +5071,7 @@
                 <w:color w:val="000000"/>
                 <w:sz w:val="24"/>
               </w:rPr>
-              <w:t>-0.104</w:t>
+              <w:t>-0,104</w:t>
             </w:r>
           </w:p>
         </w:tc>
@@ -5078,7 +5136,7 @@
                 <w:color w:val="000000"/>
                 <w:sz w:val="24"/>
               </w:rPr>
-              <w:t>2.813</w:t>
+              <w:t>2,813</w:t>
             </w:r>
           </w:p>
         </w:tc>
@@ -5099,7 +5157,7 @@
                 <w:color w:val="000000"/>
                 <w:sz w:val="24"/>
               </w:rPr>
-              <w:t>3.263</w:t>
+              <w:t>3,263</w:t>
             </w:r>
           </w:p>
         </w:tc>
@@ -5120,7 +5178,7 @@
                 <w:color w:val="000000"/>
                 <w:sz w:val="24"/>
               </w:rPr>
-              <w:t>2.623</w:t>
+              <w:t>2,623</w:t>
             </w:r>
           </w:p>
         </w:tc>
@@ -5141,7 +5199,7 @@
                 <w:color w:val="000000"/>
                 <w:sz w:val="24"/>
               </w:rPr>
-              <w:t>-0.072</w:t>
+              <w:t>-0,072</w:t>
             </w:r>
           </w:p>
         </w:tc>
@@ -5206,7 +5264,7 @@
                 <w:color w:val="000000"/>
                 <w:sz w:val="24"/>
               </w:rPr>
-              <w:t>490.497</w:t>
+              <w:t>490,497</w:t>
             </w:r>
           </w:p>
         </w:tc>
@@ -5227,7 +5285,7 @@
                 <w:color w:val="000000"/>
                 <w:sz w:val="24"/>
               </w:rPr>
-              <w:t>473.288</w:t>
+              <w:t>473,288</w:t>
             </w:r>
           </w:p>
         </w:tc>
@@ -5248,7 +5306,7 @@
                 <w:color w:val="000000"/>
                 <w:sz w:val="24"/>
               </w:rPr>
-              <w:t>378.984</w:t>
+              <w:t>378,984</w:t>
             </w:r>
           </w:p>
         </w:tc>
@@ -5269,7 +5327,7 @@
                 <w:color w:val="000000"/>
                 <w:sz w:val="24"/>
               </w:rPr>
-              <w:t>-0.000</w:t>
+              <w:t>-0,000</w:t>
             </w:r>
           </w:p>
         </w:tc>
@@ -5334,7 +5392,7 @@
                 <w:color w:val="000000"/>
                 <w:sz w:val="24"/>
               </w:rPr>
-              <w:t>485.154</w:t>
+              <w:t>485,154</w:t>
             </w:r>
           </w:p>
         </w:tc>
@@ -5355,7 +5413,7 @@
                 <w:color w:val="000000"/>
                 <w:sz w:val="24"/>
               </w:rPr>
-              <w:t>471.726</w:t>
+              <w:t>471,726</w:t>
             </w:r>
           </w:p>
         </w:tc>
@@ -5376,7 +5434,7 @@
                 <w:color w:val="000000"/>
                 <w:sz w:val="24"/>
               </w:rPr>
-              <w:t>378.437</w:t>
+              <w:t>378,437</w:t>
             </w:r>
           </w:p>
         </w:tc>
@@ -5397,7 +5455,7 @@
                 <w:color w:val="000000"/>
                 <w:sz w:val="24"/>
               </w:rPr>
-              <w:t>0.006</w:t>
+              <w:t>0,006</w:t>
             </w:r>
           </w:p>
         </w:tc>
@@ -5462,7 +5520,7 @@
                 <w:color w:val="000000"/>
                 <w:sz w:val="24"/>
               </w:rPr>
-              <w:t>447.149</w:t>
+              <w:t>447,149</w:t>
             </w:r>
           </w:p>
         </w:tc>
@@ -5483,7 +5541,7 @@
                 <w:color w:val="000000"/>
                 <w:sz w:val="24"/>
               </w:rPr>
-              <w:t>471.410</w:t>
+              <w:t>471,410</w:t>
             </w:r>
           </w:p>
         </w:tc>
@@ -5504,7 +5562,7 @@
                 <w:color w:val="000000"/>
                 <w:sz w:val="24"/>
               </w:rPr>
-              <w:t>380.152</w:t>
+              <w:t>380,152</w:t>
             </w:r>
           </w:p>
         </w:tc>
@@ -5525,7 +5583,7 @@
                 <w:color w:val="000000"/>
                 <w:sz w:val="24"/>
               </w:rPr>
-              <w:t>0.008</w:t>
+              <w:t>0,008</w:t>
             </w:r>
           </w:p>
         </w:tc>
@@ -5590,7 +5648,7 @@
                 <w:color w:val="000000"/>
                 <w:sz w:val="24"/>
               </w:rPr>
-              <w:t>298.601</w:t>
+              <w:t>298,601</w:t>
             </w:r>
           </w:p>
         </w:tc>
@@ -5611,7 +5669,7 @@
                 <w:color w:val="000000"/>
                 <w:sz w:val="24"/>
               </w:rPr>
-              <w:t>476.225</w:t>
+              <w:t>476,225</w:t>
             </w:r>
           </w:p>
         </w:tc>
@@ -5632,7 +5690,7 @@
                 <w:color w:val="000000"/>
                 <w:sz w:val="24"/>
               </w:rPr>
-              <w:t>381.814</w:t>
+              <w:t>381,814</w:t>
             </w:r>
           </w:p>
         </w:tc>
@@ -5653,7 +5711,7 @@
                 <w:color w:val="000000"/>
                 <w:sz w:val="24"/>
               </w:rPr>
-              <w:t>-0.013</w:t>
+              <w:t>-0,013</w:t>
             </w:r>
           </w:p>
         </w:tc>
@@ -5718,7 +5776,7 @@
                 <w:color w:val="000000"/>
                 <w:sz w:val="24"/>
               </w:rPr>
-              <w:t>446.934</w:t>
+              <w:t>446,934</w:t>
             </w:r>
           </w:p>
         </w:tc>
@@ -5739,7 +5797,7 @@
                 <w:color w:val="000000"/>
                 <w:sz w:val="24"/>
               </w:rPr>
-              <w:t>484.995</w:t>
+              <w:t>484,995</w:t>
             </w:r>
           </w:p>
         </w:tc>
@@ -5760,7 +5818,7 @@
                 <w:color w:val="000000"/>
                 <w:sz w:val="24"/>
               </w:rPr>
-              <w:t>390.329</w:t>
+              <w:t>390,329</w:t>
             </w:r>
           </w:p>
         </w:tc>
@@ -5781,7 +5839,7 @@
                 <w:color w:val="000000"/>
                 <w:sz w:val="24"/>
               </w:rPr>
-              <w:t>-0.050</w:t>
+              <w:t>-0,050</w:t>
             </w:r>
           </w:p>
         </w:tc>
@@ -5876,7 +5934,7 @@
         <w:jc w:val="both"/>
       </w:pPr>
       <w:r>
-        <w:t>Остаток определён как фактическое значение минус прогноз. На рисунке 9 представлены train/test остатки двух прямых задач; широкий разброс подтверждает отсутствие устойчивой восстановленной зависимости.</w:t>
+        <w:t>Остаток определён как фактическое значение минус прогноз. На рисунке 9 представлены остатки обучающей и отложенной частей двух прямых задач. Их широкий разброс указывает на ограниченную точность испытанных моделей и сеток на данной таблице, но сам по себе не доказывает физического отсутствия зависимости.</w:t>
       </w:r>
     </w:p>
     <w:p>
@@ -5887,7 +5945,7 @@
       <w:r>
         <w:drawing>
           <wp:inline xmlns:a="http://schemas.openxmlformats.org/drawingml/2006/main" xmlns:pic="http://schemas.openxmlformats.org/drawingml/2006/picture">
-            <wp:extent cx="4320000" cy="7535342"/>
+            <wp:extent cx="3780000" cy="6593425"/>
             <wp:docPr id="9" name="Picture 9"/>
             <wp:cNvGraphicFramePr>
               <a:graphicFrameLocks noChangeAspect="1"/>
@@ -5908,7 +5966,7 @@
                   <pic:spPr>
                     <a:xfrm>
                       <a:off x="0" y="0"/>
-                      <a:ext cx="4320000" cy="7535342"/>
+                      <a:ext cx="3780000" cy="6593425"/>
                     </a:xfrm>
                     <a:prstGeom prst="rect"/>
                   </pic:spPr>
@@ -5944,6 +6002,14 @@
       </w:pPr>
       <w:r>
         <w:t>Permutation importance рассчитана на test по росту RMSE после перестановки признака, 10 повторов, seed 42; для модели прочности результат дан на рисунке 10. Для baseline-модуля все значения равны нулю: постоянная модель не использует признаки. Это не доказывает их физическую незначимость; отрицательные оценки не трактуются как причинный эффект.</w:t>
+      </w:r>
+    </w:p>
+    <w:p>
+      <w:pPr>
+        <w:jc w:val="both"/>
+      </w:pPr>
+      <w:r>
+        <w:t>SHAP является отдельным теоретическим подходом к аддитивному объяснению локальных прогнозов [18]; в данном исследовании рассчитана именно пермутационная важность, поэтому эти методы не смешиваются.</w:t>
       </w:r>
     </w:p>
     <w:p>
@@ -6018,7 +6084,7 @@
         <w:jc w:val="both"/>
       </w:pPr>
       <w:r>
-        <w:t>Для отношения матрица–наполнитель выбрана raw MLPRegressor с архитектурой (32, 16), ReLU, Adam, alpha=0,01 и ранней остановкой. CV RMSE равен 0,935 ± 0,058, тогда как baseline получил 0,906 ± 0,047; нейросеть хуже простого прогноза среднего.</w:t>
+        <w:t>Выбрана MLPRegressor 12–32–16–1 без удаления IQR-кандидатов, с ReLU, Adam, alpha=0,01 и ранней остановкой. Квадратичная ошибка вычисляется для стандартизованной цели, L2-штраф применяется к весам. CV RMSE равна 0,935 ± 0,058 против 0,906 ± 0,047 у константной модели.</w:t>
       </w:r>
     </w:p>
     <w:p>
@@ -6026,7 +6092,15 @@
         <w:jc w:val="both"/>
       </w:pPr>
       <w:r>
-        <w:t>Финальный fit остановился на 76-й итерации без предупреждений сходимости. Seeds 42, 43 и 44 дали близкие CV RMSE около 0,94–0,95; seed не выбирался по test. Потери соответствуют ½MSE с L2-регуляризацией стандартизованной цели. Оценка наблюдаемого отношения по 12 характеристикам не является физически оптимальной рецептурой или причинной рекомендацией.</w:t>
+        <w:t>Обучение завершилось после 76 эпох с восстановлением весов эпохи 35. Из 716 строк 644 обновляют веса, 72 используются для ранней остановки; масштабирование X/y оценено до этого разбиения, поэтому внутренняя кривая не полностью независима, а внешние фолды и отложенная часть изолированы. random_state 42–44 меняет веса, внутреннее разбиение и мини-батчи.</w:t>
+      </w:r>
+    </w:p>
+    <w:p>
+      <w:pPr>
+        <w:jc w:val="both"/>
+      </w:pPr>
+      <w:r>
+        <w:t>Обратная регрессия оценивает отношение по полному профилю, включая заданные механические свойства. Из-за проигрыша константной модели, отсутствия причинности и физической проверки результат нельзя считать надёжной рекомендацией рецептуры.</w:t>
       </w:r>
     </w:p>
     <w:p>
@@ -6320,7 +6394,7 @@
                 <w:color w:val="000000"/>
                 <w:sz w:val="24"/>
               </w:rPr>
-              <w:t>0.907</w:t>
+              <w:t>0,907</w:t>
             </w:r>
           </w:p>
         </w:tc>
@@ -6341,7 +6415,7 @@
                 <w:color w:val="000000"/>
                 <w:sz w:val="24"/>
               </w:rPr>
-              <w:t>0.926</w:t>
+              <w:t>0,926</w:t>
             </w:r>
           </w:p>
         </w:tc>
@@ -6362,7 +6436,7 @@
                 <w:color w:val="000000"/>
                 <w:sz w:val="24"/>
               </w:rPr>
-              <w:t>0.752</w:t>
+              <w:t>0,752</w:t>
             </w:r>
           </w:p>
         </w:tc>
@@ -6383,7 +6457,7 @@
                 <w:color w:val="000000"/>
                 <w:sz w:val="24"/>
               </w:rPr>
-              <w:t>-0.001</w:t>
+              <w:t>-0,001</w:t>
             </w:r>
           </w:p>
         </w:tc>
@@ -6427,7 +6501,7 @@
                 <w:color w:val="000000"/>
                 <w:sz w:val="24"/>
               </w:rPr>
-              <w:t>0.870</w:t>
+              <w:t>0,870</w:t>
             </w:r>
           </w:p>
         </w:tc>
@@ -6448,7 +6522,7 @@
                 <w:color w:val="000000"/>
                 <w:sz w:val="24"/>
               </w:rPr>
-              <w:t>0.944</w:t>
+              <w:t>0,944</w:t>
             </w:r>
           </w:p>
         </w:tc>
@@ -6469,7 +6543,7 @@
                 <w:color w:val="000000"/>
                 <w:sz w:val="24"/>
               </w:rPr>
-              <w:t>0.777</w:t>
+              <w:t>0,777</w:t>
             </w:r>
           </w:p>
         </w:tc>
@@ -6490,7 +6564,7 @@
                 <w:color w:val="000000"/>
                 <w:sz w:val="24"/>
               </w:rPr>
-              <w:t>-0.040</w:t>
+              <w:t>-0,040</w:t>
             </w:r>
           </w:p>
         </w:tc>
@@ -6498,13 +6572,14 @@
     </w:tbl>
     <w:p>
       <w:pPr>
+        <w:spacing w:before="120"/>
         <w:ind w:firstLine="0"/>
         <w:jc w:val="center"/>
       </w:pPr>
       <w:r>
         <w:drawing>
           <wp:inline xmlns:a="http://schemas.openxmlformats.org/drawingml/2006/main" xmlns:pic="http://schemas.openxmlformats.org/drawingml/2006/picture">
-            <wp:extent cx="5220000" cy="2037073"/>
+            <wp:extent cx="5760000" cy="2250108"/>
             <wp:docPr id="11" name="Picture 11"/>
             <wp:cNvGraphicFramePr>
               <a:graphicFrameLocks noChangeAspect="1"/>
@@ -6525,7 +6600,7 @@
                   <pic:spPr>
                     <a:xfrm>
                       <a:off x="0" y="0"/>
-                      <a:ext cx="5220000" cy="2037073"/>
+                      <a:ext cx="5760000" cy="2250108"/>
                     </a:xfrm>
                     <a:prstGeom prst="rect"/>
                   </pic:spPr>
@@ -6542,7 +6617,7 @@
         <w:jc w:val="center"/>
       </w:pPr>
       <w:r>
-        <w:t>Рисунок 11 – Диагностика обучения MLP и устойчивость CV по трём seed</w:t>
+        <w:t>Рисунок 11 – Диагностика обучения MLP и вариативность CV при трёх random_state</w:t>
       </w:r>
     </w:p>
     <w:p>
@@ -6583,7 +6658,15 @@
         <w:jc w:val="both"/>
       </w:pPr>
       <w:r>
-        <w:t>Воспроизводимость требует фиксировать данные и INNER JOIN, версии, разбиение, seed, pipeline, поиск, метрики и модели [20]. Публичный репозиторий: https://github.com/fpvcstep/composites-property-prediction; коммиты 50ef93f, 2cbd05f и ccb6796. В чистой копии прошли 35 тестов; 24 метрики и 12 276 прогнозов совпали (max Δ=0).</w:t>
+        <w:t>Воспроизводимость требует фиксировать исходные данные, способ объединения, версии зависимостей, разбиение, random_state, последовательность преобразований, поиск гиперпараметров, метрики и сохранённые модели [20]. Профиль автора: https://github.com/fpvcstep. Публичный репозиторий: https://github.com/fpvcstep/composites-property-prediction; история изменений: https://github.com/fpvcstep/composites-property-prediction/commits/main.</w:t>
+      </w:r>
+    </w:p>
+    <w:p>
+      <w:pPr>
+        <w:jc w:val="both"/>
+      </w:pPr>
+      <w:r>
+        <w:t>Исследование воспроизводится последовательными командами аудита, подготовки данных, разведочного анализа, обучения и итоговой оценки, указанными в README. Зафиксированные разбиение и версии зависимостей связывают опубликованные таблицы, рисунки и модели с исходными файлами. Контейнер собирается по Dockerfile; изменяемый тег базового образа и незакреплённая версия pip ограничивают архивную воспроизводимость среды.</w:t>
       </w:r>
     </w:p>
     <w:p>
@@ -6600,7 +6683,7 @@
         <w:jc w:val="both"/>
       </w:pPr>
       <w:r>
-        <w:t>Выполнены аудит, INNER JOIN, фиксированное разбиение 716/307 и EDA только на train. Максимум |Pearson| равен 0,1190618657 и сам по себе не определяет моделируемость.</w:t>
+        <w:t>Проверены две исходные таблицы и объединены 1023 наблюдения. Разбиение 716/307 отделяет выбор решений от итоговой оценки. В обучающей части нет пропусков и полных дубликатов; максимум |Pearson| равен 0,119. Кандидаты по правилу 1,5 IQR не признаны ошибками без предметного основания.</w:t>
       </w:r>
     </w:p>
     <w:p>
@@ -6608,7 +6691,31 @@
         <w:jc w:val="both"/>
       </w:pPr>
       <w:r>
-        <w:t>По CV для модуля baseline лучше классических моделей; преимущество Gradient Boosting по прочности всего 0,291 МПа, MLP отношения также уступает baseline. На test выбранные модели получили R² −0,016; 0,008 и −0,040. Результаты не подтверждают выбор оптимального состава или промышленную точность.</w:t>
+        <w:t>IQR-фильтрация оставляла 663 строки для обеих прямых задач и 655 для обратной регрессии, но не улучшила выбранные конфигурации по средней CV RMSE. Для модуля среди испытанных моделей выбрана константа; на отложенной части RMSE равна 3,178 ГПа, MAE 2,556 ГПа, R² −0,016.</w:t>
+      </w:r>
+    </w:p>
+    <w:p>
+      <w:pPr>
+        <w:jc w:val="both"/>
+      </w:pPr>
+      <w:r>
+        <w:t>Для прочности выбран Gradient Boosting. Он лучше константной модели в 4 из 10 фолдов; парная разность RMSE равна +0,291 ± 8,345 МПа. На отложенной части RMSE составляет 471,410 МПа, MAE 380,152 МПа, R² 0,008. Значимое устойчивое превосходство не установлено.</w:t>
+      </w:r>
+    </w:p>
+    <w:p>
+      <w:pPr>
+        <w:jc w:val="both"/>
+      </w:pPr>
+      <w:r>
+        <w:t>MLP 12–32–16–1 оценивает отношение по полному профилю, но уступает константной модели: RMSE 0,944 и R² −0,040. Без причинной и экспериментальной проверки обратная регрессия не является надёжной рекомендацией рецептуры. Приложение демонстрирует два прямых прогноза и предупреждает о выходе за обучающие диапазоны.</w:t>
+      </w:r>
+    </w:p>
+    <w:p>
+      <w:pPr>
+        <w:jc w:val="both"/>
+      </w:pPr>
+      <w:r>
+        <w:t>Команды, разбиение, версии зависимостей, таблицы, рисунки и модели обеспечивают проверяемость. Выводы относятся к случайно отложенным строкам этой таблицы: происхождение, группы опытов и часть единиц неизвестны, внешняя проверка отсутствует. Нужны паспорт данных, групповое или внешнее испытание и новые лабораторные наблюдения; до этого прогнозы не заменяют измерения.</w:t>
       </w:r>
     </w:p>
     <w:p>
@@ -6671,7 +6778,7 @@
         <w:ind w:firstLine="709"/>
       </w:pPr>
       <w:r>
-        <w:t>6 Breiman L.. Random Forests. Machine Learning 45, 5–32, 2001. DOI: 10.1023/A:1010933404324.</w:t>
+        <w:t>6 Breiman L. Random Forests. Machine Learning 45, 5–32, 2001. DOI: 10.1023/A:1010933404324.</w:t>
       </w:r>
     </w:p>
     <w:p>
@@ -6680,7 +6787,7 @@
         <w:ind w:firstLine="709"/>
       </w:pPr>
       <w:r>
-        <w:t>7 Browning C.E., Husman G.E., Whitney J.M.. Moisture Effects in Epoxy Matrix Composites. Composite Materials: Testing and Design (Fourth Conference), ASTM STP 617, 1977, pp. 481–496, 1977. DOI: 10.1520/STP26961S.</w:t>
+        <w:t>7 Browning C.E., Husman G.E., Whitney J.M. Moisture Effects in Epoxy Matrix Composites. Composite Materials: Testing and Design (Fourth Conference), ASTM STP 617, 1977, pp. 481–496. DOI: 10.1520/STP26961S.</w:t>
       </w:r>
     </w:p>
     <w:p>
@@ -6689,7 +6796,7 @@
         <w:ind w:firstLine="709"/>
       </w:pPr>
       <w:r>
-        <w:t>8 Campbell F.C.. Manufacturing Processes for Advanced Composites. Elsevier Science, 2003. DOI: 10.1016/B978-1-85617-415-2.X5000-X.</w:t>
+        <w:t>8 Campbell F.C. Manufacturing Processes for Advanced Composites. Elsevier Science, 2003. DOI: 10.1016/B978-1-85617-415-2.X5000-X.</w:t>
       </w:r>
     </w:p>
     <w:p>
@@ -6707,7 +6814,7 @@
         <w:ind w:firstLine="709"/>
       </w:pPr>
       <w:r>
-        <w:t>9 Cawley G.C., Talbot N.L.C.. On Over-fitting in Model Selection and Subsequent Selection Bias in Performance Evaluation. Journal of Machine Learning Research 11, 2079–2107, 2010. https://www.jmlr.org/papers/v11/cawley10a.html. Дата обращения: 24.09.2026.</w:t>
+        <w:t>9 Cawley G.C., Talbot N.L.C. On Over-fitting in Model Selection and Subsequent Selection Bias in Performance Evaluation. Journal of Machine Learning Research 11, 2079–2107, 2010. https://www.jmlr.org/papers/v11/cawley10a.html. Дата обращения: 24.09.2026.</w:t>
       </w:r>
     </w:p>
     <w:p>
@@ -6716,7 +6823,7 @@
         <w:ind w:firstLine="709"/>
       </w:pPr>
       <w:r>
-        <w:t>10 Chicco D., Warrens M.J., Jurman G.. The Coefficient of Determination R-squared Is More Informative than SMAPE, MAE, MAPE, MSE and RMSE in Regression Analysis Evaluation. PeerJ Computer Science 7:e623, 2021. DOI: 10.7717/peerj-cs.623.</w:t>
+        <w:t>10 Chicco D., Warrens M.J., Jurman G. The Coefficient of Determination R-squared Is More Informative than SMAPE, MAE, MAPE, MSE and RMSE in Regression Analysis Evaluation. PeerJ Computer Science 7:e623, 2021. DOI: 10.7717/peerj-cs.623.</w:t>
       </w:r>
     </w:p>
     <w:p>
@@ -6725,7 +6832,7 @@
         <w:ind w:firstLine="709"/>
       </w:pPr>
       <w:r>
-        <w:t>11 Cortes C., Vapnik V.. Support-Vector Networks. Machine Learning 20, 273–297, 1995. DOI: 10.1007/BF00994018.</w:t>
+        <w:t>11 Cortes C., Vapnik V. Support-Vector Networks. Machine Learning 20, 273–297, 1995. DOI: 10.1007/BF00994018.</w:t>
       </w:r>
     </w:p>
     <w:p>
@@ -6734,7 +6841,7 @@
         <w:ind w:firstLine="709"/>
       </w:pPr>
       <w:r>
-        <w:t>12 Drucker H., Burges C.J.C., Kaufman L. et al.. Support Vector Regression Machines. Advances in Neural Information Processing Systems 9, 1996. https://papers.nips.cc/paper/1996/hash/d38901788c533e8286cb6400b40b386d-Abstract.html. Дата обращения: 24.09.2026.</w:t>
+        <w:t>12 Drucker H., Burges C.J.C., Kaufman L. et al. Support Vector Regression Machines. Advances in Neural Information Processing Systems 9, 1996. https://papers.nips.cc/paper/1996/hash/d38901788c533e8286cb6400b40b386d-Abstract.html. Дата обращения: 24.09.2026.</w:t>
       </w:r>
     </w:p>
     <w:p>
@@ -6743,7 +6850,7 @@
         <w:ind w:firstLine="709"/>
       </w:pPr>
       <w:r>
-        <w:t>13 Friedman J.H.. Greedy Function Approximation: A Gradient Boosting Machine. The Annals of Statistics 29(5), 1189–1232, 2001. DOI: 10.1214/aos/1013203451.</w:t>
+        <w:t>13 Friedman J.H. Greedy Function Approximation: A Gradient Boosting Machine. The Annals of Statistics 29(5), 1189–1232, 2001. DOI: 10.1214/aos/1013203451.</w:t>
       </w:r>
     </w:p>
     <w:p>
@@ -6752,7 +6859,7 @@
         <w:ind w:firstLine="709"/>
       </w:pPr>
       <w:r>
-        <w:t>14 Gibson R.F.. Principles of Composite Material Mechanics. CRC Press, 2016. https://www.routledge.com/Principles-of-Composite-Material-Mechanics-Fourth-Edition-4th-Edition/Gibson/p/book/9781498720694. Дата обращения: 24.09.2026.</w:t>
+        <w:t>14 Gibson R.F. Principles of Composite Material Mechanics. CRC Press, 2016. https://www.routledge.com/Principles-of-Composite-Material-Mechanics-Fourth-Edition-4th-Edition/Gibson/p/book/9781498720694. Дата обращения: 24.09.2026.</w:t>
       </w:r>
     </w:p>
     <w:p>
@@ -6761,7 +6868,7 @@
         <w:ind w:firstLine="709"/>
       </w:pPr>
       <w:r>
-        <w:t>15 Hoerl A.E., Kennard R.W.. Ridge Regression: Biased Estimation for Nonorthogonal Problems. Technometrics 12(1), 55–67, 1970. DOI: 10.1080/00401706.1970.10488634.</w:t>
+        <w:t>15 Hoerl A.E., Kennard R.W. Ridge Regression: Biased Estimation for Nonorthogonal Problems. Technometrics 12(1), 55–67, 1970. DOI: 10.1080/00401706.1970.10488634.</w:t>
       </w:r>
     </w:p>
     <w:p>
@@ -6770,7 +6877,7 @@
         <w:ind w:firstLine="709"/>
       </w:pPr>
       <w:r>
-        <w:t>16 Jones F.R.. Composites Science, Technology, and Engineering. Cambridge University Press, 2022. DOI: 10.1017/9781139565943.</w:t>
+        <w:t>16 Jones F.R. Composites Science, Technology, and Engineering. Cambridge University Press, 2022. DOI: 10.1017/9781139565943.</w:t>
       </w:r>
     </w:p>
     <w:p>
@@ -6788,7 +6895,7 @@
         <w:ind w:firstLine="709"/>
       </w:pPr>
       <w:r>
-        <w:t>17 Kohavi R.. A Study of Cross-Validation and Bootstrap for Accuracy Estimation and Model Selection. Proceedings of IJCAI 1995, 1137–1143, 1995. https://www.ijcai.org/Proceedings/95-2/Papers/016.pdf. Дата обращения: 24.09.2026.</w:t>
+        <w:t>17 Kohavi R. A Study of Cross-Validation and Bootstrap for Accuracy Estimation and Model Selection. Proceedings of IJCAI 1995, 1137–1143. https://www.ijcai.org/Proceedings/95-2/Papers/016.pdf. Дата обращения: 24.09.2026.</w:t>
       </w:r>
     </w:p>
     <w:p>
@@ -6797,7 +6904,7 @@
         <w:ind w:firstLine="709"/>
       </w:pPr>
       <w:r>
-        <w:t>18 Lundberg S.M., Lee S.I.. A Unified Approach to Interpreting Model Predictions. Advances in Neural Information Processing Systems 30, 2017. https://papers.nips.cc/paper/2017/hash/8a20a8621978632d76c43dfd28b67767-Abstract.html. Дата обращения: 24.09.2026.</w:t>
+        <w:t>18 Lundberg S.M., Lee S. A Unified Approach to Interpreting Model Predictions. Advances in Neural Information Processing Systems 30, 2017. https://papers.nips.cc/paper/2017/hash/8a20a8621978632d76c43dfd28b67767-Abstract.html. Дата обращения: 24.09.2026.</w:t>
       </w:r>
     </w:p>
     <w:p>
@@ -6806,7 +6913,7 @@
         <w:ind w:firstLine="709"/>
       </w:pPr>
       <w:r>
-        <w:t>19 Pedregosa F., Varoquaux G., Gramfort A. et al.. Scikit-learn: Machine Learning in Python. Journal of Machine Learning Research 12, 2825–2830, 2011. https://www.jmlr.org/papers/v12/pedregosa11a.html. Дата обращения: 24.09.2026.</w:t>
+        <w:t>19 Pedregosa F., Varoquaux G., Gramfort A. et al. Scikit-learn: Machine Learning in Python. Journal of Machine Learning Research 12, 2825–2830, 2011. https://www.jmlr.org/papers/v12/pedregosa11a.html. Дата обращения: 24.09.2026.</w:t>
       </w:r>
     </w:p>
     <w:p>
@@ -6815,7 +6922,7 @@
         <w:ind w:firstLine="709"/>
       </w:pPr>
       <w:r>
-        <w:t>20 Pineau J., Lamarre P.V., Sinha K. et al.. Improving Reproducibility in Machine Learning Research: A Report from the NeurIPS 2019 Reproducibility Program. Journal of Machine Learning Research 22(164), 1–20, 2021. https://jmlr.org/papers/v22/20-303.html. Дата обращения: 24.09.2026.</w:t>
+        <w:t>20 Pineau J., Vincent-Lamarre P., Sinha K. et al. Improving Reproducibility in Machine Learning Research: A Report from the NeurIPS 2019 Reproducibility Program. Journal of Machine Learning Research 22(164), 1–20, 2021. https://jmlr.org/papers/v22/20-303.html. Дата обращения: 24.09.2026.</w:t>
       </w:r>
     </w:p>
     <w:p>
@@ -6824,7 +6931,7 @@
         <w:ind w:firstLine="709"/>
       </w:pPr>
       <w:r>
-        <w:t>21 Pinnell M., Fields R., Zabora R.. Results of an Interlaboratory Study of the ASTM Standard Test Method for Tensile Properties of Polymer Matrix Composites D 3039. Journal of Testing and Evaluation 33(1), 2005. DOI: 10.1520/JTE12521.</w:t>
+        <w:t>21 Pinnell M., Fields R., Zabora R. Results of an Interlaboratory Study of the ASTM Standard Test Method for Tensile Properties of Polymer Matrix Composites D 3039. Journal of Testing and Evaluation 33(1), 2005. DOI: 10.1520/JTE12521.</w:t>
       </w:r>
     </w:p>
     <w:p>
@@ -6833,7 +6940,7 @@
         <w:ind w:firstLine="709"/>
       </w:pPr>
       <w:r>
-        <w:t>22 Rumelhart D.E., Hinton G.E., Williams R.J.. Learning Representations by Back-propagating Errors. Nature 323, 533–536, 1986. DOI: 10.1038/323533a0.</w:t>
+        <w:t>22 Rumelhart D.E., Hinton G.E., Williams R.J. Learning Representations by Back-propagating Errors. Nature 323, 533–536, 1986. DOI: 10.1038/323533a0.</w:t>
       </w:r>
     </w:p>
     <w:p>
@@ -6842,7 +6949,7 @@
         <w:ind w:firstLine="709"/>
       </w:pPr>
       <w:r>
-        <w:t>23 Srivastava N., Hinton G., Krizhevsky A. et al.. Dropout: A Simple Way to Prevent Neural Networks from Overfitting. Journal of Machine Learning Research 15, 1929–1958, 2014. https://www.jmlr.org/papers/v15/srivastava14a.html. Дата обращения: 24.09.2026.</w:t>
+        <w:t>23 Srivastava N., Hinton G., Krizhevsky A. et al. Dropout: A Simple Way to Prevent Neural Networks from Overfitting. Journal of Machine Learning Research 15, 1929–1958, 2014. https://www.jmlr.org/papers/v15/srivastava14a.html. Дата обращения: 24.09.2026.</w:t>
       </w:r>
     </w:p>
     <w:p>
@@ -6860,7 +6967,7 @@
         <w:ind w:firstLine="709"/>
       </w:pPr>
       <w:r>
-        <w:t>24 Varma S., Simon R.. Bias in Error Estimation When Using Cross-Validation for Model Selection. BMC Bioinformatics 7, 91, 2006. DOI: 10.1186/1471-2105-7-91.</w:t>
+        <w:t>24 Varma S., Simon R. Bias in Error Estimation When Using Cross-Validation for Model Selection. BMC Bioinformatics 7, 91, 2006. DOI: 10.1186/1471-2105-7-91.</w:t>
       </w:r>
     </w:p>
     <w:p>

--- a/reports/thesis.docx
+++ b/reports/thesis.docx
@@ -5,6 +5,7 @@
     <w:p>
       <w:pPr>
         <w:jc w:val="both"/>
+        <w:suppressAutoHyphens w:val="true"/>
       </w:pPr>
       <w:r>
         <w:tab/>
@@ -17,6 +18,7 @@
         <w:rPr>
           <w:lang w:val="ru"/>
         </w:rPr>
+        <w:suppressAutoHyphens w:val="true"/>
       </w:pPr>
     </w:p>
     <w:p>
@@ -26,6 +28,7 @@
         <w:rPr>
           <w:lang w:val="ru"/>
         </w:rPr>
+        <w:suppressAutoHyphens w:val="true"/>
       </w:pPr>
       <w:r>
         <w:rPr>
@@ -41,6 +44,7 @@
         <w:rPr>
           <w:lang w:val="ru"/>
         </w:rPr>
+        <w:suppressAutoHyphens w:val="true"/>
       </w:pPr>
       <w:r>
         <w:rPr>
@@ -56,6 +60,7 @@
         <w:rPr>
           <w:lang w:val="ru"/>
         </w:rPr>
+        <w:suppressAutoHyphens w:val="true"/>
       </w:pPr>
       <w:r>
         <w:rPr>
@@ -83,6 +88,7 @@
         <w:rPr>
           <w:lang w:val="ru"/>
         </w:rPr>
+        <w:suppressAutoHyphens w:val="true"/>
       </w:pPr>
       <w:r>
         <w:rPr>
@@ -99,6 +105,7 @@
         <w:rPr>
           <w:lang w:val="ru"/>
         </w:rPr>
+        <w:suppressAutoHyphens w:val="true"/>
       </w:pPr>
       <w:r>
         <w:rPr>
@@ -127,6 +134,7 @@
           <w:b/>
           <w:lang w:val="ru"/>
         </w:rPr>
+        <w:suppressAutoHyphens w:val="true"/>
       </w:pPr>
       <w:r>
         <w:rPr>
@@ -142,6 +150,7 @@
         <w:rPr>
           <w:lang w:val="ru"/>
         </w:rPr>
+        <w:suppressAutoHyphens w:val="true"/>
       </w:pPr>
     </w:p>
     <w:p>
@@ -151,6 +160,7 @@
         <w:rPr>
           <w:lang w:val="ru"/>
         </w:rPr>
+        <w:suppressAutoHyphens w:val="true"/>
       </w:pPr>
     </w:p>
     <w:p>
@@ -160,6 +170,7 @@
         <w:rPr>
           <w:lang w:val="ru"/>
         </w:rPr>
+        <w:suppressAutoHyphens w:val="true"/>
       </w:pPr>
     </w:p>
     <w:p>
@@ -169,6 +180,7 @@
         <w:rPr>
           <w:lang w:val="ru"/>
         </w:rPr>
+        <w:suppressAutoHyphens w:val="true"/>
       </w:pPr>
     </w:p>
     <w:p>
@@ -178,6 +190,7 @@
         <w:rPr>
           <w:lang w:val="ru"/>
         </w:rPr>
+        <w:suppressAutoHyphens w:val="true"/>
       </w:pPr>
     </w:p>
     <w:p>
@@ -187,6 +200,7 @@
         <w:rPr>
           <w:lang w:val="ru"/>
         </w:rPr>
+        <w:suppressAutoHyphens w:val="true"/>
       </w:pPr>
     </w:p>
     <w:p>
@@ -197,6 +211,7 @@
           <w:b/>
           <w:lang w:val="ru"/>
         </w:rPr>
+        <w:suppressAutoHyphens w:val="true"/>
       </w:pPr>
       <w:r>
         <w:rPr>
@@ -213,6 +228,7 @@
         <w:rPr>
           <w:b/>
         </w:rPr>
+        <w:suppressAutoHyphens w:val="true"/>
       </w:pPr>
       <w:r>
         <w:rPr>
@@ -248,6 +264,7 @@
         <w:rPr>
           <w:lang w:val="en-US"/>
         </w:rPr>
+        <w:suppressAutoHyphens w:val="true"/>
       </w:pPr>
       <w:r>
         <w:rPr>
@@ -309,30 +326,10 @@
           <w:u w:val="single"/>
           <w:lang w:val="en-US"/>
         </w:rPr>
+        <w:suppressAutoHyphens w:val="true"/>
       </w:pPr>
       <w:bookmarkStart w:id="0" w:name="_heading=h.3rdcrjn" w:colFirst="0" w:colLast="0"/>
       <w:bookmarkEnd w:id="0"/>
-    </w:p>
-    <w:p>
-      <w:pPr>
-        <w:spacing w:line="240" w:lineRule="auto"/>
-        <w:ind w:firstLine="0"/>
-        <w:jc w:val="center"/>
-        <w:rPr>
-          <w:u w:val="single"/>
-          <w:lang w:val="en-US"/>
-        </w:rPr>
-      </w:pPr>
-      <w:r>
-        <w:rPr>
-          <w:rFonts w:ascii="Times New Roman" w:hAnsi="Times New Roman"/>
-          <w:b/>
-          <w:sz w:val="28"/>
-        </w:rPr>
-        <w:t>«Прогнозирование конечных свойств новых материалов</w:t>
-        <w:br/>
-        <w:t>(композиционных материалов)»</w:t>
-      </w:r>
     </w:p>
     <w:p>
       <w:pPr>
@@ -342,6 +339,7 @@
           <w:u w:val="single"/>
           <w:lang w:val="en-US"/>
         </w:rPr>
+        <w:suppressAutoHyphens w:val="true"/>
       </w:pPr>
     </w:p>
     <w:p>
@@ -352,6 +350,7 @@
           <w:u w:val="single"/>
           <w:lang w:val="en-US"/>
         </w:rPr>
+        <w:suppressAutoHyphens w:val="true"/>
       </w:pPr>
     </w:p>
     <w:p>
@@ -362,6 +361,7 @@
           <w:u w:val="single"/>
           <w:lang w:val="en-US"/>
         </w:rPr>
+        <w:suppressAutoHyphens w:val="true"/>
       </w:pPr>
     </w:p>
     <w:p>
@@ -372,6 +372,7 @@
           <w:u w:val="single"/>
           <w:lang w:val="en-US"/>
         </w:rPr>
+        <w:suppressAutoHyphens w:val="true"/>
       </w:pPr>
     </w:p>
     <w:p>
@@ -382,6 +383,7 @@
           <w:u w:val="single"/>
           <w:lang w:val="en-US"/>
         </w:rPr>
+        <w:suppressAutoHyphens w:val="true"/>
       </w:pPr>
     </w:p>
     <w:p>
@@ -392,6 +394,7 @@
           <w:u w:val="single"/>
           <w:lang w:val="en-US"/>
         </w:rPr>
+        <w:suppressAutoHyphens w:val="true"/>
       </w:pPr>
     </w:p>
     <w:p>
@@ -402,6 +405,7 @@
           <w:u w:val="single"/>
           <w:lang w:val="en-US"/>
         </w:rPr>
+        <w:suppressAutoHyphens w:val="true"/>
       </w:pPr>
     </w:p>
     <w:p>
@@ -412,6 +416,7 @@
           <w:u w:val="single"/>
           <w:lang w:val="en-US"/>
         </w:rPr>
+        <w:suppressAutoHyphens w:val="true"/>
       </w:pPr>
     </w:p>
     <w:p>
@@ -422,6 +427,7 @@
           <w:u w:val="single"/>
           <w:lang w:val="en-US"/>
         </w:rPr>
+        <w:suppressAutoHyphens w:val="true"/>
       </w:pPr>
     </w:p>
     <w:p>
@@ -432,6 +438,7 @@
           <w:u w:val="single"/>
           <w:lang w:val="en-US"/>
         </w:rPr>
+        <w:suppressAutoHyphens w:val="true"/>
       </w:pPr>
     </w:p>
     <w:p>
@@ -442,6 +449,7 @@
           <w:u w:val="single"/>
           <w:lang w:val="en-US"/>
         </w:rPr>
+        <w:suppressAutoHyphens w:val="true"/>
       </w:pPr>
     </w:p>
     <w:p>
@@ -452,6 +460,7 @@
           <w:u w:val="single"/>
           <w:lang w:val="en-US"/>
         </w:rPr>
+        <w:suppressAutoHyphens w:val="true"/>
       </w:pPr>
     </w:p>
     <w:p>
@@ -462,6 +471,7 @@
           <w:u w:val="single"/>
           <w:lang w:val="en-US"/>
         </w:rPr>
+        <w:suppressAutoHyphens w:val="true"/>
       </w:pPr>
     </w:p>
     <w:p>
@@ -472,6 +482,7 @@
           <w:u w:val="single"/>
           <w:lang w:val="en-US"/>
         </w:rPr>
+        <w:suppressAutoHyphens w:val="true"/>
       </w:pPr>
     </w:p>
     <w:p>
@@ -482,6 +493,18 @@
           <w:u w:val="single"/>
           <w:lang w:val="en-US"/>
         </w:rPr>
+        <w:suppressAutoHyphens w:val="true"/>
+      </w:pPr>
+    </w:p>
+    <w:p>
+      <w:pPr>
+        <w:spacing w:line="240" w:lineRule="auto"/>
+        <w:ind w:firstLine="0"/>
+        <w:rPr>
+          <w:u w:val="single"/>
+          <w:lang w:val="en-US"/>
+        </w:rPr>
+        <w:suppressAutoHyphens w:val="true"/>
       </w:pPr>
     </w:p>
     <w:p>
@@ -493,6 +516,7 @@
           <w:u w:val="single"/>
           <w:lang w:val="en-US"/>
         </w:rPr>
+        <w:suppressAutoHyphens w:val="true"/>
       </w:pPr>
     </w:p>
     <w:p>
@@ -504,6 +528,7 @@
           <w:u w:val="single"/>
           <w:lang w:val="ru"/>
         </w:rPr>
+        <w:suppressAutoHyphens w:val="true"/>
       </w:pPr>
       <w:r>
         <w:rPr>
@@ -565,6 +590,7 @@
           <w:u w:val="single"/>
           <w:lang w:val="ru"/>
         </w:rPr>
+        <w:suppressAutoHyphens w:val="true"/>
       </w:pPr>
     </w:p>
     <w:p>
@@ -578,6 +604,7 @@
         <w:rPr>
           <w:lang w:val="ru"/>
         </w:rPr>
+        <w:suppressAutoHyphens w:val="true"/>
       </w:pPr>
     </w:p>
     <w:p>
@@ -591,6 +618,7 @@
         <w:rPr>
           <w:lang w:val="ru"/>
         </w:rPr>
+        <w:suppressAutoHyphens w:val="true"/>
       </w:pPr>
     </w:p>
     <w:p>
@@ -604,6 +632,7 @@
         <w:rPr>
           <w:lang w:val="ru"/>
         </w:rPr>
+        <w:suppressAutoHyphens w:val="true"/>
       </w:pPr>
     </w:p>
     <w:p>
@@ -616,6 +645,7 @@
         <w:rPr>
           <w:u w:val="single"/>
         </w:rPr>
+        <w:suppressAutoHyphens w:val="true"/>
       </w:pPr>
       <w:r>
         <w:rPr>
@@ -633,7 +663,7 @@
           <w:headerReference w:type="default" r:id="rId8"/>
           <w:footerReference w:type="default" r:id="rId9"/>
           <w:pgSz w:w="11906" w:h="16838"/>
-          <w:pgMar w:top="1134" w:right="567" w:bottom="850" w:left="1701" w:header="567" w:footer="312" w:gutter="0"/>
+          <w:pgMar w:top="1134" w:right="851" w:bottom="851" w:left="1701" w:header="658" w:footer="425" w:gutter="0"/>
           <w:cols w:space="708"/>
           <w:docGrid w:linePitch="381"/>
         </w:sectPr>
@@ -649,128 +679,212 @@
     </w:p>
     <w:p>
       <w:pPr>
+        <w:pStyle w:val="RPZBody"/>
+        <w:tabs>
+          <w:tab w:pos="8787" w:val="right" w:leader="dot"/>
+        </w:tabs>
         <w:ind w:firstLine="0"/>
         <w:jc w:val="left"/>
       </w:pPr>
       <w:r>
-        <w:t>Введение .................................................................. 3</w:t>
-      </w:r>
-    </w:p>
-    <w:p>
-      <w:pPr>
+        <w:t>Введение</w:t>
+        <w:tab/>
+        <w:t>3</w:t>
+      </w:r>
+    </w:p>
+    <w:p>
+      <w:pPr>
+        <w:pStyle w:val="RPZBody"/>
+        <w:tabs>
+          <w:tab w:pos="8787" w:val="right" w:leader="dot"/>
+        </w:tabs>
         <w:ind w:firstLine="0"/>
         <w:jc w:val="left"/>
       </w:pPr>
       <w:r>
-        <w:t>1 Аналитическая часть ..................................................... 4</w:t>
-      </w:r>
-    </w:p>
-    <w:p>
-      <w:pPr>
+        <w:t>1 Аналитическая часть</w:t>
+        <w:tab/>
+        <w:t>4</w:t>
+      </w:r>
+    </w:p>
+    <w:p>
+      <w:pPr>
+        <w:pStyle w:val="RPZBody"/>
+        <w:tabs>
+          <w:tab w:pos="8787" w:val="right" w:leader="dot"/>
+        </w:tabs>
         <w:ind w:firstLine="0"/>
         <w:jc w:val="left"/>
       </w:pPr>
       <w:r>
-        <w:t>1.1 Постановка задачи ..................................................... 4</w:t>
-      </w:r>
-    </w:p>
-    <w:p>
-      <w:pPr>
+        <w:t>1.1 Постановка задачи</w:t>
+        <w:tab/>
+        <w:t>4</w:t>
+      </w:r>
+    </w:p>
+    <w:p>
+      <w:pPr>
+        <w:pStyle w:val="RPZBody"/>
+        <w:tabs>
+          <w:tab w:pos="8787" w:val="right" w:leader="dot"/>
+        </w:tabs>
         <w:ind w:firstLine="0"/>
         <w:jc w:val="left"/>
       </w:pPr>
       <w:r>
-        <w:t>1.2 Описание используемых методов ......................................... 5</w:t>
-      </w:r>
-    </w:p>
-    <w:p>
-      <w:pPr>
+        <w:t>1.2 Описание используемых методов</w:t>
+        <w:tab/>
+        <w:t>5</w:t>
+      </w:r>
+    </w:p>
+    <w:p>
+      <w:pPr>
+        <w:pStyle w:val="RPZBody"/>
+        <w:tabs>
+          <w:tab w:pos="8787" w:val="right" w:leader="dot"/>
+        </w:tabs>
         <w:ind w:firstLine="0"/>
         <w:jc w:val="left"/>
       </w:pPr>
       <w:r>
-        <w:t>1.3 Разведочный анализ данных ............................................. 10</w:t>
-      </w:r>
-    </w:p>
-    <w:p>
-      <w:pPr>
+        <w:t>1.3 Разведочный анализ данных</w:t>
+        <w:tab/>
+        <w:t>9</w:t>
+      </w:r>
+    </w:p>
+    <w:p>
+      <w:pPr>
+        <w:pStyle w:val="RPZBody"/>
+        <w:tabs>
+          <w:tab w:pos="8787" w:val="right" w:leader="dot"/>
+        </w:tabs>
         <w:ind w:firstLine="0"/>
         <w:jc w:val="left"/>
       </w:pPr>
       <w:r>
-        <w:t>2 Практическая часть ...................................................... 11</w:t>
-      </w:r>
-    </w:p>
-    <w:p>
-      <w:pPr>
+        <w:t>2 Практическая часть</w:t>
+        <w:tab/>
+        <w:t>11</w:t>
+      </w:r>
+    </w:p>
+    <w:p>
+      <w:pPr>
+        <w:pStyle w:val="RPZBody"/>
+        <w:tabs>
+          <w:tab w:pos="8787" w:val="right" w:leader="dot"/>
+        </w:tabs>
         <w:ind w:firstLine="0"/>
         <w:jc w:val="left"/>
       </w:pPr>
       <w:r>
-        <w:t>2.1 Предобработка данных .................................................. 11</w:t>
-      </w:r>
-    </w:p>
-    <w:p>
-      <w:pPr>
+        <w:t>2.1 Предобработка данных</w:t>
+        <w:tab/>
+        <w:t>11</w:t>
+      </w:r>
+    </w:p>
+    <w:p>
+      <w:pPr>
+        <w:pStyle w:val="RPZBody"/>
+        <w:tabs>
+          <w:tab w:pos="8787" w:val="right" w:leader="dot"/>
+        </w:tabs>
         <w:ind w:firstLine="0"/>
         <w:jc w:val="left"/>
       </w:pPr>
       <w:r>
-        <w:t>2.2 Разработка и обучение модели .......................................... 18</w:t>
-      </w:r>
-    </w:p>
-    <w:p>
-      <w:pPr>
+        <w:t>2.2 Разработка и обучение модели</w:t>
+        <w:tab/>
+        <w:t>17</w:t>
+      </w:r>
+    </w:p>
+    <w:p>
+      <w:pPr>
+        <w:pStyle w:val="RPZBody"/>
+        <w:tabs>
+          <w:tab w:pos="8787" w:val="right" w:leader="dot"/>
+        </w:tabs>
         <w:ind w:firstLine="0"/>
         <w:jc w:val="left"/>
       </w:pPr>
       <w:r>
-        <w:t>2.3 Тестирование модели ................................................... 20</w:t>
-      </w:r>
-    </w:p>
-    <w:p>
-      <w:pPr>
+        <w:t>2.3 Оценка классических моделей</w:t>
+        <w:tab/>
+        <w:t>19</w:t>
+      </w:r>
+    </w:p>
+    <w:p>
+      <w:pPr>
+        <w:pStyle w:val="RPZBody"/>
+        <w:tabs>
+          <w:tab w:pos="8787" w:val="right" w:leader="dot"/>
+        </w:tabs>
         <w:ind w:firstLine="0"/>
         <w:jc w:val="left"/>
       </w:pPr>
       <w:r>
-        <w:t>2.4 Нейронная сеть ........................................................ 24</w:t>
-      </w:r>
-    </w:p>
-    <w:p>
-      <w:pPr>
+        <w:t>2.4 Нейронная сеть</w:t>
+        <w:tab/>
+        <w:t>24</w:t>
+      </w:r>
+    </w:p>
+    <w:p>
+      <w:pPr>
+        <w:pStyle w:val="RPZBody"/>
+        <w:tabs>
+          <w:tab w:pos="8787" w:val="right" w:leader="dot"/>
+        </w:tabs>
         <w:ind w:firstLine="0"/>
         <w:jc w:val="left"/>
       </w:pPr>
       <w:r>
-        <w:t>2.5 Разработка приложения ................................................. 25</w:t>
-      </w:r>
-    </w:p>
-    <w:p>
-      <w:pPr>
+        <w:t>2.5 Разработка и использование приложения</w:t>
+        <w:tab/>
+        <w:t>25</w:t>
+      </w:r>
+    </w:p>
+    <w:p>
+      <w:pPr>
+        <w:pStyle w:val="RPZBody"/>
+        <w:tabs>
+          <w:tab w:pos="8787" w:val="right" w:leader="dot"/>
+        </w:tabs>
         <w:ind w:firstLine="0"/>
         <w:jc w:val="left"/>
       </w:pPr>
       <w:r>
-        <w:t>2.6 Создание удалённого репозитория ....................................... 25</w:t>
-      </w:r>
-    </w:p>
-    <w:p>
-      <w:pPr>
+        <w:t>2.6 Создание удалённого репозитория и загрузка результатов</w:t>
+        <w:tab/>
+        <w:t>25</w:t>
+      </w:r>
+    </w:p>
+    <w:p>
+      <w:pPr>
+        <w:pStyle w:val="RPZBody"/>
+        <w:tabs>
+          <w:tab w:pos="8787" w:val="right" w:leader="dot"/>
+        </w:tabs>
         <w:ind w:firstLine="0"/>
         <w:jc w:val="left"/>
       </w:pPr>
       <w:r>
-        <w:t>Заключение ................................................................ 26</w:t>
-      </w:r>
-    </w:p>
-    <w:p>
-      <w:pPr>
+        <w:t>Заключение</w:t>
+        <w:tab/>
+        <w:t>26</w:t>
+      </w:r>
+    </w:p>
+    <w:p>
+      <w:pPr>
+        <w:pStyle w:val="RPZBody"/>
+        <w:tabs>
+          <w:tab w:pos="8787" w:val="right" w:leader="dot"/>
+        </w:tabs>
         <w:ind w:firstLine="0"/>
         <w:jc w:val="left"/>
       </w:pPr>
       <w:r>
-        <w:t>Библиографический список .................................................. 27</w:t>
+        <w:t>Библиографический список</w:t>
+        <w:tab/>
+        <w:t>27</w:t>
       </w:r>
     </w:p>
     <w:p>
@@ -795,6 +909,7 @@
     </w:p>
     <w:p>
       <w:pPr>
+        <w:pStyle w:val="RPZBody"/>
         <w:jc w:val="both"/>
       </w:pPr>
       <w:r>
@@ -803,18 +918,20 @@
     </w:p>
     <w:p>
       <w:pPr>
+        <w:pStyle w:val="RPZBody"/>
         <w:jc w:val="both"/>
       </w:pPr>
       <w:r>
-        <w:t>Цель работы — исследовать возможность прогнозирования модуля упругости при растяжении и прочности при растяжении по характеристикам компонентов и технологическим параметрам, а также построить отдельную учебную модель оценки отношения матрица–наполнитель. Для достижения цели выполняются аудит и объединение данных, разведочный анализ, предобработка без утечки информации, сравнение регрессионных методов, разработка нейросетевой модели и демонстрационного приложения.</w:t>
-      </w:r>
-    </w:p>
-    <w:p>
-      <w:pPr>
+        <w:t>Цель работы – исследовать возможность прогнозирования модуля упругости при растяжении и прочности при растяжении по характеристикам компонентов и технологическим параметрам, а также построить отдельную модель оценки отношения матрица–наполнитель. Для достижения цели выполняются аудит и объединение данных, разведочный анализ, предобработка без утечки информации, сравнение регрессионных методов, разработка нейросетевой модели и демонстрационного приложения.</w:t>
+      </w:r>
+    </w:p>
+    <w:p>
+      <w:pPr>
+        <w:pStyle w:val="RPZBody"/>
         <w:jc w:val="both"/>
       </w:pPr>
       <w:r>
-        <w:t>Объект исследования — представленные табличные наблюдения о композиционных материалах. Предмет исследования — методы воспроизводимого построения и оценки моделей табличной регрессии. Работа не устанавливает причинные зависимости, не определяет физический паспорт набора и не заменяет лабораторные испытания. Смысл отношения матрица–наполнитель как массовой или объёмной величины в исходных материалах не указан.</w:t>
+        <w:t>Объект исследования – представленные табличные наблюдения о композиционных материалах. Предмет исследования – методы воспроизводимого построения и оценки моделей табличной регрессии. Работа не устанавливает причинные зависимости, не определяет физический паспорт набора и не заменяет лабораторные испытания. Смысл отношения матрица–наполнитель как массовой или объёмной величины в исходных материалах не указан.</w:t>
       </w:r>
     </w:p>
     <w:p>
@@ -836,22 +953,25 @@
     </w:p>
     <w:p>
       <w:pPr>
+        <w:pStyle w:val="RPZBody"/>
         <w:jc w:val="both"/>
       </w:pPr>
       <w:r>
-        <w:t>После строгого INNER JOIN двух исходных таблиц по исходному индексу получены 1023 наблюдения и 13 содержательных полей. Индекс используется только как ключ соединения. Семнадцать строк, присутствующих только в таблице X_nup.xlsx, не вошли в объединённый набор. Пропуски и нечисловые значения отсутствуют.</w:t>
-      </w:r>
-    </w:p>
-    <w:p>
-      <w:pPr>
+        <w:t>После внутреннего соединения двух исходных таблиц по совпадающему исходному индексу получены 1023 наблюдения и 13 содержательных полей. Перед соединением проверено однозначное соответствие индексов. Индекс используется только как технический ключ. Семнадцать строк, присутствующих только в таблице X_nup.xlsx, не вошли в объединённый набор. Пропуски и нечисловые значения отсутствуют.</w:t>
+      </w:r>
+    </w:p>
+    <w:p>
+      <w:pPr>
+        <w:pStyle w:val="RPZBody"/>
         <w:jc w:val="both"/>
       </w:pPr>
       <w:r>
-        <w:t>Решаются три задачи регрессии. Для модуля упругости при растяжении и прочности при растяжении используются 11 входов: обе конечные характеристики исключаются из признаков, чтобы не применять недоступную при прогнозе информацию. Для учебной оценки отношения матрица–наполнитель используются остальные 12 полей, включая две конечные характеристики. Последняя постановка не является оптимизацией рецептуры.</w:t>
-      </w:r>
-    </w:p>
-    <w:p>
-      <w:pPr>
+        <w:t>Решаются три задачи регрессии. Для модуля упругости при растяжении и прочности при растяжении используются 11 входов: обе конечные характеристики исключаются из признаков, чтобы не применять недоступную при прогнозе информацию. Для численной оценки отношения матрица–наполнитель используются остальные 12 полей, включая две конечные характеристики. Последняя постановка не является оптимизацией рецептуры.</w:t>
+      </w:r>
+    </w:p>
+    <w:p>
+      <w:pPr>
+        <w:pStyle w:val="RPZBody"/>
         <w:jc w:val="both"/>
       </w:pPr>
       <w:r>
@@ -860,6 +980,7 @@
     </w:p>
     <w:p>
       <w:pPr>
+        <w:pStyle w:val="RPZBody"/>
         <w:jc w:val="both"/>
       </w:pPr>
       <w:r>
@@ -868,6 +989,8 @@
     </w:p>
     <w:p>
       <w:pPr>
+        <w:pStyle w:val="RPZBody"/>
+        <w:keepNext/>
         <w:ind w:firstLine="0"/>
         <w:jc w:val="left"/>
       </w:pPr>
@@ -889,6 +1012,7 @@
       <w:tr>
         <w:trPr>
           <w:tblHeader w:val="true"/>
+          <w:cantSplit/>
         </w:trPr>
         <w:tc>
           <w:tcPr>
@@ -896,16 +1020,19 @@
           </w:tcPr>
           <w:p>
             <w:pPr>
-              <w:spacing w:line="240" w:lineRule="auto"/>
-              <w:ind w:firstLine="0"/>
-            </w:pPr>
-            <w:r/>
-            <w:r>
-              <w:rPr>
-                <w:rFonts w:ascii="Times New Roman" w:hAnsi="Times New Roman"/>
-                <w:b/>
-                <w:color w:val="000000"/>
-                <w:sz w:val="24"/>
+              <w:keepNext/>
+              <w:spacing w:line="360" w:lineRule="auto" w:before="0" w:after="0"/>
+              <w:ind w:firstLine="0"/>
+            </w:pPr>
+            <w:r/>
+            <w:r>
+              <w:rPr>
+                <w:rFonts w:ascii="Times New Roman" w:hAnsi="Times New Roman"/>
+                <w:b w:val="0"/>
+                <w:i w:val="0"/>
+                <w:color w:val="000000"/>
+                <w:sz w:val="24"/>
+                <w:u w:val="none"/>
               </w:rPr>
               <w:t>Цель</w:t>
             </w:r>
@@ -917,16 +1044,19 @@
           </w:tcPr>
           <w:p>
             <w:pPr>
-              <w:spacing w:line="240" w:lineRule="auto"/>
-              <w:ind w:firstLine="0"/>
-            </w:pPr>
-            <w:r/>
-            <w:r>
-              <w:rPr>
-                <w:rFonts w:ascii="Times New Roman" w:hAnsi="Times New Roman"/>
-                <w:b/>
-                <w:color w:val="000000"/>
-                <w:sz w:val="24"/>
+              <w:keepNext/>
+              <w:spacing w:line="360" w:lineRule="auto" w:before="0" w:after="0"/>
+              <w:ind w:firstLine="0"/>
+            </w:pPr>
+            <w:r/>
+            <w:r>
+              <w:rPr>
+                <w:rFonts w:ascii="Times New Roman" w:hAnsi="Times New Roman"/>
+                <w:b w:val="0"/>
+                <w:i w:val="0"/>
+                <w:color w:val="000000"/>
+                <w:sz w:val="24"/>
+                <w:u w:val="none"/>
               </w:rPr>
               <w:t>Входы</w:t>
             </w:r>
@@ -938,16 +1068,19 @@
           </w:tcPr>
           <w:p>
             <w:pPr>
-              <w:spacing w:line="240" w:lineRule="auto"/>
-              <w:ind w:firstLine="0"/>
-            </w:pPr>
-            <w:r/>
-            <w:r>
-              <w:rPr>
-                <w:rFonts w:ascii="Times New Roman" w:hAnsi="Times New Roman"/>
-                <w:b/>
-                <w:color w:val="000000"/>
-                <w:sz w:val="24"/>
+              <w:keepNext/>
+              <w:spacing w:line="360" w:lineRule="auto" w:before="0" w:after="0"/>
+              <w:ind w:firstLine="0"/>
+            </w:pPr>
+            <w:r/>
+            <w:r>
+              <w:rPr>
+                <w:rFonts w:ascii="Times New Roman" w:hAnsi="Times New Roman"/>
+                <w:b w:val="0"/>
+                <w:i w:val="0"/>
+                <w:color w:val="000000"/>
+                <w:sz w:val="24"/>
+                <w:u w:val="none"/>
               </w:rPr>
               <w:t>Назначение</w:t>
             </w:r>
@@ -955,13 +1088,17 @@
         </w:tc>
       </w:tr>
       <w:tr>
+        <w:trPr>
+          <w:cantSplit/>
+        </w:trPr>
         <w:tc>
           <w:tcPr>
             <w:tcW w:type="dxa" w:w="3213"/>
           </w:tcPr>
           <w:p>
             <w:pPr>
-              <w:spacing w:line="240" w:lineRule="auto"/>
+              <w:keepNext/>
+              <w:spacing w:line="360" w:lineRule="auto" w:before="0" w:after="0"/>
               <w:ind w:firstLine="0"/>
               <w:jc w:val="center"/>
             </w:pPr>
@@ -970,8 +1107,10 @@
               <w:rPr>
                 <w:rFonts w:ascii="Times New Roman" w:hAnsi="Times New Roman"/>
                 <w:b w:val="0"/>
-                <w:color w:val="000000"/>
-                <w:sz w:val="24"/>
+                <w:i w:val="0"/>
+                <w:color w:val="000000"/>
+                <w:sz w:val="24"/>
+                <w:u w:val="none"/>
               </w:rPr>
               <w:t>1</w:t>
             </w:r>
@@ -983,7 +1122,8 @@
           </w:tcPr>
           <w:p>
             <w:pPr>
-              <w:spacing w:line="240" w:lineRule="auto"/>
+              <w:keepNext/>
+              <w:spacing w:line="360" w:lineRule="auto" w:before="0" w:after="0"/>
               <w:ind w:firstLine="0"/>
               <w:jc w:val="center"/>
             </w:pPr>
@@ -992,8 +1132,10 @@
               <w:rPr>
                 <w:rFonts w:ascii="Times New Roman" w:hAnsi="Times New Roman"/>
                 <w:b w:val="0"/>
-                <w:color w:val="000000"/>
-                <w:sz w:val="24"/>
+                <w:i w:val="0"/>
+                <w:color w:val="000000"/>
+                <w:sz w:val="24"/>
+                <w:u w:val="none"/>
               </w:rPr>
               <w:t>2</w:t>
             </w:r>
@@ -1005,7 +1147,8 @@
           </w:tcPr>
           <w:p>
             <w:pPr>
-              <w:spacing w:line="240" w:lineRule="auto"/>
+              <w:keepNext/>
+              <w:spacing w:line="360" w:lineRule="auto" w:before="0" w:after="0"/>
               <w:ind w:firstLine="0"/>
               <w:jc w:val="center"/>
             </w:pPr>
@@ -1014,8 +1157,10 @@
               <w:rPr>
                 <w:rFonts w:ascii="Times New Roman" w:hAnsi="Times New Roman"/>
                 <w:b w:val="0"/>
-                <w:color w:val="000000"/>
-                <w:sz w:val="24"/>
+                <w:i w:val="0"/>
+                <w:color w:val="000000"/>
+                <w:sz w:val="24"/>
+                <w:u w:val="none"/>
               </w:rPr>
               <w:t>3</w:t>
             </w:r>
@@ -1023,22 +1168,29 @@
         </w:tc>
       </w:tr>
       <w:tr>
+        <w:trPr>
+          <w:cantSplit/>
+        </w:trPr>
         <w:tc>
           <w:tcPr>
             <w:tcW w:type="dxa" w:w="3213"/>
-          </w:tcPr>
-          <w:p>
-            <w:pPr>
-              <w:spacing w:line="240" w:lineRule="auto"/>
-              <w:ind w:firstLine="0"/>
-            </w:pPr>
-            <w:r/>
-            <w:r>
-              <w:rPr>
-                <w:rFonts w:ascii="Times New Roman" w:hAnsi="Times New Roman"/>
-                <w:b w:val="0"/>
-                <w:color w:val="000000"/>
-                <w:sz w:val="24"/>
+            <w:vAlign w:val="top"/>
+          </w:tcPr>
+          <w:p>
+            <w:pPr>
+              <w:keepNext/>
+              <w:spacing w:line="360" w:lineRule="auto" w:before="0" w:after="0"/>
+              <w:ind w:firstLine="0"/>
+            </w:pPr>
+            <w:r/>
+            <w:r>
+              <w:rPr>
+                <w:rFonts w:ascii="Times New Roman" w:hAnsi="Times New Roman"/>
+                <w:b w:val="0"/>
+                <w:i w:val="0"/>
+                <w:color w:val="000000"/>
+                <w:sz w:val="24"/>
+                <w:u w:val="none"/>
               </w:rPr>
               <w:t>Модуль при растяжении, ГПа</w:t>
             </w:r>
@@ -1047,19 +1199,23 @@
         <w:tc>
           <w:tcPr>
             <w:tcW w:type="dxa" w:w="3213"/>
-          </w:tcPr>
-          <w:p>
-            <w:pPr>
-              <w:spacing w:line="240" w:lineRule="auto"/>
-              <w:ind w:firstLine="0"/>
-            </w:pPr>
-            <w:r/>
-            <w:r>
-              <w:rPr>
-                <w:rFonts w:ascii="Times New Roman" w:hAnsi="Times New Roman"/>
-                <w:b w:val="0"/>
-                <w:color w:val="000000"/>
-                <w:sz w:val="24"/>
+            <w:vAlign w:val="bottom"/>
+          </w:tcPr>
+          <w:p>
+            <w:pPr>
+              <w:keepNext/>
+              <w:spacing w:line="360" w:lineRule="auto" w:before="0" w:after="0"/>
+              <w:ind w:firstLine="0"/>
+            </w:pPr>
+            <w:r/>
+            <w:r>
+              <w:rPr>
+                <w:rFonts w:ascii="Times New Roman" w:hAnsi="Times New Roman"/>
+                <w:b w:val="0"/>
+                <w:i w:val="0"/>
+                <w:color w:val="000000"/>
+                <w:sz w:val="24"/>
+                <w:u w:val="none"/>
               </w:rPr>
               <w:t>11</w:t>
             </w:r>
@@ -1068,19 +1224,23 @@
         <w:tc>
           <w:tcPr>
             <w:tcW w:type="dxa" w:w="3213"/>
-          </w:tcPr>
-          <w:p>
-            <w:pPr>
-              <w:spacing w:line="240" w:lineRule="auto"/>
-              <w:ind w:firstLine="0"/>
-            </w:pPr>
-            <w:r/>
-            <w:r>
-              <w:rPr>
-                <w:rFonts w:ascii="Times New Roman" w:hAnsi="Times New Roman"/>
-                <w:b w:val="0"/>
-                <w:color w:val="000000"/>
-                <w:sz w:val="24"/>
+            <w:vAlign w:val="top"/>
+          </w:tcPr>
+          <w:p>
+            <w:pPr>
+              <w:keepNext/>
+              <w:spacing w:line="360" w:lineRule="auto" w:before="0" w:after="0"/>
+              <w:ind w:firstLine="0"/>
+            </w:pPr>
+            <w:r/>
+            <w:r>
+              <w:rPr>
+                <w:rFonts w:ascii="Times New Roman" w:hAnsi="Times New Roman"/>
+                <w:b w:val="0"/>
+                <w:i w:val="0"/>
+                <w:color w:val="000000"/>
+                <w:sz w:val="24"/>
+                <w:u w:val="none"/>
               </w:rPr>
               <w:t>Прямой прогноз</w:t>
             </w:r>
@@ -1088,22 +1248,29 @@
         </w:tc>
       </w:tr>
       <w:tr>
+        <w:trPr>
+          <w:cantSplit/>
+        </w:trPr>
         <w:tc>
           <w:tcPr>
             <w:tcW w:type="dxa" w:w="3213"/>
-          </w:tcPr>
-          <w:p>
-            <w:pPr>
-              <w:spacing w:line="240" w:lineRule="auto"/>
-              <w:ind w:firstLine="0"/>
-            </w:pPr>
-            <w:r/>
-            <w:r>
-              <w:rPr>
-                <w:rFonts w:ascii="Times New Roman" w:hAnsi="Times New Roman"/>
-                <w:b w:val="0"/>
-                <w:color w:val="000000"/>
-                <w:sz w:val="24"/>
+            <w:vAlign w:val="top"/>
+          </w:tcPr>
+          <w:p>
+            <w:pPr>
+              <w:keepNext/>
+              <w:spacing w:line="360" w:lineRule="auto" w:before="0" w:after="0"/>
+              <w:ind w:firstLine="0"/>
+            </w:pPr>
+            <w:r/>
+            <w:r>
+              <w:rPr>
+                <w:rFonts w:ascii="Times New Roman" w:hAnsi="Times New Roman"/>
+                <w:b w:val="0"/>
+                <w:i w:val="0"/>
+                <w:color w:val="000000"/>
+                <w:sz w:val="24"/>
+                <w:u w:val="none"/>
               </w:rPr>
               <w:t>Прочность при растяжении, МПа</w:t>
             </w:r>
@@ -1112,19 +1279,23 @@
         <w:tc>
           <w:tcPr>
             <w:tcW w:type="dxa" w:w="3213"/>
-          </w:tcPr>
-          <w:p>
-            <w:pPr>
-              <w:spacing w:line="240" w:lineRule="auto"/>
-              <w:ind w:firstLine="0"/>
-            </w:pPr>
-            <w:r/>
-            <w:r>
-              <w:rPr>
-                <w:rFonts w:ascii="Times New Roman" w:hAnsi="Times New Roman"/>
-                <w:b w:val="0"/>
-                <w:color w:val="000000"/>
-                <w:sz w:val="24"/>
+            <w:vAlign w:val="bottom"/>
+          </w:tcPr>
+          <w:p>
+            <w:pPr>
+              <w:keepNext/>
+              <w:spacing w:line="360" w:lineRule="auto" w:before="0" w:after="0"/>
+              <w:ind w:firstLine="0"/>
+            </w:pPr>
+            <w:r/>
+            <w:r>
+              <w:rPr>
+                <w:rFonts w:ascii="Times New Roman" w:hAnsi="Times New Roman"/>
+                <w:b w:val="0"/>
+                <w:i w:val="0"/>
+                <w:color w:val="000000"/>
+                <w:sz w:val="24"/>
+                <w:u w:val="none"/>
               </w:rPr>
               <w:t>11</w:t>
             </w:r>
@@ -1133,19 +1304,23 @@
         <w:tc>
           <w:tcPr>
             <w:tcW w:type="dxa" w:w="3213"/>
-          </w:tcPr>
-          <w:p>
-            <w:pPr>
-              <w:spacing w:line="240" w:lineRule="auto"/>
-              <w:ind w:firstLine="0"/>
-            </w:pPr>
-            <w:r/>
-            <w:r>
-              <w:rPr>
-                <w:rFonts w:ascii="Times New Roman" w:hAnsi="Times New Roman"/>
-                <w:b w:val="0"/>
-                <w:color w:val="000000"/>
-                <w:sz w:val="24"/>
+            <w:vAlign w:val="top"/>
+          </w:tcPr>
+          <w:p>
+            <w:pPr>
+              <w:keepNext/>
+              <w:spacing w:line="360" w:lineRule="auto" w:before="0" w:after="0"/>
+              <w:ind w:firstLine="0"/>
+            </w:pPr>
+            <w:r/>
+            <w:r>
+              <w:rPr>
+                <w:rFonts w:ascii="Times New Roman" w:hAnsi="Times New Roman"/>
+                <w:b w:val="0"/>
+                <w:i w:val="0"/>
+                <w:color w:val="000000"/>
+                <w:sz w:val="24"/>
+                <w:u w:val="none"/>
               </w:rPr>
               <w:t>Прямой прогноз</w:t>
             </w:r>
@@ -1153,22 +1328,29 @@
         </w:tc>
       </w:tr>
       <w:tr>
+        <w:trPr>
+          <w:cantSplit/>
+        </w:trPr>
         <w:tc>
           <w:tcPr>
             <w:tcW w:type="dxa" w:w="3213"/>
-          </w:tcPr>
-          <w:p>
-            <w:pPr>
-              <w:spacing w:line="240" w:lineRule="auto"/>
-              <w:ind w:firstLine="0"/>
-            </w:pPr>
-            <w:r/>
-            <w:r>
-              <w:rPr>
-                <w:rFonts w:ascii="Times New Roman" w:hAnsi="Times New Roman"/>
-                <w:b w:val="0"/>
-                <w:color w:val="000000"/>
-                <w:sz w:val="24"/>
+            <w:vAlign w:val="top"/>
+          </w:tcPr>
+          <w:p>
+            <w:pPr>
+              <w:keepNext w:val="0"/>
+              <w:spacing w:line="360" w:lineRule="auto" w:before="0" w:after="0"/>
+              <w:ind w:firstLine="0"/>
+            </w:pPr>
+            <w:r/>
+            <w:r>
+              <w:rPr>
+                <w:rFonts w:ascii="Times New Roman" w:hAnsi="Times New Roman"/>
+                <w:b w:val="0"/>
+                <w:i w:val="0"/>
+                <w:color w:val="000000"/>
+                <w:sz w:val="24"/>
+                <w:u w:val="none"/>
               </w:rPr>
               <w:t>Соотношение матрица–наполнитель</w:t>
             </w:r>
@@ -1177,19 +1359,23 @@
         <w:tc>
           <w:tcPr>
             <w:tcW w:type="dxa" w:w="3213"/>
-          </w:tcPr>
-          <w:p>
-            <w:pPr>
-              <w:spacing w:line="240" w:lineRule="auto"/>
-              <w:ind w:firstLine="0"/>
-            </w:pPr>
-            <w:r/>
-            <w:r>
-              <w:rPr>
-                <w:rFonts w:ascii="Times New Roman" w:hAnsi="Times New Roman"/>
-                <w:b w:val="0"/>
-                <w:color w:val="000000"/>
-                <w:sz w:val="24"/>
+            <w:vAlign w:val="bottom"/>
+          </w:tcPr>
+          <w:p>
+            <w:pPr>
+              <w:keepNext w:val="0"/>
+              <w:spacing w:line="360" w:lineRule="auto" w:before="0" w:after="0"/>
+              <w:ind w:firstLine="0"/>
+            </w:pPr>
+            <w:r/>
+            <w:r>
+              <w:rPr>
+                <w:rFonts w:ascii="Times New Roman" w:hAnsi="Times New Roman"/>
+                <w:b w:val="0"/>
+                <w:i w:val="0"/>
+                <w:color w:val="000000"/>
+                <w:sz w:val="24"/>
+                <w:u w:val="none"/>
               </w:rPr>
               <w:t>12</w:t>
             </w:r>
@@ -1198,21 +1384,25 @@
         <w:tc>
           <w:tcPr>
             <w:tcW w:type="dxa" w:w="3213"/>
-          </w:tcPr>
-          <w:p>
-            <w:pPr>
-              <w:spacing w:line="240" w:lineRule="auto"/>
-              <w:ind w:firstLine="0"/>
-            </w:pPr>
-            <w:r/>
-            <w:r>
-              <w:rPr>
-                <w:rFonts w:ascii="Times New Roman" w:hAnsi="Times New Roman"/>
-                <w:b w:val="0"/>
-                <w:color w:val="000000"/>
-                <w:sz w:val="24"/>
-              </w:rPr>
-              <w:t>Учебная оценка MLP</w:t>
+            <w:vAlign w:val="top"/>
+          </w:tcPr>
+          <w:p>
+            <w:pPr>
+              <w:keepNext w:val="0"/>
+              <w:spacing w:line="360" w:lineRule="auto" w:before="0" w:after="0"/>
+              <w:ind w:firstLine="0"/>
+            </w:pPr>
+            <w:r/>
+            <w:r>
+              <w:rPr>
+                <w:rFonts w:ascii="Times New Roman" w:hAnsi="Times New Roman"/>
+                <w:b w:val="0"/>
+                <w:i w:val="0"/>
+                <w:color w:val="000000"/>
+                <w:sz w:val="24"/>
+                <w:u w:val="none"/>
+              </w:rPr>
+              <w:t>Обратная регрессия с помощью MLP</w:t>
             </w:r>
           </w:p>
         </w:tc>
@@ -1220,8 +1410,14 @@
     </w:tbl>
     <w:p>
       <w:pPr>
+        <w:pStyle w:val="RPZBody"/>
+        <w:ind w:firstLine="0"/>
+      </w:pPr>
+    </w:p>
+    <w:p>
+      <w:pPr>
         <w:pStyle w:val="Heading2"/>
-        <w:pageBreakBefore/>
+        <w:pageBreakBefore w:val="0"/>
       </w:pPr>
       <w:r>
         <w:t>1.2 Описание используемых методов</w:t>
@@ -1229,6 +1425,7 @@
     </w:p>
     <w:p>
       <w:pPr>
+        <w:pStyle w:val="RPZBody"/>
         <w:jc w:val="both"/>
       </w:pPr>
       <w:r>
@@ -1237,31 +1434,34 @@
     </w:p>
     <w:p>
       <w:pPr>
+        <w:pStyle w:val="RPZBody"/>
         <w:jc w:val="both"/>
       </w:pPr>
       <w:r>
-        <w:t>Правило смесей может служить физической гипотезой только при известных определениях долей и направления нагрузки. ASTM D3171 различает массовое и объёмное содержание и учитывает пустоты [4]. В учебных данных природа отношения матрица–наполнитель не определена, поэтому его нельзя переводить в долю или выдавать за паспорт состава. Аналогично температура вспышки не переименовывается в температуру отверждения без метаданных.</w:t>
-      </w:r>
-    </w:p>
-    <w:p>
-      <w:pPr>
+        <w:t>Правило смесей может служить физической гипотезой только при известных определениях долей и направления нагрузки. ASTM D3171 различает массовое и объёмное содержание и учитывает пустоты [4]. В исходных данных природа отношения матрица–наполнитель не определена, поэтому его нельзя переводить в долю или выдавать за паспорт состава. Аналогично температура вспышки не переименовывается в температуру отверждения без метаданных.</w:t>
+      </w:r>
+    </w:p>
+    <w:p>
+      <w:pPr>
+        <w:pStyle w:val="RPZBody"/>
         <w:jc w:val="both"/>
       </w:pPr>
       <w:r>
-        <w:t>Модуль характеризует начальную жёсткость, а прочность — предельное напряжение по принятому критерию. ASTM D3039/D3039M, ISO 527-4 и ISO 527-5 задают условия испытаний и показывают роль укладки, подготовки, среды, захватов и скорости [1], [2], [3]. Межлабораторная работа подтверждает необходимость согласованного протокола [21]. Влажность и температура также способны менять свойства, особенно определяемые матрицей [5], [7]. Эти параметры в наборе не задокументированы и рассматриваются как источник необъяснённой вариации.</w:t>
+        <w:t>Модуль характеризует начальную жёсткость, а прочность – предельное напряжение по принятому критерию. ASTM D3039/D3039M, ISO 527-4 и ISO 527-5 задают условия испытаний и показывают роль укладки, подготовки, среды, захватов и скорости [1], [2], [3]. Межлабораторная работа подтверждает необходимость согласованного протокола [21]. Влажность и температура также способны менять свойства, особенно определяемые матрицей [5], [7]. Эти параметры в наборе не задокументированы и рассматриваются как источник необъяснённой вариации.</w:t>
       </w:r>
     </w:p>
     <w:p>
       <w:pPr>
         <w:pStyle w:val="Heading2"/>
-        <w:pageBreakBefore/>
-      </w:pPr>
-      <w:r>
-        <w:t>1.2.1 Базовый уровень и Ridge</w:t>
-      </w:r>
-    </w:p>
-    <w:p>
-      <w:pPr>
+        <w:pageBreakBefore w:val="0"/>
+      </w:pPr>
+      <w:r>
+        <w:t>1.2.1 Константная и гребневая модели</w:t>
+      </w:r>
+    </w:p>
+    <w:p>
+      <w:pPr>
+        <w:pStyle w:val="RPZBody"/>
         <w:jc w:val="both"/>
       </w:pPr>
       <w:r>
@@ -1270,24 +1470,26 @@
     </w:p>
     <w:p>
       <w:pPr>
+        <w:pStyle w:val="RPZBody"/>
         <w:jc w:val="both"/>
       </w:pPr>
       <w:r>
-        <w:t>Константная модель прогнозирует среднее обучающей цели и задаёт точку сравнения. Конфигурации выбираются по средней ошибке кросс-валидации, после чего зафиксированный выбор один раз оценивается на отложенной части. Ridge минимизирует квадратичную ошибку с L2-штрафом, уменьшая дисперсию коэффициентов при коррелирующих признаках ценой контролируемого смещения [15]. Он быстр и прозрачен, но без конструирования признаков ограничен линейной зависимостью по переданным признакам.</w:t>
-      </w:r>
-    </w:p>
-    <w:p>
-      <w:pPr>
+        <w:t>Константная модель прогнозирует среднее обучающей цели и задаёт точку сравнения. Конфигурации выбираются по средней ошибке кросс-валидации, после чего зафиксированный выбор один раз оценивается на отложенной части. Гребневая регрессия (Ridge) минимизирует квадратичную ошибку с L2-штрафом, уменьшая дисперсию коэффициентов при коррелирующих признаках ценой контролируемого смещения [15]. Этот метод быстр и прозрачен, но без конструирования признаков ограничен линейной зависимостью по переданным признакам.</w:t>
+      </w:r>
+    </w:p>
+    <w:p>
+      <w:pPr>
+        <w:pStyle w:val="RPZBody"/>
         <w:jc w:val="both"/>
       </w:pPr>
       <w:r>
-        <w:t>Для Ridge масштабирование необходимо включать в pipeline: иначе различие единиц изменяет относительную силу штрафа. Все параметры преобразования оцениваются заново на тренировочной части каждого фолда. Такой baseline показывает, достаточно ли линейного сигнала, и помогает не приписывать гибкой модели преимущество, вызванное утечкой или переобучением.</w:t>
+        <w:t>Для гребневой регрессии признаки стандартизуют внутри единого вычислительного конвейера: без этого различие единиц измерения изменяет относительную силу штрафа. Параметры преобразования каждый раз оцениваются только по обучающим строкам соответствующей части перекрёстной проверки. Эта линейная модель показывает, насколько переданные признаки описывают цель линейной зависимостью. Константная модель, в отличие от неё, всегда прогнозирует среднее и служит базовым уровнем качества.</w:t>
       </w:r>
     </w:p>
     <w:p>
       <w:pPr>
         <w:pStyle w:val="Heading2"/>
-        <w:pageBreakBefore/>
+        <w:pageBreakBefore w:val="0"/>
       </w:pPr>
       <w:r>
         <w:t>1.2.2 Ансамбли деревьев</w:t>
@@ -1295,22 +1497,25 @@
     </w:p>
     <w:p>
       <w:pPr>
+        <w:pStyle w:val="RPZBody"/>
         <w:jc w:val="both"/>
       </w:pPr>
       <w:r>
-        <w:t>Random Forest усредняет деревья, построенные на случайных выборках наблюдений и признаков; исходный алгоритм охватывает и регрессию [6]. Метод выявляет нелинейности и взаимодействия, устойчив к монотонному масштабированию. Его ограничения — слабая экстраполяция, размер ансамбля и менее непосредственная интерпретация. Глубину и минимальные размеры узлов подбирают только на train.</w:t>
-      </w:r>
-    </w:p>
-    <w:p>
-      <w:pPr>
+        <w:t>Случайный лес (Random Forest) усредняет деревья, построенные на случайных выборках наблюдений и признаков; исходный алгоритм охватывает и регрессию [6]. Метод выявляет нелинейности и взаимодействия, устойчив к монотонному масштабированию. Его ограничения – слабая экстраполяция, размер ансамбля и менее непосредственная интерпретация. Глубину и минимальные размеры узлов подбирают только по обучающей выборке.</w:t>
+      </w:r>
+    </w:p>
+    <w:p>
+      <w:pPr>
+        <w:pStyle w:val="RPZBody"/>
         <w:jc w:val="both"/>
       </w:pPr>
       <w:r>
-        <w:t>Gradient Boosting последовательно добавляет слабые модели, каждая из которых уменьшает выбранную функцию потерь [13]. Он гибко аппроксимирует нелинейности, но чувствителен к глубине, темпу обучения и числу итераций. Слишком сложная последовательность переобучается, поэтому лес и бустинг сравниваются на одинаковых фолдах и с тем же baseline.</w:t>
-      </w:r>
-    </w:p>
-    <w:p>
-      <w:pPr>
+        <w:t>Градиентный бустинг (Gradient Boosting) последовательно добавляет слабые модели, каждая из которых уменьшает выбранную функцию потерь [13]. Он гибко аппроксимирует нелинейности, но чувствителен к глубине, темпу обучения и числу итераций. Слишком сложная последовательность переобучается, поэтому лес и бустинг сравниваются на одинаковых частях перекрёстной проверки и с тем же константным ориентиром.</w:t>
+      </w:r>
+    </w:p>
+    <w:p>
+      <w:pPr>
+        <w:pStyle w:val="RPZBody"/>
         <w:jc w:val="both"/>
       </w:pPr>
       <w:r>
@@ -1319,6 +1524,8 @@
     </w:p>
     <w:p>
       <w:pPr>
+        <w:pStyle w:val="RPZBody"/>
+        <w:keepNext/>
         <w:ind w:firstLine="0"/>
         <w:jc w:val="left"/>
       </w:pPr>
@@ -1340,6 +1547,7 @@
       <w:tr>
         <w:trPr>
           <w:tblHeader w:val="true"/>
+          <w:cantSplit/>
         </w:trPr>
         <w:tc>
           <w:tcPr>
@@ -1347,16 +1555,19 @@
           </w:tcPr>
           <w:p>
             <w:pPr>
-              <w:spacing w:line="240" w:lineRule="auto"/>
-              <w:ind w:firstLine="0"/>
-            </w:pPr>
-            <w:r/>
-            <w:r>
-              <w:rPr>
-                <w:rFonts w:ascii="Times New Roman" w:hAnsi="Times New Roman"/>
-                <w:b/>
-                <w:color w:val="000000"/>
-                <w:sz w:val="24"/>
+              <w:keepNext/>
+              <w:spacing w:line="360" w:lineRule="auto" w:before="0" w:after="0"/>
+              <w:ind w:firstLine="0"/>
+            </w:pPr>
+            <w:r/>
+            <w:r>
+              <w:rPr>
+                <w:rFonts w:ascii="Times New Roman" w:hAnsi="Times New Roman"/>
+                <w:b w:val="0"/>
+                <w:i w:val="0"/>
+                <w:color w:val="000000"/>
+                <w:sz w:val="24"/>
+                <w:u w:val="none"/>
               </w:rPr>
               <w:t>Метод</w:t>
             </w:r>
@@ -1368,16 +1579,19 @@
           </w:tcPr>
           <w:p>
             <w:pPr>
-              <w:spacing w:line="240" w:lineRule="auto"/>
-              <w:ind w:firstLine="0"/>
-            </w:pPr>
-            <w:r/>
-            <w:r>
-              <w:rPr>
-                <w:rFonts w:ascii="Times New Roman" w:hAnsi="Times New Roman"/>
-                <w:b/>
-                <w:color w:val="000000"/>
-                <w:sz w:val="24"/>
+              <w:keepNext/>
+              <w:spacing w:line="360" w:lineRule="auto" w:before="0" w:after="0"/>
+              <w:ind w:firstLine="0"/>
+            </w:pPr>
+            <w:r/>
+            <w:r>
+              <w:rPr>
+                <w:rFonts w:ascii="Times New Roman" w:hAnsi="Times New Roman"/>
+                <w:b w:val="0"/>
+                <w:i w:val="0"/>
+                <w:color w:val="000000"/>
+                <w:sz w:val="24"/>
+                <w:u w:val="none"/>
               </w:rPr>
               <w:t>Достоинства</w:t>
             </w:r>
@@ -1389,16 +1603,19 @@
           </w:tcPr>
           <w:p>
             <w:pPr>
-              <w:spacing w:line="240" w:lineRule="auto"/>
-              <w:ind w:firstLine="0"/>
-            </w:pPr>
-            <w:r/>
-            <w:r>
-              <w:rPr>
-                <w:rFonts w:ascii="Times New Roman" w:hAnsi="Times New Roman"/>
-                <w:b/>
-                <w:color w:val="000000"/>
-                <w:sz w:val="24"/>
+              <w:keepNext/>
+              <w:spacing w:line="360" w:lineRule="auto" w:before="0" w:after="0"/>
+              <w:ind w:firstLine="0"/>
+            </w:pPr>
+            <w:r/>
+            <w:r>
+              <w:rPr>
+                <w:rFonts w:ascii="Times New Roman" w:hAnsi="Times New Roman"/>
+                <w:b w:val="0"/>
+                <w:i w:val="0"/>
+                <w:color w:val="000000"/>
+                <w:sz w:val="24"/>
+                <w:u w:val="none"/>
               </w:rPr>
               <w:t>Ограничения</w:t>
             </w:r>
@@ -1406,13 +1623,17 @@
         </w:tc>
       </w:tr>
       <w:tr>
+        <w:trPr>
+          <w:cantSplit/>
+        </w:trPr>
         <w:tc>
           <w:tcPr>
             <w:tcW w:type="dxa" w:w="3213"/>
           </w:tcPr>
           <w:p>
             <w:pPr>
-              <w:spacing w:line="240" w:lineRule="auto"/>
+              <w:keepNext/>
+              <w:spacing w:line="360" w:lineRule="auto" w:before="0" w:after="0"/>
               <w:ind w:firstLine="0"/>
               <w:jc w:val="center"/>
             </w:pPr>
@@ -1421,8 +1642,10 @@
               <w:rPr>
                 <w:rFonts w:ascii="Times New Roman" w:hAnsi="Times New Roman"/>
                 <w:b w:val="0"/>
-                <w:color w:val="000000"/>
-                <w:sz w:val="24"/>
+                <w:i w:val="0"/>
+                <w:color w:val="000000"/>
+                <w:sz w:val="24"/>
+                <w:u w:val="none"/>
               </w:rPr>
               <w:t>1</w:t>
             </w:r>
@@ -1434,7 +1657,8 @@
           </w:tcPr>
           <w:p>
             <w:pPr>
-              <w:spacing w:line="240" w:lineRule="auto"/>
+              <w:keepNext/>
+              <w:spacing w:line="360" w:lineRule="auto" w:before="0" w:after="0"/>
               <w:ind w:firstLine="0"/>
               <w:jc w:val="center"/>
             </w:pPr>
@@ -1443,8 +1667,10 @@
               <w:rPr>
                 <w:rFonts w:ascii="Times New Roman" w:hAnsi="Times New Roman"/>
                 <w:b w:val="0"/>
-                <w:color w:val="000000"/>
-                <w:sz w:val="24"/>
+                <w:i w:val="0"/>
+                <w:color w:val="000000"/>
+                <w:sz w:val="24"/>
+                <w:u w:val="none"/>
               </w:rPr>
               <w:t>2</w:t>
             </w:r>
@@ -1456,7 +1682,8 @@
           </w:tcPr>
           <w:p>
             <w:pPr>
-              <w:spacing w:line="240" w:lineRule="auto"/>
+              <w:keepNext/>
+              <w:spacing w:line="360" w:lineRule="auto" w:before="0" w:after="0"/>
               <w:ind w:firstLine="0"/>
               <w:jc w:val="center"/>
             </w:pPr>
@@ -1465,8 +1692,10 @@
               <w:rPr>
                 <w:rFonts w:ascii="Times New Roman" w:hAnsi="Times New Roman"/>
                 <w:b w:val="0"/>
-                <w:color w:val="000000"/>
-                <w:sz w:val="24"/>
+                <w:i w:val="0"/>
+                <w:color w:val="000000"/>
+                <w:sz w:val="24"/>
+                <w:u w:val="none"/>
               </w:rPr>
               <w:t>3</w:t>
             </w:r>
@@ -1474,43 +1703,54 @@
         </w:tc>
       </w:tr>
       <w:tr>
+        <w:trPr>
+          <w:cantSplit/>
+        </w:trPr>
         <w:tc>
           <w:tcPr>
             <w:tcW w:type="dxa" w:w="3213"/>
-          </w:tcPr>
-          <w:p>
-            <w:pPr>
-              <w:spacing w:line="240" w:lineRule="auto"/>
-              <w:ind w:firstLine="0"/>
-            </w:pPr>
-            <w:r/>
-            <w:r>
-              <w:rPr>
-                <w:rFonts w:ascii="Times New Roman" w:hAnsi="Times New Roman"/>
-                <w:b w:val="0"/>
-                <w:color w:val="000000"/>
-                <w:sz w:val="24"/>
-              </w:rPr>
-              <w:t>Random Forest</w:t>
+            <w:vAlign w:val="top"/>
+          </w:tcPr>
+          <w:p>
+            <w:pPr>
+              <w:keepNext/>
+              <w:spacing w:line="360" w:lineRule="auto" w:before="0" w:after="0"/>
+              <w:ind w:firstLine="0"/>
+            </w:pPr>
+            <w:r/>
+            <w:r>
+              <w:rPr>
+                <w:rFonts w:ascii="Times New Roman" w:hAnsi="Times New Roman"/>
+                <w:b w:val="0"/>
+                <w:i w:val="0"/>
+                <w:color w:val="000000"/>
+                <w:sz w:val="24"/>
+                <w:u w:val="none"/>
+              </w:rPr>
+              <w:t>Случайный лес</w:t>
             </w:r>
           </w:p>
         </w:tc>
         <w:tc>
           <w:tcPr>
             <w:tcW w:type="dxa" w:w="3213"/>
-          </w:tcPr>
-          <w:p>
-            <w:pPr>
-              <w:spacing w:line="240" w:lineRule="auto"/>
-              <w:ind w:firstLine="0"/>
-            </w:pPr>
-            <w:r/>
-            <w:r>
-              <w:rPr>
-                <w:rFonts w:ascii="Times New Roman" w:hAnsi="Times New Roman"/>
-                <w:b w:val="0"/>
-                <w:color w:val="000000"/>
-                <w:sz w:val="24"/>
+            <w:vAlign w:val="top"/>
+          </w:tcPr>
+          <w:p>
+            <w:pPr>
+              <w:keepNext/>
+              <w:spacing w:line="360" w:lineRule="auto" w:before="0" w:after="0"/>
+              <w:ind w:firstLine="0"/>
+            </w:pPr>
+            <w:r/>
+            <w:r>
+              <w:rPr>
+                <w:rFonts w:ascii="Times New Roman" w:hAnsi="Times New Roman"/>
+                <w:b w:val="0"/>
+                <w:i w:val="0"/>
+                <w:color w:val="000000"/>
+                <w:sz w:val="24"/>
+                <w:u w:val="none"/>
               </w:rPr>
               <w:t>Нелинейности, взаимодействия, устойчивое усреднение</w:t>
             </w:r>
@@ -1519,19 +1759,23 @@
         <w:tc>
           <w:tcPr>
             <w:tcW w:type="dxa" w:w="3213"/>
-          </w:tcPr>
-          <w:p>
-            <w:pPr>
-              <w:spacing w:line="240" w:lineRule="auto"/>
-              <w:ind w:firstLine="0"/>
-            </w:pPr>
-            <w:r/>
-            <w:r>
-              <w:rPr>
-                <w:rFonts w:ascii="Times New Roman" w:hAnsi="Times New Roman"/>
-                <w:b w:val="0"/>
-                <w:color w:val="000000"/>
-                <w:sz w:val="24"/>
+            <w:vAlign w:val="top"/>
+          </w:tcPr>
+          <w:p>
+            <w:pPr>
+              <w:keepNext/>
+              <w:spacing w:line="360" w:lineRule="auto" w:before="0" w:after="0"/>
+              <w:ind w:firstLine="0"/>
+            </w:pPr>
+            <w:r/>
+            <w:r>
+              <w:rPr>
+                <w:rFonts w:ascii="Times New Roman" w:hAnsi="Times New Roman"/>
+                <w:b w:val="0"/>
+                <w:i w:val="0"/>
+                <w:color w:val="000000"/>
+                <w:sz w:val="24"/>
+                <w:u w:val="none"/>
               </w:rPr>
               <w:t>Размер модели, слабая экстраполяция</w:t>
             </w:r>
@@ -1539,43 +1783,54 @@
         </w:tc>
       </w:tr>
       <w:tr>
+        <w:trPr>
+          <w:cantSplit/>
+        </w:trPr>
         <w:tc>
           <w:tcPr>
             <w:tcW w:type="dxa" w:w="3213"/>
-          </w:tcPr>
-          <w:p>
-            <w:pPr>
-              <w:spacing w:line="240" w:lineRule="auto"/>
-              <w:ind w:firstLine="0"/>
-            </w:pPr>
-            <w:r/>
-            <w:r>
-              <w:rPr>
-                <w:rFonts w:ascii="Times New Roman" w:hAnsi="Times New Roman"/>
-                <w:b w:val="0"/>
-                <w:color w:val="000000"/>
-                <w:sz w:val="24"/>
-              </w:rPr>
-              <w:t>Gradient Boosting</w:t>
+            <w:vAlign w:val="top"/>
+          </w:tcPr>
+          <w:p>
+            <w:pPr>
+              <w:keepNext w:val="0"/>
+              <w:spacing w:line="360" w:lineRule="auto" w:before="0" w:after="0"/>
+              <w:ind w:firstLine="0"/>
+            </w:pPr>
+            <w:r/>
+            <w:r>
+              <w:rPr>
+                <w:rFonts w:ascii="Times New Roman" w:hAnsi="Times New Roman"/>
+                <w:b w:val="0"/>
+                <w:i w:val="0"/>
+                <w:color w:val="000000"/>
+                <w:sz w:val="24"/>
+                <w:u w:val="none"/>
+              </w:rPr>
+              <w:t>Градиентный бустинг</w:t>
             </w:r>
           </w:p>
         </w:tc>
         <w:tc>
           <w:tcPr>
             <w:tcW w:type="dxa" w:w="3213"/>
-          </w:tcPr>
-          <w:p>
-            <w:pPr>
-              <w:spacing w:line="240" w:lineRule="auto"/>
-              <w:ind w:firstLine="0"/>
-            </w:pPr>
-            <w:r/>
-            <w:r>
-              <w:rPr>
-                <w:rFonts w:ascii="Times New Roman" w:hAnsi="Times New Roman"/>
-                <w:b w:val="0"/>
-                <w:color w:val="000000"/>
-                <w:sz w:val="24"/>
+            <w:vAlign w:val="top"/>
+          </w:tcPr>
+          <w:p>
+            <w:pPr>
+              <w:keepNext w:val="0"/>
+              <w:spacing w:line="360" w:lineRule="auto" w:before="0" w:after="0"/>
+              <w:ind w:firstLine="0"/>
+            </w:pPr>
+            <w:r/>
+            <w:r>
+              <w:rPr>
+                <w:rFonts w:ascii="Times New Roman" w:hAnsi="Times New Roman"/>
+                <w:b w:val="0"/>
+                <w:i w:val="0"/>
+                <w:color w:val="000000"/>
+                <w:sz w:val="24"/>
+                <w:u w:val="none"/>
               </w:rPr>
               <w:t>Последовательная коррекция ошибок</w:t>
             </w:r>
@@ -1584,19 +1839,23 @@
         <w:tc>
           <w:tcPr>
             <w:tcW w:type="dxa" w:w="3213"/>
-          </w:tcPr>
-          <w:p>
-            <w:pPr>
-              <w:spacing w:line="240" w:lineRule="auto"/>
-              <w:ind w:firstLine="0"/>
-            </w:pPr>
-            <w:r/>
-            <w:r>
-              <w:rPr>
-                <w:rFonts w:ascii="Times New Roman" w:hAnsi="Times New Roman"/>
-                <w:b w:val="0"/>
-                <w:color w:val="000000"/>
-                <w:sz w:val="24"/>
+            <w:vAlign w:val="top"/>
+          </w:tcPr>
+          <w:p>
+            <w:pPr>
+              <w:keepNext w:val="0"/>
+              <w:spacing w:line="360" w:lineRule="auto" w:before="0" w:after="0"/>
+              <w:ind w:firstLine="0"/>
+            </w:pPr>
+            <w:r/>
+            <w:r>
+              <w:rPr>
+                <w:rFonts w:ascii="Times New Roman" w:hAnsi="Times New Roman"/>
+                <w:b w:val="0"/>
+                <w:i w:val="0"/>
+                <w:color w:val="000000"/>
+                <w:sz w:val="24"/>
+                <w:u w:val="none"/>
               </w:rPr>
               <w:t>Чувствительность к глубине, темпу и числу итераций</w:t>
             </w:r>
@@ -1606,31 +1865,40 @@
     </w:tbl>
     <w:p>
       <w:pPr>
+        <w:pStyle w:val="RPZBody"/>
+        <w:ind w:firstLine="0"/>
+      </w:pPr>
+    </w:p>
+    <w:p>
+      <w:pPr>
         <w:pStyle w:val="Heading2"/>
-        <w:pageBreakBefore/>
-      </w:pPr>
-      <w:r>
-        <w:t>1.2.3 SVR и MLP</w:t>
-      </w:r>
-    </w:p>
-    <w:p>
-      <w:pPr>
+        <w:pageBreakBefore w:val="0"/>
+      </w:pPr>
+      <w:r>
+        <w:t>1.2.3 Метод опорных векторов и многослойный персептрон</w:t>
+      </w:r>
+    </w:p>
+    <w:p>
+      <w:pPr>
+        <w:pStyle w:val="RPZBody"/>
         <w:jc w:val="both"/>
       </w:pPr>
       <w:r>
-        <w:t>Метод опорных векторов решает регуляризованную задачу и через ядро строит нелинейную зависимость в неявном пространстве [11]. В SVR зона epsilon задаёт допустимое отклонение, а ошибку формируют точки за её пределами [12]. Метод подходит для выборок умеренного размера, но чувствителен к масштабу, C, epsilon и параметрам ядра; StandardScaler должен обучаться внутри каждого фолда.</w:t>
-      </w:r>
-    </w:p>
-    <w:p>
-      <w:pPr>
+        <w:t>Метод опорных векторов решает регуляризованную задачу и через ядро строит нелинейную зависимость в неявном пространстве [11]. В регрессии на опорных векторах (SVR) зона ε задаёт допустимое отклонение, а ошибку формируют точки за её пределами [12]. Метод подходит для выборок умеренного размера, но чувствителен к масштабу, C, epsilon и параметрам ядра; параметры стандартизации должны оцениваться только по обучающим строкам каждой части перекрёстной проверки.</w:t>
+      </w:r>
+    </w:p>
+    <w:p>
+      <w:pPr>
+        <w:pStyle w:val="RPZBody"/>
         <w:jc w:val="both"/>
       </w:pPr>
       <w:r>
-        <w:t>MLP чередует линейные преобразования и нелинейные активации. Обратное распространение вычисляет градиенты функции потерь, а оптимизатор обновляет веса [22]. На небольшой табличной выборке сеть гибка, но вариативна и склонна к переобучению. Регуляризация ограничивает сложность; dropout является одним из известных подходов [23], а используемый MLPRegressor применяет L2-штраф, компактную архитектуру и раннюю остановку.</w:t>
-      </w:r>
-    </w:p>
-    <w:p>
-      <w:pPr>
+        <w:t>Многослойный персептрон (MLP) чередует линейные преобразования и нелинейные функции активации. Обратное распространение вычисляет градиенты функции потерь, а оптимизатор обновляет веса [22]. На небольшой табличной выборке сеть гибка, но вариативна и склонна к переобучению. Регуляризация ограничивает сложность; исключение части нейронов при обучении является одним из известных подходов [23], а использованный класс MLPRegressor применяет L2-штраф, компактную архитектуру и раннюю остановку.</w:t>
+      </w:r>
+    </w:p>
+    <w:p>
+      <w:pPr>
+        <w:pStyle w:val="RPZBody"/>
         <w:jc w:val="both"/>
       </w:pPr>
       <w:r>
@@ -1640,77 +1908,252 @@
     <w:p>
       <w:pPr>
         <w:pStyle w:val="Heading2"/>
-        <w:pageBreakBefore/>
-      </w:pPr>
-      <w:r>
-        <w:t>1.2.4 Оценка качества, утечки и интерпретация</w:t>
-      </w:r>
-    </w:p>
-    <w:p>
-      <w:pPr>
+        <w:pageBreakBefore w:val="0"/>
+      </w:pPr>
+      <w:r>
+        <w:t>1.2.4 Оценка качества и предотвращение утечки данных</w:t>
+      </w:r>
+    </w:p>
+    <w:p>
+      <w:pPr>
+        <w:pStyle w:val="RPZBody"/>
         <w:jc w:val="both"/>
       </w:pPr>
       <w:r>
-        <w:t>Отложенные 30% используются один раз после выбора, а десятифолдовая CV выполняется только на обучающей части [17]. GridSearchCV перебирает фиксированную сетку [26]; преобразования помещаются в pipeline, поскольку обработка до разделения переносит информацию из проверки [25]. CV для выбора не является независимой итоговой оценкой [24], [9].</w:t>
-      </w:r>
-    </w:p>
-    <w:p>
-      <w:pPr>
+        <w:t>Для итоговой оценки один раз используется отложенная выборка, содержащая 30 % наблюдений. До этого модели и их параметры выбираются десятикратной перекрёстной проверкой только на обучающей выборке [17]. В каждом повторе девять частей служат для обучения, а одна – для проверки. Инструмент GridSearchCV перебирает заранее заданную сетку параметров [26]. Преобразования выполняются внутри вычислительного конвейера, чтобы статистики проверочной части не влияли на обучение [25]. Результат такого выбора не заменяет независимую итоговую оценку [24], [9].</w:t>
+      </w:r>
+    </w:p>
+    <w:p>
+      <w:pPr>
+        <w:pStyle w:val="RPZBody"/>
         <w:jc w:val="both"/>
       </w:pPr>
       <w:r>
-        <w:t>MAE — среднее абсолютное отклонение [27], RMSE сильнее реагирует на крупные промахи [30], R² сравнивает ошибки с отклонениями от среднего и может быть отрицательным [29], [10]. Метрики приводятся раздельно без универсального порога приемлемости. Пермутационная важность описывает поведение модели, а не причинный механизм [28].</w:t>
-      </w:r>
-    </w:p>
-    <w:p>
-      <w:pPr>
+        <w:t>Средняя абсолютная ошибка (MAE) измеряет среднее абсолютное отклонение [27], корень из средней квадратичной ошибки (RMSE) сильнее реагирует на крупные промахи [30], а коэффициент детерминации (R²) сравнивает ошибки с отклонениями от среднего и может быть отрицательным [29], [10]. Метрики приводятся раздельно без универсального порога приемлемости. Пермутационная важность описывает поведение модели, а не причинный механизм [28].</w:t>
+      </w:r>
+    </w:p>
+    <w:p>
+      <w:pPr>
+        <w:pStyle w:val="RPZBody"/>
         <w:ind w:firstLine="0"/>
-        <w:jc w:val="center"/>
+      </w:pPr>
+    </w:p>
+    <w:p>
+      <w:pPr>
+        <w:pStyle w:val="RPZBody"/>
+        <w:tabs>
+          <w:tab w:pos="8787" w:val="right"/>
+        </w:tabs>
+        <w:ind w:firstLine="709"/>
+        <w:jc w:val="left"/>
       </w:pPr>
       <m:oMathPara>
         <m:oMath>
           <m:r>
-            <m:t>RMSE = √[(1/n)∑ᵢ₌₁ⁿ(yᵢ − ŷᵢ)²].                                    (1)</m:t>
+            <m:t>RMSE = √[(1/n)∑ᵢ₌₁ⁿ(yᵢ − ŷᵢ)²]</m:t>
           </m:r>
         </m:oMath>
       </m:oMathPara>
-    </w:p>
-    <w:p>
-      <w:pPr>
+      <w:r>
+        <w:tab/>
+        <w:t>(1)</w:t>
+      </w:r>
+    </w:p>
+    <w:p>
+      <w:pPr>
+        <w:pStyle w:val="RPZBody"/>
         <w:ind w:firstLine="0"/>
-        <w:jc w:val="center"/>
+      </w:pPr>
+    </w:p>
+    <w:p>
+      <w:pPr>
+        <w:pStyle w:val="RPZBody"/>
+        <w:ind w:firstLine="0"/>
+        <w:jc w:val="left"/>
+      </w:pPr>
+      <w:r>
+        <w:t>где n – число наблюдений оцениваемой выборки;</w:t>
+      </w:r>
+    </w:p>
+    <w:p>
+      <w:pPr>
+        <w:pStyle w:val="RPZBody"/>
+        <w:ind w:firstLine="0"/>
+        <w:jc w:val="left"/>
+      </w:pPr>
+      <w:r>
+        <w:t>yᵢ – фактическое значение целевой переменной;</w:t>
+      </w:r>
+    </w:p>
+    <w:p>
+      <w:pPr>
+        <w:pStyle w:val="RPZBody"/>
+        <w:ind w:firstLine="0"/>
+        <w:jc w:val="left"/>
+      </w:pPr>
+      <w:r>
+        <w:t>ŷᵢ – прогноз модели.</w:t>
+      </w:r>
+    </w:p>
+    <w:p>
+      <w:pPr>
+        <w:pStyle w:val="RPZBody"/>
+        <w:ind w:firstLine="0"/>
+      </w:pPr>
+    </w:p>
+    <w:p>
+      <w:pPr>
+        <w:pStyle w:val="RPZBody"/>
+        <w:tabs>
+          <w:tab w:pos="8787" w:val="right"/>
+        </w:tabs>
+        <w:ind w:firstLine="709"/>
+        <w:jc w:val="left"/>
       </w:pPr>
       <m:oMathPara>
         <m:oMath>
           <m:r>
-            <m:t>MAE = (1/n)∑ᵢ₌₁ⁿ|yᵢ − ŷᵢ|.                                           (2)</m:t>
+            <m:t>MAE = (1/n)∑ᵢ₌₁ⁿ|yᵢ − ŷᵢ|</m:t>
           </m:r>
         </m:oMath>
       </m:oMathPara>
-    </w:p>
-    <w:p>
-      <w:pPr>
+      <w:r>
+        <w:tab/>
+        <w:t>(2)</w:t>
+      </w:r>
+    </w:p>
+    <w:p>
+      <w:pPr>
+        <w:pStyle w:val="RPZBody"/>
         <w:ind w:firstLine="0"/>
-        <w:jc w:val="center"/>
+      </w:pPr>
+    </w:p>
+    <w:p>
+      <w:pPr>
+        <w:pStyle w:val="RPZBody"/>
+        <w:ind w:firstLine="0"/>
+        <w:jc w:val="left"/>
+      </w:pPr>
+      <w:r>
+        <w:t>где n – число наблюдений оцениваемой выборки;</w:t>
+      </w:r>
+    </w:p>
+    <w:p>
+      <w:pPr>
+        <w:pStyle w:val="RPZBody"/>
+        <w:ind w:firstLine="0"/>
+        <w:jc w:val="left"/>
+      </w:pPr>
+      <w:r>
+        <w:t>yᵢ – фактическое значение целевой переменной;</w:t>
+      </w:r>
+    </w:p>
+    <w:p>
+      <w:pPr>
+        <w:pStyle w:val="RPZBody"/>
+        <w:ind w:firstLine="0"/>
+        <w:jc w:val="left"/>
+      </w:pPr>
+      <w:r>
+        <w:t>ŷᵢ – прогноз модели.</w:t>
+      </w:r>
+    </w:p>
+    <w:p>
+      <w:pPr>
+        <w:pStyle w:val="RPZBody"/>
+        <w:ind w:firstLine="0"/>
+      </w:pPr>
+    </w:p>
+    <w:p>
+      <w:pPr>
+        <w:pStyle w:val="RPZBody"/>
+        <w:keepNext/>
+        <w:tabs>
+          <w:tab w:pos="8787" w:val="right"/>
+        </w:tabs>
+        <w:ind w:firstLine="709"/>
+        <w:jc w:val="left"/>
       </w:pPr>
       <m:oMathPara>
         <m:oMath>
           <m:r>
-            <m:t>R² = 1 − ∑ᵢ₌₁ⁿ(yᵢ − ŷᵢ)² / ∑ᵢ₌₁ⁿ(yᵢ − ȳ)².                     (3)</m:t>
+            <m:t>R² = 1 − ∑ᵢ₌₁ⁿ(yᵢ − ŷᵢ)² / ∑ᵢ₌₁ⁿ(yᵢ − ȳ)²</m:t>
           </m:r>
         </m:oMath>
       </m:oMathPara>
-    </w:p>
-    <w:p>
-      <w:pPr>
+      <w:r>
+        <w:tab/>
+        <w:t>(3)</w:t>
+      </w:r>
+    </w:p>
+    <w:p>
+      <w:pPr>
+        <w:pStyle w:val="RPZBody"/>
+        <w:keepNext/>
+        <w:ind w:firstLine="0"/>
+      </w:pPr>
+    </w:p>
+    <w:p>
+      <w:pPr>
+        <w:pStyle w:val="RPZBody"/>
+        <w:keepNext/>
+        <w:ind w:firstLine="0"/>
+        <w:jc w:val="left"/>
+      </w:pPr>
+      <w:r>
+        <w:t>где n – число наблюдений оцениваемой выборки;</w:t>
+      </w:r>
+    </w:p>
+    <w:p>
+      <w:pPr>
+        <w:pStyle w:val="RPZBody"/>
+        <w:keepNext/>
+        <w:ind w:firstLine="0"/>
+        <w:jc w:val="left"/>
+      </w:pPr>
+      <w:r>
+        <w:t>yᵢ – фактическое значение целевой переменной;</w:t>
+      </w:r>
+    </w:p>
+    <w:p>
+      <w:pPr>
+        <w:pStyle w:val="RPZBody"/>
+        <w:keepNext/>
+        <w:ind w:firstLine="0"/>
+        <w:jc w:val="left"/>
+      </w:pPr>
+      <w:r>
+        <w:t>ŷᵢ – прогноз модели;</w:t>
+      </w:r>
+    </w:p>
+    <w:p>
+      <w:pPr>
+        <w:pStyle w:val="RPZBody"/>
+        <w:ind w:firstLine="0"/>
+        <w:jc w:val="left"/>
+      </w:pPr>
+      <w:r>
+        <w:t>ȳ – среднее фактических значений оцениваемой выборки.</w:t>
+      </w:r>
+    </w:p>
+    <w:p>
+      <w:pPr>
+        <w:pStyle w:val="RPZBody"/>
+        <w:ind w:firstLine="0"/>
+      </w:pPr>
+    </w:p>
+    <w:p>
+      <w:pPr>
+        <w:pStyle w:val="RPZBody"/>
         <w:jc w:val="both"/>
       </w:pPr>
       <w:r>
-        <w:t>Здесь n — число наблюдений оцениваемой выборки, yᵢ и ŷᵢ — фактическое и прогнозное значения, а ȳ — среднее y именно этой выборки. Поэтому константная модель, обученная на среднем обучающей части, может иметь отрицательный R² на отложенной части.</w:t>
-      </w:r>
-    </w:p>
-    <w:p>
-      <w:pPr>
+        <w:t>Константная модель обучается на среднем значении обучающей выборки, поэтому её R² на отложенной выборке может быть отрицательным.</w:t>
+      </w:r>
+    </w:p>
+    <w:p>
+      <w:pPr>
+        <w:pStyle w:val="RPZBody"/>
         <w:jc w:val="both"/>
       </w:pPr>
       <w:r>
@@ -1719,6 +2162,8 @@
     </w:p>
     <w:p>
       <w:pPr>
+        <w:pStyle w:val="RPZBody"/>
+        <w:keepNext/>
         <w:ind w:firstLine="0"/>
         <w:jc w:val="left"/>
       </w:pPr>
@@ -1739,6 +2184,7 @@
       <w:tr>
         <w:trPr>
           <w:tblHeader w:val="true"/>
+          <w:cantSplit/>
         </w:trPr>
         <w:tc>
           <w:tcPr>
@@ -1746,16 +2192,19 @@
           </w:tcPr>
           <w:p>
             <w:pPr>
-              <w:spacing w:line="240" w:lineRule="auto"/>
-              <w:ind w:firstLine="0"/>
-            </w:pPr>
-            <w:r/>
-            <w:r>
-              <w:rPr>
-                <w:rFonts w:ascii="Times New Roman" w:hAnsi="Times New Roman"/>
-                <w:b/>
-                <w:color w:val="000000"/>
-                <w:sz w:val="24"/>
+              <w:keepNext/>
+              <w:spacing w:line="360" w:lineRule="auto" w:before="0" w:after="0"/>
+              <w:ind w:firstLine="0"/>
+            </w:pPr>
+            <w:r/>
+            <w:r>
+              <w:rPr>
+                <w:rFonts w:ascii="Times New Roman" w:hAnsi="Times New Roman"/>
+                <w:b w:val="0"/>
+                <w:i w:val="0"/>
+                <w:color w:val="000000"/>
+                <w:sz w:val="24"/>
+                <w:u w:val="none"/>
               </w:rPr>
               <w:t>Метрика</w:t>
             </w:r>
@@ -1767,16 +2216,19 @@
           </w:tcPr>
           <w:p>
             <w:pPr>
-              <w:spacing w:line="240" w:lineRule="auto"/>
-              <w:ind w:firstLine="0"/>
-            </w:pPr>
-            <w:r/>
-            <w:r>
-              <w:rPr>
-                <w:rFonts w:ascii="Times New Roman" w:hAnsi="Times New Roman"/>
-                <w:b/>
-                <w:color w:val="000000"/>
-                <w:sz w:val="24"/>
+              <w:keepNext/>
+              <w:spacing w:line="360" w:lineRule="auto" w:before="0" w:after="0"/>
+              <w:ind w:firstLine="0"/>
+            </w:pPr>
+            <w:r/>
+            <w:r>
+              <w:rPr>
+                <w:rFonts w:ascii="Times New Roman" w:hAnsi="Times New Roman"/>
+                <w:b w:val="0"/>
+                <w:i w:val="0"/>
+                <w:color w:val="000000"/>
+                <w:sz w:val="24"/>
+                <w:u w:val="none"/>
               </w:rPr>
               <w:t>Интерпретация</w:t>
             </w:r>
@@ -1784,13 +2236,17 @@
         </w:tc>
       </w:tr>
       <w:tr>
+        <w:trPr>
+          <w:cantSplit/>
+        </w:trPr>
         <w:tc>
           <w:tcPr>
             <w:tcW w:type="dxa" w:w="4819"/>
           </w:tcPr>
           <w:p>
             <w:pPr>
-              <w:spacing w:line="240" w:lineRule="auto"/>
+              <w:keepNext/>
+              <w:spacing w:line="360" w:lineRule="auto" w:before="0" w:after="0"/>
               <w:ind w:firstLine="0"/>
               <w:jc w:val="center"/>
             </w:pPr>
@@ -1799,8 +2255,10 @@
               <w:rPr>
                 <w:rFonts w:ascii="Times New Roman" w:hAnsi="Times New Roman"/>
                 <w:b w:val="0"/>
-                <w:color w:val="000000"/>
-                <w:sz w:val="24"/>
+                <w:i w:val="0"/>
+                <w:color w:val="000000"/>
+                <w:sz w:val="24"/>
+                <w:u w:val="none"/>
               </w:rPr>
               <w:t>1</w:t>
             </w:r>
@@ -1812,7 +2270,8 @@
           </w:tcPr>
           <w:p>
             <w:pPr>
-              <w:spacing w:line="240" w:lineRule="auto"/>
+              <w:keepNext/>
+              <w:spacing w:line="360" w:lineRule="auto" w:before="0" w:after="0"/>
               <w:ind w:firstLine="0"/>
               <w:jc w:val="center"/>
             </w:pPr>
@@ -1821,8 +2280,10 @@
               <w:rPr>
                 <w:rFonts w:ascii="Times New Roman" w:hAnsi="Times New Roman"/>
                 <w:b w:val="0"/>
-                <w:color w:val="000000"/>
-                <w:sz w:val="24"/>
+                <w:i w:val="0"/>
+                <w:color w:val="000000"/>
+                <w:sz w:val="24"/>
+                <w:u w:val="none"/>
               </w:rPr>
               <w:t>2</w:t>
             </w:r>
@@ -1830,22 +2291,29 @@
         </w:tc>
       </w:tr>
       <w:tr>
+        <w:trPr>
+          <w:cantSplit/>
+        </w:trPr>
         <w:tc>
           <w:tcPr>
             <w:tcW w:type="dxa" w:w="4819"/>
-          </w:tcPr>
-          <w:p>
-            <w:pPr>
-              <w:spacing w:line="240" w:lineRule="auto"/>
-              <w:ind w:firstLine="0"/>
-            </w:pPr>
-            <w:r/>
-            <w:r>
-              <w:rPr>
-                <w:rFonts w:ascii="Times New Roman" w:hAnsi="Times New Roman"/>
-                <w:b w:val="0"/>
-                <w:color w:val="000000"/>
-                <w:sz w:val="24"/>
+            <w:vAlign w:val="top"/>
+          </w:tcPr>
+          <w:p>
+            <w:pPr>
+              <w:keepNext/>
+              <w:spacing w:line="360" w:lineRule="auto" w:before="0" w:after="0"/>
+              <w:ind w:firstLine="0"/>
+            </w:pPr>
+            <w:r/>
+            <w:r>
+              <w:rPr>
+                <w:rFonts w:ascii="Times New Roman" w:hAnsi="Times New Roman"/>
+                <w:b w:val="0"/>
+                <w:i w:val="0"/>
+                <w:color w:val="000000"/>
+                <w:sz w:val="24"/>
+                <w:u w:val="none"/>
               </w:rPr>
               <w:t>RMSE</w:t>
             </w:r>
@@ -1854,19 +2322,23 @@
         <w:tc>
           <w:tcPr>
             <w:tcW w:type="dxa" w:w="4819"/>
-          </w:tcPr>
-          <w:p>
-            <w:pPr>
-              <w:spacing w:line="240" w:lineRule="auto"/>
-              <w:ind w:firstLine="0"/>
-            </w:pPr>
-            <w:r/>
-            <w:r>
-              <w:rPr>
-                <w:rFonts w:ascii="Times New Roman" w:hAnsi="Times New Roman"/>
-                <w:b w:val="0"/>
-                <w:color w:val="000000"/>
-                <w:sz w:val="24"/>
+            <w:vAlign w:val="top"/>
+          </w:tcPr>
+          <w:p>
+            <w:pPr>
+              <w:keepNext/>
+              <w:spacing w:line="360" w:lineRule="auto" w:before="0" w:after="0"/>
+              <w:ind w:firstLine="0"/>
+            </w:pPr>
+            <w:r/>
+            <w:r>
+              <w:rPr>
+                <w:rFonts w:ascii="Times New Roman" w:hAnsi="Times New Roman"/>
+                <w:b w:val="0"/>
+                <w:i w:val="0"/>
+                <w:color w:val="000000"/>
+                <w:sz w:val="24"/>
+                <w:u w:val="none"/>
               </w:rPr>
               <w:t>Ошибка в единицах цели с повышенным весом крупных промахов</w:t>
             </w:r>
@@ -1874,22 +2346,29 @@
         </w:tc>
       </w:tr>
       <w:tr>
+        <w:trPr>
+          <w:cantSplit/>
+        </w:trPr>
         <w:tc>
           <w:tcPr>
             <w:tcW w:type="dxa" w:w="4819"/>
-          </w:tcPr>
-          <w:p>
-            <w:pPr>
-              <w:spacing w:line="240" w:lineRule="auto"/>
-              <w:ind w:firstLine="0"/>
-            </w:pPr>
-            <w:r/>
-            <w:r>
-              <w:rPr>
-                <w:rFonts w:ascii="Times New Roman" w:hAnsi="Times New Roman"/>
-                <w:b w:val="0"/>
-                <w:color w:val="000000"/>
-                <w:sz w:val="24"/>
+            <w:vAlign w:val="top"/>
+          </w:tcPr>
+          <w:p>
+            <w:pPr>
+              <w:keepNext/>
+              <w:spacing w:line="360" w:lineRule="auto" w:before="0" w:after="0"/>
+              <w:ind w:firstLine="0"/>
+            </w:pPr>
+            <w:r/>
+            <w:r>
+              <w:rPr>
+                <w:rFonts w:ascii="Times New Roman" w:hAnsi="Times New Roman"/>
+                <w:b w:val="0"/>
+                <w:i w:val="0"/>
+                <w:color w:val="000000"/>
+                <w:sz w:val="24"/>
+                <w:u w:val="none"/>
               </w:rPr>
               <w:t>MAE</w:t>
             </w:r>
@@ -1898,19 +2377,23 @@
         <w:tc>
           <w:tcPr>
             <w:tcW w:type="dxa" w:w="4819"/>
-          </w:tcPr>
-          <w:p>
-            <w:pPr>
-              <w:spacing w:line="240" w:lineRule="auto"/>
-              <w:ind w:firstLine="0"/>
-            </w:pPr>
-            <w:r/>
-            <w:r>
-              <w:rPr>
-                <w:rFonts w:ascii="Times New Roman" w:hAnsi="Times New Roman"/>
-                <w:b w:val="0"/>
-                <w:color w:val="000000"/>
-                <w:sz w:val="24"/>
+            <w:vAlign w:val="top"/>
+          </w:tcPr>
+          <w:p>
+            <w:pPr>
+              <w:keepNext/>
+              <w:spacing w:line="360" w:lineRule="auto" w:before="0" w:after="0"/>
+              <w:ind w:firstLine="0"/>
+            </w:pPr>
+            <w:r/>
+            <w:r>
+              <w:rPr>
+                <w:rFonts w:ascii="Times New Roman" w:hAnsi="Times New Roman"/>
+                <w:b w:val="0"/>
+                <w:i w:val="0"/>
+                <w:color w:val="000000"/>
+                <w:sz w:val="24"/>
+                <w:u w:val="none"/>
               </w:rPr>
               <w:t>Среднее абсолютное отклонение в единицах цели</w:t>
             </w:r>
@@ -1918,22 +2401,29 @@
         </w:tc>
       </w:tr>
       <w:tr>
+        <w:trPr>
+          <w:cantSplit/>
+        </w:trPr>
         <w:tc>
           <w:tcPr>
             <w:tcW w:type="dxa" w:w="4819"/>
-          </w:tcPr>
-          <w:p>
-            <w:pPr>
-              <w:spacing w:line="240" w:lineRule="auto"/>
-              <w:ind w:firstLine="0"/>
-            </w:pPr>
-            <w:r/>
-            <w:r>
-              <w:rPr>
-                <w:rFonts w:ascii="Times New Roman" w:hAnsi="Times New Roman"/>
-                <w:b w:val="0"/>
-                <w:color w:val="000000"/>
-                <w:sz w:val="24"/>
+            <w:vAlign w:val="top"/>
+          </w:tcPr>
+          <w:p>
+            <w:pPr>
+              <w:keepNext w:val="0"/>
+              <w:spacing w:line="360" w:lineRule="auto" w:before="0" w:after="0"/>
+              <w:ind w:firstLine="0"/>
+            </w:pPr>
+            <w:r/>
+            <w:r>
+              <w:rPr>
+                <w:rFonts w:ascii="Times New Roman" w:hAnsi="Times New Roman"/>
+                <w:b w:val="0"/>
+                <w:i w:val="0"/>
+                <w:color w:val="000000"/>
+                <w:sz w:val="24"/>
+                <w:u w:val="none"/>
               </w:rPr>
               <w:t>R²</w:t>
             </w:r>
@@ -1942,21 +2432,25 @@
         <w:tc>
           <w:tcPr>
             <w:tcW w:type="dxa" w:w="4819"/>
-          </w:tcPr>
-          <w:p>
-            <w:pPr>
-              <w:spacing w:line="240" w:lineRule="auto"/>
-              <w:ind w:firstLine="0"/>
-            </w:pPr>
-            <w:r/>
-            <w:r>
-              <w:rPr>
-                <w:rFonts w:ascii="Times New Roman" w:hAnsi="Times New Roman"/>
-                <w:b w:val="0"/>
-                <w:color w:val="000000"/>
-                <w:sz w:val="24"/>
-              </w:rPr>
-              <w:t>Сравнение с прогнозом среднего; на тесте может быть отрицательным</w:t>
+            <w:vAlign w:val="top"/>
+          </w:tcPr>
+          <w:p>
+            <w:pPr>
+              <w:keepNext w:val="0"/>
+              <w:spacing w:line="360" w:lineRule="auto" w:before="0" w:after="0"/>
+              <w:ind w:firstLine="0"/>
+            </w:pPr>
+            <w:r/>
+            <w:r>
+              <w:rPr>
+                <w:rFonts w:ascii="Times New Roman" w:hAnsi="Times New Roman"/>
+                <w:b w:val="0"/>
+                <w:i w:val="0"/>
+                <w:color w:val="000000"/>
+                <w:sz w:val="24"/>
+                <w:u w:val="none"/>
+              </w:rPr>
+              <w:t>Сравнение с прогнозом среднего; на отложенной выборке может быть отрицательным</w:t>
             </w:r>
           </w:p>
         </w:tc>
@@ -1964,8 +2458,14 @@
     </w:tbl>
     <w:p>
       <w:pPr>
+        <w:pStyle w:val="RPZBody"/>
+        <w:ind w:firstLine="0"/>
+      </w:pPr>
+    </w:p>
+    <w:p>
+      <w:pPr>
         <w:pStyle w:val="Heading2"/>
-        <w:pageBreakBefore/>
+        <w:pageBreakBefore w:val="0"/>
       </w:pPr>
       <w:r>
         <w:t>1.3 Разведочный анализ данных</w:t>
@@ -1973,14 +2473,16 @@
     </w:p>
     <w:p>
       <w:pPr>
+        <w:pStyle w:val="RPZBody"/>
         <w:jc w:val="both"/>
       </w:pPr>
       <w:r>
-        <w:t>EDA выполнен только на 716 строках train; 307 test-наблюдений не использовались для статистик, графиков и правил обработки. Анализ включает описательные статистики, гистограммы, диаграммы размаха и рассеяния, Pearson и Spearman. Пропусков нет; угол нашивки принимает 0 и 90 градусов (356 и 360 строк). IQR отмечает кандидатов, но строки не удаляются.</w:t>
-      </w:r>
-    </w:p>
-    <w:p>
-      <w:pPr>
+        <w:t>Разведочный анализ выполнен только на 716 строках обучающей выборки; 307 отложенных наблюдений не использовались для расчёта статистик, построения графиков и выбора правил обработки. Для всех 13 полей рассчитаны средние и медианы, построены распределения и диаграммы размаха, а также 78 попарных диаграмм рассеяния. Дополнительно рассчитаны коэффициенты корреляции Пирсона и Спирмена. Пропусков нет; угол нашивки принимает 0 и 90 градусов (356 и 360 строк). Межквартильный размах IQR равен разности верхнего квартиля Q3 и нижнего квартиля Q1, ниже которых лежат соответственно 75 % и 25 % значений. По этому правилу отмечаются кандидаты, но строки не удаляются.</w:t>
+      </w:r>
+    </w:p>
+    <w:p>
+      <w:pPr>
+        <w:pStyle w:val="RPZBody"/>
         <w:jc w:val="both"/>
       </w:pPr>
       <w:r>
@@ -1989,14 +2491,16 @@
     </w:p>
     <w:p>
       <w:pPr>
+        <w:pStyle w:val="RPZBody"/>
         <w:jc w:val="both"/>
       </w:pPr>
       <w:r>
-        <w:t>Репрезентативные графики train приведены на рисунке 1; полный комплект EDA доступен в репозитории.</w:t>
-      </w:r>
-    </w:p>
-    <w:p>
-      <w:pPr>
+        <w:t>Репрезентативные графики обучающей выборки приведены на рисунке 1; полный комплект материалов разведочного анализа доступен в репозитории.</w:t>
+      </w:r>
+    </w:p>
+    <w:p>
+      <w:pPr>
+        <w:keepNext/>
         <w:ind w:firstLine="0"/>
         <w:jc w:val="center"/>
       </w:pPr>
@@ -2037,13 +2541,20 @@
     </w:p>
     <w:p>
       <w:pPr>
+        <w:pStyle w:val="RPZBody"/>
         <w:keepNext w:val="0"/>
         <w:ind w:firstLine="0"/>
         <w:jc w:val="center"/>
       </w:pPr>
       <w:r>
-        <w:t>Рисунок 1 – Репрезентативные распределение, диаграмма размаха и диаграмма рассеяния</w:t>
-      </w:r>
+        <w:t>Рисунок 1 – Репрезентативные графики распределения, размаха и рассеяния</w:t>
+      </w:r>
+    </w:p>
+    <w:p>
+      <w:pPr>
+        <w:pStyle w:val="RPZBody"/>
+        <w:ind w:firstLine="0"/>
+      </w:pPr>
     </w:p>
     <w:p>
       <w:pPr>
@@ -2064,22 +2575,17 @@
     </w:p>
     <w:p>
       <w:pPr>
+        <w:pStyle w:val="RPZBody"/>
         <w:jc w:val="both"/>
       </w:pPr>
       <w:r>
-        <w:t>Исходные файлы проверены по листам, полям, типам и уникальности индекса, затем объединены INNER JOIN один-к-одному. 1023 строки один раз разделены при random_state=42 на train 716 и test 307. Индекс исключён; температура вспышки не переименовывается в температуру отверждения, а физически неподтверждённые доли не создаются.</w:t>
-      </w:r>
-    </w:p>
-    <w:p>
-      <w:pPr>
-        <w:jc w:val="both"/>
-      </w:pPr>
-      <w:r>
-        <w:t>Ключевые результаты аудита сведены в таблицу 4.</w:t>
-      </w:r>
-    </w:p>
-    <w:p>
-      <w:pPr>
+        <w:t>После проверки листов, полей, типов и уникальности индекса таблицы соединены по совпадающему индексу с отношением один к одному. Полученные 1023 строки разделены при состоянии генератора 42: 716 строк образовали обучающую выборку, 307 – отложенную. Индекс исключён; неподтверждённые физические толкования признаков не вводились. Основные результаты аудита приведены в таблице 4.</w:t>
+      </w:r>
+    </w:p>
+    <w:p>
+      <w:pPr>
+        <w:pStyle w:val="RPZBody"/>
+        <w:keepNext/>
         <w:ind w:firstLine="0"/>
         <w:jc w:val="left"/>
       </w:pPr>
@@ -2104,6 +2610,7 @@
       <w:tr>
         <w:trPr>
           <w:tblHeader w:val="true"/>
+          <w:cantSplit/>
         </w:trPr>
         <w:tc>
           <w:tcPr>
@@ -2111,16 +2618,19 @@
           </w:tcPr>
           <w:p>
             <w:pPr>
-              <w:spacing w:line="240" w:lineRule="auto"/>
-              <w:ind w:firstLine="0"/>
-            </w:pPr>
-            <w:r/>
-            <w:r>
-              <w:rPr>
-                <w:rFonts w:ascii="Times New Roman" w:hAnsi="Times New Roman"/>
-                <w:b/>
-                <w:color w:val="000000"/>
-                <w:sz w:val="24"/>
+              <w:keepNext/>
+              <w:spacing w:line="360" w:lineRule="auto" w:before="0" w:after="0"/>
+              <w:ind w:firstLine="0"/>
+            </w:pPr>
+            <w:r/>
+            <w:r>
+              <w:rPr>
+                <w:rFonts w:ascii="Times New Roman" w:hAnsi="Times New Roman"/>
+                <w:b w:val="0"/>
+                <w:i w:val="0"/>
+                <w:color w:val="000000"/>
+                <w:sz w:val="24"/>
+                <w:u w:val="none"/>
               </w:rPr>
               <w:t>Строк</w:t>
             </w:r>
@@ -2132,16 +2642,19 @@
           </w:tcPr>
           <w:p>
             <w:pPr>
-              <w:spacing w:line="240" w:lineRule="auto"/>
-              <w:ind w:firstLine="0"/>
-            </w:pPr>
-            <w:r/>
-            <w:r>
-              <w:rPr>
-                <w:rFonts w:ascii="Times New Roman" w:hAnsi="Times New Roman"/>
-                <w:b/>
-                <w:color w:val="000000"/>
-                <w:sz w:val="24"/>
+              <w:keepNext/>
+              <w:spacing w:line="360" w:lineRule="auto" w:before="0" w:after="0"/>
+              <w:ind w:firstLine="0"/>
+            </w:pPr>
+            <w:r/>
+            <w:r>
+              <w:rPr>
+                <w:rFonts w:ascii="Times New Roman" w:hAnsi="Times New Roman"/>
+                <w:b w:val="0"/>
+                <w:i w:val="0"/>
+                <w:color w:val="000000"/>
+                <w:sz w:val="24"/>
+                <w:u w:val="none"/>
               </w:rPr>
               <w:t>Полей</w:t>
             </w:r>
@@ -2153,18 +2666,21 @@
           </w:tcPr>
           <w:p>
             <w:pPr>
-              <w:spacing w:line="240" w:lineRule="auto"/>
-              <w:ind w:firstLine="0"/>
-            </w:pPr>
-            <w:r/>
-            <w:r>
-              <w:rPr>
-                <w:rFonts w:ascii="Times New Roman" w:hAnsi="Times New Roman"/>
-                <w:b/>
-                <w:color w:val="000000"/>
-                <w:sz w:val="24"/>
-              </w:rPr>
-              <w:t>Train</w:t>
+              <w:keepNext/>
+              <w:spacing w:line="360" w:lineRule="auto" w:before="0" w:after="0"/>
+              <w:ind w:firstLine="0"/>
+            </w:pPr>
+            <w:r/>
+            <w:r>
+              <w:rPr>
+                <w:rFonts w:ascii="Times New Roman" w:hAnsi="Times New Roman"/>
+                <w:b w:val="0"/>
+                <w:i w:val="0"/>
+                <w:color w:val="000000"/>
+                <w:sz w:val="24"/>
+                <w:u w:val="none"/>
+              </w:rPr>
+              <w:t>Обучение</w:t>
             </w:r>
           </w:p>
         </w:tc>
@@ -2174,18 +2690,21 @@
           </w:tcPr>
           <w:p>
             <w:pPr>
-              <w:spacing w:line="240" w:lineRule="auto"/>
-              <w:ind w:firstLine="0"/>
-            </w:pPr>
-            <w:r/>
-            <w:r>
-              <w:rPr>
-                <w:rFonts w:ascii="Times New Roman" w:hAnsi="Times New Roman"/>
-                <w:b/>
-                <w:color w:val="000000"/>
-                <w:sz w:val="24"/>
-              </w:rPr>
-              <w:t>Test</w:t>
+              <w:keepNext/>
+              <w:spacing w:line="360" w:lineRule="auto" w:before="0" w:after="0"/>
+              <w:ind w:firstLine="0"/>
+            </w:pPr>
+            <w:r/>
+            <w:r>
+              <w:rPr>
+                <w:rFonts w:ascii="Times New Roman" w:hAnsi="Times New Roman"/>
+                <w:b w:val="0"/>
+                <w:i w:val="0"/>
+                <w:color w:val="000000"/>
+                <w:sz w:val="24"/>
+                <w:u w:val="none"/>
+              </w:rPr>
+              <w:t>Отложенная оценка</w:t>
             </w:r>
           </w:p>
         </w:tc>
@@ -2195,16 +2714,19 @@
           </w:tcPr>
           <w:p>
             <w:pPr>
-              <w:spacing w:line="240" w:lineRule="auto"/>
-              <w:ind w:firstLine="0"/>
-            </w:pPr>
-            <w:r/>
-            <w:r>
-              <w:rPr>
-                <w:rFonts w:ascii="Times New Roman" w:hAnsi="Times New Roman"/>
-                <w:b/>
-                <w:color w:val="000000"/>
-                <w:sz w:val="24"/>
+              <w:keepNext/>
+              <w:spacing w:line="360" w:lineRule="auto" w:before="0" w:after="0"/>
+              <w:ind w:firstLine="0"/>
+            </w:pPr>
+            <w:r/>
+            <w:r>
+              <w:rPr>
+                <w:rFonts w:ascii="Times New Roman" w:hAnsi="Times New Roman"/>
+                <w:b w:val="0"/>
+                <w:i w:val="0"/>
+                <w:color w:val="000000"/>
+                <w:sz w:val="24"/>
+                <w:u w:val="none"/>
               </w:rPr>
               <w:t>Пропуски</w:t>
             </w:r>
@@ -2216,30 +2738,37 @@
           </w:tcPr>
           <w:p>
             <w:pPr>
-              <w:spacing w:line="240" w:lineRule="auto"/>
-              <w:ind w:firstLine="0"/>
-            </w:pPr>
-            <w:r/>
-            <w:r>
-              <w:rPr>
-                <w:rFonts w:ascii="Times New Roman" w:hAnsi="Times New Roman"/>
-                <w:b/>
-                <w:color w:val="000000"/>
-                <w:sz w:val="24"/>
-              </w:rPr>
-              <w:t>Seed</w:t>
+              <w:keepNext/>
+              <w:spacing w:line="360" w:lineRule="auto" w:before="0" w:after="0"/>
+              <w:ind w:firstLine="0"/>
+            </w:pPr>
+            <w:r/>
+            <w:r>
+              <w:rPr>
+                <w:rFonts w:ascii="Times New Roman" w:hAnsi="Times New Roman"/>
+                <w:b w:val="0"/>
+                <w:i w:val="0"/>
+                <w:color w:val="000000"/>
+                <w:sz w:val="24"/>
+                <w:u w:val="none"/>
+              </w:rPr>
+              <w:t>Состояние генератора</w:t>
             </w:r>
           </w:p>
         </w:tc>
       </w:tr>
       <w:tr>
+        <w:trPr>
+          <w:cantSplit/>
+        </w:trPr>
         <w:tc>
           <w:tcPr>
             <w:tcW w:type="dxa" w:w="1606"/>
           </w:tcPr>
           <w:p>
             <w:pPr>
-              <w:spacing w:line="240" w:lineRule="auto"/>
+              <w:keepNext/>
+              <w:spacing w:line="360" w:lineRule="auto" w:before="0" w:after="0"/>
               <w:ind w:firstLine="0"/>
               <w:jc w:val="center"/>
             </w:pPr>
@@ -2248,8 +2777,10 @@
               <w:rPr>
                 <w:rFonts w:ascii="Times New Roman" w:hAnsi="Times New Roman"/>
                 <w:b w:val="0"/>
-                <w:color w:val="000000"/>
-                <w:sz w:val="24"/>
+                <w:i w:val="0"/>
+                <w:color w:val="000000"/>
+                <w:sz w:val="24"/>
+                <w:u w:val="none"/>
               </w:rPr>
               <w:t>1</w:t>
             </w:r>
@@ -2261,7 +2792,8 @@
           </w:tcPr>
           <w:p>
             <w:pPr>
-              <w:spacing w:line="240" w:lineRule="auto"/>
+              <w:keepNext/>
+              <w:spacing w:line="360" w:lineRule="auto" w:before="0" w:after="0"/>
               <w:ind w:firstLine="0"/>
               <w:jc w:val="center"/>
             </w:pPr>
@@ -2270,8 +2802,10 @@
               <w:rPr>
                 <w:rFonts w:ascii="Times New Roman" w:hAnsi="Times New Roman"/>
                 <w:b w:val="0"/>
-                <w:color w:val="000000"/>
-                <w:sz w:val="24"/>
+                <w:i w:val="0"/>
+                <w:color w:val="000000"/>
+                <w:sz w:val="24"/>
+                <w:u w:val="none"/>
               </w:rPr>
               <w:t>2</w:t>
             </w:r>
@@ -2283,7 +2817,8 @@
           </w:tcPr>
           <w:p>
             <w:pPr>
-              <w:spacing w:line="240" w:lineRule="auto"/>
+              <w:keepNext/>
+              <w:spacing w:line="360" w:lineRule="auto" w:before="0" w:after="0"/>
               <w:ind w:firstLine="0"/>
               <w:jc w:val="center"/>
             </w:pPr>
@@ -2292,8 +2827,10 @@
               <w:rPr>
                 <w:rFonts w:ascii="Times New Roman" w:hAnsi="Times New Roman"/>
                 <w:b w:val="0"/>
-                <w:color w:val="000000"/>
-                <w:sz w:val="24"/>
+                <w:i w:val="0"/>
+                <w:color w:val="000000"/>
+                <w:sz w:val="24"/>
+                <w:u w:val="none"/>
               </w:rPr>
               <w:t>3</w:t>
             </w:r>
@@ -2305,7 +2842,8 @@
           </w:tcPr>
           <w:p>
             <w:pPr>
-              <w:spacing w:line="240" w:lineRule="auto"/>
+              <w:keepNext/>
+              <w:spacing w:line="360" w:lineRule="auto" w:before="0" w:after="0"/>
               <w:ind w:firstLine="0"/>
               <w:jc w:val="center"/>
             </w:pPr>
@@ -2314,8 +2852,10 @@
               <w:rPr>
                 <w:rFonts w:ascii="Times New Roman" w:hAnsi="Times New Roman"/>
                 <w:b w:val="0"/>
-                <w:color w:val="000000"/>
-                <w:sz w:val="24"/>
+                <w:i w:val="0"/>
+                <w:color w:val="000000"/>
+                <w:sz w:val="24"/>
+                <w:u w:val="none"/>
               </w:rPr>
               <w:t>4</w:t>
             </w:r>
@@ -2327,7 +2867,8 @@
           </w:tcPr>
           <w:p>
             <w:pPr>
-              <w:spacing w:line="240" w:lineRule="auto"/>
+              <w:keepNext/>
+              <w:spacing w:line="360" w:lineRule="auto" w:before="0" w:after="0"/>
               <w:ind w:firstLine="0"/>
               <w:jc w:val="center"/>
             </w:pPr>
@@ -2336,8 +2877,10 @@
               <w:rPr>
                 <w:rFonts w:ascii="Times New Roman" w:hAnsi="Times New Roman"/>
                 <w:b w:val="0"/>
-                <w:color w:val="000000"/>
-                <w:sz w:val="24"/>
+                <w:i w:val="0"/>
+                <w:color w:val="000000"/>
+                <w:sz w:val="24"/>
+                <w:u w:val="none"/>
               </w:rPr>
               <w:t>5</w:t>
             </w:r>
@@ -2349,7 +2892,8 @@
           </w:tcPr>
           <w:p>
             <w:pPr>
-              <w:spacing w:line="240" w:lineRule="auto"/>
+              <w:keepNext/>
+              <w:spacing w:line="360" w:lineRule="auto" w:before="0" w:after="0"/>
               <w:ind w:firstLine="0"/>
               <w:jc w:val="center"/>
             </w:pPr>
@@ -2358,8 +2902,10 @@
               <w:rPr>
                 <w:rFonts w:ascii="Times New Roman" w:hAnsi="Times New Roman"/>
                 <w:b w:val="0"/>
-                <w:color w:val="000000"/>
-                <w:sz w:val="24"/>
+                <w:i w:val="0"/>
+                <w:color w:val="000000"/>
+                <w:sz w:val="24"/>
+                <w:u w:val="none"/>
               </w:rPr>
               <w:t>6</w:t>
             </w:r>
@@ -2367,22 +2913,29 @@
         </w:tc>
       </w:tr>
       <w:tr>
+        <w:trPr>
+          <w:cantSplit/>
+        </w:trPr>
         <w:tc>
           <w:tcPr>
             <w:tcW w:type="dxa" w:w="1606"/>
-          </w:tcPr>
-          <w:p>
-            <w:pPr>
-              <w:spacing w:line="240" w:lineRule="auto"/>
-              <w:ind w:firstLine="0"/>
-            </w:pPr>
-            <w:r/>
-            <w:r>
-              <w:rPr>
-                <w:rFonts w:ascii="Times New Roman" w:hAnsi="Times New Roman"/>
-                <w:b w:val="0"/>
-                <w:color w:val="000000"/>
-                <w:sz w:val="24"/>
+            <w:vAlign w:val="top"/>
+          </w:tcPr>
+          <w:p>
+            <w:pPr>
+              <w:keepNext w:val="0"/>
+              <w:spacing w:line="360" w:lineRule="auto" w:before="0" w:after="0"/>
+              <w:ind w:firstLine="0"/>
+            </w:pPr>
+            <w:r/>
+            <w:r>
+              <w:rPr>
+                <w:rFonts w:ascii="Times New Roman" w:hAnsi="Times New Roman"/>
+                <w:b w:val="0"/>
+                <w:i w:val="0"/>
+                <w:color w:val="000000"/>
+                <w:sz w:val="24"/>
+                <w:u w:val="none"/>
               </w:rPr>
               <w:t>1023</w:t>
             </w:r>
@@ -2391,19 +2944,23 @@
         <w:tc>
           <w:tcPr>
             <w:tcW w:type="dxa" w:w="1606"/>
-          </w:tcPr>
-          <w:p>
-            <w:pPr>
-              <w:spacing w:line="240" w:lineRule="auto"/>
-              <w:ind w:firstLine="0"/>
-            </w:pPr>
-            <w:r/>
-            <w:r>
-              <w:rPr>
-                <w:rFonts w:ascii="Times New Roman" w:hAnsi="Times New Roman"/>
-                <w:b w:val="0"/>
-                <w:color w:val="000000"/>
-                <w:sz w:val="24"/>
+            <w:vAlign w:val="top"/>
+          </w:tcPr>
+          <w:p>
+            <w:pPr>
+              <w:keepNext w:val="0"/>
+              <w:spacing w:line="360" w:lineRule="auto" w:before="0" w:after="0"/>
+              <w:ind w:firstLine="0"/>
+            </w:pPr>
+            <w:r/>
+            <w:r>
+              <w:rPr>
+                <w:rFonts w:ascii="Times New Roman" w:hAnsi="Times New Roman"/>
+                <w:b w:val="0"/>
+                <w:i w:val="0"/>
+                <w:color w:val="000000"/>
+                <w:sz w:val="24"/>
+                <w:u w:val="none"/>
               </w:rPr>
               <w:t>13</w:t>
             </w:r>
@@ -2412,19 +2969,23 @@
         <w:tc>
           <w:tcPr>
             <w:tcW w:type="dxa" w:w="1606"/>
-          </w:tcPr>
-          <w:p>
-            <w:pPr>
-              <w:spacing w:line="240" w:lineRule="auto"/>
-              <w:ind w:firstLine="0"/>
-            </w:pPr>
-            <w:r/>
-            <w:r>
-              <w:rPr>
-                <w:rFonts w:ascii="Times New Roman" w:hAnsi="Times New Roman"/>
-                <w:b w:val="0"/>
-                <w:color w:val="000000"/>
-                <w:sz w:val="24"/>
+            <w:vAlign w:val="top"/>
+          </w:tcPr>
+          <w:p>
+            <w:pPr>
+              <w:keepNext w:val="0"/>
+              <w:spacing w:line="360" w:lineRule="auto" w:before="0" w:after="0"/>
+              <w:ind w:firstLine="0"/>
+            </w:pPr>
+            <w:r/>
+            <w:r>
+              <w:rPr>
+                <w:rFonts w:ascii="Times New Roman" w:hAnsi="Times New Roman"/>
+                <w:b w:val="0"/>
+                <w:i w:val="0"/>
+                <w:color w:val="000000"/>
+                <w:sz w:val="24"/>
+                <w:u w:val="none"/>
               </w:rPr>
               <w:t>716</w:t>
             </w:r>
@@ -2433,19 +2994,23 @@
         <w:tc>
           <w:tcPr>
             <w:tcW w:type="dxa" w:w="1606"/>
-          </w:tcPr>
-          <w:p>
-            <w:pPr>
-              <w:spacing w:line="240" w:lineRule="auto"/>
-              <w:ind w:firstLine="0"/>
-            </w:pPr>
-            <w:r/>
-            <w:r>
-              <w:rPr>
-                <w:rFonts w:ascii="Times New Roman" w:hAnsi="Times New Roman"/>
-                <w:b w:val="0"/>
-                <w:color w:val="000000"/>
-                <w:sz w:val="24"/>
+            <w:vAlign w:val="top"/>
+          </w:tcPr>
+          <w:p>
+            <w:pPr>
+              <w:keepNext w:val="0"/>
+              <w:spacing w:line="360" w:lineRule="auto" w:before="0" w:after="0"/>
+              <w:ind w:firstLine="0"/>
+            </w:pPr>
+            <w:r/>
+            <w:r>
+              <w:rPr>
+                <w:rFonts w:ascii="Times New Roman" w:hAnsi="Times New Roman"/>
+                <w:b w:val="0"/>
+                <w:i w:val="0"/>
+                <w:color w:val="000000"/>
+                <w:sz w:val="24"/>
+                <w:u w:val="none"/>
               </w:rPr>
               <w:t>307</w:t>
             </w:r>
@@ -2454,19 +3019,23 @@
         <w:tc>
           <w:tcPr>
             <w:tcW w:type="dxa" w:w="1606"/>
-          </w:tcPr>
-          <w:p>
-            <w:pPr>
-              <w:spacing w:line="240" w:lineRule="auto"/>
-              <w:ind w:firstLine="0"/>
-            </w:pPr>
-            <w:r/>
-            <w:r>
-              <w:rPr>
-                <w:rFonts w:ascii="Times New Roman" w:hAnsi="Times New Roman"/>
-                <w:b w:val="0"/>
-                <w:color w:val="000000"/>
-                <w:sz w:val="24"/>
+            <w:vAlign w:val="top"/>
+          </w:tcPr>
+          <w:p>
+            <w:pPr>
+              <w:keepNext w:val="0"/>
+              <w:spacing w:line="360" w:lineRule="auto" w:before="0" w:after="0"/>
+              <w:ind w:firstLine="0"/>
+            </w:pPr>
+            <w:r/>
+            <w:r>
+              <w:rPr>
+                <w:rFonts w:ascii="Times New Roman" w:hAnsi="Times New Roman"/>
+                <w:b w:val="0"/>
+                <w:i w:val="0"/>
+                <w:color w:val="000000"/>
+                <w:sz w:val="24"/>
+                <w:u w:val="none"/>
               </w:rPr>
               <w:t>0</w:t>
             </w:r>
@@ -2475,19 +3044,23 @@
         <w:tc>
           <w:tcPr>
             <w:tcW w:type="dxa" w:w="1606"/>
-          </w:tcPr>
-          <w:p>
-            <w:pPr>
-              <w:spacing w:line="240" w:lineRule="auto"/>
-              <w:ind w:firstLine="0"/>
-            </w:pPr>
-            <w:r/>
-            <w:r>
-              <w:rPr>
-                <w:rFonts w:ascii="Times New Roman" w:hAnsi="Times New Roman"/>
-                <w:b w:val="0"/>
-                <w:color w:val="000000"/>
-                <w:sz w:val="24"/>
+            <w:vAlign w:val="top"/>
+          </w:tcPr>
+          <w:p>
+            <w:pPr>
+              <w:keepNext w:val="0"/>
+              <w:spacing w:line="360" w:lineRule="auto" w:before="0" w:after="0"/>
+              <w:ind w:firstLine="0"/>
+            </w:pPr>
+            <w:r/>
+            <w:r>
+              <w:rPr>
+                <w:rFonts w:ascii="Times New Roman" w:hAnsi="Times New Roman"/>
+                <w:b w:val="0"/>
+                <w:i w:val="0"/>
+                <w:color w:val="000000"/>
+                <w:sz w:val="24"/>
+                <w:u w:val="none"/>
               </w:rPr>
               <w:t>42</w:t>
             </w:r>
@@ -2497,6 +3070,12 @@
     </w:tbl>
     <w:p>
       <w:pPr>
+        <w:pStyle w:val="RPZBody"/>
+        <w:ind w:firstLine="0"/>
+      </w:pPr>
+    </w:p>
+    <w:p>
+      <w:pPr>
         <w:pStyle w:val="Heading2"/>
       </w:pPr>
       <w:r>
@@ -2505,63 +3084,51 @@
     </w:p>
     <w:p>
       <w:pPr>
+        <w:pStyle w:val="RPZBody"/>
         <w:jc w:val="both"/>
       </w:pPr>
       <w:r>
-        <w:t>Полные статистики 13 полей сохранены в reports/eda/summary.csv; min/max train указаны на пяти следующих панелях. Редкость не доказывает ошибку.</w:t>
-      </w:r>
-    </w:p>
-    <w:p>
-      <w:pPr>
+        <w:t>Для 13 полей рассчитаны полные статистики; минимумы и максимумы обучающей выборки приведены на рисунках 2–6. По правилу межквартильного размаха кандидатами считались значения ниже Q1 − 1,5 IQR или выше Q3 + 1,5 IQR. Наибольшее число кандидатов: Плотность нашивки – 16; Количество отвердителя, м.% – 9; Температура вспышки, С_2 – 8.</w:t>
+      </w:r>
+    </w:p>
+    <w:p>
+      <w:pPr>
+        <w:pStyle w:val="RPZBody"/>
         <w:jc w:val="both"/>
       </w:pPr>
       <w:r>
-        <w:t>Больше всего IQR-кандидатов: Плотность нашивки — 16; Количество отвердителя, м.% — 9; Температура вспышки, С_2 — 8.</w:t>
-      </w:r>
-    </w:p>
-    <w:p>
-      <w:pPr>
+        <w:t>У количества отвердителя 468 из 716 значений с обозначением «м.%» превышают 100; исходная база процентов не указана, поэтому значения сохранены. Наибольшая по модулю корреляция в обучающей выборке равна 0,119 (Угол нашивки, град и Плотность нашивки). Эти результаты описательны и не используют отложенную выборку.</w:t>
+      </w:r>
+    </w:p>
+    <w:p>
+      <w:pPr>
+        <w:pStyle w:val="Heading2"/>
+      </w:pPr>
+      <w:r>
+        <w:t>2.1.2 Распределения до и после нормализации</w:t>
+      </w:r>
+    </w:p>
+    <w:p>
+      <w:pPr>
+        <w:pStyle w:val="RPZBody"/>
         <w:jc w:val="both"/>
       </w:pPr>
       <w:r>
-        <w:t>Для количества отвердителя 468 из 716 train-значений с обозначением «м.%» превышают 100; диапазон равен 17,740–198,953. База процентов в исходных материалах не указана, поэтому эти значения сохранены и не объявляются ошибочными или синтетическими.</w:t>
-      </w:r>
-    </w:p>
-    <w:p>
-      <w:pPr>
+        <w:t>Масштабирование в диапазон от 0 до 1 с помощью MinMaxScaler выполнено по 716 обучающим строкам только для иллюстрации 13 полей. Модели не используют эти преобразованные данные. При обучении гребневой регрессии стандартизуют признаки X, а для регрессии на опорных векторах и многослойного персептрона – признаки X и целевую переменную y. Параметры StandardScaler оцениваются внутри каждой части перекрёстной проверки; деревья получают данные в исходном масштабе.</w:t>
+      </w:r>
+    </w:p>
+    <w:p>
+      <w:pPr>
+        <w:pStyle w:val="RPZBody"/>
         <w:jc w:val="both"/>
       </w:pPr>
       <w:r>
-        <w:t>Сильнейшая связь train: pearson, Угол нашивки, град / Плотность нашивки, 0.119. Это описательный результат без причинной трактовки и отбора по test.</w:t>
-      </w:r>
-    </w:p>
-    <w:p>
-      <w:pPr>
-        <w:pStyle w:val="Heading2"/>
-        <w:pageBreakBefore/>
-      </w:pPr>
-      <w:r>
-        <w:t>2.1.2 Распределения до и после нормализации</w:t>
-      </w:r>
-    </w:p>
-    <w:p>
-      <w:pPr>
-        <w:jc w:val="both"/>
-      </w:pPr>
-      <w:r>
-        <w:t>MinMaxScaler обучен на 716 обучающих строках только для иллюстрации 13 полей. Модели не используют эти преобразованные данные: StandardScaler для X и, где предусмотрено, для y оценивается внутри каждого фолда Ridge, SVR и MLP; деревья получают исходный масштаб.</w:t>
-      </w:r>
-    </w:p>
-    <w:p>
-      <w:pPr>
-        <w:jc w:val="both"/>
-      </w:pPr>
-      <w:r>
         <w:t>На рисунке 2 сопоставлены отношение компонентов, плотность и модуль упругости. После линейного преобразования в диапазон [0; 1] сохраняются форма распределения, асимметрия и взаимный порядок наблюдений; различие физических единиц устраняется только для сопоставления графиков.</w:t>
       </w:r>
     </w:p>
     <w:p>
       <w:pPr>
+        <w:keepNext/>
         <w:ind w:firstLine="0"/>
         <w:jc w:val="center"/>
       </w:pPr>
@@ -2602,6 +3169,7 @@
     </w:p>
     <w:p>
       <w:pPr>
+        <w:pStyle w:val="RPZBody"/>
         <w:ind w:firstLine="0"/>
         <w:jc w:val="center"/>
       </w:pPr>
@@ -2611,15 +3179,13 @@
     </w:p>
     <w:p>
       <w:pPr>
-        <w:pStyle w:val="Heading2"/>
-        <w:pageBreakBefore/>
-      </w:pPr>
-      <w:r>
-        <w:t>2.1.2 Распределения до и после нормализации (продолжение)</w:t>
-      </w:r>
-    </w:p>
-    <w:p>
-      <w:pPr>
+        <w:pStyle w:val="RPZBody"/>
+        <w:ind w:firstLine="0"/>
+      </w:pPr>
+    </w:p>
+    <w:p>
+      <w:pPr>
+        <w:pStyle w:val="RPZBody"/>
         <w:jc w:val="both"/>
       </w:pPr>
       <w:r>
@@ -2628,6 +3194,7 @@
     </w:p>
     <w:p>
       <w:pPr>
+        <w:keepNext/>
         <w:ind w:firstLine="0"/>
         <w:jc w:val="center"/>
       </w:pPr>
@@ -2668,6 +3235,7 @@
     </w:p>
     <w:p>
       <w:pPr>
+        <w:pStyle w:val="RPZBody"/>
         <w:ind w:firstLine="0"/>
         <w:jc w:val="center"/>
       </w:pPr>
@@ -2677,15 +3245,13 @@
     </w:p>
     <w:p>
       <w:pPr>
-        <w:pStyle w:val="Heading2"/>
-        <w:pageBreakBefore/>
-      </w:pPr>
-      <w:r>
-        <w:t>2.1.2 Распределения до и после нормализации (продолжение)</w:t>
-      </w:r>
-    </w:p>
-    <w:p>
-      <w:pPr>
+        <w:pStyle w:val="RPZBody"/>
+        <w:ind w:firstLine="0"/>
+      </w:pPr>
+    </w:p>
+    <w:p>
+      <w:pPr>
+        <w:pStyle w:val="RPZBody"/>
         <w:jc w:val="both"/>
       </w:pPr>
       <w:r>
@@ -2694,6 +3260,7 @@
     </w:p>
     <w:p>
       <w:pPr>
+        <w:keepNext/>
         <w:ind w:firstLine="0"/>
         <w:jc w:val="center"/>
       </w:pPr>
@@ -2734,6 +3301,7 @@
     </w:p>
     <w:p>
       <w:pPr>
+        <w:pStyle w:val="RPZBody"/>
         <w:ind w:firstLine="0"/>
         <w:jc w:val="center"/>
       </w:pPr>
@@ -2743,15 +3311,13 @@
     </w:p>
     <w:p>
       <w:pPr>
-        <w:pStyle w:val="Heading2"/>
-        <w:pageBreakBefore/>
-      </w:pPr>
-      <w:r>
-        <w:t>2.1.2 Распределения до и после нормализации (продолжение)</w:t>
-      </w:r>
-    </w:p>
-    <w:p>
-      <w:pPr>
+        <w:pStyle w:val="RPZBody"/>
+        <w:ind w:firstLine="0"/>
+      </w:pPr>
+    </w:p>
+    <w:p>
+      <w:pPr>
+        <w:pStyle w:val="RPZBody"/>
         <w:jc w:val="both"/>
       </w:pPr>
       <w:r>
@@ -2760,6 +3326,7 @@
     </w:p>
     <w:p>
       <w:pPr>
+        <w:keepNext/>
         <w:ind w:firstLine="0"/>
         <w:jc w:val="center"/>
       </w:pPr>
@@ -2800,6 +3367,7 @@
     </w:p>
     <w:p>
       <w:pPr>
+        <w:pStyle w:val="RPZBody"/>
         <w:ind w:firstLine="0"/>
         <w:jc w:val="center"/>
       </w:pPr>
@@ -2809,15 +3377,13 @@
     </w:p>
     <w:p>
       <w:pPr>
-        <w:pStyle w:val="Heading2"/>
-        <w:pageBreakBefore/>
-      </w:pPr>
-      <w:r>
-        <w:t>2.1.2 Распределения до и после нормализации (продолжение)</w:t>
-      </w:r>
-    </w:p>
-    <w:p>
-      <w:pPr>
+        <w:pStyle w:val="RPZBody"/>
+        <w:ind w:firstLine="0"/>
+      </w:pPr>
+    </w:p>
+    <w:p>
+      <w:pPr>
+        <w:pStyle w:val="RPZBody"/>
         <w:jc w:val="both"/>
       </w:pPr>
       <w:r>
@@ -2826,6 +3392,7 @@
     </w:p>
     <w:p>
       <w:pPr>
+        <w:keepNext/>
         <w:ind w:firstLine="0"/>
         <w:jc w:val="center"/>
       </w:pPr>
@@ -2866,6 +3433,7 @@
     </w:p>
     <w:p>
       <w:pPr>
+        <w:pStyle w:val="RPZBody"/>
         <w:ind w:firstLine="0"/>
         <w:jc w:val="center"/>
       </w:pPr>
@@ -2875,8 +3443,14 @@
     </w:p>
     <w:p>
       <w:pPr>
+        <w:pStyle w:val="RPZBody"/>
+        <w:ind w:firstLine="0"/>
+      </w:pPr>
+    </w:p>
+    <w:p>
+      <w:pPr>
         <w:pStyle w:val="Heading2"/>
-        <w:pageBreakBefore/>
+        <w:pageBreakBefore w:val="0"/>
       </w:pPr>
       <w:r>
         <w:t>2.1.3 Решения по предобработке</w:t>
@@ -2884,22 +3458,25 @@
     </w:p>
     <w:p>
       <w:pPr>
+        <w:pStyle w:val="RPZBody"/>
         <w:jc w:val="both"/>
       </w:pPr>
       <w:r>
-        <w:t>Пропуски отсутствуют, поэтому обязательная импутация не требуется. Масштабирование необходимо для Ridge, SVR и MLP и включается в pipeline. Деревья решений не требуют масштабирования для разбиений, однако оцениваются в том же протоколе.</w:t>
-      </w:r>
-    </w:p>
-    <w:p>
-      <w:pPr>
+        <w:t>Пропуски отсутствуют, поэтому обязательная импутация не требуется. Стандартизация необходима для гребневой регрессии, регрессии на опорных векторах и многослойного персептрона и включается в вычислительный конвейер. Деревья решений не требуют масштабирования для разбиений, однако оцениваются в том же протоколе.</w:t>
+      </w:r>
+    </w:p>
+    <w:p>
+      <w:pPr>
+        <w:pStyle w:val="RPZBody"/>
         <w:jc w:val="both"/>
       </w:pPr>
       <w:r>
-        <w:t>Выполнено сравнение вариантов без удаления и с IQR-фильтрацией. На полном обучающем наборе фильтр по 11 входам исключал 53 из 716 строк для обеих прямых задач (оставалось 663), а по 12 входам обратной регрессии отношения — 61 строку (оставалось 655); для MLP CV RMSE изменилась с 0,935319 до 0,937889. Границы в каждом фолде оценивались только на его обучающей части, X и y фильтровались синхронно, а validation и test не удалялись. По средней CV RMSE для выбранных моделей сохранён вариант без удаления.</w:t>
-      </w:r>
-    </w:p>
-    <w:p>
-      <w:pPr>
+        <w:t>Выполнено сравнение вариантов без удаления и с IQR-фильтрацией. На полном обучающем наборе фильтр по 11 входам исключал 53 из 716 строк для обеих прямых задач (оставалось 663), а по 12 входам обратной регрессии отношения – 61 строку (оставалось 655); для многослойного персептрона средняя RMSE перекрёстной проверки изменилась с 0,935319 до 0,937889. Границы в каждой части перекрёстной проверки оценивались только на её обучающей части, X и y фильтровались синхронно, а проверочные и отложенные строки не удалялись. По средней RMSE перекрёстной проверки для выбранных моделей сохранён вариант без удаления.</w:t>
+      </w:r>
+    </w:p>
+    <w:p>
+      <w:pPr>
+        <w:pStyle w:val="RPZBody"/>
         <w:jc w:val="both"/>
       </w:pPr>
       <w:r>
@@ -2909,7 +3486,7 @@
     <w:p>
       <w:pPr>
         <w:pStyle w:val="Heading2"/>
-        <w:pageBreakBefore/>
+        <w:pageBreakBefore w:val="0"/>
       </w:pPr>
       <w:r>
         <w:t>2.2 Разработка и обучение модели</w:t>
@@ -2917,30 +3494,34 @@
     </w:p>
     <w:p>
       <w:pPr>
+        <w:pStyle w:val="RPZBody"/>
         <w:jc w:val="both"/>
       </w:pPr>
       <w:r>
-        <w:t>Для прямых целей сравниваются константная модель, Ridge, Random Forest, Gradient Boosting и SVR; для отношения — константная модель и MLPRegressor. GridSearchCV с десятью фолдами работает только на 716 обучающих строках. Обучаемые преобразования находятся внутри pipeline, основной критерий — средняя RMSE, дополнительно сохраняются MAE и R²; random_state=42.</w:t>
-      </w:r>
-    </w:p>
-    <w:p>
-      <w:pPr>
+        <w:t>Для прямых целей сравниваются пять моделей: константная, гребневая регрессия, случайный лес, градиентный бустинг и регрессия на опорных векторах; для отношения – константная модель и многослойный персептрон. Параметры выбираются десятикратной перекрёстной проверкой только по 716 обучающим строкам, причём преобразования оцениваются внутри каждого повторения. Критерий выбора – средняя RMSE; также рассчитываются MAE и R².</w:t>
+      </w:r>
+    </w:p>
+    <w:p>
+      <w:pPr>
+        <w:pStyle w:val="RPZBody"/>
         <w:jc w:val="both"/>
       </w:pPr>
       <w:r>
-        <w:t>Выбор зафиксирован до оценки на отложенной части: для модуля — константная модель, для прочности — Gradient Boosting. Последний лучше константной модели в 4 из 10 фолдов, а константная модель — в 6; средняя парная разность RMSE равна +0,291 МПа при стандартном отклонении 8,345 МПа. Формальная значимость превосходства не установлена.</w:t>
-      </w:r>
-    </w:p>
-    <w:p>
-      <w:pPr>
+        <w:t>До итоговой оценки для модуля выбрана константная модель, для прочности – градиентный бустинг. Только в задаче прочности константная модель лучше бустинга в шести из десяти частей проверки, а бустинг лучше в четырёх. Средняя разность RMSE константной модели и бустинга равна +0,291 МПа, стандартное отклонение разностей – 8,345 МПа; формальная значимость не установлена.</w:t>
+      </w:r>
+    </w:p>
+    <w:p>
+      <w:pPr>
+        <w:pStyle w:val="RPZBody"/>
         <w:jc w:val="both"/>
       </w:pPr>
       <w:r>
-        <w:t>Разделение отложенного test и обучение преобразований внутри CV показаны на рисунке 7.</w:t>
-      </w:r>
-    </w:p>
-    <w:p>
-      <w:pPr>
+        <w:t>Отделение итоговой выборки и обучение преобразований внутри перекрёстной проверки показаны на рисунке 7.</w:t>
+      </w:r>
+    </w:p>
+    <w:p>
+      <w:pPr>
+        <w:keepNext/>
         <w:ind w:firstLine="0"/>
         <w:jc w:val="center"/>
       </w:pPr>
@@ -2981,31 +3562,42 @@
     </w:p>
     <w:p>
       <w:pPr>
+        <w:pStyle w:val="RPZBody"/>
         <w:ind w:firstLine="0"/>
         <w:jc w:val="center"/>
       </w:pPr>
       <w:r>
-        <w:t>Рисунок 7 – Разделение test и обучение обработки внутри перекрёстной проверки</w:t>
-      </w:r>
-    </w:p>
-    <w:p>
-      <w:pPr>
+        <w:t>Рисунок 7 – Отделение итоговой выборки и обучение обработки внутри перекрёстной проверки</w:t>
+      </w:r>
+    </w:p>
+    <w:p>
+      <w:pPr>
+        <w:pStyle w:val="RPZBody"/>
+        <w:ind w:firstLine="0"/>
+      </w:pPr>
+    </w:p>
+    <w:p>
+      <w:pPr>
+        <w:pStyle w:val="RPZBody"/>
         <w:jc w:val="both"/>
       </w:pPr>
       <w:r>
-        <w:t>Сетки: Ridge alpha ∈ {0,01; 0,1; 1; 10; 100}; Random Forest — (n_estimators, max_depth, min_samples_leaf) ∈ {(200, None, 1), (150, None, 3), (200, 10, 1), (150, 10, 3)}; Gradient Boosting — learning_rate ∈ {0,03; 0,1}, max_depth ∈ {2; 3}, n_estimators=150; SVR — C ∈ {0,3; 1; 3}, epsilon ∈ {0,05; 0,1}, gamma=scale. Проверены варианты без удаления и с IQR-фильтрацией.</w:t>
-      </w:r>
-    </w:p>
-    <w:p>
-      <w:pPr>
+        <w:t>Проверены следующие фиксированные сетки параметров: Ridge alpha ∈ {0,01; 0,1; 1; 10; 100}; Random Forest – (n_estimators, max_depth, min_samples_leaf) ∈ {(200, None, 1), (150, None, 3), (200, 10, 1), (150, 10, 3)}; Gradient Boosting – learning_rate ∈ {0,03; 0,1}, max_depth ∈ {2; 3}, n_estimators=150; SVR – C ∈ {0,3; 1; 3}, epsilon ∈ {0,05; 0,1}, gamma=scale. Проверены варианты без удаления и с IQR-фильтрацией.</w:t>
+      </w:r>
+    </w:p>
+    <w:p>
+      <w:pPr>
+        <w:pStyle w:val="RPZBody"/>
         <w:jc w:val="both"/>
       </w:pPr>
       <w:r>
-        <w:t>Зафиксированные до открытия test конфигурации перечислены в таблице 5.</w:t>
-      </w:r>
-    </w:p>
-    <w:p>
-      <w:pPr>
+        <w:t>Зафиксированные до оценки на отложенной выборке конфигурации перечислены в таблице 5.</w:t>
+      </w:r>
+    </w:p>
+    <w:p>
+      <w:pPr>
+        <w:pStyle w:val="RPZBody"/>
+        <w:keepNext/>
         <w:ind w:firstLine="0"/>
         <w:jc w:val="left"/>
       </w:pPr>
@@ -3028,6 +3620,7 @@
       <w:tr>
         <w:trPr>
           <w:tblHeader w:val="true"/>
+          <w:cantSplit/>
         </w:trPr>
         <w:tc>
           <w:tcPr>
@@ -3035,16 +3628,19 @@
           </w:tcPr>
           <w:p>
             <w:pPr>
-              <w:spacing w:line="240" w:lineRule="auto"/>
-              <w:ind w:firstLine="0"/>
-            </w:pPr>
-            <w:r/>
-            <w:r>
-              <w:rPr>
-                <w:rFonts w:ascii="Times New Roman" w:hAnsi="Times New Roman"/>
-                <w:b/>
-                <w:color w:val="000000"/>
-                <w:sz w:val="24"/>
+              <w:keepNext/>
+              <w:spacing w:line="360" w:lineRule="auto" w:before="0" w:after="0"/>
+              <w:ind w:firstLine="0"/>
+            </w:pPr>
+            <w:r/>
+            <w:r>
+              <w:rPr>
+                <w:rFonts w:ascii="Times New Roman" w:hAnsi="Times New Roman"/>
+                <w:b w:val="0"/>
+                <w:i w:val="0"/>
+                <w:color w:val="000000"/>
+                <w:sz w:val="24"/>
+                <w:u w:val="none"/>
               </w:rPr>
               <w:t>Цель</w:t>
             </w:r>
@@ -3056,16 +3652,19 @@
           </w:tcPr>
           <w:p>
             <w:pPr>
-              <w:spacing w:line="240" w:lineRule="auto"/>
-              <w:ind w:firstLine="0"/>
-            </w:pPr>
-            <w:r/>
-            <w:r>
-              <w:rPr>
-                <w:rFonts w:ascii="Times New Roman" w:hAnsi="Times New Roman"/>
-                <w:b/>
-                <w:color w:val="000000"/>
-                <w:sz w:val="24"/>
+              <w:keepNext/>
+              <w:spacing w:line="360" w:lineRule="auto" w:before="0" w:after="0"/>
+              <w:ind w:firstLine="0"/>
+            </w:pPr>
+            <w:r/>
+            <w:r>
+              <w:rPr>
+                <w:rFonts w:ascii="Times New Roman" w:hAnsi="Times New Roman"/>
+                <w:b w:val="0"/>
+                <w:i w:val="0"/>
+                <w:color w:val="000000"/>
+                <w:sz w:val="24"/>
+                <w:u w:val="none"/>
               </w:rPr>
               <w:t>Модель</w:t>
             </w:r>
@@ -3077,16 +3676,19 @@
           </w:tcPr>
           <w:p>
             <w:pPr>
-              <w:spacing w:line="240" w:lineRule="auto"/>
-              <w:ind w:firstLine="0"/>
-            </w:pPr>
-            <w:r/>
-            <w:r>
-              <w:rPr>
-                <w:rFonts w:ascii="Times New Roman" w:hAnsi="Times New Roman"/>
-                <w:b/>
-                <w:color w:val="000000"/>
-                <w:sz w:val="24"/>
+              <w:keepNext/>
+              <w:spacing w:line="360" w:lineRule="auto" w:before="0" w:after="0"/>
+              <w:ind w:firstLine="0"/>
+            </w:pPr>
+            <w:r/>
+            <w:r>
+              <w:rPr>
+                <w:rFonts w:ascii="Times New Roman" w:hAnsi="Times New Roman"/>
+                <w:b w:val="0"/>
+                <w:i w:val="0"/>
+                <w:color w:val="000000"/>
+                <w:sz w:val="24"/>
+                <w:u w:val="none"/>
               </w:rPr>
               <w:t>Вариант</w:t>
             </w:r>
@@ -3098,16 +3700,19 @@
           </w:tcPr>
           <w:p>
             <w:pPr>
-              <w:spacing w:line="240" w:lineRule="auto"/>
-              <w:ind w:firstLine="0"/>
-            </w:pPr>
-            <w:r/>
-            <w:r>
-              <w:rPr>
-                <w:rFonts w:ascii="Times New Roman" w:hAnsi="Times New Roman"/>
-                <w:b/>
-                <w:color w:val="000000"/>
-                <w:sz w:val="24"/>
+              <w:keepNext/>
+              <w:spacing w:line="360" w:lineRule="auto" w:before="0" w:after="0"/>
+              <w:ind w:firstLine="0"/>
+            </w:pPr>
+            <w:r/>
+            <w:r>
+              <w:rPr>
+                <w:rFonts w:ascii="Times New Roman" w:hAnsi="Times New Roman"/>
+                <w:b w:val="0"/>
+                <w:i w:val="0"/>
+                <w:color w:val="000000"/>
+                <w:sz w:val="24"/>
+                <w:u w:val="none"/>
               </w:rPr>
               <w:t>Параметры</w:t>
             </w:r>
@@ -3115,13 +3720,17 @@
         </w:tc>
       </w:tr>
       <w:tr>
+        <w:trPr>
+          <w:cantSplit/>
+        </w:trPr>
         <w:tc>
           <w:tcPr>
             <w:tcW w:type="dxa" w:w="2409"/>
           </w:tcPr>
           <w:p>
             <w:pPr>
-              <w:spacing w:line="240" w:lineRule="auto"/>
+              <w:keepNext/>
+              <w:spacing w:line="360" w:lineRule="auto" w:before="0" w:after="0"/>
               <w:ind w:firstLine="0"/>
               <w:jc w:val="center"/>
             </w:pPr>
@@ -3130,8 +3739,10 @@
               <w:rPr>
                 <w:rFonts w:ascii="Times New Roman" w:hAnsi="Times New Roman"/>
                 <w:b w:val="0"/>
-                <w:color w:val="000000"/>
-                <w:sz w:val="24"/>
+                <w:i w:val="0"/>
+                <w:color w:val="000000"/>
+                <w:sz w:val="24"/>
+                <w:u w:val="none"/>
               </w:rPr>
               <w:t>1</w:t>
             </w:r>
@@ -3143,7 +3754,8 @@
           </w:tcPr>
           <w:p>
             <w:pPr>
-              <w:spacing w:line="240" w:lineRule="auto"/>
+              <w:keepNext/>
+              <w:spacing w:line="360" w:lineRule="auto" w:before="0" w:after="0"/>
               <w:ind w:firstLine="0"/>
               <w:jc w:val="center"/>
             </w:pPr>
@@ -3152,8 +3764,10 @@
               <w:rPr>
                 <w:rFonts w:ascii="Times New Roman" w:hAnsi="Times New Roman"/>
                 <w:b w:val="0"/>
-                <w:color w:val="000000"/>
-                <w:sz w:val="24"/>
+                <w:i w:val="0"/>
+                <w:color w:val="000000"/>
+                <w:sz w:val="24"/>
+                <w:u w:val="none"/>
               </w:rPr>
               <w:t>2</w:t>
             </w:r>
@@ -3165,7 +3779,8 @@
           </w:tcPr>
           <w:p>
             <w:pPr>
-              <w:spacing w:line="240" w:lineRule="auto"/>
+              <w:keepNext/>
+              <w:spacing w:line="360" w:lineRule="auto" w:before="0" w:after="0"/>
               <w:ind w:firstLine="0"/>
               <w:jc w:val="center"/>
             </w:pPr>
@@ -3174,8 +3789,10 @@
               <w:rPr>
                 <w:rFonts w:ascii="Times New Roman" w:hAnsi="Times New Roman"/>
                 <w:b w:val="0"/>
-                <w:color w:val="000000"/>
-                <w:sz w:val="24"/>
+                <w:i w:val="0"/>
+                <w:color w:val="000000"/>
+                <w:sz w:val="24"/>
+                <w:u w:val="none"/>
               </w:rPr>
               <w:t>3</w:t>
             </w:r>
@@ -3187,7 +3804,8 @@
           </w:tcPr>
           <w:p>
             <w:pPr>
-              <w:spacing w:line="240" w:lineRule="auto"/>
+              <w:keepNext/>
+              <w:spacing w:line="360" w:lineRule="auto" w:before="0" w:after="0"/>
               <w:ind w:firstLine="0"/>
               <w:jc w:val="center"/>
             </w:pPr>
@@ -3196,8 +3814,10 @@
               <w:rPr>
                 <w:rFonts w:ascii="Times New Roman" w:hAnsi="Times New Roman"/>
                 <w:b w:val="0"/>
-                <w:color w:val="000000"/>
-                <w:sz w:val="24"/>
+                <w:i w:val="0"/>
+                <w:color w:val="000000"/>
+                <w:sz w:val="24"/>
+                <w:u w:val="none"/>
               </w:rPr>
               <w:t>4</w:t>
             </w:r>
@@ -3205,22 +3825,29 @@
         </w:tc>
       </w:tr>
       <w:tr>
+        <w:trPr>
+          <w:cantSplit/>
+        </w:trPr>
         <w:tc>
           <w:tcPr>
             <w:tcW w:type="dxa" w:w="2409"/>
-          </w:tcPr>
-          <w:p>
-            <w:pPr>
-              <w:spacing w:line="240" w:lineRule="auto"/>
-              <w:ind w:firstLine="0"/>
-            </w:pPr>
-            <w:r/>
-            <w:r>
-              <w:rPr>
-                <w:rFonts w:ascii="Times New Roman" w:hAnsi="Times New Roman"/>
-                <w:b w:val="0"/>
-                <w:color w:val="000000"/>
-                <w:sz w:val="24"/>
+            <w:vAlign w:val="top"/>
+          </w:tcPr>
+          <w:p>
+            <w:pPr>
+              <w:keepNext/>
+              <w:spacing w:line="360" w:lineRule="auto" w:before="0" w:after="0"/>
+              <w:ind w:firstLine="0"/>
+            </w:pPr>
+            <w:r/>
+            <w:r>
+              <w:rPr>
+                <w:rFonts w:ascii="Times New Roman" w:hAnsi="Times New Roman"/>
+                <w:b w:val="0"/>
+                <w:i w:val="0"/>
+                <w:color w:val="000000"/>
+                <w:sz w:val="24"/>
+                <w:u w:val="none"/>
               </w:rPr>
               <w:t>Модуль при растяжении</w:t>
             </w:r>
@@ -3229,61 +3856,73 @@
         <w:tc>
           <w:tcPr>
             <w:tcW w:type="dxa" w:w="2409"/>
-          </w:tcPr>
-          <w:p>
-            <w:pPr>
-              <w:spacing w:line="240" w:lineRule="auto"/>
-              <w:ind w:firstLine="0"/>
-            </w:pPr>
-            <w:r/>
-            <w:r>
-              <w:rPr>
-                <w:rFonts w:ascii="Times New Roman" w:hAnsi="Times New Roman"/>
-                <w:b w:val="0"/>
-                <w:color w:val="000000"/>
-                <w:sz w:val="24"/>
-              </w:rPr>
-              <w:t>DummyRegressor(mean)</w:t>
+            <w:vAlign w:val="top"/>
+          </w:tcPr>
+          <w:p>
+            <w:pPr>
+              <w:keepNext/>
+              <w:spacing w:line="360" w:lineRule="auto" w:before="0" w:after="0"/>
+              <w:ind w:firstLine="0"/>
+            </w:pPr>
+            <w:r/>
+            <w:r>
+              <w:rPr>
+                <w:rFonts w:ascii="Times New Roman" w:hAnsi="Times New Roman"/>
+                <w:b w:val="0"/>
+                <w:i w:val="0"/>
+                <w:color w:val="000000"/>
+                <w:sz w:val="24"/>
+                <w:u w:val="none"/>
+              </w:rPr>
+              <w:t>Константная модель (DummyRegressor, среднее)</w:t>
             </w:r>
           </w:p>
         </w:tc>
         <w:tc>
           <w:tcPr>
             <w:tcW w:type="dxa" w:w="2409"/>
-          </w:tcPr>
-          <w:p>
-            <w:pPr>
-              <w:spacing w:line="240" w:lineRule="auto"/>
-              <w:ind w:firstLine="0"/>
-            </w:pPr>
-            <w:r/>
-            <w:r>
-              <w:rPr>
-                <w:rFonts w:ascii="Times New Roman" w:hAnsi="Times New Roman"/>
-                <w:b w:val="0"/>
-                <w:color w:val="000000"/>
-                <w:sz w:val="24"/>
-              </w:rPr>
-              <w:t>raw</w:t>
+            <w:vAlign w:val="top"/>
+          </w:tcPr>
+          <w:p>
+            <w:pPr>
+              <w:keepNext/>
+              <w:spacing w:line="360" w:lineRule="auto" w:before="0" w:after="0"/>
+              <w:ind w:firstLine="0"/>
+            </w:pPr>
+            <w:r/>
+            <w:r>
+              <w:rPr>
+                <w:rFonts w:ascii="Times New Roman" w:hAnsi="Times New Roman"/>
+                <w:b w:val="0"/>
+                <w:i w:val="0"/>
+                <w:color w:val="000000"/>
+                <w:sz w:val="24"/>
+                <w:u w:val="none"/>
+              </w:rPr>
+              <w:t>Без удаления</w:t>
             </w:r>
           </w:p>
         </w:tc>
         <w:tc>
           <w:tcPr>
             <w:tcW w:type="dxa" w:w="2409"/>
-          </w:tcPr>
-          <w:p>
-            <w:pPr>
-              <w:spacing w:line="240" w:lineRule="auto"/>
-              <w:ind w:firstLine="0"/>
-            </w:pPr>
-            <w:r/>
-            <w:r>
-              <w:rPr>
-                <w:rFonts w:ascii="Times New Roman" w:hAnsi="Times New Roman"/>
-                <w:b w:val="0"/>
-                <w:color w:val="000000"/>
-                <w:sz w:val="24"/>
+            <w:vAlign w:val="top"/>
+          </w:tcPr>
+          <w:p>
+            <w:pPr>
+              <w:keepNext/>
+              <w:spacing w:line="360" w:lineRule="auto" w:before="0" w:after="0"/>
+              <w:ind w:firstLine="0"/>
+            </w:pPr>
+            <w:r/>
+            <w:r>
+              <w:rPr>
+                <w:rFonts w:ascii="Times New Roman" w:hAnsi="Times New Roman"/>
+                <w:b w:val="0"/>
+                <w:i w:val="0"/>
+                <w:color w:val="000000"/>
+                <w:sz w:val="24"/>
+                <w:u w:val="none"/>
               </w:rPr>
               <w:t>без гиперпараметров</w:t>
             </w:r>
@@ -3291,22 +3930,29 @@
         </w:tc>
       </w:tr>
       <w:tr>
+        <w:trPr>
+          <w:cantSplit/>
+        </w:trPr>
         <w:tc>
           <w:tcPr>
             <w:tcW w:type="dxa" w:w="2409"/>
-          </w:tcPr>
-          <w:p>
-            <w:pPr>
-              <w:spacing w:line="240" w:lineRule="auto"/>
-              <w:ind w:firstLine="0"/>
-            </w:pPr>
-            <w:r/>
-            <w:r>
-              <w:rPr>
-                <w:rFonts w:ascii="Times New Roman" w:hAnsi="Times New Roman"/>
-                <w:b w:val="0"/>
-                <w:color w:val="000000"/>
-                <w:sz w:val="24"/>
+            <w:vAlign w:val="top"/>
+          </w:tcPr>
+          <w:p>
+            <w:pPr>
+              <w:keepNext/>
+              <w:spacing w:line="360" w:lineRule="auto" w:before="0" w:after="0"/>
+              <w:ind w:firstLine="0"/>
+            </w:pPr>
+            <w:r/>
+            <w:r>
+              <w:rPr>
+                <w:rFonts w:ascii="Times New Roman" w:hAnsi="Times New Roman"/>
+                <w:b w:val="0"/>
+                <w:i w:val="0"/>
+                <w:color w:val="000000"/>
+                <w:sz w:val="24"/>
+                <w:u w:val="none"/>
               </w:rPr>
               <w:t>Прочность при растяжении</w:t>
             </w:r>
@@ -3315,61 +3961,73 @@
         <w:tc>
           <w:tcPr>
             <w:tcW w:type="dxa" w:w="2409"/>
-          </w:tcPr>
-          <w:p>
-            <w:pPr>
-              <w:spacing w:line="240" w:lineRule="auto"/>
-              <w:ind w:firstLine="0"/>
-            </w:pPr>
-            <w:r/>
-            <w:r>
-              <w:rPr>
-                <w:rFonts w:ascii="Times New Roman" w:hAnsi="Times New Roman"/>
-                <w:b w:val="0"/>
-                <w:color w:val="000000"/>
-                <w:sz w:val="24"/>
-              </w:rPr>
-              <w:t>Gradient Boosting</w:t>
+            <w:vAlign w:val="top"/>
+          </w:tcPr>
+          <w:p>
+            <w:pPr>
+              <w:keepNext/>
+              <w:spacing w:line="360" w:lineRule="auto" w:before="0" w:after="0"/>
+              <w:ind w:firstLine="0"/>
+            </w:pPr>
+            <w:r/>
+            <w:r>
+              <w:rPr>
+                <w:rFonts w:ascii="Times New Roman" w:hAnsi="Times New Roman"/>
+                <w:b w:val="0"/>
+                <w:i w:val="0"/>
+                <w:color w:val="000000"/>
+                <w:sz w:val="24"/>
+                <w:u w:val="none"/>
+              </w:rPr>
+              <w:t>Градиентный бустинг</w:t>
             </w:r>
           </w:p>
         </w:tc>
         <w:tc>
           <w:tcPr>
             <w:tcW w:type="dxa" w:w="2409"/>
-          </w:tcPr>
-          <w:p>
-            <w:pPr>
-              <w:spacing w:line="240" w:lineRule="auto"/>
-              <w:ind w:firstLine="0"/>
-            </w:pPr>
-            <w:r/>
-            <w:r>
-              <w:rPr>
-                <w:rFonts w:ascii="Times New Roman" w:hAnsi="Times New Roman"/>
-                <w:b w:val="0"/>
-                <w:color w:val="000000"/>
-                <w:sz w:val="24"/>
-              </w:rPr>
-              <w:t>raw</w:t>
+            <w:vAlign w:val="top"/>
+          </w:tcPr>
+          <w:p>
+            <w:pPr>
+              <w:keepNext/>
+              <w:spacing w:line="360" w:lineRule="auto" w:before="0" w:after="0"/>
+              <w:ind w:firstLine="0"/>
+            </w:pPr>
+            <w:r/>
+            <w:r>
+              <w:rPr>
+                <w:rFonts w:ascii="Times New Roman" w:hAnsi="Times New Roman"/>
+                <w:b w:val="0"/>
+                <w:i w:val="0"/>
+                <w:color w:val="000000"/>
+                <w:sz w:val="24"/>
+                <w:u w:val="none"/>
+              </w:rPr>
+              <w:t>Без удаления</w:t>
             </w:r>
           </w:p>
         </w:tc>
         <w:tc>
           <w:tcPr>
             <w:tcW w:type="dxa" w:w="2409"/>
-          </w:tcPr>
-          <w:p>
-            <w:pPr>
-              <w:spacing w:line="240" w:lineRule="auto"/>
-              <w:ind w:firstLine="0"/>
-            </w:pPr>
-            <w:r/>
-            <w:r>
-              <w:rPr>
-                <w:rFonts w:ascii="Times New Roman" w:hAnsi="Times New Roman"/>
-                <w:b w:val="0"/>
-                <w:color w:val="000000"/>
-                <w:sz w:val="24"/>
+            <w:vAlign w:val="top"/>
+          </w:tcPr>
+          <w:p>
+            <w:pPr>
+              <w:keepNext/>
+              <w:spacing w:line="360" w:lineRule="auto" w:before="0" w:after="0"/>
+              <w:ind w:firstLine="0"/>
+            </w:pPr>
+            <w:r/>
+            <w:r>
+              <w:rPr>
+                <w:rFonts w:ascii="Times New Roman" w:hAnsi="Times New Roman"/>
+                <w:b w:val="0"/>
+                <w:i w:val="0"/>
+                <w:color w:val="000000"/>
+                <w:sz w:val="24"/>
+                <w:u w:val="none"/>
               </w:rPr>
               <w:t>learning_rate=0,03; max_depth=2; n_estimators=150</w:t>
             </w:r>
@@ -3377,22 +4035,29 @@
         </w:tc>
       </w:tr>
       <w:tr>
+        <w:trPr>
+          <w:cantSplit/>
+        </w:trPr>
         <w:tc>
           <w:tcPr>
             <w:tcW w:type="dxa" w:w="2409"/>
-          </w:tcPr>
-          <w:p>
-            <w:pPr>
-              <w:spacing w:line="240" w:lineRule="auto"/>
-              <w:ind w:firstLine="0"/>
-            </w:pPr>
-            <w:r/>
-            <w:r>
-              <w:rPr>
-                <w:rFonts w:ascii="Times New Roman" w:hAnsi="Times New Roman"/>
-                <w:b w:val="0"/>
-                <w:color w:val="000000"/>
-                <w:sz w:val="24"/>
+            <w:vAlign w:val="top"/>
+          </w:tcPr>
+          <w:p>
+            <w:pPr>
+              <w:keepNext w:val="0"/>
+              <w:spacing w:line="360" w:lineRule="auto" w:before="0" w:after="0"/>
+              <w:ind w:firstLine="0"/>
+            </w:pPr>
+            <w:r/>
+            <w:r>
+              <w:rPr>
+                <w:rFonts w:ascii="Times New Roman" w:hAnsi="Times New Roman"/>
+                <w:b w:val="0"/>
+                <w:i w:val="0"/>
+                <w:color w:val="000000"/>
+                <w:sz w:val="24"/>
+                <w:u w:val="none"/>
               </w:rPr>
               <w:t>Соотношение матрица–наполнитель</w:t>
             </w:r>
@@ -3401,61 +4066,73 @@
         <w:tc>
           <w:tcPr>
             <w:tcW w:type="dxa" w:w="2409"/>
-          </w:tcPr>
-          <w:p>
-            <w:pPr>
-              <w:spacing w:line="240" w:lineRule="auto"/>
-              <w:ind w:firstLine="0"/>
-            </w:pPr>
-            <w:r/>
-            <w:r>
-              <w:rPr>
-                <w:rFonts w:ascii="Times New Roman" w:hAnsi="Times New Roman"/>
-                <w:b w:val="0"/>
-                <w:color w:val="000000"/>
-                <w:sz w:val="24"/>
-              </w:rPr>
-              <w:t>MLPRegressor</w:t>
+            <w:vAlign w:val="top"/>
+          </w:tcPr>
+          <w:p>
+            <w:pPr>
+              <w:keepNext w:val="0"/>
+              <w:spacing w:line="360" w:lineRule="auto" w:before="0" w:after="0"/>
+              <w:ind w:firstLine="0"/>
+            </w:pPr>
+            <w:r/>
+            <w:r>
+              <w:rPr>
+                <w:rFonts w:ascii="Times New Roman" w:hAnsi="Times New Roman"/>
+                <w:b w:val="0"/>
+                <w:i w:val="0"/>
+                <w:color w:val="000000"/>
+                <w:sz w:val="24"/>
+                <w:u w:val="none"/>
+              </w:rPr>
+              <w:t>Многослойный персептрон (MLPRegressor)</w:t>
             </w:r>
           </w:p>
         </w:tc>
         <w:tc>
           <w:tcPr>
             <w:tcW w:type="dxa" w:w="2409"/>
-          </w:tcPr>
-          <w:p>
-            <w:pPr>
-              <w:spacing w:line="240" w:lineRule="auto"/>
-              <w:ind w:firstLine="0"/>
-            </w:pPr>
-            <w:r/>
-            <w:r>
-              <w:rPr>
-                <w:rFonts w:ascii="Times New Roman" w:hAnsi="Times New Roman"/>
-                <w:b w:val="0"/>
-                <w:color w:val="000000"/>
-                <w:sz w:val="24"/>
-              </w:rPr>
-              <w:t>raw</w:t>
+            <w:vAlign w:val="top"/>
+          </w:tcPr>
+          <w:p>
+            <w:pPr>
+              <w:keepNext w:val="0"/>
+              <w:spacing w:line="360" w:lineRule="auto" w:before="0" w:after="0"/>
+              <w:ind w:firstLine="0"/>
+            </w:pPr>
+            <w:r/>
+            <w:r>
+              <w:rPr>
+                <w:rFonts w:ascii="Times New Roman" w:hAnsi="Times New Roman"/>
+                <w:b w:val="0"/>
+                <w:i w:val="0"/>
+                <w:color w:val="000000"/>
+                <w:sz w:val="24"/>
+                <w:u w:val="none"/>
+              </w:rPr>
+              <w:t>Без удаления</w:t>
             </w:r>
           </w:p>
         </w:tc>
         <w:tc>
           <w:tcPr>
             <w:tcW w:type="dxa" w:w="2409"/>
-          </w:tcPr>
-          <w:p>
-            <w:pPr>
-              <w:spacing w:line="240" w:lineRule="auto"/>
-              <w:ind w:firstLine="0"/>
-            </w:pPr>
-            <w:r/>
-            <w:r>
-              <w:rPr>
-                <w:rFonts w:ascii="Times New Roman" w:hAnsi="Times New Roman"/>
-                <w:b w:val="0"/>
-                <w:color w:val="000000"/>
-                <w:sz w:val="24"/>
+            <w:vAlign w:val="top"/>
+          </w:tcPr>
+          <w:p>
+            <w:pPr>
+              <w:keepNext w:val="0"/>
+              <w:spacing w:line="360" w:lineRule="auto" w:before="0" w:after="0"/>
+              <w:ind w:firstLine="0"/>
+            </w:pPr>
+            <w:r/>
+            <w:r>
+              <w:rPr>
+                <w:rFonts w:ascii="Times New Roman" w:hAnsi="Times New Roman"/>
+                <w:b w:val="0"/>
+                <w:i w:val="0"/>
+                <w:color w:val="000000"/>
+                <w:sz w:val="24"/>
+                <w:u w:val="none"/>
               </w:rPr>
               <w:t>hidden=(32,16); alpha=0,01</w:t>
             </w:r>
@@ -3465,6 +4142,12 @@
     </w:tbl>
     <w:p>
       <w:pPr>
+        <w:pStyle w:val="RPZBody"/>
+        <w:ind w:firstLine="0"/>
+      </w:pPr>
+    </w:p>
+    <w:p>
+      <w:pPr>
         <w:pStyle w:val="Heading2"/>
       </w:pPr>
       <w:r>
@@ -3473,19 +4156,22 @@
     </w:p>
     <w:p>
       <w:pPr>
+        <w:pStyle w:val="RPZBody"/>
         <w:jc w:val="both"/>
       </w:pPr>
       <w:r>
-        <w:t>Таблица 6 отражает выбор по обучающей части; отложенные значения не участвовали в ранжировании. Для модуля выбрана константная модель. Для прочности Gradient Boosting лучше в 4 из 10 фолдов, константная модель — в 6; средняя парная разность RMSE равна +0,291 МПа при SD 8,345 МПа. Формальная значимость не установлена. MLP уступает константной модели.</w:t>
-      </w:r>
-    </w:p>
-    <w:p>
-      <w:pPr>
+        <w:t>Таблица 6 отражает выбор по обучающей части; отложенные значения не участвовали в ранжировании. Для модуля выбрана константная модель. Для прочности градиентный бустинг лучше константной модели в 4 из 10 частей проверки, а константная модель – в 6. Средняя парная разность RMSE, рассчитанная как RMSE константной модели минус RMSE градиентного бустинга, равна +0,291 МПа; стандартное отклонение разностей составляет 8,345 МПа. Это отклонение не является доверительным интервалом или тестом значимости. Многослойный персептрон уступает константной модели.</w:t>
+      </w:r>
+    </w:p>
+    <w:p>
+      <w:pPr>
+        <w:pStyle w:val="RPZBody"/>
+        <w:keepNext/>
         <w:ind w:firstLine="0"/>
         <w:jc w:val="left"/>
       </w:pPr>
       <w:r>
-        <w:t>Таблица 6 – Ключевые результаты 10-fold CV</w:t>
+        <w:t>Таблица 6 – Ключевые результаты десятикратной перекрёстной проверки</w:t>
       </w:r>
     </w:p>
     <w:tbl>
@@ -3504,6 +4190,7 @@
       <w:tr>
         <w:trPr>
           <w:tblHeader w:val="true"/>
+          <w:cantSplit/>
         </w:trPr>
         <w:tc>
           <w:tcPr>
@@ -3511,16 +4198,19 @@
           </w:tcPr>
           <w:p>
             <w:pPr>
-              <w:spacing w:line="240" w:lineRule="auto"/>
-              <w:ind w:firstLine="0"/>
-            </w:pPr>
-            <w:r/>
-            <w:r>
-              <w:rPr>
-                <w:rFonts w:ascii="Times New Roman" w:hAnsi="Times New Roman"/>
-                <w:b/>
-                <w:color w:val="000000"/>
-                <w:sz w:val="24"/>
+              <w:keepNext/>
+              <w:spacing w:line="360" w:lineRule="auto" w:before="0" w:after="0"/>
+              <w:ind w:firstLine="0"/>
+            </w:pPr>
+            <w:r/>
+            <w:r>
+              <w:rPr>
+                <w:rFonts w:ascii="Times New Roman" w:hAnsi="Times New Roman"/>
+                <w:b w:val="0"/>
+                <w:i w:val="0"/>
+                <w:color w:val="000000"/>
+                <w:sz w:val="24"/>
+                <w:u w:val="none"/>
               </w:rPr>
               <w:t>Задача</w:t>
             </w:r>
@@ -3532,18 +4222,21 @@
           </w:tcPr>
           <w:p>
             <w:pPr>
-              <w:spacing w:line="240" w:lineRule="auto"/>
-              <w:ind w:firstLine="0"/>
-            </w:pPr>
-            <w:r/>
-            <w:r>
-              <w:rPr>
-                <w:rFonts w:ascii="Times New Roman" w:hAnsi="Times New Roman"/>
-                <w:b/>
-                <w:color w:val="000000"/>
-                <w:sz w:val="24"/>
-              </w:rPr>
-              <w:t>Семейство</w:t>
+              <w:keepNext/>
+              <w:spacing w:line="360" w:lineRule="auto" w:before="0" w:after="0"/>
+              <w:ind w:firstLine="0"/>
+            </w:pPr>
+            <w:r/>
+            <w:r>
+              <w:rPr>
+                <w:rFonts w:ascii="Times New Roman" w:hAnsi="Times New Roman"/>
+                <w:b w:val="0"/>
+                <w:i w:val="0"/>
+                <w:color w:val="000000"/>
+                <w:sz w:val="24"/>
+                <w:u w:val="none"/>
+              </w:rPr>
+              <w:t>Модель</w:t>
             </w:r>
           </w:p>
         </w:tc>
@@ -3553,18 +4246,21 @@
           </w:tcPr>
           <w:p>
             <w:pPr>
-              <w:spacing w:line="240" w:lineRule="auto"/>
-              <w:ind w:firstLine="0"/>
-            </w:pPr>
-            <w:r/>
-            <w:r>
-              <w:rPr>
-                <w:rFonts w:ascii="Times New Roman" w:hAnsi="Times New Roman"/>
-                <w:b/>
-                <w:color w:val="000000"/>
-                <w:sz w:val="24"/>
-              </w:rPr>
-              <w:t>CV RMSE ± std</w:t>
+              <w:keepNext/>
+              <w:spacing w:line="360" w:lineRule="auto" w:before="0" w:after="0"/>
+              <w:ind w:firstLine="0"/>
+            </w:pPr>
+            <w:r/>
+            <w:r>
+              <w:rPr>
+                <w:rFonts w:ascii="Times New Roman" w:hAnsi="Times New Roman"/>
+                <w:b w:val="0"/>
+                <w:i w:val="0"/>
+                <w:color w:val="000000"/>
+                <w:sz w:val="24"/>
+                <w:u w:val="none"/>
+              </w:rPr>
+              <w:t>RMSE, среднее ± СКО</w:t>
             </w:r>
           </w:p>
         </w:tc>
@@ -3574,18 +4270,21 @@
           </w:tcPr>
           <w:p>
             <w:pPr>
-              <w:spacing w:line="240" w:lineRule="auto"/>
-              <w:ind w:firstLine="0"/>
-            </w:pPr>
-            <w:r/>
-            <w:r>
-              <w:rPr>
-                <w:rFonts w:ascii="Times New Roman" w:hAnsi="Times New Roman"/>
-                <w:b/>
-                <w:color w:val="000000"/>
-                <w:sz w:val="24"/>
-              </w:rPr>
-              <w:t>CV MAE</w:t>
+              <w:keepNext/>
+              <w:spacing w:line="360" w:lineRule="auto" w:before="0" w:after="0"/>
+              <w:ind w:firstLine="0"/>
+            </w:pPr>
+            <w:r/>
+            <w:r>
+              <w:rPr>
+                <w:rFonts w:ascii="Times New Roman" w:hAnsi="Times New Roman"/>
+                <w:b w:val="0"/>
+                <w:i w:val="0"/>
+                <w:color w:val="000000"/>
+                <w:sz w:val="24"/>
+                <w:u w:val="none"/>
+              </w:rPr>
+              <w:t>MAE, среднее</w:t>
             </w:r>
           </w:p>
         </w:tc>
@@ -3595,30 +4294,37 @@
           </w:tcPr>
           <w:p>
             <w:pPr>
-              <w:spacing w:line="240" w:lineRule="auto"/>
-              <w:ind w:firstLine="0"/>
-            </w:pPr>
-            <w:r/>
-            <w:r>
-              <w:rPr>
-                <w:rFonts w:ascii="Times New Roman" w:hAnsi="Times New Roman"/>
-                <w:b/>
-                <w:color w:val="000000"/>
-                <w:sz w:val="24"/>
-              </w:rPr>
-              <w:t>CV R²</w:t>
+              <w:keepNext/>
+              <w:spacing w:line="360" w:lineRule="auto" w:before="0" w:after="0"/>
+              <w:ind w:firstLine="0"/>
+            </w:pPr>
+            <w:r/>
+            <w:r>
+              <w:rPr>
+                <w:rFonts w:ascii="Times New Roman" w:hAnsi="Times New Roman"/>
+                <w:b w:val="0"/>
+                <w:i w:val="0"/>
+                <w:color w:val="000000"/>
+                <w:sz w:val="24"/>
+                <w:u w:val="none"/>
+              </w:rPr>
+              <w:t>R², среднее</w:t>
             </w:r>
           </w:p>
         </w:tc>
       </w:tr>
       <w:tr>
+        <w:trPr>
+          <w:cantSplit/>
+        </w:trPr>
         <w:tc>
           <w:tcPr>
             <w:tcW w:type="dxa" w:w="1928"/>
           </w:tcPr>
           <w:p>
             <w:pPr>
-              <w:spacing w:line="240" w:lineRule="auto"/>
+              <w:keepNext/>
+              <w:spacing w:line="360" w:lineRule="auto" w:before="0" w:after="0"/>
               <w:ind w:firstLine="0"/>
               <w:jc w:val="center"/>
             </w:pPr>
@@ -3627,8 +4333,10 @@
               <w:rPr>
                 <w:rFonts w:ascii="Times New Roman" w:hAnsi="Times New Roman"/>
                 <w:b w:val="0"/>
-                <w:color w:val="000000"/>
-                <w:sz w:val="24"/>
+                <w:i w:val="0"/>
+                <w:color w:val="000000"/>
+                <w:sz w:val="24"/>
+                <w:u w:val="none"/>
               </w:rPr>
               <w:t>1</w:t>
             </w:r>
@@ -3640,7 +4348,8 @@
           </w:tcPr>
           <w:p>
             <w:pPr>
-              <w:spacing w:line="240" w:lineRule="auto"/>
+              <w:keepNext/>
+              <w:spacing w:line="360" w:lineRule="auto" w:before="0" w:after="0"/>
               <w:ind w:firstLine="0"/>
               <w:jc w:val="center"/>
             </w:pPr>
@@ -3649,8 +4358,10 @@
               <w:rPr>
                 <w:rFonts w:ascii="Times New Roman" w:hAnsi="Times New Roman"/>
                 <w:b w:val="0"/>
-                <w:color w:val="000000"/>
-                <w:sz w:val="24"/>
+                <w:i w:val="0"/>
+                <w:color w:val="000000"/>
+                <w:sz w:val="24"/>
+                <w:u w:val="none"/>
               </w:rPr>
               <w:t>2</w:t>
             </w:r>
@@ -3662,7 +4373,8 @@
           </w:tcPr>
           <w:p>
             <w:pPr>
-              <w:spacing w:line="240" w:lineRule="auto"/>
+              <w:keepNext/>
+              <w:spacing w:line="360" w:lineRule="auto" w:before="0" w:after="0"/>
               <w:ind w:firstLine="0"/>
               <w:jc w:val="center"/>
             </w:pPr>
@@ -3671,8 +4383,10 @@
               <w:rPr>
                 <w:rFonts w:ascii="Times New Roman" w:hAnsi="Times New Roman"/>
                 <w:b w:val="0"/>
-                <w:color w:val="000000"/>
-                <w:sz w:val="24"/>
+                <w:i w:val="0"/>
+                <w:color w:val="000000"/>
+                <w:sz w:val="24"/>
+                <w:u w:val="none"/>
               </w:rPr>
               <w:t>3</w:t>
             </w:r>
@@ -3684,7 +4398,8 @@
           </w:tcPr>
           <w:p>
             <w:pPr>
-              <w:spacing w:line="240" w:lineRule="auto"/>
+              <w:keepNext/>
+              <w:spacing w:line="360" w:lineRule="auto" w:before="0" w:after="0"/>
               <w:ind w:firstLine="0"/>
               <w:jc w:val="center"/>
             </w:pPr>
@@ -3693,8 +4408,10 @@
               <w:rPr>
                 <w:rFonts w:ascii="Times New Roman" w:hAnsi="Times New Roman"/>
                 <w:b w:val="0"/>
-                <w:color w:val="000000"/>
-                <w:sz w:val="24"/>
+                <w:i w:val="0"/>
+                <w:color w:val="000000"/>
+                <w:sz w:val="24"/>
+                <w:u w:val="none"/>
               </w:rPr>
               <w:t>4</w:t>
             </w:r>
@@ -3706,7 +4423,8 @@
           </w:tcPr>
           <w:p>
             <w:pPr>
-              <w:spacing w:line="240" w:lineRule="auto"/>
+              <w:keepNext/>
+              <w:spacing w:line="360" w:lineRule="auto" w:before="0" w:after="0"/>
               <w:ind w:firstLine="0"/>
               <w:jc w:val="center"/>
             </w:pPr>
@@ -3715,8 +4433,10 @@
               <w:rPr>
                 <w:rFonts w:ascii="Times New Roman" w:hAnsi="Times New Roman"/>
                 <w:b w:val="0"/>
-                <w:color w:val="000000"/>
-                <w:sz w:val="24"/>
+                <w:i w:val="0"/>
+                <w:color w:val="000000"/>
+                <w:sz w:val="24"/>
+                <w:u w:val="none"/>
               </w:rPr>
               <w:t>5</w:t>
             </w:r>
@@ -3724,22 +4444,29 @@
         </w:tc>
       </w:tr>
       <w:tr>
+        <w:trPr>
+          <w:cantSplit/>
+        </w:trPr>
         <w:tc>
           <w:tcPr>
             <w:tcW w:type="dxa" w:w="1928"/>
-          </w:tcPr>
-          <w:p>
-            <w:pPr>
-              <w:spacing w:line="240" w:lineRule="auto"/>
-              <w:ind w:firstLine="0"/>
-            </w:pPr>
-            <w:r/>
-            <w:r>
-              <w:rPr>
-                <w:rFonts w:ascii="Times New Roman" w:hAnsi="Times New Roman"/>
-                <w:b w:val="0"/>
-                <w:color w:val="000000"/>
-                <w:sz w:val="24"/>
+            <w:vAlign w:val="top"/>
+          </w:tcPr>
+          <w:p>
+            <w:pPr>
+              <w:keepNext/>
+              <w:spacing w:line="360" w:lineRule="auto" w:before="0" w:after="0"/>
+              <w:ind w:firstLine="0"/>
+            </w:pPr>
+            <w:r/>
+            <w:r>
+              <w:rPr>
+                <w:rFonts w:ascii="Times New Roman" w:hAnsi="Times New Roman"/>
+                <w:b w:val="0"/>
+                <w:i w:val="0"/>
+                <w:color w:val="000000"/>
+                <w:sz w:val="24"/>
+                <w:u w:val="none"/>
               </w:rPr>
               <w:t>Модуль, ГПа</w:t>
             </w:r>
@@ -3748,105 +4475,128 @@
         <w:tc>
           <w:tcPr>
             <w:tcW w:type="dxa" w:w="1928"/>
-          </w:tcPr>
-          <w:p>
-            <w:pPr>
-              <w:spacing w:line="240" w:lineRule="auto"/>
-              <w:ind w:firstLine="0"/>
-            </w:pPr>
-            <w:r/>
-            <w:r>
-              <w:rPr>
-                <w:rFonts w:ascii="Times New Roman" w:hAnsi="Times New Roman"/>
-                <w:b w:val="0"/>
-                <w:color w:val="000000"/>
-                <w:sz w:val="24"/>
-              </w:rPr>
-              <w:t>baseline</w:t>
+            <w:vAlign w:val="top"/>
+          </w:tcPr>
+          <w:p>
+            <w:pPr>
+              <w:keepNext/>
+              <w:spacing w:line="360" w:lineRule="auto" w:before="0" w:after="0"/>
+              <w:ind w:firstLine="0"/>
+            </w:pPr>
+            <w:r/>
+            <w:r>
+              <w:rPr>
+                <w:rFonts w:ascii="Times New Roman" w:hAnsi="Times New Roman"/>
+                <w:b w:val="0"/>
+                <w:i w:val="0"/>
+                <w:color w:val="000000"/>
+                <w:sz w:val="24"/>
+                <w:u w:val="none"/>
+              </w:rPr>
+              <w:t>Константная модель</w:t>
             </w:r>
           </w:p>
         </w:tc>
         <w:tc>
           <w:tcPr>
             <w:tcW w:type="dxa" w:w="1928"/>
-          </w:tcPr>
-          <w:p>
-            <w:pPr>
-              <w:spacing w:line="240" w:lineRule="auto"/>
-              <w:ind w:firstLine="0"/>
-            </w:pPr>
-            <w:r/>
-            <w:r>
-              <w:rPr>
-                <w:rFonts w:ascii="Times New Roman" w:hAnsi="Times New Roman"/>
-                <w:b w:val="0"/>
-                <w:color w:val="000000"/>
-                <w:sz w:val="24"/>
-              </w:rPr>
-              <w:t>3.087 ± 0.257</w:t>
+            <w:vAlign w:val="bottom"/>
+          </w:tcPr>
+          <w:p>
+            <w:pPr>
+              <w:keepNext/>
+              <w:spacing w:line="360" w:lineRule="auto" w:before="0" w:after="0"/>
+              <w:ind w:firstLine="0"/>
+            </w:pPr>
+            <w:r/>
+            <w:r>
+              <w:rPr>
+                <w:rFonts w:ascii="Times New Roman" w:hAnsi="Times New Roman"/>
+                <w:b w:val="0"/>
+                <w:i w:val="0"/>
+                <w:color w:val="000000"/>
+                <w:sz w:val="24"/>
+                <w:u w:val="none"/>
+              </w:rPr>
+              <w:t>3,087 ± 0,257</w:t>
             </w:r>
           </w:p>
         </w:tc>
         <w:tc>
           <w:tcPr>
             <w:tcW w:type="dxa" w:w="1928"/>
-          </w:tcPr>
-          <w:p>
-            <w:pPr>
-              <w:spacing w:line="240" w:lineRule="auto"/>
-              <w:ind w:firstLine="0"/>
-            </w:pPr>
-            <w:r/>
-            <w:r>
-              <w:rPr>
-                <w:rFonts w:ascii="Times New Roman" w:hAnsi="Times New Roman"/>
-                <w:b w:val="0"/>
-                <w:color w:val="000000"/>
-                <w:sz w:val="24"/>
-              </w:rPr>
-              <w:t>2.483</w:t>
+            <w:vAlign w:val="bottom"/>
+          </w:tcPr>
+          <w:p>
+            <w:pPr>
+              <w:keepNext/>
+              <w:spacing w:line="360" w:lineRule="auto" w:before="0" w:after="0"/>
+              <w:ind w:firstLine="0"/>
+            </w:pPr>
+            <w:r/>
+            <w:r>
+              <w:rPr>
+                <w:rFonts w:ascii="Times New Roman" w:hAnsi="Times New Roman"/>
+                <w:b w:val="0"/>
+                <w:i w:val="0"/>
+                <w:color w:val="000000"/>
+                <w:sz w:val="24"/>
+                <w:u w:val="none"/>
+              </w:rPr>
+              <w:t>2,483</w:t>
             </w:r>
           </w:p>
         </w:tc>
         <w:tc>
           <w:tcPr>
             <w:tcW w:type="dxa" w:w="1928"/>
-          </w:tcPr>
-          <w:p>
-            <w:pPr>
-              <w:spacing w:line="240" w:lineRule="auto"/>
-              <w:ind w:firstLine="0"/>
-            </w:pPr>
-            <w:r/>
-            <w:r>
-              <w:rPr>
-                <w:rFonts w:ascii="Times New Roman" w:hAnsi="Times New Roman"/>
-                <w:b w:val="0"/>
-                <w:color w:val="000000"/>
-                <w:sz w:val="24"/>
-              </w:rPr>
-              <w:t>-0.015</w:t>
+            <w:vAlign w:val="bottom"/>
+          </w:tcPr>
+          <w:p>
+            <w:pPr>
+              <w:keepNext/>
+              <w:spacing w:line="360" w:lineRule="auto" w:before="0" w:after="0"/>
+              <w:ind w:firstLine="0"/>
+            </w:pPr>
+            <w:r/>
+            <w:r>
+              <w:rPr>
+                <w:rFonts w:ascii="Times New Roman" w:hAnsi="Times New Roman"/>
+                <w:b w:val="0"/>
+                <w:i w:val="0"/>
+                <w:color w:val="000000"/>
+                <w:sz w:val="24"/>
+                <w:u w:val="none"/>
+              </w:rPr>
+              <w:t>-0,015</w:t>
             </w:r>
           </w:p>
         </w:tc>
       </w:tr>
       <w:tr>
+        <w:trPr>
+          <w:cantSplit/>
+        </w:trPr>
         <w:tc>
           <w:tcPr>
             <w:tcW w:type="dxa" w:w="1928"/>
-          </w:tcPr>
-          <w:p>
-            <w:pPr>
-              <w:spacing w:line="240" w:lineRule="auto"/>
-              <w:ind w:firstLine="0"/>
-            </w:pPr>
-            <w:r/>
-            <w:r>
-              <w:rPr>
-                <w:rFonts w:ascii="Times New Roman" w:hAnsi="Times New Roman"/>
-                <w:b w:val="0"/>
-                <w:color w:val="000000"/>
-                <w:sz w:val="24"/>
+            <w:vAlign w:val="top"/>
+          </w:tcPr>
+          <w:p>
+            <w:pPr>
+              <w:keepNext/>
+              <w:spacing w:line="360" w:lineRule="auto" w:before="0" w:after="0"/>
+              <w:ind w:firstLine="0"/>
+            </w:pPr>
+            <w:r/>
+            <w:r>
+              <w:rPr>
+                <w:rFonts w:ascii="Times New Roman" w:hAnsi="Times New Roman"/>
+                <w:b w:val="0"/>
+                <w:i w:val="0"/>
+                <w:color w:val="000000"/>
+                <w:sz w:val="24"/>
+                <w:u w:val="none"/>
               </w:rPr>
               <w:t>Прочность, МПа</w:t>
             </w:r>
@@ -3855,105 +4605,128 @@
         <w:tc>
           <w:tcPr>
             <w:tcW w:type="dxa" w:w="1928"/>
-          </w:tcPr>
-          <w:p>
-            <w:pPr>
-              <w:spacing w:line="240" w:lineRule="auto"/>
-              <w:ind w:firstLine="0"/>
-            </w:pPr>
-            <w:r/>
-            <w:r>
-              <w:rPr>
-                <w:rFonts w:ascii="Times New Roman" w:hAnsi="Times New Roman"/>
-                <w:b w:val="0"/>
-                <w:color w:val="000000"/>
-                <w:sz w:val="24"/>
-              </w:rPr>
-              <w:t>baseline</w:t>
+            <w:vAlign w:val="top"/>
+          </w:tcPr>
+          <w:p>
+            <w:pPr>
+              <w:keepNext/>
+              <w:spacing w:line="360" w:lineRule="auto" w:before="0" w:after="0"/>
+              <w:ind w:firstLine="0"/>
+            </w:pPr>
+            <w:r/>
+            <w:r>
+              <w:rPr>
+                <w:rFonts w:ascii="Times New Roman" w:hAnsi="Times New Roman"/>
+                <w:b w:val="0"/>
+                <w:i w:val="0"/>
+                <w:color w:val="000000"/>
+                <w:sz w:val="24"/>
+                <w:u w:val="none"/>
+              </w:rPr>
+              <w:t>Константная модель</w:t>
             </w:r>
           </w:p>
         </w:tc>
         <w:tc>
           <w:tcPr>
             <w:tcW w:type="dxa" w:w="1928"/>
-          </w:tcPr>
-          <w:p>
-            <w:pPr>
-              <w:spacing w:line="240" w:lineRule="auto"/>
-              <w:ind w:firstLine="0"/>
-            </w:pPr>
-            <w:r/>
-            <w:r>
-              <w:rPr>
-                <w:rFonts w:ascii="Times New Roman" w:hAnsi="Times New Roman"/>
-                <w:b w:val="0"/>
-                <w:color w:val="000000"/>
-                <w:sz w:val="24"/>
-              </w:rPr>
-              <w:t>490.500 ± 24.618</w:t>
+            <w:vAlign w:val="bottom"/>
+          </w:tcPr>
+          <w:p>
+            <w:pPr>
+              <w:keepNext/>
+              <w:spacing w:line="360" w:lineRule="auto" w:before="0" w:after="0"/>
+              <w:ind w:firstLine="0"/>
+            </w:pPr>
+            <w:r/>
+            <w:r>
+              <w:rPr>
+                <w:rFonts w:ascii="Times New Roman" w:hAnsi="Times New Roman"/>
+                <w:b w:val="0"/>
+                <w:i w:val="0"/>
+                <w:color w:val="000000"/>
+                <w:sz w:val="24"/>
+                <w:u w:val="none"/>
+              </w:rPr>
+              <w:t>490,500 ± 24,618</w:t>
             </w:r>
           </w:p>
         </w:tc>
         <w:tc>
           <w:tcPr>
             <w:tcW w:type="dxa" w:w="1928"/>
-          </w:tcPr>
-          <w:p>
-            <w:pPr>
-              <w:spacing w:line="240" w:lineRule="auto"/>
-              <w:ind w:firstLine="0"/>
-            </w:pPr>
-            <w:r/>
-            <w:r>
-              <w:rPr>
-                <w:rFonts w:ascii="Times New Roman" w:hAnsi="Times New Roman"/>
-                <w:b w:val="0"/>
-                <w:color w:val="000000"/>
-                <w:sz w:val="24"/>
-              </w:rPr>
-              <w:t>384.750</w:t>
+            <w:vAlign w:val="bottom"/>
+          </w:tcPr>
+          <w:p>
+            <w:pPr>
+              <w:keepNext/>
+              <w:spacing w:line="360" w:lineRule="auto" w:before="0" w:after="0"/>
+              <w:ind w:firstLine="0"/>
+            </w:pPr>
+            <w:r/>
+            <w:r>
+              <w:rPr>
+                <w:rFonts w:ascii="Times New Roman" w:hAnsi="Times New Roman"/>
+                <w:b w:val="0"/>
+                <w:i w:val="0"/>
+                <w:color w:val="000000"/>
+                <w:sz w:val="24"/>
+                <w:u w:val="none"/>
+              </w:rPr>
+              <w:t>384,750</w:t>
             </w:r>
           </w:p>
         </w:tc>
         <w:tc>
           <w:tcPr>
             <w:tcW w:type="dxa" w:w="1928"/>
-          </w:tcPr>
-          <w:p>
-            <w:pPr>
-              <w:spacing w:line="240" w:lineRule="auto"/>
-              <w:ind w:firstLine="0"/>
-            </w:pPr>
-            <w:r/>
-            <w:r>
-              <w:rPr>
-                <w:rFonts w:ascii="Times New Roman" w:hAnsi="Times New Roman"/>
-                <w:b w:val="0"/>
-                <w:color w:val="000000"/>
-                <w:sz w:val="24"/>
-              </w:rPr>
-              <w:t>-0.011</w:t>
+            <w:vAlign w:val="bottom"/>
+          </w:tcPr>
+          <w:p>
+            <w:pPr>
+              <w:keepNext/>
+              <w:spacing w:line="360" w:lineRule="auto" w:before="0" w:after="0"/>
+              <w:ind w:firstLine="0"/>
+            </w:pPr>
+            <w:r/>
+            <w:r>
+              <w:rPr>
+                <w:rFonts w:ascii="Times New Roman" w:hAnsi="Times New Roman"/>
+                <w:b w:val="0"/>
+                <w:i w:val="0"/>
+                <w:color w:val="000000"/>
+                <w:sz w:val="24"/>
+                <w:u w:val="none"/>
+              </w:rPr>
+              <w:t>-0,011</w:t>
             </w:r>
           </w:p>
         </w:tc>
       </w:tr>
       <w:tr>
+        <w:trPr>
+          <w:cantSplit/>
+        </w:trPr>
         <w:tc>
           <w:tcPr>
             <w:tcW w:type="dxa" w:w="1928"/>
-          </w:tcPr>
-          <w:p>
-            <w:pPr>
-              <w:spacing w:line="240" w:lineRule="auto"/>
-              <w:ind w:firstLine="0"/>
-            </w:pPr>
-            <w:r/>
-            <w:r>
-              <w:rPr>
-                <w:rFonts w:ascii="Times New Roman" w:hAnsi="Times New Roman"/>
-                <w:b w:val="0"/>
-                <w:color w:val="000000"/>
-                <w:sz w:val="24"/>
+            <w:vAlign w:val="top"/>
+          </w:tcPr>
+          <w:p>
+            <w:pPr>
+              <w:keepNext/>
+              <w:spacing w:line="360" w:lineRule="auto" w:before="0" w:after="0"/>
+              <w:ind w:firstLine="0"/>
+            </w:pPr>
+            <w:r/>
+            <w:r>
+              <w:rPr>
+                <w:rFonts w:ascii="Times New Roman" w:hAnsi="Times New Roman"/>
+                <w:b w:val="0"/>
+                <w:i w:val="0"/>
+                <w:color w:val="000000"/>
+                <w:sz w:val="24"/>
+                <w:u w:val="none"/>
               </w:rPr>
               <w:t>Прочность, МПа</w:t>
             </w:r>
@@ -3962,105 +4735,128 @@
         <w:tc>
           <w:tcPr>
             <w:tcW w:type="dxa" w:w="1928"/>
-          </w:tcPr>
-          <w:p>
-            <w:pPr>
-              <w:spacing w:line="240" w:lineRule="auto"/>
-              <w:ind w:firstLine="0"/>
-            </w:pPr>
-            <w:r/>
-            <w:r>
-              <w:rPr>
-                <w:rFonts w:ascii="Times New Roman" w:hAnsi="Times New Roman"/>
-                <w:b w:val="0"/>
-                <w:color w:val="000000"/>
-                <w:sz w:val="24"/>
-              </w:rPr>
-              <w:t>gradient_boosting</w:t>
+            <w:vAlign w:val="top"/>
+          </w:tcPr>
+          <w:p>
+            <w:pPr>
+              <w:keepNext/>
+              <w:spacing w:line="360" w:lineRule="auto" w:before="0" w:after="0"/>
+              <w:ind w:firstLine="0"/>
+            </w:pPr>
+            <w:r/>
+            <w:r>
+              <w:rPr>
+                <w:rFonts w:ascii="Times New Roman" w:hAnsi="Times New Roman"/>
+                <w:b w:val="0"/>
+                <w:i w:val="0"/>
+                <w:color w:val="000000"/>
+                <w:sz w:val="24"/>
+                <w:u w:val="none"/>
+              </w:rPr>
+              <w:t>Градиентный бустинг</w:t>
             </w:r>
           </w:p>
         </w:tc>
         <w:tc>
           <w:tcPr>
             <w:tcW w:type="dxa" w:w="1928"/>
-          </w:tcPr>
-          <w:p>
-            <w:pPr>
-              <w:spacing w:line="240" w:lineRule="auto"/>
-              <w:ind w:firstLine="0"/>
-            </w:pPr>
-            <w:r/>
-            <w:r>
-              <w:rPr>
-                <w:rFonts w:ascii="Times New Roman" w:hAnsi="Times New Roman"/>
-                <w:b w:val="0"/>
-                <w:color w:val="000000"/>
-                <w:sz w:val="24"/>
-              </w:rPr>
-              <w:t>490.209 ± 23.852</w:t>
+            <w:vAlign w:val="bottom"/>
+          </w:tcPr>
+          <w:p>
+            <w:pPr>
+              <w:keepNext/>
+              <w:spacing w:line="360" w:lineRule="auto" w:before="0" w:after="0"/>
+              <w:ind w:firstLine="0"/>
+            </w:pPr>
+            <w:r/>
+            <w:r>
+              <w:rPr>
+                <w:rFonts w:ascii="Times New Roman" w:hAnsi="Times New Roman"/>
+                <w:b w:val="0"/>
+                <w:i w:val="0"/>
+                <w:color w:val="000000"/>
+                <w:sz w:val="24"/>
+                <w:u w:val="none"/>
+              </w:rPr>
+              <w:t>490,209 ± 23,852</w:t>
             </w:r>
           </w:p>
         </w:tc>
         <w:tc>
           <w:tcPr>
             <w:tcW w:type="dxa" w:w="1928"/>
-          </w:tcPr>
-          <w:p>
-            <w:pPr>
-              <w:spacing w:line="240" w:lineRule="auto"/>
-              <w:ind w:firstLine="0"/>
-            </w:pPr>
-            <w:r/>
-            <w:r>
-              <w:rPr>
-                <w:rFonts w:ascii="Times New Roman" w:hAnsi="Times New Roman"/>
-                <w:b w:val="0"/>
-                <w:color w:val="000000"/>
-                <w:sz w:val="24"/>
-              </w:rPr>
-              <w:t>387.225</w:t>
+            <w:vAlign w:val="bottom"/>
+          </w:tcPr>
+          <w:p>
+            <w:pPr>
+              <w:keepNext/>
+              <w:spacing w:line="360" w:lineRule="auto" w:before="0" w:after="0"/>
+              <w:ind w:firstLine="0"/>
+            </w:pPr>
+            <w:r/>
+            <w:r>
+              <w:rPr>
+                <w:rFonts w:ascii="Times New Roman" w:hAnsi="Times New Roman"/>
+                <w:b w:val="0"/>
+                <w:i w:val="0"/>
+                <w:color w:val="000000"/>
+                <w:sz w:val="24"/>
+                <w:u w:val="none"/>
+              </w:rPr>
+              <w:t>387,225</w:t>
             </w:r>
           </w:p>
         </w:tc>
         <w:tc>
           <w:tcPr>
             <w:tcW w:type="dxa" w:w="1928"/>
-          </w:tcPr>
-          <w:p>
-            <w:pPr>
-              <w:spacing w:line="240" w:lineRule="auto"/>
-              <w:ind w:firstLine="0"/>
-            </w:pPr>
-            <w:r/>
-            <w:r>
-              <w:rPr>
-                <w:rFonts w:ascii="Times New Roman" w:hAnsi="Times New Roman"/>
-                <w:b w:val="0"/>
-                <w:color w:val="000000"/>
-                <w:sz w:val="24"/>
-              </w:rPr>
-              <w:t>-0.010</w:t>
+            <w:vAlign w:val="bottom"/>
+          </w:tcPr>
+          <w:p>
+            <w:pPr>
+              <w:keepNext/>
+              <w:spacing w:line="360" w:lineRule="auto" w:before="0" w:after="0"/>
+              <w:ind w:firstLine="0"/>
+            </w:pPr>
+            <w:r/>
+            <w:r>
+              <w:rPr>
+                <w:rFonts w:ascii="Times New Roman" w:hAnsi="Times New Roman"/>
+                <w:b w:val="0"/>
+                <w:i w:val="0"/>
+                <w:color w:val="000000"/>
+                <w:sz w:val="24"/>
+                <w:u w:val="none"/>
+              </w:rPr>
+              <w:t>-0,010</w:t>
             </w:r>
           </w:p>
         </w:tc>
       </w:tr>
       <w:tr>
+        <w:trPr>
+          <w:cantSplit/>
+        </w:trPr>
         <w:tc>
           <w:tcPr>
             <w:tcW w:type="dxa" w:w="1928"/>
-          </w:tcPr>
-          <w:p>
-            <w:pPr>
-              <w:spacing w:line="240" w:lineRule="auto"/>
-              <w:ind w:firstLine="0"/>
-            </w:pPr>
-            <w:r/>
-            <w:r>
-              <w:rPr>
-                <w:rFonts w:ascii="Times New Roman" w:hAnsi="Times New Roman"/>
-                <w:b w:val="0"/>
-                <w:color w:val="000000"/>
-                <w:sz w:val="24"/>
+            <w:vAlign w:val="top"/>
+          </w:tcPr>
+          <w:p>
+            <w:pPr>
+              <w:keepNext/>
+              <w:spacing w:line="360" w:lineRule="auto" w:before="0" w:after="0"/>
+              <w:ind w:firstLine="0"/>
+            </w:pPr>
+            <w:r/>
+            <w:r>
+              <w:rPr>
+                <w:rFonts w:ascii="Times New Roman" w:hAnsi="Times New Roman"/>
+                <w:b w:val="0"/>
+                <w:i w:val="0"/>
+                <w:color w:val="000000"/>
+                <w:sz w:val="24"/>
+                <w:u w:val="none"/>
               </w:rPr>
               <w:t>Отношение (база не указана)</w:t>
             </w:r>
@@ -4069,105 +4865,128 @@
         <w:tc>
           <w:tcPr>
             <w:tcW w:type="dxa" w:w="1928"/>
-          </w:tcPr>
-          <w:p>
-            <w:pPr>
-              <w:spacing w:line="240" w:lineRule="auto"/>
-              <w:ind w:firstLine="0"/>
-            </w:pPr>
-            <w:r/>
-            <w:r>
-              <w:rPr>
-                <w:rFonts w:ascii="Times New Roman" w:hAnsi="Times New Roman"/>
-                <w:b w:val="0"/>
-                <w:color w:val="000000"/>
-                <w:sz w:val="24"/>
-              </w:rPr>
-              <w:t>baseline</w:t>
+            <w:vAlign w:val="top"/>
+          </w:tcPr>
+          <w:p>
+            <w:pPr>
+              <w:keepNext/>
+              <w:spacing w:line="360" w:lineRule="auto" w:before="0" w:after="0"/>
+              <w:ind w:firstLine="0"/>
+            </w:pPr>
+            <w:r/>
+            <w:r>
+              <w:rPr>
+                <w:rFonts w:ascii="Times New Roman" w:hAnsi="Times New Roman"/>
+                <w:b w:val="0"/>
+                <w:i w:val="0"/>
+                <w:color w:val="000000"/>
+                <w:sz w:val="24"/>
+                <w:u w:val="none"/>
+              </w:rPr>
+              <w:t>Константная модель</w:t>
             </w:r>
           </w:p>
         </w:tc>
         <w:tc>
           <w:tcPr>
             <w:tcW w:type="dxa" w:w="1928"/>
-          </w:tcPr>
-          <w:p>
-            <w:pPr>
-              <w:spacing w:line="240" w:lineRule="auto"/>
-              <w:ind w:firstLine="0"/>
-            </w:pPr>
-            <w:r/>
-            <w:r>
-              <w:rPr>
-                <w:rFonts w:ascii="Times New Roman" w:hAnsi="Times New Roman"/>
-                <w:b w:val="0"/>
-                <w:color w:val="000000"/>
-                <w:sz w:val="24"/>
-              </w:rPr>
-              <w:t>0.906 ± 0.047</w:t>
+            <w:vAlign w:val="bottom"/>
+          </w:tcPr>
+          <w:p>
+            <w:pPr>
+              <w:keepNext/>
+              <w:spacing w:line="360" w:lineRule="auto" w:before="0" w:after="0"/>
+              <w:ind w:firstLine="0"/>
+            </w:pPr>
+            <w:r/>
+            <w:r>
+              <w:rPr>
+                <w:rFonts w:ascii="Times New Roman" w:hAnsi="Times New Roman"/>
+                <w:b w:val="0"/>
+                <w:i w:val="0"/>
+                <w:color w:val="000000"/>
+                <w:sz w:val="24"/>
+                <w:u w:val="none"/>
+              </w:rPr>
+              <w:t>0,906 ± 0,047</w:t>
             </w:r>
           </w:p>
         </w:tc>
         <w:tc>
           <w:tcPr>
             <w:tcW w:type="dxa" w:w="1928"/>
-          </w:tcPr>
-          <w:p>
-            <w:pPr>
-              <w:spacing w:line="240" w:lineRule="auto"/>
-              <w:ind w:firstLine="0"/>
-            </w:pPr>
-            <w:r/>
-            <w:r>
-              <w:rPr>
-                <w:rFonts w:ascii="Times New Roman" w:hAnsi="Times New Roman"/>
-                <w:b w:val="0"/>
-                <w:color w:val="000000"/>
-                <w:sz w:val="24"/>
-              </w:rPr>
-              <w:t>0.719</w:t>
+            <w:vAlign w:val="bottom"/>
+          </w:tcPr>
+          <w:p>
+            <w:pPr>
+              <w:keepNext/>
+              <w:spacing w:line="360" w:lineRule="auto" w:before="0" w:after="0"/>
+              <w:ind w:firstLine="0"/>
+            </w:pPr>
+            <w:r/>
+            <w:r>
+              <w:rPr>
+                <w:rFonts w:ascii="Times New Roman" w:hAnsi="Times New Roman"/>
+                <w:b w:val="0"/>
+                <w:i w:val="0"/>
+                <w:color w:val="000000"/>
+                <w:sz w:val="24"/>
+                <w:u w:val="none"/>
+              </w:rPr>
+              <w:t>0,719</w:t>
             </w:r>
           </w:p>
         </w:tc>
         <w:tc>
           <w:tcPr>
             <w:tcW w:type="dxa" w:w="1928"/>
-          </w:tcPr>
-          <w:p>
-            <w:pPr>
-              <w:spacing w:line="240" w:lineRule="auto"/>
-              <w:ind w:firstLine="0"/>
-            </w:pPr>
-            <w:r/>
-            <w:r>
-              <w:rPr>
-                <w:rFonts w:ascii="Times New Roman" w:hAnsi="Times New Roman"/>
-                <w:b w:val="0"/>
-                <w:color w:val="000000"/>
-                <w:sz w:val="24"/>
-              </w:rPr>
-              <w:t>-0.008</w:t>
+            <w:vAlign w:val="bottom"/>
+          </w:tcPr>
+          <w:p>
+            <w:pPr>
+              <w:keepNext/>
+              <w:spacing w:line="360" w:lineRule="auto" w:before="0" w:after="0"/>
+              <w:ind w:firstLine="0"/>
+            </w:pPr>
+            <w:r/>
+            <w:r>
+              <w:rPr>
+                <w:rFonts w:ascii="Times New Roman" w:hAnsi="Times New Roman"/>
+                <w:b w:val="0"/>
+                <w:i w:val="0"/>
+                <w:color w:val="000000"/>
+                <w:sz w:val="24"/>
+                <w:u w:val="none"/>
+              </w:rPr>
+              <w:t>-0,008</w:t>
             </w:r>
           </w:p>
         </w:tc>
       </w:tr>
       <w:tr>
+        <w:trPr>
+          <w:cantSplit/>
+        </w:trPr>
         <w:tc>
           <w:tcPr>
             <w:tcW w:type="dxa" w:w="1928"/>
-          </w:tcPr>
-          <w:p>
-            <w:pPr>
-              <w:spacing w:line="240" w:lineRule="auto"/>
-              <w:ind w:firstLine="0"/>
-            </w:pPr>
-            <w:r/>
-            <w:r>
-              <w:rPr>
-                <w:rFonts w:ascii="Times New Roman" w:hAnsi="Times New Roman"/>
-                <w:b w:val="0"/>
-                <w:color w:val="000000"/>
-                <w:sz w:val="24"/>
+            <w:vAlign w:val="top"/>
+          </w:tcPr>
+          <w:p>
+            <w:pPr>
+              <w:keepNext w:val="0"/>
+              <w:spacing w:line="360" w:lineRule="auto" w:before="0" w:after="0"/>
+              <w:ind w:firstLine="0"/>
+            </w:pPr>
+            <w:r/>
+            <w:r>
+              <w:rPr>
+                <w:rFonts w:ascii="Times New Roman" w:hAnsi="Times New Roman"/>
+                <w:b w:val="0"/>
+                <w:i w:val="0"/>
+                <w:color w:val="000000"/>
+                <w:sz w:val="24"/>
+                <w:u w:val="none"/>
               </w:rPr>
               <w:t>Отношение (база не указана)</w:t>
             </w:r>
@@ -4176,84 +4995,100 @@
         <w:tc>
           <w:tcPr>
             <w:tcW w:type="dxa" w:w="1928"/>
-          </w:tcPr>
-          <w:p>
-            <w:pPr>
-              <w:spacing w:line="240" w:lineRule="auto"/>
-              <w:ind w:firstLine="0"/>
-            </w:pPr>
-            <w:r/>
-            <w:r>
-              <w:rPr>
-                <w:rFonts w:ascii="Times New Roman" w:hAnsi="Times New Roman"/>
-                <w:b w:val="0"/>
-                <w:color w:val="000000"/>
-                <w:sz w:val="24"/>
-              </w:rPr>
-              <w:t>mlp</w:t>
+            <w:vAlign w:val="top"/>
+          </w:tcPr>
+          <w:p>
+            <w:pPr>
+              <w:keepNext w:val="0"/>
+              <w:spacing w:line="360" w:lineRule="auto" w:before="0" w:after="0"/>
+              <w:ind w:firstLine="0"/>
+            </w:pPr>
+            <w:r/>
+            <w:r>
+              <w:rPr>
+                <w:rFonts w:ascii="Times New Roman" w:hAnsi="Times New Roman"/>
+                <w:b w:val="0"/>
+                <w:i w:val="0"/>
+                <w:color w:val="000000"/>
+                <w:sz w:val="24"/>
+                <w:u w:val="none"/>
+              </w:rPr>
+              <w:t>Многослойный персептрон</w:t>
             </w:r>
           </w:p>
         </w:tc>
         <w:tc>
           <w:tcPr>
             <w:tcW w:type="dxa" w:w="1928"/>
-          </w:tcPr>
-          <w:p>
-            <w:pPr>
-              <w:spacing w:line="240" w:lineRule="auto"/>
-              <w:ind w:firstLine="0"/>
-            </w:pPr>
-            <w:r/>
-            <w:r>
-              <w:rPr>
-                <w:rFonts w:ascii="Times New Roman" w:hAnsi="Times New Roman"/>
-                <w:b w:val="0"/>
-                <w:color w:val="000000"/>
-                <w:sz w:val="24"/>
-              </w:rPr>
-              <w:t>0.935 ± 0.058</w:t>
+            <w:vAlign w:val="bottom"/>
+          </w:tcPr>
+          <w:p>
+            <w:pPr>
+              <w:keepNext w:val="0"/>
+              <w:spacing w:line="360" w:lineRule="auto" w:before="0" w:after="0"/>
+              <w:ind w:firstLine="0"/>
+            </w:pPr>
+            <w:r/>
+            <w:r>
+              <w:rPr>
+                <w:rFonts w:ascii="Times New Roman" w:hAnsi="Times New Roman"/>
+                <w:b w:val="0"/>
+                <w:i w:val="0"/>
+                <w:color w:val="000000"/>
+                <w:sz w:val="24"/>
+                <w:u w:val="none"/>
+              </w:rPr>
+              <w:t>0,935 ± 0,058</w:t>
             </w:r>
           </w:p>
         </w:tc>
         <w:tc>
           <w:tcPr>
             <w:tcW w:type="dxa" w:w="1928"/>
-          </w:tcPr>
-          <w:p>
-            <w:pPr>
-              <w:spacing w:line="240" w:lineRule="auto"/>
-              <w:ind w:firstLine="0"/>
-            </w:pPr>
-            <w:r/>
-            <w:r>
-              <w:rPr>
-                <w:rFonts w:ascii="Times New Roman" w:hAnsi="Times New Roman"/>
-                <w:b w:val="0"/>
-                <w:color w:val="000000"/>
-                <w:sz w:val="24"/>
-              </w:rPr>
-              <w:t>0.751</w:t>
+            <w:vAlign w:val="bottom"/>
+          </w:tcPr>
+          <w:p>
+            <w:pPr>
+              <w:keepNext w:val="0"/>
+              <w:spacing w:line="360" w:lineRule="auto" w:before="0" w:after="0"/>
+              <w:ind w:firstLine="0"/>
+            </w:pPr>
+            <w:r/>
+            <w:r>
+              <w:rPr>
+                <w:rFonts w:ascii="Times New Roman" w:hAnsi="Times New Roman"/>
+                <w:b w:val="0"/>
+                <w:i w:val="0"/>
+                <w:color w:val="000000"/>
+                <w:sz w:val="24"/>
+                <w:u w:val="none"/>
+              </w:rPr>
+              <w:t>0,751</w:t>
             </w:r>
           </w:p>
         </w:tc>
         <w:tc>
           <w:tcPr>
             <w:tcW w:type="dxa" w:w="1928"/>
-          </w:tcPr>
-          <w:p>
-            <w:pPr>
-              <w:spacing w:line="240" w:lineRule="auto"/>
-              <w:ind w:firstLine="0"/>
-            </w:pPr>
-            <w:r/>
-            <w:r>
-              <w:rPr>
-                <w:rFonts w:ascii="Times New Roman" w:hAnsi="Times New Roman"/>
-                <w:b w:val="0"/>
-                <w:color w:val="000000"/>
-                <w:sz w:val="24"/>
-              </w:rPr>
-              <w:t>-0.072</w:t>
+            <w:vAlign w:val="bottom"/>
+          </w:tcPr>
+          <w:p>
+            <w:pPr>
+              <w:keepNext w:val="0"/>
+              <w:spacing w:line="360" w:lineRule="auto" w:before="0" w:after="0"/>
+              <w:ind w:firstLine="0"/>
+            </w:pPr>
+            <w:r/>
+            <w:r>
+              <w:rPr>
+                <w:rFonts w:ascii="Times New Roman" w:hAnsi="Times New Roman"/>
+                <w:b w:val="0"/>
+                <w:i w:val="0"/>
+                <w:color w:val="000000"/>
+                <w:sz w:val="24"/>
+                <w:u w:val="none"/>
+              </w:rPr>
+              <w:t>-0,072</w:t>
             </w:r>
           </w:p>
         </w:tc>
@@ -4261,28 +5096,37 @@
     </w:tbl>
     <w:p>
       <w:pPr>
+        <w:pStyle w:val="RPZBody"/>
+        <w:ind w:firstLine="0"/>
+      </w:pPr>
+    </w:p>
+    <w:p>
+      <w:pPr>
         <w:pStyle w:val="Heading2"/>
-        <w:pageBreakBefore/>
-      </w:pPr>
-      <w:r>
-        <w:t>2.3 Тестирование классических моделей</w:t>
-      </w:r>
-    </w:p>
-    <w:p>
-      <w:pPr>
+        <w:pageBreakBefore w:val="0"/>
+      </w:pPr>
+      <w:r>
+        <w:t>2.3 Оценка классических моделей</w:t>
+      </w:r>
+    </w:p>
+    <w:p>
+      <w:pPr>
+        <w:pStyle w:val="RPZBody"/>
         <w:jc w:val="both"/>
       </w:pPr>
       <w:r>
-        <w:t>В таблице 7 звёздочкой отмечены конфигурации, выбранные до открытия test. RMSE и MAE указаны в единицах цели соответствующей строки; R² безразмерен. Для модуля ни одно сложное семейство не улучшило baseline. Для прочности Gradient Boosting получил test RMSE 471,410 МПа против 473,288 МПа baseline, но R² остался около нуля.</w:t>
-      </w:r>
-    </w:p>
-    <w:p>
-      <w:pPr>
+        <w:t>В таблице 7 звёздочкой отмечены конфигурации, выбранные до итоговой оценки. RMSE и MAE указаны в единицах цели, R² безразмерен. Для модуля ни одна испытанная модель не превзошла константный прогноз; результат прочности рассмотрен после таблицы.</w:t>
+      </w:r>
+    </w:p>
+    <w:p>
+      <w:pPr>
+        <w:pStyle w:val="RPZBody"/>
+        <w:keepNext/>
         <w:ind w:firstLine="0"/>
         <w:jc w:val="left"/>
       </w:pPr>
       <w:r>
-        <w:t>Таблица 7 – Train/test ошибки пяти семейств для двух прямых задач</w:t>
+        <w:t>Таблица 7 – Ошибки моделей для двух прямых задач</w:t>
       </w:r>
     </w:p>
     <w:tbl>
@@ -4302,6 +5146,7 @@
       <w:tr>
         <w:trPr>
           <w:tblHeader w:val="true"/>
+          <w:cantSplit/>
         </w:trPr>
         <w:tc>
           <w:tcPr>
@@ -4309,16 +5154,19 @@
           </w:tcPr>
           <w:p>
             <w:pPr>
-              <w:spacing w:line="240" w:lineRule="auto"/>
-              <w:ind w:firstLine="0"/>
-            </w:pPr>
-            <w:r/>
-            <w:r>
-              <w:rPr>
-                <w:rFonts w:ascii="Times New Roman" w:hAnsi="Times New Roman"/>
-                <w:b/>
-                <w:color w:val="000000"/>
-                <w:sz w:val="24"/>
+              <w:keepNext/>
+              <w:spacing w:line="360" w:lineRule="auto" w:before="0" w:after="0"/>
+              <w:ind w:firstLine="0"/>
+            </w:pPr>
+            <w:r/>
+            <w:r>
+              <w:rPr>
+                <w:rFonts w:ascii="Times New Roman" w:hAnsi="Times New Roman"/>
+                <w:b w:val="0"/>
+                <w:i w:val="0"/>
+                <w:color w:val="000000"/>
+                <w:sz w:val="24"/>
+                <w:u w:val="none"/>
               </w:rPr>
               <w:t>Цель</w:t>
             </w:r>
@@ -4330,18 +5178,21 @@
           </w:tcPr>
           <w:p>
             <w:pPr>
-              <w:spacing w:line="240" w:lineRule="auto"/>
-              <w:ind w:firstLine="0"/>
-            </w:pPr>
-            <w:r/>
-            <w:r>
-              <w:rPr>
-                <w:rFonts w:ascii="Times New Roman" w:hAnsi="Times New Roman"/>
-                <w:b/>
-                <w:color w:val="000000"/>
-                <w:sz w:val="24"/>
-              </w:rPr>
-              <w:t>Семейство</w:t>
+              <w:keepNext/>
+              <w:spacing w:line="360" w:lineRule="auto" w:before="0" w:after="0"/>
+              <w:ind w:firstLine="0"/>
+            </w:pPr>
+            <w:r/>
+            <w:r>
+              <w:rPr>
+                <w:rFonts w:ascii="Times New Roman" w:hAnsi="Times New Roman"/>
+                <w:b w:val="0"/>
+                <w:i w:val="0"/>
+                <w:color w:val="000000"/>
+                <w:sz w:val="24"/>
+                <w:u w:val="none"/>
+              </w:rPr>
+              <w:t>Модель</w:t>
             </w:r>
           </w:p>
         </w:tc>
@@ -4351,18 +5202,21 @@
           </w:tcPr>
           <w:p>
             <w:pPr>
-              <w:spacing w:line="240" w:lineRule="auto"/>
-              <w:ind w:firstLine="0"/>
-            </w:pPr>
-            <w:r/>
-            <w:r>
-              <w:rPr>
-                <w:rFonts w:ascii="Times New Roman" w:hAnsi="Times New Roman"/>
-                <w:b/>
-                <w:color w:val="000000"/>
-                <w:sz w:val="24"/>
-              </w:rPr>
-              <w:t>Train RMSE</w:t>
+              <w:keepNext/>
+              <w:spacing w:line="360" w:lineRule="auto" w:before="0" w:after="0"/>
+              <w:ind w:firstLine="0"/>
+            </w:pPr>
+            <w:r/>
+            <w:r>
+              <w:rPr>
+                <w:rFonts w:ascii="Times New Roman" w:hAnsi="Times New Roman"/>
+                <w:b w:val="0"/>
+                <w:i w:val="0"/>
+                <w:color w:val="000000"/>
+                <w:sz w:val="24"/>
+                <w:u w:val="none"/>
+              </w:rPr>
+              <w:t>RMSE, обучение</w:t>
             </w:r>
           </w:p>
         </w:tc>
@@ -4372,18 +5226,21 @@
           </w:tcPr>
           <w:p>
             <w:pPr>
-              <w:spacing w:line="240" w:lineRule="auto"/>
-              <w:ind w:firstLine="0"/>
-            </w:pPr>
-            <w:r/>
-            <w:r>
-              <w:rPr>
-                <w:rFonts w:ascii="Times New Roman" w:hAnsi="Times New Roman"/>
-                <w:b/>
-                <w:color w:val="000000"/>
-                <w:sz w:val="24"/>
-              </w:rPr>
-              <w:t>Test RMSE</w:t>
+              <w:keepNext/>
+              <w:spacing w:line="360" w:lineRule="auto" w:before="0" w:after="0"/>
+              <w:ind w:firstLine="0"/>
+            </w:pPr>
+            <w:r/>
+            <w:r>
+              <w:rPr>
+                <w:rFonts w:ascii="Times New Roman" w:hAnsi="Times New Roman"/>
+                <w:b w:val="0"/>
+                <w:i w:val="0"/>
+                <w:color w:val="000000"/>
+                <w:sz w:val="24"/>
+                <w:u w:val="none"/>
+              </w:rPr>
+              <w:t>RMSE, отложенная</w:t>
             </w:r>
           </w:p>
         </w:tc>
@@ -4393,18 +5250,21 @@
           </w:tcPr>
           <w:p>
             <w:pPr>
-              <w:spacing w:line="240" w:lineRule="auto"/>
-              <w:ind w:firstLine="0"/>
-            </w:pPr>
-            <w:r/>
-            <w:r>
-              <w:rPr>
-                <w:rFonts w:ascii="Times New Roman" w:hAnsi="Times New Roman"/>
-                <w:b/>
-                <w:color w:val="000000"/>
-                <w:sz w:val="24"/>
-              </w:rPr>
-              <w:t>Test MAE</w:t>
+              <w:keepNext/>
+              <w:spacing w:line="360" w:lineRule="auto" w:before="0" w:after="0"/>
+              <w:ind w:firstLine="0"/>
+            </w:pPr>
+            <w:r/>
+            <w:r>
+              <w:rPr>
+                <w:rFonts w:ascii="Times New Roman" w:hAnsi="Times New Roman"/>
+                <w:b w:val="0"/>
+                <w:i w:val="0"/>
+                <w:color w:val="000000"/>
+                <w:sz w:val="24"/>
+                <w:u w:val="none"/>
+              </w:rPr>
+              <w:t>MAE, отложенная</w:t>
             </w:r>
           </w:p>
         </w:tc>
@@ -4414,30 +5274,37 @@
           </w:tcPr>
           <w:p>
             <w:pPr>
-              <w:spacing w:line="240" w:lineRule="auto"/>
-              <w:ind w:firstLine="0"/>
-            </w:pPr>
-            <w:r/>
-            <w:r>
-              <w:rPr>
-                <w:rFonts w:ascii="Times New Roman" w:hAnsi="Times New Roman"/>
-                <w:b/>
-                <w:color w:val="000000"/>
-                <w:sz w:val="24"/>
-              </w:rPr>
-              <w:t>Test R²</w:t>
+              <w:keepNext/>
+              <w:spacing w:line="360" w:lineRule="auto" w:before="0" w:after="0"/>
+              <w:ind w:firstLine="0"/>
+            </w:pPr>
+            <w:r/>
+            <w:r>
+              <w:rPr>
+                <w:rFonts w:ascii="Times New Roman" w:hAnsi="Times New Roman"/>
+                <w:b w:val="0"/>
+                <w:i w:val="0"/>
+                <w:color w:val="000000"/>
+                <w:sz w:val="24"/>
+                <w:u w:val="none"/>
+              </w:rPr>
+              <w:t>R², отложенная</w:t>
             </w:r>
           </w:p>
         </w:tc>
       </w:tr>
       <w:tr>
+        <w:trPr>
+          <w:cantSplit/>
+        </w:trPr>
         <w:tc>
           <w:tcPr>
             <w:tcW w:type="dxa" w:w="1606"/>
           </w:tcPr>
           <w:p>
             <w:pPr>
-              <w:spacing w:line="240" w:lineRule="auto"/>
+              <w:keepNext/>
+              <w:spacing w:line="360" w:lineRule="auto" w:before="0" w:after="0"/>
               <w:ind w:firstLine="0"/>
               <w:jc w:val="center"/>
             </w:pPr>
@@ -4446,8 +5313,10 @@
               <w:rPr>
                 <w:rFonts w:ascii="Times New Roman" w:hAnsi="Times New Roman"/>
                 <w:b w:val="0"/>
-                <w:color w:val="000000"/>
-                <w:sz w:val="24"/>
+                <w:i w:val="0"/>
+                <w:color w:val="000000"/>
+                <w:sz w:val="24"/>
+                <w:u w:val="none"/>
               </w:rPr>
               <w:t>1</w:t>
             </w:r>
@@ -4459,7 +5328,8 @@
           </w:tcPr>
           <w:p>
             <w:pPr>
-              <w:spacing w:line="240" w:lineRule="auto"/>
+              <w:keepNext/>
+              <w:spacing w:line="360" w:lineRule="auto" w:before="0" w:after="0"/>
               <w:ind w:firstLine="0"/>
               <w:jc w:val="center"/>
             </w:pPr>
@@ -4468,8 +5338,10 @@
               <w:rPr>
                 <w:rFonts w:ascii="Times New Roman" w:hAnsi="Times New Roman"/>
                 <w:b w:val="0"/>
-                <w:color w:val="000000"/>
-                <w:sz w:val="24"/>
+                <w:i w:val="0"/>
+                <w:color w:val="000000"/>
+                <w:sz w:val="24"/>
+                <w:u w:val="none"/>
               </w:rPr>
               <w:t>2</w:t>
             </w:r>
@@ -4481,7 +5353,8 @@
           </w:tcPr>
           <w:p>
             <w:pPr>
-              <w:spacing w:line="240" w:lineRule="auto"/>
+              <w:keepNext/>
+              <w:spacing w:line="360" w:lineRule="auto" w:before="0" w:after="0"/>
               <w:ind w:firstLine="0"/>
               <w:jc w:val="center"/>
             </w:pPr>
@@ -4490,8 +5363,10 @@
               <w:rPr>
                 <w:rFonts w:ascii="Times New Roman" w:hAnsi="Times New Roman"/>
                 <w:b w:val="0"/>
-                <w:color w:val="000000"/>
-                <w:sz w:val="24"/>
+                <w:i w:val="0"/>
+                <w:color w:val="000000"/>
+                <w:sz w:val="24"/>
+                <w:u w:val="none"/>
               </w:rPr>
               <w:t>3</w:t>
             </w:r>
@@ -4503,7 +5378,8 @@
           </w:tcPr>
           <w:p>
             <w:pPr>
-              <w:spacing w:line="240" w:lineRule="auto"/>
+              <w:keepNext/>
+              <w:spacing w:line="360" w:lineRule="auto" w:before="0" w:after="0"/>
               <w:ind w:firstLine="0"/>
               <w:jc w:val="center"/>
             </w:pPr>
@@ -4512,8 +5388,10 @@
               <w:rPr>
                 <w:rFonts w:ascii="Times New Roman" w:hAnsi="Times New Roman"/>
                 <w:b w:val="0"/>
-                <w:color w:val="000000"/>
-                <w:sz w:val="24"/>
+                <w:i w:val="0"/>
+                <w:color w:val="000000"/>
+                <w:sz w:val="24"/>
+                <w:u w:val="none"/>
               </w:rPr>
               <w:t>4</w:t>
             </w:r>
@@ -4525,7 +5403,8 @@
           </w:tcPr>
           <w:p>
             <w:pPr>
-              <w:spacing w:line="240" w:lineRule="auto"/>
+              <w:keepNext/>
+              <w:spacing w:line="360" w:lineRule="auto" w:before="0" w:after="0"/>
               <w:ind w:firstLine="0"/>
               <w:jc w:val="center"/>
             </w:pPr>
@@ -4534,8 +5413,10 @@
               <w:rPr>
                 <w:rFonts w:ascii="Times New Roman" w:hAnsi="Times New Roman"/>
                 <w:b w:val="0"/>
-                <w:color w:val="000000"/>
-                <w:sz w:val="24"/>
+                <w:i w:val="0"/>
+                <w:color w:val="000000"/>
+                <w:sz w:val="24"/>
+                <w:u w:val="none"/>
               </w:rPr>
               <w:t>5</w:t>
             </w:r>
@@ -4547,7 +5428,8 @@
           </w:tcPr>
           <w:p>
             <w:pPr>
-              <w:spacing w:line="240" w:lineRule="auto"/>
+              <w:keepNext/>
+              <w:spacing w:line="360" w:lineRule="auto" w:before="0" w:after="0"/>
               <w:ind w:firstLine="0"/>
               <w:jc w:val="center"/>
             </w:pPr>
@@ -4556,8 +5438,10 @@
               <w:rPr>
                 <w:rFonts w:ascii="Times New Roman" w:hAnsi="Times New Roman"/>
                 <w:b w:val="0"/>
-                <w:color w:val="000000"/>
-                <w:sz w:val="24"/>
+                <w:i w:val="0"/>
+                <w:color w:val="000000"/>
+                <w:sz w:val="24"/>
+                <w:u w:val="none"/>
               </w:rPr>
               <w:t>6</w:t>
             </w:r>
@@ -4565,22 +5449,29 @@
         </w:tc>
       </w:tr>
       <w:tr>
+        <w:trPr>
+          <w:cantSplit/>
+        </w:trPr>
         <w:tc>
           <w:tcPr>
             <w:tcW w:type="dxa" w:w="1606"/>
-          </w:tcPr>
-          <w:p>
-            <w:pPr>
-              <w:spacing w:line="240" w:lineRule="auto"/>
-              <w:ind w:firstLine="0"/>
-            </w:pPr>
-            <w:r/>
-            <w:r>
-              <w:rPr>
-                <w:rFonts w:ascii="Times New Roman" w:hAnsi="Times New Roman"/>
-                <w:b w:val="0"/>
-                <w:color w:val="000000"/>
-                <w:sz w:val="24"/>
+            <w:vAlign w:val="top"/>
+          </w:tcPr>
+          <w:p>
+            <w:pPr>
+              <w:keepNext/>
+              <w:spacing w:line="360" w:lineRule="auto" w:before="0" w:after="0"/>
+              <w:ind w:firstLine="0"/>
+            </w:pPr>
+            <w:r/>
+            <w:r>
+              <w:rPr>
+                <w:rFonts w:ascii="Times New Roman" w:hAnsi="Times New Roman"/>
+                <w:b w:val="0"/>
+                <w:i w:val="0"/>
+                <w:color w:val="000000"/>
+                <w:sz w:val="24"/>
+                <w:u w:val="none"/>
               </w:rPr>
               <w:t>Модуль, ГПа</w:t>
             </w:r>
@@ -4589,40 +5480,48 @@
         <w:tc>
           <w:tcPr>
             <w:tcW w:type="dxa" w:w="1606"/>
-          </w:tcPr>
-          <w:p>
-            <w:pPr>
-              <w:spacing w:line="240" w:lineRule="auto"/>
-              <w:ind w:firstLine="0"/>
-            </w:pPr>
-            <w:r/>
-            <w:r>
-              <w:rPr>
-                <w:rFonts w:ascii="Times New Roman" w:hAnsi="Times New Roman"/>
-                <w:b w:val="0"/>
-                <w:color w:val="000000"/>
-                <w:sz w:val="24"/>
-              </w:rPr>
-              <w:t>baseline*</w:t>
+            <w:vAlign w:val="top"/>
+          </w:tcPr>
+          <w:p>
+            <w:pPr>
+              <w:keepNext/>
+              <w:spacing w:line="360" w:lineRule="auto" w:before="0" w:after="0"/>
+              <w:ind w:firstLine="0"/>
+            </w:pPr>
+            <w:r/>
+            <w:r>
+              <w:rPr>
+                <w:rFonts w:ascii="Times New Roman" w:hAnsi="Times New Roman"/>
+                <w:b w:val="0"/>
+                <w:i w:val="0"/>
+                <w:color w:val="000000"/>
+                <w:sz w:val="24"/>
+                <w:u w:val="none"/>
+              </w:rPr>
+              <w:t>Константная модель*</w:t>
             </w:r>
           </w:p>
         </w:tc>
         <w:tc>
           <w:tcPr>
             <w:tcW w:type="dxa" w:w="1606"/>
-          </w:tcPr>
-          <w:p>
-            <w:pPr>
-              <w:spacing w:line="240" w:lineRule="auto"/>
-              <w:ind w:firstLine="0"/>
-            </w:pPr>
-            <w:r/>
-            <w:r>
-              <w:rPr>
-                <w:rFonts w:ascii="Times New Roman" w:hAnsi="Times New Roman"/>
-                <w:b w:val="0"/>
-                <w:color w:val="000000"/>
-                <w:sz w:val="24"/>
+            <w:vAlign w:val="bottom"/>
+          </w:tcPr>
+          <w:p>
+            <w:pPr>
+              <w:keepNext/>
+              <w:spacing w:line="360" w:lineRule="auto" w:before="0" w:after="0"/>
+              <w:ind w:firstLine="0"/>
+            </w:pPr>
+            <w:r/>
+            <w:r>
+              <w:rPr>
+                <w:rFonts w:ascii="Times New Roman" w:hAnsi="Times New Roman"/>
+                <w:b w:val="0"/>
+                <w:i w:val="0"/>
+                <w:color w:val="000000"/>
+                <w:sz w:val="24"/>
+                <w:u w:val="none"/>
               </w:rPr>
               <w:t>3,095</w:t>
             </w:r>
@@ -4631,19 +5530,23 @@
         <w:tc>
           <w:tcPr>
             <w:tcW w:type="dxa" w:w="1606"/>
-          </w:tcPr>
-          <w:p>
-            <w:pPr>
-              <w:spacing w:line="240" w:lineRule="auto"/>
-              <w:ind w:firstLine="0"/>
-            </w:pPr>
-            <w:r/>
-            <w:r>
-              <w:rPr>
-                <w:rFonts w:ascii="Times New Roman" w:hAnsi="Times New Roman"/>
-                <w:b w:val="0"/>
-                <w:color w:val="000000"/>
-                <w:sz w:val="24"/>
+            <w:vAlign w:val="bottom"/>
+          </w:tcPr>
+          <w:p>
+            <w:pPr>
+              <w:keepNext/>
+              <w:spacing w:line="360" w:lineRule="auto" w:before="0" w:after="0"/>
+              <w:ind w:firstLine="0"/>
+            </w:pPr>
+            <w:r/>
+            <w:r>
+              <w:rPr>
+                <w:rFonts w:ascii="Times New Roman" w:hAnsi="Times New Roman"/>
+                <w:b w:val="0"/>
+                <w:i w:val="0"/>
+                <w:color w:val="000000"/>
+                <w:sz w:val="24"/>
+                <w:u w:val="none"/>
               </w:rPr>
               <w:t>3,178</w:t>
             </w:r>
@@ -4652,19 +5555,23 @@
         <w:tc>
           <w:tcPr>
             <w:tcW w:type="dxa" w:w="1606"/>
-          </w:tcPr>
-          <w:p>
-            <w:pPr>
-              <w:spacing w:line="240" w:lineRule="auto"/>
-              <w:ind w:firstLine="0"/>
-            </w:pPr>
-            <w:r/>
-            <w:r>
-              <w:rPr>
-                <w:rFonts w:ascii="Times New Roman" w:hAnsi="Times New Roman"/>
-                <w:b w:val="0"/>
-                <w:color w:val="000000"/>
-                <w:sz w:val="24"/>
+            <w:vAlign w:val="bottom"/>
+          </w:tcPr>
+          <w:p>
+            <w:pPr>
+              <w:keepNext/>
+              <w:spacing w:line="360" w:lineRule="auto" w:before="0" w:after="0"/>
+              <w:ind w:firstLine="0"/>
+            </w:pPr>
+            <w:r/>
+            <w:r>
+              <w:rPr>
+                <w:rFonts w:ascii="Times New Roman" w:hAnsi="Times New Roman"/>
+                <w:b w:val="0"/>
+                <w:i w:val="0"/>
+                <w:color w:val="000000"/>
+                <w:sz w:val="24"/>
+                <w:u w:val="none"/>
               </w:rPr>
               <w:t>2,556</w:t>
             </w:r>
@@ -4673,19 +5580,23 @@
         <w:tc>
           <w:tcPr>
             <w:tcW w:type="dxa" w:w="1606"/>
-          </w:tcPr>
-          <w:p>
-            <w:pPr>
-              <w:spacing w:line="240" w:lineRule="auto"/>
-              <w:ind w:firstLine="0"/>
-            </w:pPr>
-            <w:r/>
-            <w:r>
-              <w:rPr>
-                <w:rFonts w:ascii="Times New Roman" w:hAnsi="Times New Roman"/>
-                <w:b w:val="0"/>
-                <w:color w:val="000000"/>
-                <w:sz w:val="24"/>
+            <w:vAlign w:val="bottom"/>
+          </w:tcPr>
+          <w:p>
+            <w:pPr>
+              <w:keepNext/>
+              <w:spacing w:line="360" w:lineRule="auto" w:before="0" w:after="0"/>
+              <w:ind w:firstLine="0"/>
+            </w:pPr>
+            <w:r/>
+            <w:r>
+              <w:rPr>
+                <w:rFonts w:ascii="Times New Roman" w:hAnsi="Times New Roman"/>
+                <w:b w:val="0"/>
+                <w:i w:val="0"/>
+                <w:color w:val="000000"/>
+                <w:sz w:val="24"/>
+                <w:u w:val="none"/>
               </w:rPr>
               <w:t>-0,016</w:t>
             </w:r>
@@ -4693,22 +5604,29 @@
         </w:tc>
       </w:tr>
       <w:tr>
+        <w:trPr>
+          <w:cantSplit/>
+        </w:trPr>
         <w:tc>
           <w:tcPr>
             <w:tcW w:type="dxa" w:w="1606"/>
-          </w:tcPr>
-          <w:p>
-            <w:pPr>
-              <w:spacing w:line="240" w:lineRule="auto"/>
-              <w:ind w:firstLine="0"/>
-            </w:pPr>
-            <w:r/>
-            <w:r>
-              <w:rPr>
-                <w:rFonts w:ascii="Times New Roman" w:hAnsi="Times New Roman"/>
-                <w:b w:val="0"/>
-                <w:color w:val="000000"/>
-                <w:sz w:val="24"/>
+            <w:vAlign w:val="top"/>
+          </w:tcPr>
+          <w:p>
+            <w:pPr>
+              <w:keepNext/>
+              <w:spacing w:line="360" w:lineRule="auto" w:before="0" w:after="0"/>
+              <w:ind w:firstLine="0"/>
+            </w:pPr>
+            <w:r/>
+            <w:r>
+              <w:rPr>
+                <w:rFonts w:ascii="Times New Roman" w:hAnsi="Times New Roman"/>
+                <w:b w:val="0"/>
+                <w:i w:val="0"/>
+                <w:color w:val="000000"/>
+                <w:sz w:val="24"/>
+                <w:u w:val="none"/>
               </w:rPr>
               <w:t>Модуль, ГПа</w:t>
             </w:r>
@@ -4717,40 +5635,48 @@
         <w:tc>
           <w:tcPr>
             <w:tcW w:type="dxa" w:w="1606"/>
-          </w:tcPr>
-          <w:p>
-            <w:pPr>
-              <w:spacing w:line="240" w:lineRule="auto"/>
-              <w:ind w:firstLine="0"/>
-            </w:pPr>
-            <w:r/>
-            <w:r>
-              <w:rPr>
-                <w:rFonts w:ascii="Times New Roman" w:hAnsi="Times New Roman"/>
-                <w:b w:val="0"/>
-                <w:color w:val="000000"/>
-                <w:sz w:val="24"/>
-              </w:rPr>
-              <w:t>ridge</w:t>
+            <w:vAlign w:val="top"/>
+          </w:tcPr>
+          <w:p>
+            <w:pPr>
+              <w:keepNext/>
+              <w:spacing w:line="360" w:lineRule="auto" w:before="0" w:after="0"/>
+              <w:ind w:firstLine="0"/>
+            </w:pPr>
+            <w:r/>
+            <w:r>
+              <w:rPr>
+                <w:rFonts w:ascii="Times New Roman" w:hAnsi="Times New Roman"/>
+                <w:b w:val="0"/>
+                <w:i w:val="0"/>
+                <w:color w:val="000000"/>
+                <w:sz w:val="24"/>
+                <w:u w:val="none"/>
+              </w:rPr>
+              <w:t>Гребневая регрессия</w:t>
             </w:r>
           </w:p>
         </w:tc>
         <w:tc>
           <w:tcPr>
             <w:tcW w:type="dxa" w:w="1606"/>
-          </w:tcPr>
-          <w:p>
-            <w:pPr>
-              <w:spacing w:line="240" w:lineRule="auto"/>
-              <w:ind w:firstLine="0"/>
-            </w:pPr>
-            <w:r/>
-            <w:r>
-              <w:rPr>
-                <w:rFonts w:ascii="Times New Roman" w:hAnsi="Times New Roman"/>
-                <w:b w:val="0"/>
-                <w:color w:val="000000"/>
-                <w:sz w:val="24"/>
+            <w:vAlign w:val="bottom"/>
+          </w:tcPr>
+          <w:p>
+            <w:pPr>
+              <w:keepNext/>
+              <w:spacing w:line="360" w:lineRule="auto" w:before="0" w:after="0"/>
+              <w:ind w:firstLine="0"/>
+            </w:pPr>
+            <w:r/>
+            <w:r>
+              <w:rPr>
+                <w:rFonts w:ascii="Times New Roman" w:hAnsi="Times New Roman"/>
+                <w:b w:val="0"/>
+                <w:i w:val="0"/>
+                <w:color w:val="000000"/>
+                <w:sz w:val="24"/>
+                <w:u w:val="none"/>
               </w:rPr>
               <w:t>3,066</w:t>
             </w:r>
@@ -4759,19 +5685,23 @@
         <w:tc>
           <w:tcPr>
             <w:tcW w:type="dxa" w:w="1606"/>
-          </w:tcPr>
-          <w:p>
-            <w:pPr>
-              <w:spacing w:line="240" w:lineRule="auto"/>
-              <w:ind w:firstLine="0"/>
-            </w:pPr>
-            <w:r/>
-            <w:r>
-              <w:rPr>
-                <w:rFonts w:ascii="Times New Roman" w:hAnsi="Times New Roman"/>
-                <w:b w:val="0"/>
-                <w:color w:val="000000"/>
-                <w:sz w:val="24"/>
+            <w:vAlign w:val="bottom"/>
+          </w:tcPr>
+          <w:p>
+            <w:pPr>
+              <w:keepNext/>
+              <w:spacing w:line="360" w:lineRule="auto" w:before="0" w:after="0"/>
+              <w:ind w:firstLine="0"/>
+            </w:pPr>
+            <w:r/>
+            <w:r>
+              <w:rPr>
+                <w:rFonts w:ascii="Times New Roman" w:hAnsi="Times New Roman"/>
+                <w:b w:val="0"/>
+                <w:i w:val="0"/>
+                <w:color w:val="000000"/>
+                <w:sz w:val="24"/>
+                <w:u w:val="none"/>
               </w:rPr>
               <w:t>3,190</w:t>
             </w:r>
@@ -4780,19 +5710,23 @@
         <w:tc>
           <w:tcPr>
             <w:tcW w:type="dxa" w:w="1606"/>
-          </w:tcPr>
-          <w:p>
-            <w:pPr>
-              <w:spacing w:line="240" w:lineRule="auto"/>
-              <w:ind w:firstLine="0"/>
-            </w:pPr>
-            <w:r/>
-            <w:r>
-              <w:rPr>
-                <w:rFonts w:ascii="Times New Roman" w:hAnsi="Times New Roman"/>
-                <w:b w:val="0"/>
-                <w:color w:val="000000"/>
-                <w:sz w:val="24"/>
+            <w:vAlign w:val="bottom"/>
+          </w:tcPr>
+          <w:p>
+            <w:pPr>
+              <w:keepNext/>
+              <w:spacing w:line="360" w:lineRule="auto" w:before="0" w:after="0"/>
+              <w:ind w:firstLine="0"/>
+            </w:pPr>
+            <w:r/>
+            <w:r>
+              <w:rPr>
+                <w:rFonts w:ascii="Times New Roman" w:hAnsi="Times New Roman"/>
+                <w:b w:val="0"/>
+                <w:i w:val="0"/>
+                <w:color w:val="000000"/>
+                <w:sz w:val="24"/>
+                <w:u w:val="none"/>
               </w:rPr>
               <w:t>2,567</w:t>
             </w:r>
@@ -4801,19 +5735,23 @@
         <w:tc>
           <w:tcPr>
             <w:tcW w:type="dxa" w:w="1606"/>
-          </w:tcPr>
-          <w:p>
-            <w:pPr>
-              <w:spacing w:line="240" w:lineRule="auto"/>
-              <w:ind w:firstLine="0"/>
-            </w:pPr>
-            <w:r/>
-            <w:r>
-              <w:rPr>
-                <w:rFonts w:ascii="Times New Roman" w:hAnsi="Times New Roman"/>
-                <w:b w:val="0"/>
-                <w:color w:val="000000"/>
-                <w:sz w:val="24"/>
+            <w:vAlign w:val="bottom"/>
+          </w:tcPr>
+          <w:p>
+            <w:pPr>
+              <w:keepNext/>
+              <w:spacing w:line="360" w:lineRule="auto" w:before="0" w:after="0"/>
+              <w:ind w:firstLine="0"/>
+            </w:pPr>
+            <w:r/>
+            <w:r>
+              <w:rPr>
+                <w:rFonts w:ascii="Times New Roman" w:hAnsi="Times New Roman"/>
+                <w:b w:val="0"/>
+                <w:i w:val="0"/>
+                <w:color w:val="000000"/>
+                <w:sz w:val="24"/>
+                <w:u w:val="none"/>
               </w:rPr>
               <w:t>-0,024</w:t>
             </w:r>
@@ -4821,22 +5759,29 @@
         </w:tc>
       </w:tr>
       <w:tr>
+        <w:trPr>
+          <w:cantSplit/>
+        </w:trPr>
         <w:tc>
           <w:tcPr>
             <w:tcW w:type="dxa" w:w="1606"/>
-          </w:tcPr>
-          <w:p>
-            <w:pPr>
-              <w:spacing w:line="240" w:lineRule="auto"/>
-              <w:ind w:firstLine="0"/>
-            </w:pPr>
-            <w:r/>
-            <w:r>
-              <w:rPr>
-                <w:rFonts w:ascii="Times New Roman" w:hAnsi="Times New Roman"/>
-                <w:b w:val="0"/>
-                <w:color w:val="000000"/>
-                <w:sz w:val="24"/>
+            <w:vAlign w:val="top"/>
+          </w:tcPr>
+          <w:p>
+            <w:pPr>
+              <w:keepNext/>
+              <w:spacing w:line="360" w:lineRule="auto" w:before="0" w:after="0"/>
+              <w:ind w:firstLine="0"/>
+            </w:pPr>
+            <w:r/>
+            <w:r>
+              <w:rPr>
+                <w:rFonts w:ascii="Times New Roman" w:hAnsi="Times New Roman"/>
+                <w:b w:val="0"/>
+                <w:i w:val="0"/>
+                <w:color w:val="000000"/>
+                <w:sz w:val="24"/>
+                <w:u w:val="none"/>
               </w:rPr>
               <w:t>Модуль, ГПа</w:t>
             </w:r>
@@ -4845,40 +5790,48 @@
         <w:tc>
           <w:tcPr>
             <w:tcW w:type="dxa" w:w="1606"/>
-          </w:tcPr>
-          <w:p>
-            <w:pPr>
-              <w:spacing w:line="240" w:lineRule="auto"/>
-              <w:ind w:firstLine="0"/>
-            </w:pPr>
-            <w:r/>
-            <w:r>
-              <w:rPr>
-                <w:rFonts w:ascii="Times New Roman" w:hAnsi="Times New Roman"/>
-                <w:b w:val="0"/>
-                <w:color w:val="000000"/>
-                <w:sz w:val="24"/>
-              </w:rPr>
-              <w:t>gradient_boosting</w:t>
+            <w:vAlign w:val="top"/>
+          </w:tcPr>
+          <w:p>
+            <w:pPr>
+              <w:keepNext/>
+              <w:spacing w:line="360" w:lineRule="auto" w:before="0" w:after="0"/>
+              <w:ind w:firstLine="0"/>
+            </w:pPr>
+            <w:r/>
+            <w:r>
+              <w:rPr>
+                <w:rFonts w:ascii="Times New Roman" w:hAnsi="Times New Roman"/>
+                <w:b w:val="0"/>
+                <w:i w:val="0"/>
+                <w:color w:val="000000"/>
+                <w:sz w:val="24"/>
+                <w:u w:val="none"/>
+              </w:rPr>
+              <w:t>Градиентный бустинг</w:t>
             </w:r>
           </w:p>
         </w:tc>
         <w:tc>
           <w:tcPr>
             <w:tcW w:type="dxa" w:w="1606"/>
-          </w:tcPr>
-          <w:p>
-            <w:pPr>
-              <w:spacing w:line="240" w:lineRule="auto"/>
-              <w:ind w:firstLine="0"/>
-            </w:pPr>
-            <w:r/>
-            <w:r>
-              <w:rPr>
-                <w:rFonts w:ascii="Times New Roman" w:hAnsi="Times New Roman"/>
-                <w:b w:val="0"/>
-                <w:color w:val="000000"/>
-                <w:sz w:val="24"/>
+            <w:vAlign w:val="bottom"/>
+          </w:tcPr>
+          <w:p>
+            <w:pPr>
+              <w:keepNext/>
+              <w:spacing w:line="360" w:lineRule="auto" w:before="0" w:after="0"/>
+              <w:ind w:firstLine="0"/>
+            </w:pPr>
+            <w:r/>
+            <w:r>
+              <w:rPr>
+                <w:rFonts w:ascii="Times New Roman" w:hAnsi="Times New Roman"/>
+                <w:b w:val="0"/>
+                <w:i w:val="0"/>
+                <w:color w:val="000000"/>
+                <w:sz w:val="24"/>
+                <w:u w:val="none"/>
               </w:rPr>
               <w:t>2,867</w:t>
             </w:r>
@@ -4887,19 +5840,23 @@
         <w:tc>
           <w:tcPr>
             <w:tcW w:type="dxa" w:w="1606"/>
-          </w:tcPr>
-          <w:p>
-            <w:pPr>
-              <w:spacing w:line="240" w:lineRule="auto"/>
-              <w:ind w:firstLine="0"/>
-            </w:pPr>
-            <w:r/>
-            <w:r>
-              <w:rPr>
-                <w:rFonts w:ascii="Times New Roman" w:hAnsi="Times New Roman"/>
-                <w:b w:val="0"/>
-                <w:color w:val="000000"/>
-                <w:sz w:val="24"/>
+            <w:vAlign w:val="bottom"/>
+          </w:tcPr>
+          <w:p>
+            <w:pPr>
+              <w:keepNext/>
+              <w:spacing w:line="360" w:lineRule="auto" w:before="0" w:after="0"/>
+              <w:ind w:firstLine="0"/>
+            </w:pPr>
+            <w:r/>
+            <w:r>
+              <w:rPr>
+                <w:rFonts w:ascii="Times New Roman" w:hAnsi="Times New Roman"/>
+                <w:b w:val="0"/>
+                <w:i w:val="0"/>
+                <w:color w:val="000000"/>
+                <w:sz w:val="24"/>
+                <w:u w:val="none"/>
               </w:rPr>
               <w:t>3,221</w:t>
             </w:r>
@@ -4908,19 +5865,23 @@
         <w:tc>
           <w:tcPr>
             <w:tcW w:type="dxa" w:w="1606"/>
-          </w:tcPr>
-          <w:p>
-            <w:pPr>
-              <w:spacing w:line="240" w:lineRule="auto"/>
-              <w:ind w:firstLine="0"/>
-            </w:pPr>
-            <w:r/>
-            <w:r>
-              <w:rPr>
-                <w:rFonts w:ascii="Times New Roman" w:hAnsi="Times New Roman"/>
-                <w:b w:val="0"/>
-                <w:color w:val="000000"/>
-                <w:sz w:val="24"/>
+            <w:vAlign w:val="bottom"/>
+          </w:tcPr>
+          <w:p>
+            <w:pPr>
+              <w:keepNext/>
+              <w:spacing w:line="360" w:lineRule="auto" w:before="0" w:after="0"/>
+              <w:ind w:firstLine="0"/>
+            </w:pPr>
+            <w:r/>
+            <w:r>
+              <w:rPr>
+                <w:rFonts w:ascii="Times New Roman" w:hAnsi="Times New Roman"/>
+                <w:b w:val="0"/>
+                <w:i w:val="0"/>
+                <w:color w:val="000000"/>
+                <w:sz w:val="24"/>
+                <w:u w:val="none"/>
               </w:rPr>
               <w:t>2,587</w:t>
             </w:r>
@@ -4929,19 +5890,23 @@
         <w:tc>
           <w:tcPr>
             <w:tcW w:type="dxa" w:w="1606"/>
-          </w:tcPr>
-          <w:p>
-            <w:pPr>
-              <w:spacing w:line="240" w:lineRule="auto"/>
-              <w:ind w:firstLine="0"/>
-            </w:pPr>
-            <w:r/>
-            <w:r>
-              <w:rPr>
-                <w:rFonts w:ascii="Times New Roman" w:hAnsi="Times New Roman"/>
-                <w:b w:val="0"/>
-                <w:color w:val="000000"/>
-                <w:sz w:val="24"/>
+            <w:vAlign w:val="bottom"/>
+          </w:tcPr>
+          <w:p>
+            <w:pPr>
+              <w:keepNext/>
+              <w:spacing w:line="360" w:lineRule="auto" w:before="0" w:after="0"/>
+              <w:ind w:firstLine="0"/>
+            </w:pPr>
+            <w:r/>
+            <w:r>
+              <w:rPr>
+                <w:rFonts w:ascii="Times New Roman" w:hAnsi="Times New Roman"/>
+                <w:b w:val="0"/>
+                <w:i w:val="0"/>
+                <w:color w:val="000000"/>
+                <w:sz w:val="24"/>
+                <w:u w:val="none"/>
               </w:rPr>
               <w:t>-0,044</w:t>
             </w:r>
@@ -4949,22 +5914,29 @@
         </w:tc>
       </w:tr>
       <w:tr>
+        <w:trPr>
+          <w:cantSplit/>
+        </w:trPr>
         <w:tc>
           <w:tcPr>
             <w:tcW w:type="dxa" w:w="1606"/>
-          </w:tcPr>
-          <w:p>
-            <w:pPr>
-              <w:spacing w:line="240" w:lineRule="auto"/>
-              <w:ind w:firstLine="0"/>
-            </w:pPr>
-            <w:r/>
-            <w:r>
-              <w:rPr>
-                <w:rFonts w:ascii="Times New Roman" w:hAnsi="Times New Roman"/>
-                <w:b w:val="0"/>
-                <w:color w:val="000000"/>
-                <w:sz w:val="24"/>
+            <w:vAlign w:val="top"/>
+          </w:tcPr>
+          <w:p>
+            <w:pPr>
+              <w:keepNext/>
+              <w:spacing w:line="360" w:lineRule="auto" w:before="0" w:after="0"/>
+              <w:ind w:firstLine="0"/>
+            </w:pPr>
+            <w:r/>
+            <w:r>
+              <w:rPr>
+                <w:rFonts w:ascii="Times New Roman" w:hAnsi="Times New Roman"/>
+                <w:b w:val="0"/>
+                <w:i w:val="0"/>
+                <w:color w:val="000000"/>
+                <w:sz w:val="24"/>
+                <w:u w:val="none"/>
               </w:rPr>
               <w:t>Модуль, ГПа</w:t>
             </w:r>
@@ -4973,40 +5945,48 @@
         <w:tc>
           <w:tcPr>
             <w:tcW w:type="dxa" w:w="1606"/>
-          </w:tcPr>
-          <w:p>
-            <w:pPr>
-              <w:spacing w:line="240" w:lineRule="auto"/>
-              <w:ind w:firstLine="0"/>
-            </w:pPr>
-            <w:r/>
-            <w:r>
-              <w:rPr>
-                <w:rFonts w:ascii="Times New Roman" w:hAnsi="Times New Roman"/>
-                <w:b w:val="0"/>
-                <w:color w:val="000000"/>
-                <w:sz w:val="24"/>
-              </w:rPr>
-              <w:t>random_forest</w:t>
+            <w:vAlign w:val="top"/>
+          </w:tcPr>
+          <w:p>
+            <w:pPr>
+              <w:keepNext/>
+              <w:spacing w:line="360" w:lineRule="auto" w:before="0" w:after="0"/>
+              <w:ind w:firstLine="0"/>
+            </w:pPr>
+            <w:r/>
+            <w:r>
+              <w:rPr>
+                <w:rFonts w:ascii="Times New Roman" w:hAnsi="Times New Roman"/>
+                <w:b w:val="0"/>
+                <w:i w:val="0"/>
+                <w:color w:val="000000"/>
+                <w:sz w:val="24"/>
+                <w:u w:val="none"/>
+              </w:rPr>
+              <w:t>Случайный лес</w:t>
             </w:r>
           </w:p>
         </w:tc>
         <w:tc>
           <w:tcPr>
             <w:tcW w:type="dxa" w:w="1606"/>
-          </w:tcPr>
-          <w:p>
-            <w:pPr>
-              <w:spacing w:line="240" w:lineRule="auto"/>
-              <w:ind w:firstLine="0"/>
-            </w:pPr>
-            <w:r/>
-            <w:r>
-              <w:rPr>
-                <w:rFonts w:ascii="Times New Roman" w:hAnsi="Times New Roman"/>
-                <w:b w:val="0"/>
-                <w:color w:val="000000"/>
-                <w:sz w:val="24"/>
+            <w:vAlign w:val="bottom"/>
+          </w:tcPr>
+          <w:p>
+            <w:pPr>
+              <w:keepNext/>
+              <w:spacing w:line="360" w:lineRule="auto" w:before="0" w:after="0"/>
+              <w:ind w:firstLine="0"/>
+            </w:pPr>
+            <w:r/>
+            <w:r>
+              <w:rPr>
+                <w:rFonts w:ascii="Times New Roman" w:hAnsi="Times New Roman"/>
+                <w:b w:val="0"/>
+                <w:i w:val="0"/>
+                <w:color w:val="000000"/>
+                <w:sz w:val="24"/>
+                <w:u w:val="none"/>
               </w:rPr>
               <w:t>1,817</w:t>
             </w:r>
@@ -5015,19 +5995,23 @@
         <w:tc>
           <w:tcPr>
             <w:tcW w:type="dxa" w:w="1606"/>
-          </w:tcPr>
-          <w:p>
-            <w:pPr>
-              <w:spacing w:line="240" w:lineRule="auto"/>
-              <w:ind w:firstLine="0"/>
-            </w:pPr>
-            <w:r/>
-            <w:r>
-              <w:rPr>
-                <w:rFonts w:ascii="Times New Roman" w:hAnsi="Times New Roman"/>
-                <w:b w:val="0"/>
-                <w:color w:val="000000"/>
-                <w:sz w:val="24"/>
+            <w:vAlign w:val="bottom"/>
+          </w:tcPr>
+          <w:p>
+            <w:pPr>
+              <w:keepNext/>
+              <w:spacing w:line="360" w:lineRule="auto" w:before="0" w:after="0"/>
+              <w:ind w:firstLine="0"/>
+            </w:pPr>
+            <w:r/>
+            <w:r>
+              <w:rPr>
+                <w:rFonts w:ascii="Times New Roman" w:hAnsi="Times New Roman"/>
+                <w:b w:val="0"/>
+                <w:i w:val="0"/>
+                <w:color w:val="000000"/>
+                <w:sz w:val="24"/>
+                <w:u w:val="none"/>
               </w:rPr>
               <w:t>3,311</w:t>
             </w:r>
@@ -5036,19 +6020,23 @@
         <w:tc>
           <w:tcPr>
             <w:tcW w:type="dxa" w:w="1606"/>
-          </w:tcPr>
-          <w:p>
-            <w:pPr>
-              <w:spacing w:line="240" w:lineRule="auto"/>
-              <w:ind w:firstLine="0"/>
-            </w:pPr>
-            <w:r/>
-            <w:r>
-              <w:rPr>
-                <w:rFonts w:ascii="Times New Roman" w:hAnsi="Times New Roman"/>
-                <w:b w:val="0"/>
-                <w:color w:val="000000"/>
-                <w:sz w:val="24"/>
+            <w:vAlign w:val="bottom"/>
+          </w:tcPr>
+          <w:p>
+            <w:pPr>
+              <w:keepNext/>
+              <w:spacing w:line="360" w:lineRule="auto" w:before="0" w:after="0"/>
+              <w:ind w:firstLine="0"/>
+            </w:pPr>
+            <w:r/>
+            <w:r>
+              <w:rPr>
+                <w:rFonts w:ascii="Times New Roman" w:hAnsi="Times New Roman"/>
+                <w:b w:val="0"/>
+                <w:i w:val="0"/>
+                <w:color w:val="000000"/>
+                <w:sz w:val="24"/>
+                <w:u w:val="none"/>
               </w:rPr>
               <w:t>2,643</w:t>
             </w:r>
@@ -5057,19 +6045,23 @@
         <w:tc>
           <w:tcPr>
             <w:tcW w:type="dxa" w:w="1606"/>
-          </w:tcPr>
-          <w:p>
-            <w:pPr>
-              <w:spacing w:line="240" w:lineRule="auto"/>
-              <w:ind w:firstLine="0"/>
-            </w:pPr>
-            <w:r/>
-            <w:r>
-              <w:rPr>
-                <w:rFonts w:ascii="Times New Roman" w:hAnsi="Times New Roman"/>
-                <w:b w:val="0"/>
-                <w:color w:val="000000"/>
-                <w:sz w:val="24"/>
+            <w:vAlign w:val="bottom"/>
+          </w:tcPr>
+          <w:p>
+            <w:pPr>
+              <w:keepNext/>
+              <w:spacing w:line="360" w:lineRule="auto" w:before="0" w:after="0"/>
+              <w:ind w:firstLine="0"/>
+            </w:pPr>
+            <w:r/>
+            <w:r>
+              <w:rPr>
+                <w:rFonts w:ascii="Times New Roman" w:hAnsi="Times New Roman"/>
+                <w:b w:val="0"/>
+                <w:i w:val="0"/>
+                <w:color w:val="000000"/>
+                <w:sz w:val="24"/>
+                <w:u w:val="none"/>
               </w:rPr>
               <w:t>-0,104</w:t>
             </w:r>
@@ -5077,22 +6069,29 @@
         </w:tc>
       </w:tr>
       <w:tr>
+        <w:trPr>
+          <w:cantSplit/>
+        </w:trPr>
         <w:tc>
           <w:tcPr>
             <w:tcW w:type="dxa" w:w="1606"/>
-          </w:tcPr>
-          <w:p>
-            <w:pPr>
-              <w:spacing w:line="240" w:lineRule="auto"/>
-              <w:ind w:firstLine="0"/>
-            </w:pPr>
-            <w:r/>
-            <w:r>
-              <w:rPr>
-                <w:rFonts w:ascii="Times New Roman" w:hAnsi="Times New Roman"/>
-                <w:b w:val="0"/>
-                <w:color w:val="000000"/>
-                <w:sz w:val="24"/>
+            <w:vAlign w:val="top"/>
+          </w:tcPr>
+          <w:p>
+            <w:pPr>
+              <w:keepNext/>
+              <w:spacing w:line="360" w:lineRule="auto" w:before="0" w:after="0"/>
+              <w:ind w:firstLine="0"/>
+            </w:pPr>
+            <w:r/>
+            <w:r>
+              <w:rPr>
+                <w:rFonts w:ascii="Times New Roman" w:hAnsi="Times New Roman"/>
+                <w:b w:val="0"/>
+                <w:i w:val="0"/>
+                <w:color w:val="000000"/>
+                <w:sz w:val="24"/>
+                <w:u w:val="none"/>
               </w:rPr>
               <w:t>Модуль, ГПа</w:t>
             </w:r>
@@ -5101,40 +6100,48 @@
         <w:tc>
           <w:tcPr>
             <w:tcW w:type="dxa" w:w="1606"/>
-          </w:tcPr>
-          <w:p>
-            <w:pPr>
-              <w:spacing w:line="240" w:lineRule="auto"/>
-              <w:ind w:firstLine="0"/>
-            </w:pPr>
-            <w:r/>
-            <w:r>
-              <w:rPr>
-                <w:rFonts w:ascii="Times New Roman" w:hAnsi="Times New Roman"/>
-                <w:b w:val="0"/>
-                <w:color w:val="000000"/>
-                <w:sz w:val="24"/>
-              </w:rPr>
-              <w:t>svr</w:t>
+            <w:vAlign w:val="top"/>
+          </w:tcPr>
+          <w:p>
+            <w:pPr>
+              <w:keepNext/>
+              <w:spacing w:line="360" w:lineRule="auto" w:before="0" w:after="0"/>
+              <w:ind w:firstLine="0"/>
+            </w:pPr>
+            <w:r/>
+            <w:r>
+              <w:rPr>
+                <w:rFonts w:ascii="Times New Roman" w:hAnsi="Times New Roman"/>
+                <w:b w:val="0"/>
+                <w:i w:val="0"/>
+                <w:color w:val="000000"/>
+                <w:sz w:val="24"/>
+                <w:u w:val="none"/>
+              </w:rPr>
+              <w:t>Метод опорных векторов</w:t>
             </w:r>
           </w:p>
         </w:tc>
         <w:tc>
           <w:tcPr>
             <w:tcW w:type="dxa" w:w="1606"/>
-          </w:tcPr>
-          <w:p>
-            <w:pPr>
-              <w:spacing w:line="240" w:lineRule="auto"/>
-              <w:ind w:firstLine="0"/>
-            </w:pPr>
-            <w:r/>
-            <w:r>
-              <w:rPr>
-                <w:rFonts w:ascii="Times New Roman" w:hAnsi="Times New Roman"/>
-                <w:b w:val="0"/>
-                <w:color w:val="000000"/>
-                <w:sz w:val="24"/>
+            <w:vAlign w:val="bottom"/>
+          </w:tcPr>
+          <w:p>
+            <w:pPr>
+              <w:keepNext/>
+              <w:spacing w:line="360" w:lineRule="auto" w:before="0" w:after="0"/>
+              <w:ind w:firstLine="0"/>
+            </w:pPr>
+            <w:r/>
+            <w:r>
+              <w:rPr>
+                <w:rFonts w:ascii="Times New Roman" w:hAnsi="Times New Roman"/>
+                <w:b w:val="0"/>
+                <w:i w:val="0"/>
+                <w:color w:val="000000"/>
+                <w:sz w:val="24"/>
+                <w:u w:val="none"/>
               </w:rPr>
               <w:t>2,813</w:t>
             </w:r>
@@ -5143,19 +6150,23 @@
         <w:tc>
           <w:tcPr>
             <w:tcW w:type="dxa" w:w="1606"/>
-          </w:tcPr>
-          <w:p>
-            <w:pPr>
-              <w:spacing w:line="240" w:lineRule="auto"/>
-              <w:ind w:firstLine="0"/>
-            </w:pPr>
-            <w:r/>
-            <w:r>
-              <w:rPr>
-                <w:rFonts w:ascii="Times New Roman" w:hAnsi="Times New Roman"/>
-                <w:b w:val="0"/>
-                <w:color w:val="000000"/>
-                <w:sz w:val="24"/>
+            <w:vAlign w:val="bottom"/>
+          </w:tcPr>
+          <w:p>
+            <w:pPr>
+              <w:keepNext/>
+              <w:spacing w:line="360" w:lineRule="auto" w:before="0" w:after="0"/>
+              <w:ind w:firstLine="0"/>
+            </w:pPr>
+            <w:r/>
+            <w:r>
+              <w:rPr>
+                <w:rFonts w:ascii="Times New Roman" w:hAnsi="Times New Roman"/>
+                <w:b w:val="0"/>
+                <w:i w:val="0"/>
+                <w:color w:val="000000"/>
+                <w:sz w:val="24"/>
+                <w:u w:val="none"/>
               </w:rPr>
               <w:t>3,263</w:t>
             </w:r>
@@ -5164,19 +6175,23 @@
         <w:tc>
           <w:tcPr>
             <w:tcW w:type="dxa" w:w="1606"/>
-          </w:tcPr>
-          <w:p>
-            <w:pPr>
-              <w:spacing w:line="240" w:lineRule="auto"/>
-              <w:ind w:firstLine="0"/>
-            </w:pPr>
-            <w:r/>
-            <w:r>
-              <w:rPr>
-                <w:rFonts w:ascii="Times New Roman" w:hAnsi="Times New Roman"/>
-                <w:b w:val="0"/>
-                <w:color w:val="000000"/>
-                <w:sz w:val="24"/>
+            <w:vAlign w:val="bottom"/>
+          </w:tcPr>
+          <w:p>
+            <w:pPr>
+              <w:keepNext/>
+              <w:spacing w:line="360" w:lineRule="auto" w:before="0" w:after="0"/>
+              <w:ind w:firstLine="0"/>
+            </w:pPr>
+            <w:r/>
+            <w:r>
+              <w:rPr>
+                <w:rFonts w:ascii="Times New Roman" w:hAnsi="Times New Roman"/>
+                <w:b w:val="0"/>
+                <w:i w:val="0"/>
+                <w:color w:val="000000"/>
+                <w:sz w:val="24"/>
+                <w:u w:val="none"/>
               </w:rPr>
               <w:t>2,623</w:t>
             </w:r>
@@ -5185,19 +6200,23 @@
         <w:tc>
           <w:tcPr>
             <w:tcW w:type="dxa" w:w="1606"/>
-          </w:tcPr>
-          <w:p>
-            <w:pPr>
-              <w:spacing w:line="240" w:lineRule="auto"/>
-              <w:ind w:firstLine="0"/>
-            </w:pPr>
-            <w:r/>
-            <w:r>
-              <w:rPr>
-                <w:rFonts w:ascii="Times New Roman" w:hAnsi="Times New Roman"/>
-                <w:b w:val="0"/>
-                <w:color w:val="000000"/>
-                <w:sz w:val="24"/>
+            <w:vAlign w:val="bottom"/>
+          </w:tcPr>
+          <w:p>
+            <w:pPr>
+              <w:keepNext/>
+              <w:spacing w:line="360" w:lineRule="auto" w:before="0" w:after="0"/>
+              <w:ind w:firstLine="0"/>
+            </w:pPr>
+            <w:r/>
+            <w:r>
+              <w:rPr>
+                <w:rFonts w:ascii="Times New Roman" w:hAnsi="Times New Roman"/>
+                <w:b w:val="0"/>
+                <w:i w:val="0"/>
+                <w:color w:val="000000"/>
+                <w:sz w:val="24"/>
+                <w:u w:val="none"/>
               </w:rPr>
               <w:t>-0,072</w:t>
             </w:r>
@@ -5205,22 +6224,29 @@
         </w:tc>
       </w:tr>
       <w:tr>
+        <w:trPr>
+          <w:cantSplit/>
+        </w:trPr>
         <w:tc>
           <w:tcPr>
             <w:tcW w:type="dxa" w:w="1606"/>
-          </w:tcPr>
-          <w:p>
-            <w:pPr>
-              <w:spacing w:line="240" w:lineRule="auto"/>
-              <w:ind w:firstLine="0"/>
-            </w:pPr>
-            <w:r/>
-            <w:r>
-              <w:rPr>
-                <w:rFonts w:ascii="Times New Roman" w:hAnsi="Times New Roman"/>
-                <w:b w:val="0"/>
-                <w:color w:val="000000"/>
-                <w:sz w:val="24"/>
+            <w:vAlign w:val="top"/>
+          </w:tcPr>
+          <w:p>
+            <w:pPr>
+              <w:keepNext/>
+              <w:spacing w:line="360" w:lineRule="auto" w:before="0" w:after="0"/>
+              <w:ind w:firstLine="0"/>
+            </w:pPr>
+            <w:r/>
+            <w:r>
+              <w:rPr>
+                <w:rFonts w:ascii="Times New Roman" w:hAnsi="Times New Roman"/>
+                <w:b w:val="0"/>
+                <w:i w:val="0"/>
+                <w:color w:val="000000"/>
+                <w:sz w:val="24"/>
+                <w:u w:val="none"/>
               </w:rPr>
               <w:t>Прочность, МПа</w:t>
             </w:r>
@@ -5229,40 +6255,48 @@
         <w:tc>
           <w:tcPr>
             <w:tcW w:type="dxa" w:w="1606"/>
-          </w:tcPr>
-          <w:p>
-            <w:pPr>
-              <w:spacing w:line="240" w:lineRule="auto"/>
-              <w:ind w:firstLine="0"/>
-            </w:pPr>
-            <w:r/>
-            <w:r>
-              <w:rPr>
-                <w:rFonts w:ascii="Times New Roman" w:hAnsi="Times New Roman"/>
-                <w:b w:val="0"/>
-                <w:color w:val="000000"/>
-                <w:sz w:val="24"/>
-              </w:rPr>
-              <w:t>baseline</w:t>
+            <w:vAlign w:val="top"/>
+          </w:tcPr>
+          <w:p>
+            <w:pPr>
+              <w:keepNext/>
+              <w:spacing w:line="360" w:lineRule="auto" w:before="0" w:after="0"/>
+              <w:ind w:firstLine="0"/>
+            </w:pPr>
+            <w:r/>
+            <w:r>
+              <w:rPr>
+                <w:rFonts w:ascii="Times New Roman" w:hAnsi="Times New Roman"/>
+                <w:b w:val="0"/>
+                <w:i w:val="0"/>
+                <w:color w:val="000000"/>
+                <w:sz w:val="24"/>
+                <w:u w:val="none"/>
+              </w:rPr>
+              <w:t>Константная модель</w:t>
             </w:r>
           </w:p>
         </w:tc>
         <w:tc>
           <w:tcPr>
             <w:tcW w:type="dxa" w:w="1606"/>
-          </w:tcPr>
-          <w:p>
-            <w:pPr>
-              <w:spacing w:line="240" w:lineRule="auto"/>
-              <w:ind w:firstLine="0"/>
-            </w:pPr>
-            <w:r/>
-            <w:r>
-              <w:rPr>
-                <w:rFonts w:ascii="Times New Roman" w:hAnsi="Times New Roman"/>
-                <w:b w:val="0"/>
-                <w:color w:val="000000"/>
-                <w:sz w:val="24"/>
+            <w:vAlign w:val="bottom"/>
+          </w:tcPr>
+          <w:p>
+            <w:pPr>
+              <w:keepNext/>
+              <w:spacing w:line="360" w:lineRule="auto" w:before="0" w:after="0"/>
+              <w:ind w:firstLine="0"/>
+            </w:pPr>
+            <w:r/>
+            <w:r>
+              <w:rPr>
+                <w:rFonts w:ascii="Times New Roman" w:hAnsi="Times New Roman"/>
+                <w:b w:val="0"/>
+                <w:i w:val="0"/>
+                <w:color w:val="000000"/>
+                <w:sz w:val="24"/>
+                <w:u w:val="none"/>
               </w:rPr>
               <w:t>490,497</w:t>
             </w:r>
@@ -5271,19 +6305,23 @@
         <w:tc>
           <w:tcPr>
             <w:tcW w:type="dxa" w:w="1606"/>
-          </w:tcPr>
-          <w:p>
-            <w:pPr>
-              <w:spacing w:line="240" w:lineRule="auto"/>
-              <w:ind w:firstLine="0"/>
-            </w:pPr>
-            <w:r/>
-            <w:r>
-              <w:rPr>
-                <w:rFonts w:ascii="Times New Roman" w:hAnsi="Times New Roman"/>
-                <w:b w:val="0"/>
-                <w:color w:val="000000"/>
-                <w:sz w:val="24"/>
+            <w:vAlign w:val="bottom"/>
+          </w:tcPr>
+          <w:p>
+            <w:pPr>
+              <w:keepNext/>
+              <w:spacing w:line="360" w:lineRule="auto" w:before="0" w:after="0"/>
+              <w:ind w:firstLine="0"/>
+            </w:pPr>
+            <w:r/>
+            <w:r>
+              <w:rPr>
+                <w:rFonts w:ascii="Times New Roman" w:hAnsi="Times New Roman"/>
+                <w:b w:val="0"/>
+                <w:i w:val="0"/>
+                <w:color w:val="000000"/>
+                <w:sz w:val="24"/>
+                <w:u w:val="none"/>
               </w:rPr>
               <w:t>473,288</w:t>
             </w:r>
@@ -5292,19 +6330,23 @@
         <w:tc>
           <w:tcPr>
             <w:tcW w:type="dxa" w:w="1606"/>
-          </w:tcPr>
-          <w:p>
-            <w:pPr>
-              <w:spacing w:line="240" w:lineRule="auto"/>
-              <w:ind w:firstLine="0"/>
-            </w:pPr>
-            <w:r/>
-            <w:r>
-              <w:rPr>
-                <w:rFonts w:ascii="Times New Roman" w:hAnsi="Times New Roman"/>
-                <w:b w:val="0"/>
-                <w:color w:val="000000"/>
-                <w:sz w:val="24"/>
+            <w:vAlign w:val="bottom"/>
+          </w:tcPr>
+          <w:p>
+            <w:pPr>
+              <w:keepNext/>
+              <w:spacing w:line="360" w:lineRule="auto" w:before="0" w:after="0"/>
+              <w:ind w:firstLine="0"/>
+            </w:pPr>
+            <w:r/>
+            <w:r>
+              <w:rPr>
+                <w:rFonts w:ascii="Times New Roman" w:hAnsi="Times New Roman"/>
+                <w:b w:val="0"/>
+                <w:i w:val="0"/>
+                <w:color w:val="000000"/>
+                <w:sz w:val="24"/>
+                <w:u w:val="none"/>
               </w:rPr>
               <w:t>378,984</w:t>
             </w:r>
@@ -5313,42 +6355,53 @@
         <w:tc>
           <w:tcPr>
             <w:tcW w:type="dxa" w:w="1606"/>
-          </w:tcPr>
-          <w:p>
-            <w:pPr>
-              <w:spacing w:line="240" w:lineRule="auto"/>
-              <w:ind w:firstLine="0"/>
-            </w:pPr>
-            <w:r/>
-            <w:r>
-              <w:rPr>
-                <w:rFonts w:ascii="Times New Roman" w:hAnsi="Times New Roman"/>
-                <w:b w:val="0"/>
-                <w:color w:val="000000"/>
-                <w:sz w:val="24"/>
-              </w:rPr>
-              <w:t>-0,000</w:t>
+            <w:vAlign w:val="bottom"/>
+          </w:tcPr>
+          <w:p>
+            <w:pPr>
+              <w:keepNext/>
+              <w:spacing w:line="360" w:lineRule="auto" w:before="0" w:after="0"/>
+              <w:ind w:firstLine="0"/>
+            </w:pPr>
+            <w:r/>
+            <w:r>
+              <w:rPr>
+                <w:rFonts w:ascii="Times New Roman" w:hAnsi="Times New Roman"/>
+                <w:b w:val="0"/>
+                <w:i w:val="0"/>
+                <w:color w:val="000000"/>
+                <w:sz w:val="24"/>
+                <w:u w:val="none"/>
+              </w:rPr>
+              <w:t>-0,0003</w:t>
             </w:r>
           </w:p>
         </w:tc>
       </w:tr>
       <w:tr>
+        <w:trPr>
+          <w:cantSplit/>
+        </w:trPr>
         <w:tc>
           <w:tcPr>
             <w:tcW w:type="dxa" w:w="1606"/>
-          </w:tcPr>
-          <w:p>
-            <w:pPr>
-              <w:spacing w:line="240" w:lineRule="auto"/>
-              <w:ind w:firstLine="0"/>
-            </w:pPr>
-            <w:r/>
-            <w:r>
-              <w:rPr>
-                <w:rFonts w:ascii="Times New Roman" w:hAnsi="Times New Roman"/>
-                <w:b w:val="0"/>
-                <w:color w:val="000000"/>
-                <w:sz w:val="24"/>
+            <w:vAlign w:val="top"/>
+          </w:tcPr>
+          <w:p>
+            <w:pPr>
+              <w:keepNext/>
+              <w:spacing w:line="360" w:lineRule="auto" w:before="0" w:after="0"/>
+              <w:ind w:firstLine="0"/>
+            </w:pPr>
+            <w:r/>
+            <w:r>
+              <w:rPr>
+                <w:rFonts w:ascii="Times New Roman" w:hAnsi="Times New Roman"/>
+                <w:b w:val="0"/>
+                <w:i w:val="0"/>
+                <w:color w:val="000000"/>
+                <w:sz w:val="24"/>
+                <w:u w:val="none"/>
               </w:rPr>
               <w:t>Прочность, МПа</w:t>
             </w:r>
@@ -5357,40 +6410,48 @@
         <w:tc>
           <w:tcPr>
             <w:tcW w:type="dxa" w:w="1606"/>
-          </w:tcPr>
-          <w:p>
-            <w:pPr>
-              <w:spacing w:line="240" w:lineRule="auto"/>
-              <w:ind w:firstLine="0"/>
-            </w:pPr>
-            <w:r/>
-            <w:r>
-              <w:rPr>
-                <w:rFonts w:ascii="Times New Roman" w:hAnsi="Times New Roman"/>
-                <w:b w:val="0"/>
-                <w:color w:val="000000"/>
-                <w:sz w:val="24"/>
-              </w:rPr>
-              <w:t>ridge</w:t>
+            <w:vAlign w:val="top"/>
+          </w:tcPr>
+          <w:p>
+            <w:pPr>
+              <w:keepNext/>
+              <w:spacing w:line="360" w:lineRule="auto" w:before="0" w:after="0"/>
+              <w:ind w:firstLine="0"/>
+            </w:pPr>
+            <w:r/>
+            <w:r>
+              <w:rPr>
+                <w:rFonts w:ascii="Times New Roman" w:hAnsi="Times New Roman"/>
+                <w:b w:val="0"/>
+                <w:i w:val="0"/>
+                <w:color w:val="000000"/>
+                <w:sz w:val="24"/>
+                <w:u w:val="none"/>
+              </w:rPr>
+              <w:t>Гребневая регрессия</w:t>
             </w:r>
           </w:p>
         </w:tc>
         <w:tc>
           <w:tcPr>
             <w:tcW w:type="dxa" w:w="1606"/>
-          </w:tcPr>
-          <w:p>
-            <w:pPr>
-              <w:spacing w:line="240" w:lineRule="auto"/>
-              <w:ind w:firstLine="0"/>
-            </w:pPr>
-            <w:r/>
-            <w:r>
-              <w:rPr>
-                <w:rFonts w:ascii="Times New Roman" w:hAnsi="Times New Roman"/>
-                <w:b w:val="0"/>
-                <w:color w:val="000000"/>
-                <w:sz w:val="24"/>
+            <w:vAlign w:val="bottom"/>
+          </w:tcPr>
+          <w:p>
+            <w:pPr>
+              <w:keepNext/>
+              <w:spacing w:line="360" w:lineRule="auto" w:before="0" w:after="0"/>
+              <w:ind w:firstLine="0"/>
+            </w:pPr>
+            <w:r/>
+            <w:r>
+              <w:rPr>
+                <w:rFonts w:ascii="Times New Roman" w:hAnsi="Times New Roman"/>
+                <w:b w:val="0"/>
+                <w:i w:val="0"/>
+                <w:color w:val="000000"/>
+                <w:sz w:val="24"/>
+                <w:u w:val="none"/>
               </w:rPr>
               <w:t>485,154</w:t>
             </w:r>
@@ -5399,19 +6460,23 @@
         <w:tc>
           <w:tcPr>
             <w:tcW w:type="dxa" w:w="1606"/>
-          </w:tcPr>
-          <w:p>
-            <w:pPr>
-              <w:spacing w:line="240" w:lineRule="auto"/>
-              <w:ind w:firstLine="0"/>
-            </w:pPr>
-            <w:r/>
-            <w:r>
-              <w:rPr>
-                <w:rFonts w:ascii="Times New Roman" w:hAnsi="Times New Roman"/>
-                <w:b w:val="0"/>
-                <w:color w:val="000000"/>
-                <w:sz w:val="24"/>
+            <w:vAlign w:val="bottom"/>
+          </w:tcPr>
+          <w:p>
+            <w:pPr>
+              <w:keepNext/>
+              <w:spacing w:line="360" w:lineRule="auto" w:before="0" w:after="0"/>
+              <w:ind w:firstLine="0"/>
+            </w:pPr>
+            <w:r/>
+            <w:r>
+              <w:rPr>
+                <w:rFonts w:ascii="Times New Roman" w:hAnsi="Times New Roman"/>
+                <w:b w:val="0"/>
+                <w:i w:val="0"/>
+                <w:color w:val="000000"/>
+                <w:sz w:val="24"/>
+                <w:u w:val="none"/>
               </w:rPr>
               <w:t>471,726</w:t>
             </w:r>
@@ -5420,19 +6485,23 @@
         <w:tc>
           <w:tcPr>
             <w:tcW w:type="dxa" w:w="1606"/>
-          </w:tcPr>
-          <w:p>
-            <w:pPr>
-              <w:spacing w:line="240" w:lineRule="auto"/>
-              <w:ind w:firstLine="0"/>
-            </w:pPr>
-            <w:r/>
-            <w:r>
-              <w:rPr>
-                <w:rFonts w:ascii="Times New Roman" w:hAnsi="Times New Roman"/>
-                <w:b w:val="0"/>
-                <w:color w:val="000000"/>
-                <w:sz w:val="24"/>
+            <w:vAlign w:val="bottom"/>
+          </w:tcPr>
+          <w:p>
+            <w:pPr>
+              <w:keepNext/>
+              <w:spacing w:line="360" w:lineRule="auto" w:before="0" w:after="0"/>
+              <w:ind w:firstLine="0"/>
+            </w:pPr>
+            <w:r/>
+            <w:r>
+              <w:rPr>
+                <w:rFonts w:ascii="Times New Roman" w:hAnsi="Times New Roman"/>
+                <w:b w:val="0"/>
+                <w:i w:val="0"/>
+                <w:color w:val="000000"/>
+                <w:sz w:val="24"/>
+                <w:u w:val="none"/>
               </w:rPr>
               <w:t>378,437</w:t>
             </w:r>
@@ -5441,19 +6510,23 @@
         <w:tc>
           <w:tcPr>
             <w:tcW w:type="dxa" w:w="1606"/>
-          </w:tcPr>
-          <w:p>
-            <w:pPr>
-              <w:spacing w:line="240" w:lineRule="auto"/>
-              <w:ind w:firstLine="0"/>
-            </w:pPr>
-            <w:r/>
-            <w:r>
-              <w:rPr>
-                <w:rFonts w:ascii="Times New Roman" w:hAnsi="Times New Roman"/>
-                <w:b w:val="0"/>
-                <w:color w:val="000000"/>
-                <w:sz w:val="24"/>
+            <w:vAlign w:val="bottom"/>
+          </w:tcPr>
+          <w:p>
+            <w:pPr>
+              <w:keepNext/>
+              <w:spacing w:line="360" w:lineRule="auto" w:before="0" w:after="0"/>
+              <w:ind w:firstLine="0"/>
+            </w:pPr>
+            <w:r/>
+            <w:r>
+              <w:rPr>
+                <w:rFonts w:ascii="Times New Roman" w:hAnsi="Times New Roman"/>
+                <w:b w:val="0"/>
+                <w:i w:val="0"/>
+                <w:color w:val="000000"/>
+                <w:sz w:val="24"/>
+                <w:u w:val="none"/>
               </w:rPr>
               <w:t>0,006</w:t>
             </w:r>
@@ -5461,22 +6534,29 @@
         </w:tc>
       </w:tr>
       <w:tr>
+        <w:trPr>
+          <w:cantSplit/>
+        </w:trPr>
         <w:tc>
           <w:tcPr>
             <w:tcW w:type="dxa" w:w="1606"/>
-          </w:tcPr>
-          <w:p>
-            <w:pPr>
-              <w:spacing w:line="240" w:lineRule="auto"/>
-              <w:ind w:firstLine="0"/>
-            </w:pPr>
-            <w:r/>
-            <w:r>
-              <w:rPr>
-                <w:rFonts w:ascii="Times New Roman" w:hAnsi="Times New Roman"/>
-                <w:b w:val="0"/>
-                <w:color w:val="000000"/>
-                <w:sz w:val="24"/>
+            <w:vAlign w:val="top"/>
+          </w:tcPr>
+          <w:p>
+            <w:pPr>
+              <w:keepNext/>
+              <w:spacing w:line="360" w:lineRule="auto" w:before="0" w:after="0"/>
+              <w:ind w:firstLine="0"/>
+            </w:pPr>
+            <w:r/>
+            <w:r>
+              <w:rPr>
+                <w:rFonts w:ascii="Times New Roman" w:hAnsi="Times New Roman"/>
+                <w:b w:val="0"/>
+                <w:i w:val="0"/>
+                <w:color w:val="000000"/>
+                <w:sz w:val="24"/>
+                <w:u w:val="none"/>
               </w:rPr>
               <w:t>Прочность, МПа</w:t>
             </w:r>
@@ -5485,40 +6565,48 @@
         <w:tc>
           <w:tcPr>
             <w:tcW w:type="dxa" w:w="1606"/>
-          </w:tcPr>
-          <w:p>
-            <w:pPr>
-              <w:spacing w:line="240" w:lineRule="auto"/>
-              <w:ind w:firstLine="0"/>
-            </w:pPr>
-            <w:r/>
-            <w:r>
-              <w:rPr>
-                <w:rFonts w:ascii="Times New Roman" w:hAnsi="Times New Roman"/>
-                <w:b w:val="0"/>
-                <w:color w:val="000000"/>
-                <w:sz w:val="24"/>
-              </w:rPr>
-              <w:t>gradient_boosting*</w:t>
+            <w:vAlign w:val="top"/>
+          </w:tcPr>
+          <w:p>
+            <w:pPr>
+              <w:keepNext/>
+              <w:spacing w:line="360" w:lineRule="auto" w:before="0" w:after="0"/>
+              <w:ind w:firstLine="0"/>
+            </w:pPr>
+            <w:r/>
+            <w:r>
+              <w:rPr>
+                <w:rFonts w:ascii="Times New Roman" w:hAnsi="Times New Roman"/>
+                <w:b w:val="0"/>
+                <w:i w:val="0"/>
+                <w:color w:val="000000"/>
+                <w:sz w:val="24"/>
+                <w:u w:val="none"/>
+              </w:rPr>
+              <w:t>Градиентный бустинг*</w:t>
             </w:r>
           </w:p>
         </w:tc>
         <w:tc>
           <w:tcPr>
             <w:tcW w:type="dxa" w:w="1606"/>
-          </w:tcPr>
-          <w:p>
-            <w:pPr>
-              <w:spacing w:line="240" w:lineRule="auto"/>
-              <w:ind w:firstLine="0"/>
-            </w:pPr>
-            <w:r/>
-            <w:r>
-              <w:rPr>
-                <w:rFonts w:ascii="Times New Roman" w:hAnsi="Times New Roman"/>
-                <w:b w:val="0"/>
-                <w:color w:val="000000"/>
-                <w:sz w:val="24"/>
+            <w:vAlign w:val="bottom"/>
+          </w:tcPr>
+          <w:p>
+            <w:pPr>
+              <w:keepNext/>
+              <w:spacing w:line="360" w:lineRule="auto" w:before="0" w:after="0"/>
+              <w:ind w:firstLine="0"/>
+            </w:pPr>
+            <w:r/>
+            <w:r>
+              <w:rPr>
+                <w:rFonts w:ascii="Times New Roman" w:hAnsi="Times New Roman"/>
+                <w:b w:val="0"/>
+                <w:i w:val="0"/>
+                <w:color w:val="000000"/>
+                <w:sz w:val="24"/>
+                <w:u w:val="none"/>
               </w:rPr>
               <w:t>447,149</w:t>
             </w:r>
@@ -5527,19 +6615,23 @@
         <w:tc>
           <w:tcPr>
             <w:tcW w:type="dxa" w:w="1606"/>
-          </w:tcPr>
-          <w:p>
-            <w:pPr>
-              <w:spacing w:line="240" w:lineRule="auto"/>
-              <w:ind w:firstLine="0"/>
-            </w:pPr>
-            <w:r/>
-            <w:r>
-              <w:rPr>
-                <w:rFonts w:ascii="Times New Roman" w:hAnsi="Times New Roman"/>
-                <w:b w:val="0"/>
-                <w:color w:val="000000"/>
-                <w:sz w:val="24"/>
+            <w:vAlign w:val="bottom"/>
+          </w:tcPr>
+          <w:p>
+            <w:pPr>
+              <w:keepNext/>
+              <w:spacing w:line="360" w:lineRule="auto" w:before="0" w:after="0"/>
+              <w:ind w:firstLine="0"/>
+            </w:pPr>
+            <w:r/>
+            <w:r>
+              <w:rPr>
+                <w:rFonts w:ascii="Times New Roman" w:hAnsi="Times New Roman"/>
+                <w:b w:val="0"/>
+                <w:i w:val="0"/>
+                <w:color w:val="000000"/>
+                <w:sz w:val="24"/>
+                <w:u w:val="none"/>
               </w:rPr>
               <w:t>471,410</w:t>
             </w:r>
@@ -5548,19 +6640,23 @@
         <w:tc>
           <w:tcPr>
             <w:tcW w:type="dxa" w:w="1606"/>
-          </w:tcPr>
-          <w:p>
-            <w:pPr>
-              <w:spacing w:line="240" w:lineRule="auto"/>
-              <w:ind w:firstLine="0"/>
-            </w:pPr>
-            <w:r/>
-            <w:r>
-              <w:rPr>
-                <w:rFonts w:ascii="Times New Roman" w:hAnsi="Times New Roman"/>
-                <w:b w:val="0"/>
-                <w:color w:val="000000"/>
-                <w:sz w:val="24"/>
+            <w:vAlign w:val="bottom"/>
+          </w:tcPr>
+          <w:p>
+            <w:pPr>
+              <w:keepNext/>
+              <w:spacing w:line="360" w:lineRule="auto" w:before="0" w:after="0"/>
+              <w:ind w:firstLine="0"/>
+            </w:pPr>
+            <w:r/>
+            <w:r>
+              <w:rPr>
+                <w:rFonts w:ascii="Times New Roman" w:hAnsi="Times New Roman"/>
+                <w:b w:val="0"/>
+                <w:i w:val="0"/>
+                <w:color w:val="000000"/>
+                <w:sz w:val="24"/>
+                <w:u w:val="none"/>
               </w:rPr>
               <w:t>380,152</w:t>
             </w:r>
@@ -5569,19 +6665,23 @@
         <w:tc>
           <w:tcPr>
             <w:tcW w:type="dxa" w:w="1606"/>
-          </w:tcPr>
-          <w:p>
-            <w:pPr>
-              <w:spacing w:line="240" w:lineRule="auto"/>
-              <w:ind w:firstLine="0"/>
-            </w:pPr>
-            <w:r/>
-            <w:r>
-              <w:rPr>
-                <w:rFonts w:ascii="Times New Roman" w:hAnsi="Times New Roman"/>
-                <w:b w:val="0"/>
-                <w:color w:val="000000"/>
-                <w:sz w:val="24"/>
+            <w:vAlign w:val="bottom"/>
+          </w:tcPr>
+          <w:p>
+            <w:pPr>
+              <w:keepNext/>
+              <w:spacing w:line="360" w:lineRule="auto" w:before="0" w:after="0"/>
+              <w:ind w:firstLine="0"/>
+            </w:pPr>
+            <w:r/>
+            <w:r>
+              <w:rPr>
+                <w:rFonts w:ascii="Times New Roman" w:hAnsi="Times New Roman"/>
+                <w:b w:val="0"/>
+                <w:i w:val="0"/>
+                <w:color w:val="000000"/>
+                <w:sz w:val="24"/>
+                <w:u w:val="none"/>
               </w:rPr>
               <w:t>0,008</w:t>
             </w:r>
@@ -5589,22 +6689,29 @@
         </w:tc>
       </w:tr>
       <w:tr>
+        <w:trPr>
+          <w:cantSplit/>
+        </w:trPr>
         <w:tc>
           <w:tcPr>
             <w:tcW w:type="dxa" w:w="1606"/>
-          </w:tcPr>
-          <w:p>
-            <w:pPr>
-              <w:spacing w:line="240" w:lineRule="auto"/>
-              <w:ind w:firstLine="0"/>
-            </w:pPr>
-            <w:r/>
-            <w:r>
-              <w:rPr>
-                <w:rFonts w:ascii="Times New Roman" w:hAnsi="Times New Roman"/>
-                <w:b w:val="0"/>
-                <w:color w:val="000000"/>
-                <w:sz w:val="24"/>
+            <w:vAlign w:val="top"/>
+          </w:tcPr>
+          <w:p>
+            <w:pPr>
+              <w:keepNext/>
+              <w:spacing w:line="360" w:lineRule="auto" w:before="0" w:after="0"/>
+              <w:ind w:firstLine="0"/>
+            </w:pPr>
+            <w:r/>
+            <w:r>
+              <w:rPr>
+                <w:rFonts w:ascii="Times New Roman" w:hAnsi="Times New Roman"/>
+                <w:b w:val="0"/>
+                <w:i w:val="0"/>
+                <w:color w:val="000000"/>
+                <w:sz w:val="24"/>
+                <w:u w:val="none"/>
               </w:rPr>
               <w:t>Прочность, МПа</w:t>
             </w:r>
@@ -5613,40 +6720,48 @@
         <w:tc>
           <w:tcPr>
             <w:tcW w:type="dxa" w:w="1606"/>
-          </w:tcPr>
-          <w:p>
-            <w:pPr>
-              <w:spacing w:line="240" w:lineRule="auto"/>
-              <w:ind w:firstLine="0"/>
-            </w:pPr>
-            <w:r/>
-            <w:r>
-              <w:rPr>
-                <w:rFonts w:ascii="Times New Roman" w:hAnsi="Times New Roman"/>
-                <w:b w:val="0"/>
-                <w:color w:val="000000"/>
-                <w:sz w:val="24"/>
-              </w:rPr>
-              <w:t>random_forest</w:t>
+            <w:vAlign w:val="top"/>
+          </w:tcPr>
+          <w:p>
+            <w:pPr>
+              <w:keepNext/>
+              <w:spacing w:line="360" w:lineRule="auto" w:before="0" w:after="0"/>
+              <w:ind w:firstLine="0"/>
+            </w:pPr>
+            <w:r/>
+            <w:r>
+              <w:rPr>
+                <w:rFonts w:ascii="Times New Roman" w:hAnsi="Times New Roman"/>
+                <w:b w:val="0"/>
+                <w:i w:val="0"/>
+                <w:color w:val="000000"/>
+                <w:sz w:val="24"/>
+                <w:u w:val="none"/>
+              </w:rPr>
+              <w:t>Случайный лес</w:t>
             </w:r>
           </w:p>
         </w:tc>
         <w:tc>
           <w:tcPr>
             <w:tcW w:type="dxa" w:w="1606"/>
-          </w:tcPr>
-          <w:p>
-            <w:pPr>
-              <w:spacing w:line="240" w:lineRule="auto"/>
-              <w:ind w:firstLine="0"/>
-            </w:pPr>
-            <w:r/>
-            <w:r>
-              <w:rPr>
-                <w:rFonts w:ascii="Times New Roman" w:hAnsi="Times New Roman"/>
-                <w:b w:val="0"/>
-                <w:color w:val="000000"/>
-                <w:sz w:val="24"/>
+            <w:vAlign w:val="bottom"/>
+          </w:tcPr>
+          <w:p>
+            <w:pPr>
+              <w:keepNext/>
+              <w:spacing w:line="360" w:lineRule="auto" w:before="0" w:after="0"/>
+              <w:ind w:firstLine="0"/>
+            </w:pPr>
+            <w:r/>
+            <w:r>
+              <w:rPr>
+                <w:rFonts w:ascii="Times New Roman" w:hAnsi="Times New Roman"/>
+                <w:b w:val="0"/>
+                <w:i w:val="0"/>
+                <w:color w:val="000000"/>
+                <w:sz w:val="24"/>
+                <w:u w:val="none"/>
               </w:rPr>
               <w:t>298,601</w:t>
             </w:r>
@@ -5655,19 +6770,23 @@
         <w:tc>
           <w:tcPr>
             <w:tcW w:type="dxa" w:w="1606"/>
-          </w:tcPr>
-          <w:p>
-            <w:pPr>
-              <w:spacing w:line="240" w:lineRule="auto"/>
-              <w:ind w:firstLine="0"/>
-            </w:pPr>
-            <w:r/>
-            <w:r>
-              <w:rPr>
-                <w:rFonts w:ascii="Times New Roman" w:hAnsi="Times New Roman"/>
-                <w:b w:val="0"/>
-                <w:color w:val="000000"/>
-                <w:sz w:val="24"/>
+            <w:vAlign w:val="bottom"/>
+          </w:tcPr>
+          <w:p>
+            <w:pPr>
+              <w:keepNext/>
+              <w:spacing w:line="360" w:lineRule="auto" w:before="0" w:after="0"/>
+              <w:ind w:firstLine="0"/>
+            </w:pPr>
+            <w:r/>
+            <w:r>
+              <w:rPr>
+                <w:rFonts w:ascii="Times New Roman" w:hAnsi="Times New Roman"/>
+                <w:b w:val="0"/>
+                <w:i w:val="0"/>
+                <w:color w:val="000000"/>
+                <w:sz w:val="24"/>
+                <w:u w:val="none"/>
               </w:rPr>
               <w:t>476,225</w:t>
             </w:r>
@@ -5676,19 +6795,23 @@
         <w:tc>
           <w:tcPr>
             <w:tcW w:type="dxa" w:w="1606"/>
-          </w:tcPr>
-          <w:p>
-            <w:pPr>
-              <w:spacing w:line="240" w:lineRule="auto"/>
-              <w:ind w:firstLine="0"/>
-            </w:pPr>
-            <w:r/>
-            <w:r>
-              <w:rPr>
-                <w:rFonts w:ascii="Times New Roman" w:hAnsi="Times New Roman"/>
-                <w:b w:val="0"/>
-                <w:color w:val="000000"/>
-                <w:sz w:val="24"/>
+            <w:vAlign w:val="bottom"/>
+          </w:tcPr>
+          <w:p>
+            <w:pPr>
+              <w:keepNext/>
+              <w:spacing w:line="360" w:lineRule="auto" w:before="0" w:after="0"/>
+              <w:ind w:firstLine="0"/>
+            </w:pPr>
+            <w:r/>
+            <w:r>
+              <w:rPr>
+                <w:rFonts w:ascii="Times New Roman" w:hAnsi="Times New Roman"/>
+                <w:b w:val="0"/>
+                <w:i w:val="0"/>
+                <w:color w:val="000000"/>
+                <w:sz w:val="24"/>
+                <w:u w:val="none"/>
               </w:rPr>
               <w:t>381,814</w:t>
             </w:r>
@@ -5697,19 +6820,23 @@
         <w:tc>
           <w:tcPr>
             <w:tcW w:type="dxa" w:w="1606"/>
-          </w:tcPr>
-          <w:p>
-            <w:pPr>
-              <w:spacing w:line="240" w:lineRule="auto"/>
-              <w:ind w:firstLine="0"/>
-            </w:pPr>
-            <w:r/>
-            <w:r>
-              <w:rPr>
-                <w:rFonts w:ascii="Times New Roman" w:hAnsi="Times New Roman"/>
-                <w:b w:val="0"/>
-                <w:color w:val="000000"/>
-                <w:sz w:val="24"/>
+            <w:vAlign w:val="bottom"/>
+          </w:tcPr>
+          <w:p>
+            <w:pPr>
+              <w:keepNext/>
+              <w:spacing w:line="360" w:lineRule="auto" w:before="0" w:after="0"/>
+              <w:ind w:firstLine="0"/>
+            </w:pPr>
+            <w:r/>
+            <w:r>
+              <w:rPr>
+                <w:rFonts w:ascii="Times New Roman" w:hAnsi="Times New Roman"/>
+                <w:b w:val="0"/>
+                <w:i w:val="0"/>
+                <w:color w:val="000000"/>
+                <w:sz w:val="24"/>
+                <w:u w:val="none"/>
               </w:rPr>
               <w:t>-0,013</w:t>
             </w:r>
@@ -5717,22 +6844,29 @@
         </w:tc>
       </w:tr>
       <w:tr>
+        <w:trPr>
+          <w:cantSplit/>
+        </w:trPr>
         <w:tc>
           <w:tcPr>
             <w:tcW w:type="dxa" w:w="1606"/>
-          </w:tcPr>
-          <w:p>
-            <w:pPr>
-              <w:spacing w:line="240" w:lineRule="auto"/>
-              <w:ind w:firstLine="0"/>
-            </w:pPr>
-            <w:r/>
-            <w:r>
-              <w:rPr>
-                <w:rFonts w:ascii="Times New Roman" w:hAnsi="Times New Roman"/>
-                <w:b w:val="0"/>
-                <w:color w:val="000000"/>
-                <w:sz w:val="24"/>
+            <w:vAlign w:val="top"/>
+          </w:tcPr>
+          <w:p>
+            <w:pPr>
+              <w:keepNext w:val="0"/>
+              <w:spacing w:line="360" w:lineRule="auto" w:before="0" w:after="0"/>
+              <w:ind w:firstLine="0"/>
+            </w:pPr>
+            <w:r/>
+            <w:r>
+              <w:rPr>
+                <w:rFonts w:ascii="Times New Roman" w:hAnsi="Times New Roman"/>
+                <w:b w:val="0"/>
+                <w:i w:val="0"/>
+                <w:color w:val="000000"/>
+                <w:sz w:val="24"/>
+                <w:u w:val="none"/>
               </w:rPr>
               <w:t>Прочность, МПа</w:t>
             </w:r>
@@ -5741,40 +6875,48 @@
         <w:tc>
           <w:tcPr>
             <w:tcW w:type="dxa" w:w="1606"/>
-          </w:tcPr>
-          <w:p>
-            <w:pPr>
-              <w:spacing w:line="240" w:lineRule="auto"/>
-              <w:ind w:firstLine="0"/>
-            </w:pPr>
-            <w:r/>
-            <w:r>
-              <w:rPr>
-                <w:rFonts w:ascii="Times New Roman" w:hAnsi="Times New Roman"/>
-                <w:b w:val="0"/>
-                <w:color w:val="000000"/>
-                <w:sz w:val="24"/>
-              </w:rPr>
-              <w:t>svr</w:t>
+            <w:vAlign w:val="top"/>
+          </w:tcPr>
+          <w:p>
+            <w:pPr>
+              <w:keepNext w:val="0"/>
+              <w:spacing w:line="360" w:lineRule="auto" w:before="0" w:after="0"/>
+              <w:ind w:firstLine="0"/>
+            </w:pPr>
+            <w:r/>
+            <w:r>
+              <w:rPr>
+                <w:rFonts w:ascii="Times New Roman" w:hAnsi="Times New Roman"/>
+                <w:b w:val="0"/>
+                <w:i w:val="0"/>
+                <w:color w:val="000000"/>
+                <w:sz w:val="24"/>
+                <w:u w:val="none"/>
+              </w:rPr>
+              <w:t>Метод опорных векторов</w:t>
             </w:r>
           </w:p>
         </w:tc>
         <w:tc>
           <w:tcPr>
             <w:tcW w:type="dxa" w:w="1606"/>
-          </w:tcPr>
-          <w:p>
-            <w:pPr>
-              <w:spacing w:line="240" w:lineRule="auto"/>
-              <w:ind w:firstLine="0"/>
-            </w:pPr>
-            <w:r/>
-            <w:r>
-              <w:rPr>
-                <w:rFonts w:ascii="Times New Roman" w:hAnsi="Times New Roman"/>
-                <w:b w:val="0"/>
-                <w:color w:val="000000"/>
-                <w:sz w:val="24"/>
+            <w:vAlign w:val="bottom"/>
+          </w:tcPr>
+          <w:p>
+            <w:pPr>
+              <w:keepNext w:val="0"/>
+              <w:spacing w:line="360" w:lineRule="auto" w:before="0" w:after="0"/>
+              <w:ind w:firstLine="0"/>
+            </w:pPr>
+            <w:r/>
+            <w:r>
+              <w:rPr>
+                <w:rFonts w:ascii="Times New Roman" w:hAnsi="Times New Roman"/>
+                <w:b w:val="0"/>
+                <w:i w:val="0"/>
+                <w:color w:val="000000"/>
+                <w:sz w:val="24"/>
+                <w:u w:val="none"/>
               </w:rPr>
               <w:t>446,934</w:t>
             </w:r>
@@ -5783,19 +6925,23 @@
         <w:tc>
           <w:tcPr>
             <w:tcW w:type="dxa" w:w="1606"/>
-          </w:tcPr>
-          <w:p>
-            <w:pPr>
-              <w:spacing w:line="240" w:lineRule="auto"/>
-              <w:ind w:firstLine="0"/>
-            </w:pPr>
-            <w:r/>
-            <w:r>
-              <w:rPr>
-                <w:rFonts w:ascii="Times New Roman" w:hAnsi="Times New Roman"/>
-                <w:b w:val="0"/>
-                <w:color w:val="000000"/>
-                <w:sz w:val="24"/>
+            <w:vAlign w:val="bottom"/>
+          </w:tcPr>
+          <w:p>
+            <w:pPr>
+              <w:keepNext w:val="0"/>
+              <w:spacing w:line="360" w:lineRule="auto" w:before="0" w:after="0"/>
+              <w:ind w:firstLine="0"/>
+            </w:pPr>
+            <w:r/>
+            <w:r>
+              <w:rPr>
+                <w:rFonts w:ascii="Times New Roman" w:hAnsi="Times New Roman"/>
+                <w:b w:val="0"/>
+                <w:i w:val="0"/>
+                <w:color w:val="000000"/>
+                <w:sz w:val="24"/>
+                <w:u w:val="none"/>
               </w:rPr>
               <w:t>484,995</w:t>
             </w:r>
@@ -5804,19 +6950,23 @@
         <w:tc>
           <w:tcPr>
             <w:tcW w:type="dxa" w:w="1606"/>
-          </w:tcPr>
-          <w:p>
-            <w:pPr>
-              <w:spacing w:line="240" w:lineRule="auto"/>
-              <w:ind w:firstLine="0"/>
-            </w:pPr>
-            <w:r/>
-            <w:r>
-              <w:rPr>
-                <w:rFonts w:ascii="Times New Roman" w:hAnsi="Times New Roman"/>
-                <w:b w:val="0"/>
-                <w:color w:val="000000"/>
-                <w:sz w:val="24"/>
+            <w:vAlign w:val="bottom"/>
+          </w:tcPr>
+          <w:p>
+            <w:pPr>
+              <w:keepNext w:val="0"/>
+              <w:spacing w:line="360" w:lineRule="auto" w:before="0" w:after="0"/>
+              <w:ind w:firstLine="0"/>
+            </w:pPr>
+            <w:r/>
+            <w:r>
+              <w:rPr>
+                <w:rFonts w:ascii="Times New Roman" w:hAnsi="Times New Roman"/>
+                <w:b w:val="0"/>
+                <w:i w:val="0"/>
+                <w:color w:val="000000"/>
+                <w:sz w:val="24"/>
+                <w:u w:val="none"/>
               </w:rPr>
               <w:t>390,329</w:t>
             </w:r>
@@ -5825,19 +6975,23 @@
         <w:tc>
           <w:tcPr>
             <w:tcW w:type="dxa" w:w="1606"/>
-          </w:tcPr>
-          <w:p>
-            <w:pPr>
-              <w:spacing w:line="240" w:lineRule="auto"/>
-              <w:ind w:firstLine="0"/>
-            </w:pPr>
-            <w:r/>
-            <w:r>
-              <w:rPr>
-                <w:rFonts w:ascii="Times New Roman" w:hAnsi="Times New Roman"/>
-                <w:b w:val="0"/>
-                <w:color w:val="000000"/>
-                <w:sz w:val="24"/>
+            <w:vAlign w:val="bottom"/>
+          </w:tcPr>
+          <w:p>
+            <w:pPr>
+              <w:keepNext w:val="0"/>
+              <w:spacing w:line="360" w:lineRule="auto" w:before="0" w:after="0"/>
+              <w:ind w:firstLine="0"/>
+            </w:pPr>
+            <w:r/>
+            <w:r>
+              <w:rPr>
+                <w:rFonts w:ascii="Times New Roman" w:hAnsi="Times New Roman"/>
+                <w:b w:val="0"/>
+                <w:i w:val="0"/>
+                <w:color w:val="000000"/>
+                <w:sz w:val="24"/>
+                <w:u w:val="none"/>
               </w:rPr>
               <w:t>-0,050</w:t>
             </w:r>
@@ -5847,16 +7001,23 @@
     </w:tbl>
     <w:p>
       <w:pPr>
+        <w:pStyle w:val="RPZBody"/>
+        <w:ind w:firstLine="0"/>
+      </w:pPr>
+    </w:p>
+    <w:p>
+      <w:pPr>
+        <w:pStyle w:val="RPZBody"/>
         <w:jc w:val="both"/>
       </w:pPr>
       <w:r>
-        <w:t>Random Forest показывает большой разрыв train/test в обеих задачах. Низкие и отрицательные test R² не позволяют заявлять промышленную точность.</w:t>
+        <w:t>Случайный лес переобучен: его ошибка на обучающей выборке заметно ниже, чем на отложенной. Для прочности бустинг снизил RMSE с 473,288 до 471,410 МПа, но повысил MAE с 378,984 до 380,152 МПа; выбор сделан заранее по средней RMSE перекрёстной проверки. Значения R² около нуля не позволяют заявлять промышленную точность.</w:t>
       </w:r>
     </w:p>
     <w:p>
       <w:pPr>
         <w:pStyle w:val="Heading2"/>
-        <w:pageBreakBefore/>
+        <w:pageBreakBefore w:val="0"/>
       </w:pPr>
       <w:r>
         <w:t>2.3.1 Фактические и прогнозные значения</w:t>
@@ -5864,14 +7025,16 @@
     </w:p>
     <w:p>
       <w:pPr>
+        <w:pStyle w:val="RPZBody"/>
         <w:jc w:val="both"/>
       </w:pPr>
       <w:r>
-        <w:t>На рисунке 8 показаны train и test двух прямых задач. Близость к диагонали означала бы точный прогноз; почти постоянный прогноз baseline-модуля и облако прочности показывают ограниченную объясняющую способность.</w:t>
-      </w:r>
-    </w:p>
-    <w:p>
-      <w:pPr>
+        <w:t>На рисунке 8 показаны обучающая и отложенная выборки двух прямых задач. Близость к диагонали означала бы точный прогноз; почти постоянный прогноз константной модели модуля и облако прочности показывают ограниченную объясняющую способность.</w:t>
+      </w:r>
+    </w:p>
+    <w:p>
+      <w:pPr>
+        <w:keepNext/>
         <w:ind w:firstLine="0"/>
         <w:jc w:val="center"/>
       </w:pPr>
@@ -5912,6 +7075,7 @@
     </w:p>
     <w:p>
       <w:pPr>
+        <w:pStyle w:val="RPZBody"/>
         <w:keepNext w:val="0"/>
         <w:ind w:firstLine="0"/>
         <w:jc w:val="center"/>
@@ -5922,8 +7086,14 @@
     </w:p>
     <w:p>
       <w:pPr>
+        <w:pStyle w:val="RPZBody"/>
+        <w:ind w:firstLine="0"/>
+      </w:pPr>
+    </w:p>
+    <w:p>
+      <w:pPr>
         <w:pStyle w:val="Heading2"/>
-        <w:pageBreakBefore/>
+        <w:pageBreakBefore w:val="0"/>
       </w:pPr>
       <w:r>
         <w:t>2.3.2 Анализ остатков</w:t>
@@ -5931,6 +7101,7 @@
     </w:p>
     <w:p>
       <w:pPr>
+        <w:pStyle w:val="RPZBody"/>
         <w:jc w:val="both"/>
       </w:pPr>
       <w:r>
@@ -5939,6 +7110,7 @@
     </w:p>
     <w:p>
       <w:pPr>
+        <w:keepNext/>
         <w:ind w:firstLine="0"/>
         <w:jc w:val="center"/>
       </w:pPr>
@@ -5979,18 +7151,25 @@
     </w:p>
     <w:p>
       <w:pPr>
+        <w:pStyle w:val="RPZBody"/>
         <w:keepNext w:val="0"/>
         <w:ind w:firstLine="0"/>
         <w:jc w:val="center"/>
       </w:pPr>
       <w:r>
-        <w:t>Рисунок 9 – Остатки моделей модуля и прочности на train и test</w:t>
-      </w:r>
+        <w:t>Рисунок 9 – Остатки моделей модуля и прочности на обучающей и отложенной выборках</w:t>
+      </w:r>
+    </w:p>
+    <w:p>
+      <w:pPr>
+        <w:pStyle w:val="RPZBody"/>
+        <w:ind w:firstLine="0"/>
+      </w:pPr>
     </w:p>
     <w:p>
       <w:pPr>
         <w:pStyle w:val="Heading2"/>
-        <w:pageBreakBefore/>
+        <w:pageBreakBefore w:val="0"/>
       </w:pPr>
       <w:r>
         <w:t>2.3.3 Пермутационная важность и ограничения</w:t>
@@ -5998,14 +7177,16 @@
     </w:p>
     <w:p>
       <w:pPr>
+        <w:pStyle w:val="RPZBody"/>
         <w:jc w:val="both"/>
       </w:pPr>
       <w:r>
-        <w:t>Permutation importance рассчитана на test по росту RMSE после перестановки признака, 10 повторов, seed 42; для модели прочности результат дан на рисунке 10. Для baseline-модуля все значения равны нулю: постоянная модель не использует признаки. Это не доказывает их физическую незначимость; отрицательные оценки не трактуются как причинный эффект.</w:t>
-      </w:r>
-    </w:p>
-    <w:p>
-      <w:pPr>
+        <w:t>Пермутационная важность на отложенной выборке равна приросту RMSE после перестановки признака. На рисунке 10 показан результат для прочности: полосы отражают стандартное отклонение десяти перестановок при состоянии генератора 42, а не доверительный интервал или физическую неопределённость. У константной модели модуля важности равны нулю, поскольку она не использует признаки; это не доказывает их физическую незначимость.</w:t>
+      </w:r>
+    </w:p>
+    <w:p>
+      <w:pPr>
+        <w:pStyle w:val="RPZBody"/>
         <w:jc w:val="both"/>
       </w:pPr>
       <w:r>
@@ -6014,6 +7195,7 @@
     </w:p>
     <w:p>
       <w:pPr>
+        <w:keepNext/>
         <w:ind w:firstLine="0"/>
         <w:jc w:val="center"/>
       </w:pPr>
@@ -6054,6 +7236,7 @@
     </w:p>
     <w:p>
       <w:pPr>
+        <w:pStyle w:val="RPZBody"/>
         <w:keepNext w:val="0"/>
         <w:ind w:firstLine="0"/>
         <w:jc w:val="center"/>
@@ -6064,16 +7247,23 @@
     </w:p>
     <w:p>
       <w:pPr>
+        <w:pStyle w:val="RPZBody"/>
+        <w:ind w:firstLine="0"/>
+      </w:pPr>
+    </w:p>
+    <w:p>
+      <w:pPr>
+        <w:pStyle w:val="RPZBody"/>
         <w:jc w:val="both"/>
       </w:pPr>
       <w:r>
-        <w:t>Неизвестны происхождение наблюдений и группы опытов; поэтому случайный holdout характеризует только данную выборку. Результаты не заменяют лабораторные испытания.</w:t>
+        <w:t>Неизвестны происхождение наблюдений и группы опытов; поэтому оценка на случайно выделенной отложенной выборке характеризует только данную таблицу при данном разбиении. Результаты не заменяют лабораторные испытания.</w:t>
       </w:r>
     </w:p>
     <w:p>
       <w:pPr>
         <w:pStyle w:val="Heading2"/>
-        <w:pageBreakBefore/>
+        <w:pageBreakBefore w:val="0"/>
       </w:pPr>
       <w:r>
         <w:t>2.4 Нейронная сеть</w:t>
@@ -6081,22 +7271,25 @@
     </w:p>
     <w:p>
       <w:pPr>
+        <w:pStyle w:val="RPZBody"/>
         <w:jc w:val="both"/>
       </w:pPr>
       <w:r>
-        <w:t>Выбрана MLPRegressor 12–32–16–1 без удаления IQR-кандидатов, с ReLU, Adam, alpha=0,01 и ранней остановкой. Квадратичная ошибка вычисляется для стандартизованной цели, L2-штраф применяется к весам. CV RMSE равна 0,935 ± 0,058 против 0,906 ± 0,047 у константной модели.</w:t>
-      </w:r>
-    </w:p>
-    <w:p>
-      <w:pPr>
+        <w:t>Многослойный персептрон 12–32–16–1 получает 12 признаков, преобразует их в скрытых слоях из 32 и 16 нейронов и выдаёт один прогноз отношения. Использованы ReLU, оптимизатор Adam, L2-регуляризация alpha=0,01 и ранняя остановка; квадратичная ошибка вычисляется для стандартизованной цели. Средняя RMSE перекрёстной проверки составляет 0,935 ± 0,058 против 0,906 ± 0,047 у константной модели.</w:t>
+      </w:r>
+    </w:p>
+    <w:p>
+      <w:pPr>
+        <w:pStyle w:val="RPZBody"/>
         <w:jc w:val="both"/>
       </w:pPr>
       <w:r>
-        <w:t>Обучение завершилось после 76 эпох с восстановлением весов эпохи 35. Из 716 строк 644 обновляют веса, 72 используются для ранней остановки; масштабирование X/y оценено до этого разбиения, поэтому внутренняя кривая не полностью независима, а внешние фолды и отложенная часть изолированы. random_state 42–44 меняет веса, внутреннее разбиение и мини-батчи.</w:t>
-      </w:r>
-    </w:p>
-    <w:p>
-      <w:pPr>
+        <w:t>Обучение остановлено после 76 эпох с восстановлением весов эпохи 35: из 716 строк 644 обновляли веса, 72 контролировали раннюю остановку. Масштабирование X и y оценено до этого внутреннего разбиения, поэтому внутренняя кривая не полностью независима; внешние части перекрёстной проверки и отложенная выборка изолированы. Состояния генератора 42–44 изменяют начальные веса, внутреннее разбиение и мини-пакеты. Модель сохранена как обязательная часть задания, хотя уступила константному прогнозу.</w:t>
+      </w:r>
+    </w:p>
+    <w:p>
+      <w:pPr>
+        <w:pStyle w:val="RPZBody"/>
         <w:jc w:val="both"/>
       </w:pPr>
       <w:r>
@@ -6105,19 +7298,22 @@
     </w:p>
     <w:p>
       <w:pPr>
+        <w:pStyle w:val="RPZBody"/>
         <w:jc w:val="both"/>
       </w:pPr>
       <w:r>
-        <w:t>Ошибки MLP и baseline сопоставлены в таблице 8, а ход обучения и устойчивость CV показаны на рисунке 11.</w:t>
-      </w:r>
-    </w:p>
-    <w:p>
-      <w:pPr>
+        <w:t>Ошибки многослойного персептрона и константной модели сопоставлены в таблице 8, а ход обучения и вариативность перекрёстной проверки показаны на рисунке 11.</w:t>
+      </w:r>
+    </w:p>
+    <w:p>
+      <w:pPr>
+        <w:pStyle w:val="RPZBody"/>
+        <w:keepNext/>
         <w:ind w:firstLine="0"/>
         <w:jc w:val="left"/>
       </w:pPr>
       <w:r>
-        <w:t>Таблица 8 – Ошибки baseline и MLP</w:t>
+        <w:t>Таблица 8 – Ошибки константной и нейросетевой моделей</w:t>
       </w:r>
     </w:p>
     <w:tbl>
@@ -6136,6 +7332,7 @@
       <w:tr>
         <w:trPr>
           <w:tblHeader w:val="true"/>
+          <w:cantSplit/>
         </w:trPr>
         <w:tc>
           <w:tcPr>
@@ -6143,18 +7340,21 @@
           </w:tcPr>
           <w:p>
             <w:pPr>
-              <w:spacing w:line="240" w:lineRule="auto"/>
-              <w:ind w:firstLine="0"/>
-            </w:pPr>
-            <w:r/>
-            <w:r>
-              <w:rPr>
-                <w:rFonts w:ascii="Times New Roman" w:hAnsi="Times New Roman"/>
-                <w:b/>
-                <w:color w:val="000000"/>
-                <w:sz w:val="24"/>
-              </w:rPr>
-              <w:t>Семейство</w:t>
+              <w:keepNext/>
+              <w:spacing w:line="360" w:lineRule="auto" w:before="0" w:after="0"/>
+              <w:ind w:firstLine="0"/>
+            </w:pPr>
+            <w:r/>
+            <w:r>
+              <w:rPr>
+                <w:rFonts w:ascii="Times New Roman" w:hAnsi="Times New Roman"/>
+                <w:b w:val="0"/>
+                <w:i w:val="0"/>
+                <w:color w:val="000000"/>
+                <w:sz w:val="24"/>
+                <w:u w:val="none"/>
+              </w:rPr>
+              <w:t>Модель</w:t>
             </w:r>
           </w:p>
         </w:tc>
@@ -6164,18 +7364,21 @@
           </w:tcPr>
           <w:p>
             <w:pPr>
-              <w:spacing w:line="240" w:lineRule="auto"/>
-              <w:ind w:firstLine="0"/>
-            </w:pPr>
-            <w:r/>
-            <w:r>
-              <w:rPr>
-                <w:rFonts w:ascii="Times New Roman" w:hAnsi="Times New Roman"/>
-                <w:b/>
-                <w:color w:val="000000"/>
-                <w:sz w:val="24"/>
-              </w:rPr>
-              <w:t>Train RMSE</w:t>
+              <w:keepNext/>
+              <w:spacing w:line="360" w:lineRule="auto" w:before="0" w:after="0"/>
+              <w:ind w:firstLine="0"/>
+            </w:pPr>
+            <w:r/>
+            <w:r>
+              <w:rPr>
+                <w:rFonts w:ascii="Times New Roman" w:hAnsi="Times New Roman"/>
+                <w:b w:val="0"/>
+                <w:i w:val="0"/>
+                <w:color w:val="000000"/>
+                <w:sz w:val="24"/>
+                <w:u w:val="none"/>
+              </w:rPr>
+              <w:t>RMSE, обучение</w:t>
             </w:r>
           </w:p>
         </w:tc>
@@ -6185,18 +7388,21 @@
           </w:tcPr>
           <w:p>
             <w:pPr>
-              <w:spacing w:line="240" w:lineRule="auto"/>
-              <w:ind w:firstLine="0"/>
-            </w:pPr>
-            <w:r/>
-            <w:r>
-              <w:rPr>
-                <w:rFonts w:ascii="Times New Roman" w:hAnsi="Times New Roman"/>
-                <w:b/>
-                <w:color w:val="000000"/>
-                <w:sz w:val="24"/>
-              </w:rPr>
-              <w:t>Test RMSE</w:t>
+              <w:keepNext/>
+              <w:spacing w:line="360" w:lineRule="auto" w:before="0" w:after="0"/>
+              <w:ind w:firstLine="0"/>
+            </w:pPr>
+            <w:r/>
+            <w:r>
+              <w:rPr>
+                <w:rFonts w:ascii="Times New Roman" w:hAnsi="Times New Roman"/>
+                <w:b w:val="0"/>
+                <w:i w:val="0"/>
+                <w:color w:val="000000"/>
+                <w:sz w:val="24"/>
+                <w:u w:val="none"/>
+              </w:rPr>
+              <w:t>RMSE, отложенная</w:t>
             </w:r>
           </w:p>
         </w:tc>
@@ -6206,18 +7412,21 @@
           </w:tcPr>
           <w:p>
             <w:pPr>
-              <w:spacing w:line="240" w:lineRule="auto"/>
-              <w:ind w:firstLine="0"/>
-            </w:pPr>
-            <w:r/>
-            <w:r>
-              <w:rPr>
-                <w:rFonts w:ascii="Times New Roman" w:hAnsi="Times New Roman"/>
-                <w:b/>
-                <w:color w:val="000000"/>
-                <w:sz w:val="24"/>
-              </w:rPr>
-              <w:t>Test MAE</w:t>
+              <w:keepNext/>
+              <w:spacing w:line="360" w:lineRule="auto" w:before="0" w:after="0"/>
+              <w:ind w:firstLine="0"/>
+            </w:pPr>
+            <w:r/>
+            <w:r>
+              <w:rPr>
+                <w:rFonts w:ascii="Times New Roman" w:hAnsi="Times New Roman"/>
+                <w:b w:val="0"/>
+                <w:i w:val="0"/>
+                <w:color w:val="000000"/>
+                <w:sz w:val="24"/>
+                <w:u w:val="none"/>
+              </w:rPr>
+              <w:t>MAE, отложенная</w:t>
             </w:r>
           </w:p>
         </w:tc>
@@ -6227,30 +7436,37 @@
           </w:tcPr>
           <w:p>
             <w:pPr>
-              <w:spacing w:line="240" w:lineRule="auto"/>
-              <w:ind w:firstLine="0"/>
-            </w:pPr>
-            <w:r/>
-            <w:r>
-              <w:rPr>
-                <w:rFonts w:ascii="Times New Roman" w:hAnsi="Times New Roman"/>
-                <w:b/>
-                <w:color w:val="000000"/>
-                <w:sz w:val="24"/>
-              </w:rPr>
-              <w:t>Test R²</w:t>
+              <w:keepNext/>
+              <w:spacing w:line="360" w:lineRule="auto" w:before="0" w:after="0"/>
+              <w:ind w:firstLine="0"/>
+            </w:pPr>
+            <w:r/>
+            <w:r>
+              <w:rPr>
+                <w:rFonts w:ascii="Times New Roman" w:hAnsi="Times New Roman"/>
+                <w:b w:val="0"/>
+                <w:i w:val="0"/>
+                <w:color w:val="000000"/>
+                <w:sz w:val="24"/>
+                <w:u w:val="none"/>
+              </w:rPr>
+              <w:t>R², отложенная</w:t>
             </w:r>
           </w:p>
         </w:tc>
       </w:tr>
       <w:tr>
+        <w:trPr>
+          <w:cantSplit/>
+        </w:trPr>
         <w:tc>
           <w:tcPr>
             <w:tcW w:type="dxa" w:w="1928"/>
           </w:tcPr>
           <w:p>
             <w:pPr>
-              <w:spacing w:line="240" w:lineRule="auto"/>
+              <w:keepNext/>
+              <w:spacing w:line="360" w:lineRule="auto" w:before="0" w:after="0"/>
               <w:ind w:firstLine="0"/>
               <w:jc w:val="center"/>
             </w:pPr>
@@ -6259,8 +7475,10 @@
               <w:rPr>
                 <w:rFonts w:ascii="Times New Roman" w:hAnsi="Times New Roman"/>
                 <w:b w:val="0"/>
-                <w:color w:val="000000"/>
-                <w:sz w:val="24"/>
+                <w:i w:val="0"/>
+                <w:color w:val="000000"/>
+                <w:sz w:val="24"/>
+                <w:u w:val="none"/>
               </w:rPr>
               <w:t>1</w:t>
             </w:r>
@@ -6272,7 +7490,8 @@
           </w:tcPr>
           <w:p>
             <w:pPr>
-              <w:spacing w:line="240" w:lineRule="auto"/>
+              <w:keepNext/>
+              <w:spacing w:line="360" w:lineRule="auto" w:before="0" w:after="0"/>
               <w:ind w:firstLine="0"/>
               <w:jc w:val="center"/>
             </w:pPr>
@@ -6281,8 +7500,10 @@
               <w:rPr>
                 <w:rFonts w:ascii="Times New Roman" w:hAnsi="Times New Roman"/>
                 <w:b w:val="0"/>
-                <w:color w:val="000000"/>
-                <w:sz w:val="24"/>
+                <w:i w:val="0"/>
+                <w:color w:val="000000"/>
+                <w:sz w:val="24"/>
+                <w:u w:val="none"/>
               </w:rPr>
               <w:t>2</w:t>
             </w:r>
@@ -6294,7 +7515,8 @@
           </w:tcPr>
           <w:p>
             <w:pPr>
-              <w:spacing w:line="240" w:lineRule="auto"/>
+              <w:keepNext/>
+              <w:spacing w:line="360" w:lineRule="auto" w:before="0" w:after="0"/>
               <w:ind w:firstLine="0"/>
               <w:jc w:val="center"/>
             </w:pPr>
@@ -6303,8 +7525,10 @@
               <w:rPr>
                 <w:rFonts w:ascii="Times New Roman" w:hAnsi="Times New Roman"/>
                 <w:b w:val="0"/>
-                <w:color w:val="000000"/>
-                <w:sz w:val="24"/>
+                <w:i w:val="0"/>
+                <w:color w:val="000000"/>
+                <w:sz w:val="24"/>
+                <w:u w:val="none"/>
               </w:rPr>
               <w:t>3</w:t>
             </w:r>
@@ -6316,7 +7540,8 @@
           </w:tcPr>
           <w:p>
             <w:pPr>
-              <w:spacing w:line="240" w:lineRule="auto"/>
+              <w:keepNext/>
+              <w:spacing w:line="360" w:lineRule="auto" w:before="0" w:after="0"/>
               <w:ind w:firstLine="0"/>
               <w:jc w:val="center"/>
             </w:pPr>
@@ -6325,8 +7550,10 @@
               <w:rPr>
                 <w:rFonts w:ascii="Times New Roman" w:hAnsi="Times New Roman"/>
                 <w:b w:val="0"/>
-                <w:color w:val="000000"/>
-                <w:sz w:val="24"/>
+                <w:i w:val="0"/>
+                <w:color w:val="000000"/>
+                <w:sz w:val="24"/>
+                <w:u w:val="none"/>
               </w:rPr>
               <w:t>4</w:t>
             </w:r>
@@ -6338,7 +7565,8 @@
           </w:tcPr>
           <w:p>
             <w:pPr>
-              <w:spacing w:line="240" w:lineRule="auto"/>
+              <w:keepNext/>
+              <w:spacing w:line="360" w:lineRule="auto" w:before="0" w:after="0"/>
               <w:ind w:firstLine="0"/>
               <w:jc w:val="center"/>
             </w:pPr>
@@ -6347,8 +7575,10 @@
               <w:rPr>
                 <w:rFonts w:ascii="Times New Roman" w:hAnsi="Times New Roman"/>
                 <w:b w:val="0"/>
-                <w:color w:val="000000"/>
-                <w:sz w:val="24"/>
+                <w:i w:val="0"/>
+                <w:color w:val="000000"/>
+                <w:sz w:val="24"/>
+                <w:u w:val="none"/>
               </w:rPr>
               <w:t>5</w:t>
             </w:r>
@@ -6356,43 +7586,54 @@
         </w:tc>
       </w:tr>
       <w:tr>
+        <w:trPr>
+          <w:cantSplit/>
+        </w:trPr>
         <w:tc>
           <w:tcPr>
             <w:tcW w:type="dxa" w:w="1928"/>
-          </w:tcPr>
-          <w:p>
-            <w:pPr>
-              <w:spacing w:line="240" w:lineRule="auto"/>
-              <w:ind w:firstLine="0"/>
-            </w:pPr>
-            <w:r/>
-            <w:r>
-              <w:rPr>
-                <w:rFonts w:ascii="Times New Roman" w:hAnsi="Times New Roman"/>
-                <w:b w:val="0"/>
-                <w:color w:val="000000"/>
-                <w:sz w:val="24"/>
-              </w:rPr>
-              <w:t>baseline</w:t>
+            <w:vAlign w:val="top"/>
+          </w:tcPr>
+          <w:p>
+            <w:pPr>
+              <w:keepNext/>
+              <w:spacing w:line="360" w:lineRule="auto" w:before="0" w:after="0"/>
+              <w:ind w:firstLine="0"/>
+            </w:pPr>
+            <w:r/>
+            <w:r>
+              <w:rPr>
+                <w:rFonts w:ascii="Times New Roman" w:hAnsi="Times New Roman"/>
+                <w:b w:val="0"/>
+                <w:i w:val="0"/>
+                <w:color w:val="000000"/>
+                <w:sz w:val="24"/>
+                <w:u w:val="none"/>
+              </w:rPr>
+              <w:t>Константная модель</w:t>
             </w:r>
           </w:p>
         </w:tc>
         <w:tc>
           <w:tcPr>
             <w:tcW w:type="dxa" w:w="1928"/>
-          </w:tcPr>
-          <w:p>
-            <w:pPr>
-              <w:spacing w:line="240" w:lineRule="auto"/>
-              <w:ind w:firstLine="0"/>
-            </w:pPr>
-            <w:r/>
-            <w:r>
-              <w:rPr>
-                <w:rFonts w:ascii="Times New Roman" w:hAnsi="Times New Roman"/>
-                <w:b w:val="0"/>
-                <w:color w:val="000000"/>
-                <w:sz w:val="24"/>
+            <w:vAlign w:val="bottom"/>
+          </w:tcPr>
+          <w:p>
+            <w:pPr>
+              <w:keepNext/>
+              <w:spacing w:line="360" w:lineRule="auto" w:before="0" w:after="0"/>
+              <w:ind w:firstLine="0"/>
+            </w:pPr>
+            <w:r/>
+            <w:r>
+              <w:rPr>
+                <w:rFonts w:ascii="Times New Roman" w:hAnsi="Times New Roman"/>
+                <w:b w:val="0"/>
+                <w:i w:val="0"/>
+                <w:color w:val="000000"/>
+                <w:sz w:val="24"/>
+                <w:u w:val="none"/>
               </w:rPr>
               <w:t>0,907</w:t>
             </w:r>
@@ -6401,19 +7642,23 @@
         <w:tc>
           <w:tcPr>
             <w:tcW w:type="dxa" w:w="1928"/>
-          </w:tcPr>
-          <w:p>
-            <w:pPr>
-              <w:spacing w:line="240" w:lineRule="auto"/>
-              <w:ind w:firstLine="0"/>
-            </w:pPr>
-            <w:r/>
-            <w:r>
-              <w:rPr>
-                <w:rFonts w:ascii="Times New Roman" w:hAnsi="Times New Roman"/>
-                <w:b w:val="0"/>
-                <w:color w:val="000000"/>
-                <w:sz w:val="24"/>
+            <w:vAlign w:val="bottom"/>
+          </w:tcPr>
+          <w:p>
+            <w:pPr>
+              <w:keepNext/>
+              <w:spacing w:line="360" w:lineRule="auto" w:before="0" w:after="0"/>
+              <w:ind w:firstLine="0"/>
+            </w:pPr>
+            <w:r/>
+            <w:r>
+              <w:rPr>
+                <w:rFonts w:ascii="Times New Roman" w:hAnsi="Times New Roman"/>
+                <w:b w:val="0"/>
+                <w:i w:val="0"/>
+                <w:color w:val="000000"/>
+                <w:sz w:val="24"/>
+                <w:u w:val="none"/>
               </w:rPr>
               <w:t>0,926</w:t>
             </w:r>
@@ -6422,19 +7667,23 @@
         <w:tc>
           <w:tcPr>
             <w:tcW w:type="dxa" w:w="1928"/>
-          </w:tcPr>
-          <w:p>
-            <w:pPr>
-              <w:spacing w:line="240" w:lineRule="auto"/>
-              <w:ind w:firstLine="0"/>
-            </w:pPr>
-            <w:r/>
-            <w:r>
-              <w:rPr>
-                <w:rFonts w:ascii="Times New Roman" w:hAnsi="Times New Roman"/>
-                <w:b w:val="0"/>
-                <w:color w:val="000000"/>
-                <w:sz w:val="24"/>
+            <w:vAlign w:val="bottom"/>
+          </w:tcPr>
+          <w:p>
+            <w:pPr>
+              <w:keepNext/>
+              <w:spacing w:line="360" w:lineRule="auto" w:before="0" w:after="0"/>
+              <w:ind w:firstLine="0"/>
+            </w:pPr>
+            <w:r/>
+            <w:r>
+              <w:rPr>
+                <w:rFonts w:ascii="Times New Roman" w:hAnsi="Times New Roman"/>
+                <w:b w:val="0"/>
+                <w:i w:val="0"/>
+                <w:color w:val="000000"/>
+                <w:sz w:val="24"/>
+                <w:u w:val="none"/>
               </w:rPr>
               <w:t>0,752</w:t>
             </w:r>
@@ -6443,19 +7692,23 @@
         <w:tc>
           <w:tcPr>
             <w:tcW w:type="dxa" w:w="1928"/>
-          </w:tcPr>
-          <w:p>
-            <w:pPr>
-              <w:spacing w:line="240" w:lineRule="auto"/>
-              <w:ind w:firstLine="0"/>
-            </w:pPr>
-            <w:r/>
-            <w:r>
-              <w:rPr>
-                <w:rFonts w:ascii="Times New Roman" w:hAnsi="Times New Roman"/>
-                <w:b w:val="0"/>
-                <w:color w:val="000000"/>
-                <w:sz w:val="24"/>
+            <w:vAlign w:val="bottom"/>
+          </w:tcPr>
+          <w:p>
+            <w:pPr>
+              <w:keepNext/>
+              <w:spacing w:line="360" w:lineRule="auto" w:before="0" w:after="0"/>
+              <w:ind w:firstLine="0"/>
+            </w:pPr>
+            <w:r/>
+            <w:r>
+              <w:rPr>
+                <w:rFonts w:ascii="Times New Roman" w:hAnsi="Times New Roman"/>
+                <w:b w:val="0"/>
+                <w:i w:val="0"/>
+                <w:color w:val="000000"/>
+                <w:sz w:val="24"/>
+                <w:u w:val="none"/>
               </w:rPr>
               <w:t>-0,001</w:t>
             </w:r>
@@ -6463,43 +7716,54 @@
         </w:tc>
       </w:tr>
       <w:tr>
+        <w:trPr>
+          <w:cantSplit/>
+        </w:trPr>
         <w:tc>
           <w:tcPr>
             <w:tcW w:type="dxa" w:w="1928"/>
-          </w:tcPr>
-          <w:p>
-            <w:pPr>
-              <w:spacing w:line="240" w:lineRule="auto"/>
-              <w:ind w:firstLine="0"/>
-            </w:pPr>
-            <w:r/>
-            <w:r>
-              <w:rPr>
-                <w:rFonts w:ascii="Times New Roman" w:hAnsi="Times New Roman"/>
-                <w:b w:val="0"/>
-                <w:color w:val="000000"/>
-                <w:sz w:val="24"/>
-              </w:rPr>
-              <w:t>mlp*</w:t>
+            <w:vAlign w:val="top"/>
+          </w:tcPr>
+          <w:p>
+            <w:pPr>
+              <w:keepNext w:val="0"/>
+              <w:spacing w:line="360" w:lineRule="auto" w:before="0" w:after="0"/>
+              <w:ind w:firstLine="0"/>
+            </w:pPr>
+            <w:r/>
+            <w:r>
+              <w:rPr>
+                <w:rFonts w:ascii="Times New Roman" w:hAnsi="Times New Roman"/>
+                <w:b w:val="0"/>
+                <w:i w:val="0"/>
+                <w:color w:val="000000"/>
+                <w:sz w:val="24"/>
+                <w:u w:val="none"/>
+              </w:rPr>
+              <w:t>Многослойный персептрон*</w:t>
             </w:r>
           </w:p>
         </w:tc>
         <w:tc>
           <w:tcPr>
             <w:tcW w:type="dxa" w:w="1928"/>
-          </w:tcPr>
-          <w:p>
-            <w:pPr>
-              <w:spacing w:line="240" w:lineRule="auto"/>
-              <w:ind w:firstLine="0"/>
-            </w:pPr>
-            <w:r/>
-            <w:r>
-              <w:rPr>
-                <w:rFonts w:ascii="Times New Roman" w:hAnsi="Times New Roman"/>
-                <w:b w:val="0"/>
-                <w:color w:val="000000"/>
-                <w:sz w:val="24"/>
+            <w:vAlign w:val="bottom"/>
+          </w:tcPr>
+          <w:p>
+            <w:pPr>
+              <w:keepNext w:val="0"/>
+              <w:spacing w:line="360" w:lineRule="auto" w:before="0" w:after="0"/>
+              <w:ind w:firstLine="0"/>
+            </w:pPr>
+            <w:r/>
+            <w:r>
+              <w:rPr>
+                <w:rFonts w:ascii="Times New Roman" w:hAnsi="Times New Roman"/>
+                <w:b w:val="0"/>
+                <w:i w:val="0"/>
+                <w:color w:val="000000"/>
+                <w:sz w:val="24"/>
+                <w:u w:val="none"/>
               </w:rPr>
               <w:t>0,870</w:t>
             </w:r>
@@ -6508,19 +7772,23 @@
         <w:tc>
           <w:tcPr>
             <w:tcW w:type="dxa" w:w="1928"/>
-          </w:tcPr>
-          <w:p>
-            <w:pPr>
-              <w:spacing w:line="240" w:lineRule="auto"/>
-              <w:ind w:firstLine="0"/>
-            </w:pPr>
-            <w:r/>
-            <w:r>
-              <w:rPr>
-                <w:rFonts w:ascii="Times New Roman" w:hAnsi="Times New Roman"/>
-                <w:b w:val="0"/>
-                <w:color w:val="000000"/>
-                <w:sz w:val="24"/>
+            <w:vAlign w:val="bottom"/>
+          </w:tcPr>
+          <w:p>
+            <w:pPr>
+              <w:keepNext w:val="0"/>
+              <w:spacing w:line="360" w:lineRule="auto" w:before="0" w:after="0"/>
+              <w:ind w:firstLine="0"/>
+            </w:pPr>
+            <w:r/>
+            <w:r>
+              <w:rPr>
+                <w:rFonts w:ascii="Times New Roman" w:hAnsi="Times New Roman"/>
+                <w:b w:val="0"/>
+                <w:i w:val="0"/>
+                <w:color w:val="000000"/>
+                <w:sz w:val="24"/>
+                <w:u w:val="none"/>
               </w:rPr>
               <w:t>0,944</w:t>
             </w:r>
@@ -6529,19 +7797,23 @@
         <w:tc>
           <w:tcPr>
             <w:tcW w:type="dxa" w:w="1928"/>
-          </w:tcPr>
-          <w:p>
-            <w:pPr>
-              <w:spacing w:line="240" w:lineRule="auto"/>
-              <w:ind w:firstLine="0"/>
-            </w:pPr>
-            <w:r/>
-            <w:r>
-              <w:rPr>
-                <w:rFonts w:ascii="Times New Roman" w:hAnsi="Times New Roman"/>
-                <w:b w:val="0"/>
-                <w:color w:val="000000"/>
-                <w:sz w:val="24"/>
+            <w:vAlign w:val="bottom"/>
+          </w:tcPr>
+          <w:p>
+            <w:pPr>
+              <w:keepNext w:val="0"/>
+              <w:spacing w:line="360" w:lineRule="auto" w:before="0" w:after="0"/>
+              <w:ind w:firstLine="0"/>
+            </w:pPr>
+            <w:r/>
+            <w:r>
+              <w:rPr>
+                <w:rFonts w:ascii="Times New Roman" w:hAnsi="Times New Roman"/>
+                <w:b w:val="0"/>
+                <w:i w:val="0"/>
+                <w:color w:val="000000"/>
+                <w:sz w:val="24"/>
+                <w:u w:val="none"/>
               </w:rPr>
               <w:t>0,777</w:t>
             </w:r>
@@ -6550,19 +7822,23 @@
         <w:tc>
           <w:tcPr>
             <w:tcW w:type="dxa" w:w="1928"/>
-          </w:tcPr>
-          <w:p>
-            <w:pPr>
-              <w:spacing w:line="240" w:lineRule="auto"/>
-              <w:ind w:firstLine="0"/>
-            </w:pPr>
-            <w:r/>
-            <w:r>
-              <w:rPr>
-                <w:rFonts w:ascii="Times New Roman" w:hAnsi="Times New Roman"/>
-                <w:b w:val="0"/>
-                <w:color w:val="000000"/>
-                <w:sz w:val="24"/>
+            <w:vAlign w:val="bottom"/>
+          </w:tcPr>
+          <w:p>
+            <w:pPr>
+              <w:keepNext w:val="0"/>
+              <w:spacing w:line="360" w:lineRule="auto" w:before="0" w:after="0"/>
+              <w:ind w:firstLine="0"/>
+            </w:pPr>
+            <w:r/>
+            <w:r>
+              <w:rPr>
+                <w:rFonts w:ascii="Times New Roman" w:hAnsi="Times New Roman"/>
+                <w:b w:val="0"/>
+                <w:i w:val="0"/>
+                <w:color w:val="000000"/>
+                <w:sz w:val="24"/>
+                <w:u w:val="none"/>
               </w:rPr>
               <w:t>-0,040</w:t>
             </w:r>
@@ -6572,6 +7848,13 @@
     </w:tbl>
     <w:p>
       <w:pPr>
+        <w:pStyle w:val="RPZBody"/>
+        <w:ind w:firstLine="0"/>
+      </w:pPr>
+    </w:p>
+    <w:p>
+      <w:pPr>
+        <w:keepNext/>
         <w:spacing w:before="120"/>
         <w:ind w:firstLine="0"/>
         <w:jc w:val="center"/>
@@ -6613,17 +7896,24 @@
     </w:p>
     <w:p>
       <w:pPr>
+        <w:pStyle w:val="RPZBody"/>
         <w:ind w:firstLine="0"/>
         <w:jc w:val="center"/>
       </w:pPr>
       <w:r>
-        <w:t>Рисунок 11 – Диагностика обучения MLP и вариативность CV при трёх random_state</w:t>
-      </w:r>
+        <w:t>Рисунок 11 – Диагностика обучения MLP и вариативность перекрёстной проверки при трёх состояниях генератора</w:t>
+      </w:r>
+    </w:p>
+    <w:p>
+      <w:pPr>
+        <w:pStyle w:val="RPZBody"/>
+        <w:ind w:firstLine="0"/>
+      </w:pPr>
     </w:p>
     <w:p>
       <w:pPr>
         <w:pStyle w:val="Heading2"/>
-        <w:pageBreakBefore/>
+        <w:pageBreakBefore w:val="0"/>
       </w:pPr>
       <w:r>
         <w:t>2.5 Разработка и использование приложения</w:t>
@@ -6631,18 +7921,20 @@
     </w:p>
     <w:p>
       <w:pPr>
+        <w:pStyle w:val="RPZBody"/>
         <w:jc w:val="both"/>
       </w:pPr>
       <w:r>
-        <w:t>Интерфейс проверяет 11 признаков, загружает два pipeline и выводит модуль и прочность. Для медианных входов получены 73,2073 ГПа и 2502,06 МПа — демонстрация условного профиля, а не измеренный образец.</w:t>
-      </w:r>
-    </w:p>
-    <w:p>
-      <w:pPr>
+        <w:t>Интерфейс проверяет 11 признаков, загружает два сохранённых вычислительных конвейера и выводит модуль и прочность. Для медианных входов получены 73,2073 ГПа и 2502,06 МПа – демонстрация условного профиля, а не измеренный образец.</w:t>
+      </w:r>
+    </w:p>
+    <w:p>
+      <w:pPr>
+        <w:pStyle w:val="RPZBody"/>
         <w:jc w:val="both"/>
       </w:pPr>
       <w:r>
-        <w:t>Для запуска нужны Docker Desktop и Linux containers. Из корня выполняют docker build -t composites-thesis:local ., затем docker run --rm -p 127.0.0.1:8501:8501 -v "${PWD}:/workspace:ro" -w /workspace composites-thesis:local streamlit run app/streamlit_app.py --server.address=0.0.0.0. Открыв http://localhost:8501, вводят 11 характеристик и нажимают «Прогноз»; выход за train min/max вызывает предупреждение об экстраполяции.</w:t>
+        <w:t>Приложение запускается в Docker по командам из README и открывается по адресу http://localhost:8501. Пользователь вводит 11 характеристик и нажимает «Прогноз»; значения вне диапазона обучающей выборки вызывают предупреждение об экстраполяции.</w:t>
       </w:r>
     </w:p>
     <w:p>
@@ -6655,18 +7947,11 @@
     </w:p>
     <w:p>
       <w:pPr>
+        <w:pStyle w:val="RPZBody"/>
         <w:jc w:val="both"/>
       </w:pPr>
       <w:r>
-        <w:t>Воспроизводимость требует фиксировать исходные данные, способ объединения, версии зависимостей, разбиение, random_state, последовательность преобразований, поиск гиперпараметров, метрики и сохранённые модели [20]. Профиль автора: https://github.com/fpvcstep. Публичный репозиторий: https://github.com/fpvcstep/composites-property-prediction; история изменений: https://github.com/fpvcstep/composites-property-prediction/commits/main.</w:t>
-      </w:r>
-    </w:p>
-    <w:p>
-      <w:pPr>
-        <w:jc w:val="both"/>
-      </w:pPr>
-      <w:r>
-        <w:t>Исследование воспроизводится последовательными командами аудита, подготовки данных, разведочного анализа, обучения и итоговой оценки, указанными в README. Зафиксированные разбиение и версии зависимостей связывают опубликованные таблицы, рисунки и модели с исходными файлами. Контейнер собирается по Dockerfile; изменяемый тег базового образа и незакреплённая версия pip ограничивают архивную воспроизводимость среды.</w:t>
+        <w:t>Для воспроизводимости зафиксированы данные, соединение, зависимости, разбиение, преобразования, параметры, метрики и модели [20]; команды приведены в README. Профиль: https://github.com/fpvcstep; репозиторий: https://github.com/fpvcstep/composites-property-prediction; история: https://github.com/fpvcstep/composites-property-prediction/commits/main. Контейнер собирается по Dockerfile, однако изменяемый тег базового образа и незакреплённая версия pip ограничивают архивное воспроизведение среды.</w:t>
       </w:r>
     </w:p>
     <w:p>
@@ -6680,6 +7965,7 @@
     </w:p>
     <w:p>
       <w:pPr>
+        <w:pStyle w:val="RPZBody"/>
         <w:jc w:val="both"/>
       </w:pPr>
       <w:r>
@@ -6688,30 +7974,34 @@
     </w:p>
     <w:p>
       <w:pPr>
+        <w:pStyle w:val="RPZBody"/>
         <w:jc w:val="both"/>
       </w:pPr>
       <w:r>
-        <w:t>IQR-фильтрация оставляла 663 строки для обеих прямых задач и 655 для обратной регрессии, но не улучшила выбранные конфигурации по средней CV RMSE. Для модуля среди испытанных моделей выбрана константа; на отложенной части RMSE равна 3,178 ГПа, MAE 2,556 ГПа, R² −0,016.</w:t>
-      </w:r>
-    </w:p>
-    <w:p>
-      <w:pPr>
+        <w:t>IQR-фильтрация оставляла 663 строки для обеих прямых задач и 655 для обратной регрессии, но не улучшила выбранные конфигурации по средней RMSE перекрёстной проверки. Для модуля среди испытанных моделей выбрана константа; на отложенной части RMSE равна 3,178 ГПа, MAE 2,556 ГПа, R² −0,016.</w:t>
+      </w:r>
+    </w:p>
+    <w:p>
+      <w:pPr>
+        <w:pStyle w:val="RPZBody"/>
         <w:jc w:val="both"/>
       </w:pPr>
       <w:r>
-        <w:t>Для прочности выбран Gradient Boosting. Он лучше константной модели в 4 из 10 фолдов; парная разность RMSE равна +0,291 ± 8,345 МПа. На отложенной части RMSE составляет 471,410 МПа, MAE 380,152 МПа, R² 0,008. Значимое устойчивое превосходство не установлено.</w:t>
-      </w:r>
-    </w:p>
-    <w:p>
-      <w:pPr>
+        <w:t>Для прочности выбран градиентный бустинг. Он лучше константной модели в 4 из 10 частей проверки; средняя парная разность RMSE константной модели и градиентного бустинга равна +0,291 МПа, стандартное отклонение разностей – 8,345 МПа. На отложенной части RMSE составляет 471,410 МПа, MAE 380,152 МПа, R² 0,008. Значимое устойчивое превосходство не установлено.</w:t>
+      </w:r>
+    </w:p>
+    <w:p>
+      <w:pPr>
+        <w:pStyle w:val="RPZBody"/>
         <w:jc w:val="both"/>
       </w:pPr>
       <w:r>
-        <w:t>MLP 12–32–16–1 оценивает отношение по полному профилю, но уступает константной модели: RMSE 0,944 и R² −0,040. Без причинной и экспериментальной проверки обратная регрессия не является надёжной рекомендацией рецептуры. Приложение демонстрирует два прямых прогноза и предупреждает о выходе за обучающие диапазоны.</w:t>
-      </w:r>
-    </w:p>
-    <w:p>
-      <w:pPr>
+        <w:t>Многослойный персептрон 12–32–16–1 оценивает отношение по полному профилю, но уступает константной модели: RMSE 0,944 и R² −0,040. Без причинной и экспериментальной проверки обратная регрессия не является надёжной рекомендацией рецептуры. Приложение демонстрирует два прямых прогноза и предупреждает о выходе за обучающие диапазоны.</w:t>
+      </w:r>
+    </w:p>
+    <w:p>
+      <w:pPr>
+        <w:pStyle w:val="RPZBody"/>
         <w:jc w:val="both"/>
       </w:pPr>
       <w:r>
@@ -6729,6 +8019,7 @@
     </w:p>
     <w:p>
       <w:pPr>
+        <w:pStyle w:val="RPZBody"/>
         <w:keepLines/>
         <w:ind w:firstLine="709"/>
       </w:pPr>
@@ -6738,24 +8029,27 @@
     </w:p>
     <w:p>
       <w:pPr>
+        <w:pStyle w:val="RPZBody"/>
         <w:keepLines/>
         <w:ind w:firstLine="709"/>
       </w:pPr>
       <w:r>
-        <w:t>2 International Organization for Standardization. ISO 527-4:2023 Plastics — Determination of tensile properties — Part 4: Test conditions for isotropic and orthotropic fibre-reinforced plastic composites. ISO, 2023. https://www.iso.org/standard/85809.html. Дата обращения: 24.09.2026.</w:t>
-      </w:r>
-    </w:p>
-    <w:p>
-      <w:pPr>
+        <w:t>2 International Organization for Standardization. ISO 527-4:2023 Plastics – Determination of tensile properties – Part 4: Test conditions for isotropic and orthotropic fibre-reinforced plastic composites. ISO, 2023. https://www.iso.org/standard/85809.html. Дата обращения: 24.09.2026.</w:t>
+      </w:r>
+    </w:p>
+    <w:p>
+      <w:pPr>
+        <w:pStyle w:val="RPZBody"/>
         <w:keepLines/>
         <w:ind w:firstLine="709"/>
       </w:pPr>
       <w:r>
-        <w:t>3 International Organization for Standardization. ISO 527-5:2021 Plastics — Determination of tensile properties — Part 5: Test conditions for unidirectional fibre-reinforced plastic composites. ISO, 2021. https://www.iso.org/standard/80370.html. Дата обращения: 24.09.2026.</w:t>
-      </w:r>
-    </w:p>
-    <w:p>
-      <w:pPr>
+        <w:t>3 International Organization for Standardization. ISO 527-5:2021 Plastics – Determination of tensile properties – Part 5: Test conditions for unidirectional fibre-reinforced plastic composites. ISO, 2021. https://www.iso.org/standard/80370.html. Дата обращения: 24.09.2026.</w:t>
+      </w:r>
+    </w:p>
+    <w:p>
+      <w:pPr>
+        <w:pStyle w:val="RPZBody"/>
         <w:keepLines/>
         <w:ind w:firstLine="709"/>
       </w:pPr>
@@ -6765,6 +8059,7 @@
     </w:p>
     <w:p>
       <w:pPr>
+        <w:pStyle w:val="RPZBody"/>
         <w:keepLines/>
         <w:ind w:firstLine="709"/>
       </w:pPr>
@@ -6774,6 +8069,7 @@
     </w:p>
     <w:p>
       <w:pPr>
+        <w:pStyle w:val="RPZBody"/>
         <w:keepLines/>
         <w:ind w:firstLine="709"/>
       </w:pPr>
@@ -6783,6 +8079,7 @@
     </w:p>
     <w:p>
       <w:pPr>
+        <w:pStyle w:val="RPZBody"/>
         <w:keepLines/>
         <w:ind w:firstLine="709"/>
       </w:pPr>
@@ -6792,6 +8089,7 @@
     </w:p>
     <w:p>
       <w:pPr>
+        <w:pStyle w:val="RPZBody"/>
         <w:keepLines/>
         <w:ind w:firstLine="709"/>
       </w:pPr>
@@ -6801,15 +8099,7 @@
     </w:p>
     <w:p>
       <w:pPr>
-        <w:pStyle w:val="Heading1"/>
-        <w:pageBreakBefore/>
-      </w:pPr>
-      <w:r>
-        <w:t>БИБЛИОГРАФИЧЕСКИЙ СПИСОК (продолжение)</w:t>
-      </w:r>
-    </w:p>
-    <w:p>
-      <w:pPr>
+        <w:pStyle w:val="RPZBody"/>
         <w:keepLines/>
         <w:ind w:firstLine="709"/>
       </w:pPr>
@@ -6819,6 +8109,7 @@
     </w:p>
     <w:p>
       <w:pPr>
+        <w:pStyle w:val="RPZBody"/>
         <w:keepLines/>
         <w:ind w:firstLine="709"/>
       </w:pPr>
@@ -6828,6 +8119,7 @@
     </w:p>
     <w:p>
       <w:pPr>
+        <w:pStyle w:val="RPZBody"/>
         <w:keepLines/>
         <w:ind w:firstLine="709"/>
       </w:pPr>
@@ -6837,6 +8129,7 @@
     </w:p>
     <w:p>
       <w:pPr>
+        <w:pStyle w:val="RPZBody"/>
         <w:keepLines/>
         <w:ind w:firstLine="709"/>
       </w:pPr>
@@ -6846,6 +8139,7 @@
     </w:p>
     <w:p>
       <w:pPr>
+        <w:pStyle w:val="RPZBody"/>
         <w:keepLines/>
         <w:ind w:firstLine="709"/>
       </w:pPr>
@@ -6855,6 +8149,7 @@
     </w:p>
     <w:p>
       <w:pPr>
+        <w:pStyle w:val="RPZBody"/>
         <w:keepLines/>
         <w:ind w:firstLine="709"/>
       </w:pPr>
@@ -6864,6 +8159,7 @@
     </w:p>
     <w:p>
       <w:pPr>
+        <w:pStyle w:val="RPZBody"/>
         <w:keepLines/>
         <w:ind w:firstLine="709"/>
       </w:pPr>
@@ -6873,6 +8169,7 @@
     </w:p>
     <w:p>
       <w:pPr>
+        <w:pStyle w:val="RPZBody"/>
         <w:keepLines/>
         <w:ind w:firstLine="709"/>
       </w:pPr>
@@ -6882,15 +8179,7 @@
     </w:p>
     <w:p>
       <w:pPr>
-        <w:pStyle w:val="Heading1"/>
-        <w:pageBreakBefore/>
-      </w:pPr>
-      <w:r>
-        <w:t>БИБЛИОГРАФИЧЕСКИЙ СПИСОК (продолжение)</w:t>
-      </w:r>
-    </w:p>
-    <w:p>
-      <w:pPr>
+        <w:pStyle w:val="RPZBody"/>
         <w:keepLines/>
         <w:ind w:firstLine="709"/>
       </w:pPr>
@@ -6900,6 +8189,7 @@
     </w:p>
     <w:p>
       <w:pPr>
+        <w:pStyle w:val="RPZBody"/>
         <w:keepLines/>
         <w:ind w:firstLine="709"/>
       </w:pPr>
@@ -6909,6 +8199,7 @@
     </w:p>
     <w:p>
       <w:pPr>
+        <w:pStyle w:val="RPZBody"/>
         <w:keepLines/>
         <w:ind w:firstLine="709"/>
       </w:pPr>
@@ -6918,6 +8209,7 @@
     </w:p>
     <w:p>
       <w:pPr>
+        <w:pStyle w:val="RPZBody"/>
         <w:keepLines/>
         <w:ind w:firstLine="709"/>
       </w:pPr>
@@ -6927,6 +8219,7 @@
     </w:p>
     <w:p>
       <w:pPr>
+        <w:pStyle w:val="RPZBody"/>
         <w:keepLines/>
         <w:ind w:firstLine="709"/>
       </w:pPr>
@@ -6936,6 +8229,7 @@
     </w:p>
     <w:p>
       <w:pPr>
+        <w:pStyle w:val="RPZBody"/>
         <w:keepLines/>
         <w:ind w:firstLine="709"/>
       </w:pPr>
@@ -6945,6 +8239,7 @@
     </w:p>
     <w:p>
       <w:pPr>
+        <w:pStyle w:val="RPZBody"/>
         <w:keepLines/>
         <w:ind w:firstLine="709"/>
       </w:pPr>
@@ -6954,15 +8249,7 @@
     </w:p>
     <w:p>
       <w:pPr>
-        <w:pStyle w:val="Heading1"/>
-        <w:pageBreakBefore/>
-      </w:pPr>
-      <w:r>
-        <w:t>БИБЛИОГРАФИЧЕСКИЙ СПИСОК (продолжение)</w:t>
-      </w:r>
-    </w:p>
-    <w:p>
-      <w:pPr>
+        <w:pStyle w:val="RPZBody"/>
         <w:keepLines/>
         <w:ind w:firstLine="709"/>
       </w:pPr>
@@ -6972,6 +8259,7 @@
     </w:p>
     <w:p>
       <w:pPr>
+        <w:pStyle w:val="RPZBody"/>
         <w:keepLines/>
         <w:ind w:firstLine="709"/>
       </w:pPr>
@@ -6981,6 +8269,7 @@
     </w:p>
     <w:p>
       <w:pPr>
+        <w:pStyle w:val="RPZBody"/>
         <w:keepLines/>
         <w:ind w:firstLine="709"/>
       </w:pPr>
@@ -6990,6 +8279,7 @@
     </w:p>
     <w:p>
       <w:pPr>
+        <w:pStyle w:val="RPZBody"/>
         <w:keepLines/>
         <w:ind w:firstLine="709"/>
       </w:pPr>
@@ -6999,6 +8289,7 @@
     </w:p>
     <w:p>
       <w:pPr>
+        <w:pStyle w:val="RPZBody"/>
         <w:keepLines/>
         <w:ind w:firstLine="709"/>
       </w:pPr>
@@ -7008,6 +8299,7 @@
     </w:p>
     <w:p>
       <w:pPr>
+        <w:pStyle w:val="RPZBody"/>
         <w:keepLines/>
         <w:ind w:firstLine="709"/>
       </w:pPr>
@@ -7017,6 +8309,7 @@
     </w:p>
     <w:p>
       <w:pPr>
+        <w:pStyle w:val="RPZBody"/>
         <w:keepLines/>
         <w:ind w:firstLine="709"/>
       </w:pPr>
@@ -11357,13 +12650,12 @@
     <w:qFormat/>
     <w:rsid w:val="00DA1A06"/>
     <w:pPr>
-      <w:spacing w:after="0" w:line="360" w:lineRule="auto" w:before="0"/>
-      <w:ind w:firstLine="709"/>
-      <w:jc w:val="both"/>
+      <w:spacing w:after="0" w:line="360" w:lineRule="auto"/>
+      <w:ind w:firstLine="700"/>
+      <w:jc w:val="center"/>
     </w:pPr>
     <w:rPr>
       <w:rFonts w:ascii="Times New Roman" w:eastAsia="Times New Roman" w:hAnsi="Times New Roman" w:cs="Times New Roman"/>
-      <w:color w:val="000000"/>
       <w:kern w:val="0"/>
       <w:sz w:val="28"/>
       <w:szCs w:val="28"/>
@@ -11677,6 +12969,23 @@
       <w14:ligatures w14:val="none"/>
     </w:rPr>
   </w:style>
+  <w:style w:type="paragraph" w:customStyle="1" w:styleId="RPZBody">
+    <w:name w:val="RPZ Body"/>
+    <w:pPr>
+      <w:spacing w:line="360" w:lineRule="auto" w:before="0" w:after="0"/>
+      <w:ind w:firstLine="709"/>
+      <w:jc w:val="both"/>
+    </w:pPr>
+    <w:rPr>
+      <w:rFonts w:ascii="Times New Roman" w:hAnsi="Times New Roman"/>
+      <w:b w:val="0"/>
+      <w:i w:val="0"/>
+      <w:color w:val="000000"/>
+      <w:sz w:val="28"/>
+      <w:u w:val="none"/>
+      <w:lang w:val="ru-RU" w:eastAsia="ru-RU"/>
+    </w:rPr>
+  </w:style>
   <w:style w:type="paragraph" w:customStyle="1" w:styleId="Heading1">
     <w:name w:val="heading 1"/>
     <w:pPr>
@@ -11684,12 +12993,16 @@
       <w:spacing w:before="300" w:after="300"/>
       <w:ind w:firstLine="0"/>
       <w:jc w:val="center"/>
+      <w:suppressAutoHyphens w:val="true"/>
     </w:pPr>
     <w:rPr>
       <w:rFonts w:ascii="Times New Roman" w:hAnsi="Times New Roman"/>
       <w:b/>
+      <w:i w:val="0"/>
       <w:color w:val="000000"/>
       <w:sz w:val="32"/>
+      <w:u w:val="none"/>
+      <w:lang w:val="ru-RU" w:eastAsia="ru-RU"/>
     </w:rPr>
   </w:style>
   <w:style w:type="paragraph" w:customStyle="1" w:styleId="Heading2">
@@ -11698,12 +13011,16 @@
       <w:keepNext/>
       <w:spacing w:before="300" w:after="300"/>
       <w:ind w:firstLine="709"/>
+      <w:suppressAutoHyphens w:val="true"/>
     </w:pPr>
     <w:rPr>
       <w:rFonts w:ascii="Times New Roman" w:hAnsi="Times New Roman"/>
       <w:b/>
+      <w:i w:val="0"/>
       <w:color w:val="000000"/>
       <w:sz w:val="28"/>
+      <w:u w:val="none"/>
+      <w:lang w:val="ru-RU" w:eastAsia="ru-RU"/>
     </w:rPr>
   </w:style>
 </w:styles>
